--- a/TS-Kramam/TS-2.3/TS 2.3 Sanskrit Krama Paatam Corrections.docx
+++ b/TS-Kramam/TS-2.3/TS 2.3 Sanskrit Krama Paatam Corrections.docx
@@ -1,7 +1,1997 @@
 
 <file path=word/document.xml><?xml version="1.0" encoding="utf-8"?>
-<w:document xmlns:wpc="http://schemas.microsoft.com/office/word/2010/wordprocessingCanvas" xmlns:cx="http://schemas.microsoft.com/office/drawing/2014/chartex" xmlns:cx1="http://schemas.microsoft.com/office/drawing/2015/9/8/chartex" xmlns:mc="http://schemas.openxmlformats.org/markup-compatibility/2006" xmlns:o="urn:schemas-microsoft-com:office:office" xmlns:r="http://schemas.openxmlformats.org/officeDocument/2006/relationships" xmlns:m="http://schemas.openxmlformats.org/officeDocument/2006/math" xmlns:v="urn:schemas-microsoft-com:vml" xmlns:wp14="http://schemas.microsoft.com/office/word/2010/wordprocessingDrawing" xmlns:wp="http://schemas.openxmlformats.org/drawingml/2006/wordprocessingDrawing" xmlns:w10="urn:schemas-microsoft-com:office:word" xmlns:w="http://schemas.openxmlformats.org/wordprocessingml/2006/main" xmlns:w14="http://schemas.microsoft.com/office/word/2010/wordml" xmlns:w15="http://schemas.microsoft.com/office/word/2012/wordml" xmlns:w16se="http://schemas.microsoft.com/office/word/2015/wordml/symex" xmlns:wpg="http://schemas.microsoft.com/office/word/2010/wordprocessingGroup" xmlns:wpi="http://schemas.microsoft.com/office/word/2010/wordprocessingInk" xmlns:wne="http://schemas.microsoft.com/office/word/2006/wordml" xmlns:wps="http://schemas.microsoft.com/office/word/2010/wordprocessingShape" mc:Ignorable="w14 w15 w16se wp14">
+<w:document xmlns:wpc="http://schemas.microsoft.com/office/word/2010/wordprocessingCanvas" xmlns:cx="http://schemas.microsoft.com/office/drawing/2014/chartex" xmlns:cx1="http://schemas.microsoft.com/office/drawing/2015/9/8/chartex" xmlns:cx2="http://schemas.microsoft.com/office/drawing/2015/10/21/chartex" xmlns:cx3="http://schemas.microsoft.com/office/drawing/2016/5/9/chartex" xmlns:cx4="http://schemas.microsoft.com/office/drawing/2016/5/10/chartex" xmlns:cx5="http://schemas.microsoft.com/office/drawing/2016/5/11/chartex" xmlns:cx6="http://schemas.microsoft.com/office/drawing/2016/5/12/chartex" xmlns:cx7="http://schemas.microsoft.com/office/drawing/2016/5/13/chartex" xmlns:cx8="http://schemas.microsoft.com/office/drawing/2016/5/14/chartex" xmlns:mc="http://schemas.openxmlformats.org/markup-compatibility/2006" xmlns:aink="http://schemas.microsoft.com/office/drawing/2016/ink" xmlns:am3d="http://schemas.microsoft.com/office/drawing/2017/model3d" xmlns:o="urn:schemas-microsoft-com:office:office" xmlns:oel="http://schemas.microsoft.com/office/2019/extlst" xmlns:r="http://schemas.openxmlformats.org/officeDocument/2006/relationships" xmlns:m="http://schemas.openxmlformats.org/officeDocument/2006/math" xmlns:v="urn:schemas-microsoft-com:vml" xmlns:wp14="http://schemas.microsoft.com/office/word/2010/wordprocessingDrawing" xmlns:wp="http://schemas.openxmlformats.org/drawingml/2006/wordprocessingDrawing" xmlns:w10="urn:schemas-microsoft-com:office:word" xmlns:w="http://schemas.openxmlformats.org/wordprocessingml/2006/main" xmlns:w14="http://schemas.microsoft.com/office/word/2010/wordml" xmlns:w15="http://schemas.microsoft.com/office/word/2012/wordml" xmlns:w16cex="http://schemas.microsoft.com/office/word/2018/wordml/cex" xmlns:w16cid="http://schemas.microsoft.com/office/word/2016/wordml/cid" xmlns:w16="http://schemas.microsoft.com/office/word/2018/wordml" xmlns:w16du="http://schemas.microsoft.com/office/word/2023/wordml/word16du" xmlns:w16sdtdh="http://schemas.microsoft.com/office/word/2020/wordml/sdtdatahash" xmlns:w16sdtfl="http://schemas.microsoft.com/office/word/2024/wordml/sdtformatlock" xmlns:w16se="http://schemas.microsoft.com/office/word/2015/wordml/symex" xmlns:wpg="http://schemas.microsoft.com/office/word/2010/wordprocessingGroup" xmlns:wpi="http://schemas.microsoft.com/office/word/2010/wordprocessingInk" xmlns:wne="http://schemas.microsoft.com/office/word/2006/wordml" xmlns:wps="http://schemas.microsoft.com/office/word/2010/wordprocessingShape" mc:Ignorable="w14 w15 w16se w16cid w16 w16cex w16sdtdh w16sdtfl w16du wp14">
   <w:body>
+    <w:p>
+      <w:pPr>
+        <w:jc w:val="center"/>
+        <w:rPr>
+          <w:b/>
+          <w:bCs/>
+          <w:color w:val="EE0000"/>
+          <w:sz w:val="32"/>
+          <w:szCs w:val="32"/>
+          <w:u w:val="single"/>
+        </w:rPr>
+      </w:pPr>
+      <w:r>
+        <w:rPr>
+          <w:b/>
+          <w:bCs/>
+          <w:sz w:val="32"/>
+          <w:szCs w:val="32"/>
+          <w:u w:val="single"/>
+        </w:rPr>
+        <w:t xml:space="preserve">TS </w:t>
+      </w:r>
+      <w:r>
+        <w:rPr>
+          <w:b/>
+          <w:bCs/>
+          <w:sz w:val="32"/>
+          <w:szCs w:val="32"/>
+          <w:u w:val="single"/>
+        </w:rPr>
+        <w:t>Krama</w:t>
+      </w:r>
+      <w:r>
+        <w:rPr>
+          <w:b/>
+          <w:bCs/>
+          <w:sz w:val="32"/>
+          <w:szCs w:val="32"/>
+          <w:u w:val="single"/>
+        </w:rPr>
+        <w:t xml:space="preserve"> Paatam – TS </w:t>
+      </w:r>
+      <w:r>
+        <w:rPr>
+          <w:b/>
+          <w:bCs/>
+          <w:sz w:val="32"/>
+          <w:szCs w:val="32"/>
+          <w:u w:val="single"/>
+        </w:rPr>
+        <w:t>2.3</w:t>
+      </w:r>
+      <w:r>
+        <w:rPr>
+          <w:b/>
+          <w:bCs/>
+          <w:sz w:val="32"/>
+          <w:szCs w:val="32"/>
+          <w:u w:val="single"/>
+        </w:rPr>
+        <w:t xml:space="preserve"> </w:t>
+      </w:r>
+      <w:r>
+        <w:rPr>
+          <w:b/>
+          <w:bCs/>
+          <w:sz w:val="32"/>
+          <w:szCs w:val="32"/>
+          <w:u w:val="single"/>
+        </w:rPr>
+        <w:t>Sanskrit</w:t>
+      </w:r>
+      <w:r>
+        <w:rPr>
+          <w:b/>
+          <w:bCs/>
+          <w:sz w:val="32"/>
+          <w:szCs w:val="32"/>
+          <w:u w:val="single"/>
+        </w:rPr>
+        <w:t xml:space="preserve"> </w:t>
+      </w:r>
+      <w:r>
+        <w:rPr>
+          <w:b/>
+          <w:bCs/>
+          <w:sz w:val="32"/>
+          <w:szCs w:val="32"/>
+          <w:u w:val="single"/>
+        </w:rPr>
+        <w:t xml:space="preserve">Corrections –Observed till </w:t>
+      </w:r>
+      <w:proofErr w:type="spellStart"/>
+      <w:r>
+        <w:rPr>
+          <w:b/>
+          <w:bCs/>
+          <w:color w:val="EE0000"/>
+          <w:sz w:val="32"/>
+          <w:szCs w:val="32"/>
+          <w:highlight w:val="yellow"/>
+          <w:u w:val="single"/>
+        </w:rPr>
+        <w:t>xxxxxxxxx</w:t>
+      </w:r>
+      <w:proofErr w:type="spellEnd"/>
+    </w:p>
+    <w:p>
+      <w:pPr>
+        <w:jc w:val="center"/>
+        <w:rPr>
+          <w:b/>
+          <w:bCs/>
+        </w:rPr>
+      </w:pPr>
+      <w:r>
+        <w:rPr>
+          <w:b/>
+          <w:bCs/>
+        </w:rPr>
+        <w:t>(ignore those which are already incorporated in your book’s version and date)</w:t>
+      </w:r>
+    </w:p>
+    <w:tbl>
+      <w:tblPr>
+        <w:tblW w:w="13835" w:type="dxa"/>
+        <w:tblInd w:w="-792" w:type="dxa"/>
+        <w:tblBorders>
+          <w:top w:val="single" w:sz="4" w:space="0" w:color="000000"/>
+          <w:left w:val="single" w:sz="4" w:space="0" w:color="000000"/>
+          <w:bottom w:val="single" w:sz="4" w:space="0" w:color="000000"/>
+          <w:right w:val="single" w:sz="4" w:space="0" w:color="000000"/>
+          <w:insideH w:val="single" w:sz="4" w:space="0" w:color="000000"/>
+          <w:insideV w:val="single" w:sz="4" w:space="0" w:color="000000"/>
+        </w:tblBorders>
+        <w:tblLook w:val="04A0" w:firstRow="1" w:lastRow="0" w:firstColumn="1" w:lastColumn="0" w:noHBand="0" w:noVBand="1"/>
+      </w:tblPr>
+      <w:tblGrid>
+        <w:gridCol w:w="3877"/>
+        <w:gridCol w:w="4738"/>
+        <w:gridCol w:w="5220"/>
+      </w:tblGrid>
+      <w:tr>
+        <w:tc>
+          <w:tcPr>
+            <w:tcW w:w="3877" w:type="dxa"/>
+          </w:tcPr>
+          <w:p>
+            <w:pPr>
+              <w:spacing w:before="0" w:line="240" w:lineRule="auto"/>
+              <w:jc w:val="center"/>
+              <w:rPr>
+                <w:b/>
+                <w:sz w:val="32"/>
+                <w:szCs w:val="32"/>
+              </w:rPr>
+            </w:pPr>
+            <w:r>
+              <w:rPr>
+                <w:b/>
+                <w:sz w:val="32"/>
+                <w:szCs w:val="32"/>
+              </w:rPr>
+              <w:t>Section, Paragraph</w:t>
+            </w:r>
+          </w:p>
+          <w:p>
+            <w:pPr>
+              <w:spacing w:before="0" w:line="240" w:lineRule="auto"/>
+              <w:jc w:val="center"/>
+              <w:rPr>
+                <w:b/>
+                <w:sz w:val="32"/>
+                <w:szCs w:val="32"/>
+              </w:rPr>
+            </w:pPr>
+            <w:r>
+              <w:rPr>
+                <w:b/>
+                <w:sz w:val="32"/>
+                <w:szCs w:val="32"/>
+              </w:rPr>
+              <w:t>Reference</w:t>
+            </w:r>
+          </w:p>
+        </w:tc>
+        <w:tc>
+          <w:tcPr>
+            <w:tcW w:w="4738" w:type="dxa"/>
+          </w:tcPr>
+          <w:p>
+            <w:pPr>
+              <w:spacing w:before="0" w:line="240" w:lineRule="auto"/>
+              <w:jc w:val="center"/>
+              <w:rPr>
+                <w:b/>
+                <w:sz w:val="32"/>
+                <w:szCs w:val="32"/>
+              </w:rPr>
+            </w:pPr>
+            <w:r>
+              <w:rPr>
+                <w:b/>
+                <w:sz w:val="32"/>
+                <w:szCs w:val="32"/>
+              </w:rPr>
+              <w:t>As Printed</w:t>
+            </w:r>
+          </w:p>
+        </w:tc>
+        <w:tc>
+          <w:tcPr>
+            <w:tcW w:w="5220" w:type="dxa"/>
+          </w:tcPr>
+          <w:p>
+            <w:pPr>
+              <w:spacing w:before="0" w:line="240" w:lineRule="auto"/>
+              <w:ind w:right="-18"/>
+              <w:jc w:val="center"/>
+              <w:rPr>
+                <w:b/>
+                <w:sz w:val="32"/>
+                <w:szCs w:val="32"/>
+              </w:rPr>
+            </w:pPr>
+            <w:r>
+              <w:rPr>
+                <w:b/>
+                <w:sz w:val="32"/>
+                <w:szCs w:val="32"/>
+              </w:rPr>
+              <w:t>To be read as or corrected as</w:t>
+            </w:r>
+          </w:p>
+        </w:tc>
+      </w:tr>
+      <w:tr>
+        <w:trPr>
+          <w:trHeight w:val="680"/>
+        </w:trPr>
+        <w:tc>
+          <w:tcPr>
+            <w:tcW w:w="3877" w:type="dxa"/>
+          </w:tcPr>
+          <w:p>
+            <w:pPr>
+              <w:widowControl w:val="0"/>
+              <w:autoSpaceDE w:val="0"/>
+              <w:autoSpaceDN w:val="0"/>
+              <w:adjustRightInd w:val="0"/>
+              <w:spacing w:before="0" w:line="240" w:lineRule="auto"/>
+              <w:rPr>
+                <w:rFonts w:cs="Arial"/>
+                <w:b/>
+                <w:sz w:val="28"/>
+                <w:szCs w:val="28"/>
+              </w:rPr>
+            </w:pPr>
+            <w:r>
+              <w:rPr>
+                <w:rFonts w:cs="Arial"/>
+                <w:b/>
+                <w:sz w:val="28"/>
+                <w:szCs w:val="28"/>
+              </w:rPr>
+              <w:t>TS 2.3.2.5</w:t>
+            </w:r>
+            <w:r>
+              <w:rPr>
+                <w:rFonts w:cs="Arial"/>
+                <w:b/>
+                <w:sz w:val="28"/>
+                <w:szCs w:val="28"/>
+              </w:rPr>
+              <w:t xml:space="preserve"> </w:t>
+            </w:r>
+            <w:r>
+              <w:rPr>
+                <w:rFonts w:cs="Arial"/>
+                <w:b/>
+                <w:sz w:val="28"/>
+                <w:szCs w:val="28"/>
+              </w:rPr>
+              <w:t>- Kramam</w:t>
+            </w:r>
+          </w:p>
+          <w:p>
+            <w:pPr>
+              <w:widowControl w:val="0"/>
+              <w:tabs>
+                <w:tab w:val="left" w:pos="993"/>
+              </w:tabs>
+              <w:autoSpaceDE w:val="0"/>
+              <w:autoSpaceDN w:val="0"/>
+              <w:adjustRightInd w:val="0"/>
+              <w:spacing w:before="0" w:line="252" w:lineRule="auto"/>
+              <w:ind w:right="297"/>
+              <w:rPr>
+                <w:rFonts w:cs="Arial"/>
+                <w:b/>
+                <w:color w:val="000000"/>
+                <w:sz w:val="28"/>
+                <w:szCs w:val="32"/>
+              </w:rPr>
+            </w:pPr>
+            <w:r>
+              <w:rPr>
+                <w:rFonts w:cs="Arial"/>
+                <w:b/>
+                <w:sz w:val="28"/>
+                <w:szCs w:val="28"/>
+              </w:rPr>
+              <w:t xml:space="preserve">Krama </w:t>
+            </w:r>
+            <w:r>
+              <w:rPr>
+                <w:rFonts w:cs="Arial"/>
+                <w:b/>
+                <w:sz w:val="28"/>
+                <w:szCs w:val="28"/>
+              </w:rPr>
+              <w:t>Vaakyam</w:t>
+            </w:r>
+            <w:r>
+              <w:rPr>
+                <w:rFonts w:cs="Arial"/>
+                <w:b/>
+                <w:sz w:val="28"/>
+                <w:szCs w:val="28"/>
+              </w:rPr>
+              <w:t xml:space="preserve"> No. </w:t>
+            </w:r>
+            <w:r>
+              <w:rPr>
+                <w:rFonts w:cs="Arial"/>
+                <w:b/>
+                <w:sz w:val="28"/>
+                <w:szCs w:val="28"/>
+              </w:rPr>
+              <w:t>- 4,5</w:t>
+            </w:r>
+            <w:r>
+              <w:rPr>
+                <w:rFonts w:cs="Arial"/>
+                <w:b/>
+                <w:sz w:val="28"/>
+                <w:szCs w:val="28"/>
+              </w:rPr>
+              <w:br/>
+              <w:t xml:space="preserve">Panchaati </w:t>
+            </w:r>
+            <w:r>
+              <w:rPr>
+                <w:rFonts w:cs="Arial"/>
+                <w:b/>
+                <w:sz w:val="28"/>
+                <w:szCs w:val="28"/>
+              </w:rPr>
+              <w:t>No. - 10</w:t>
+            </w:r>
+          </w:p>
+        </w:tc>
+        <w:tc>
+          <w:tcPr>
+            <w:tcW w:w="4738" w:type="dxa"/>
+          </w:tcPr>
+          <w:p>
+            <w:pPr>
+              <w:spacing w:before="0" w:line="240" w:lineRule="auto"/>
+              <w:rPr>
+                <w:rFonts w:ascii="BRH Devanagari Extra" w:hAnsi="BRH Devanagari Extra" w:cs="BRH Devanagari Extra"/>
+                <w:color w:val="000000"/>
+                <w:sz w:val="40"/>
+                <w:szCs w:val="40"/>
+              </w:rPr>
+            </w:pPr>
+            <w:proofErr w:type="spellStart"/>
+            <w:r>
+              <w:rPr>
+                <w:rFonts w:ascii="BRH Devanagari Extra" w:hAnsi="BRH Devanagari Extra" w:cs="BRH Devanagari Extra"/>
+                <w:color w:val="000000"/>
+                <w:sz w:val="40"/>
+                <w:szCs w:val="40"/>
+              </w:rPr>
+              <w:t>ÌWûUþhrÉÇ</w:t>
+            </w:r>
+            <w:proofErr w:type="spellEnd"/>
+            <w:r>
+              <w:rPr>
+                <w:rFonts w:ascii="BRH Devanagari Extra" w:hAnsi="BRH Devanagari Extra" w:cs="BRH Devanagari Extra"/>
+                <w:color w:val="000000"/>
+                <w:sz w:val="40"/>
+                <w:szCs w:val="40"/>
+              </w:rPr>
+              <w:t xml:space="preserve"> </w:t>
+            </w:r>
+            <w:proofErr w:type="spellStart"/>
+            <w:r>
+              <w:rPr>
+                <w:rFonts w:ascii="BRH Devanagari Extra" w:hAnsi="BRH Devanagari Extra" w:cs="BRH Devanagari Extra"/>
+                <w:color w:val="000000"/>
+                <w:sz w:val="40"/>
+                <w:szCs w:val="40"/>
+              </w:rPr>
+              <w:t>ÆÌuÉ</w:t>
+            </w:r>
+            <w:proofErr w:type="spellEnd"/>
+            <w:r>
+              <w:rPr>
+                <w:rFonts w:ascii="BRH Malayalam Extra" w:hAnsi="BRH Malayalam Extra" w:cs="BRH Devanagari Extra"/>
+                <w:b/>
+                <w:color w:val="000000"/>
+                <w:sz w:val="32"/>
+                <w:szCs w:val="40"/>
+              </w:rPr>
+              <w:t>–</w:t>
+            </w:r>
+            <w:proofErr w:type="spellStart"/>
+            <w:r>
+              <w:rPr>
+                <w:rFonts w:ascii="BRH Devanagari Extra" w:hAnsi="BRH Devanagari Extra" w:cs="BRH Devanagari Extra"/>
+                <w:color w:val="000000"/>
+                <w:sz w:val="40"/>
+                <w:szCs w:val="40"/>
+                <w:highlight w:val="yellow"/>
+              </w:rPr>
+              <w:t>iu</w:t>
+            </w:r>
+            <w:r>
+              <w:rPr>
+                <w:rFonts w:ascii="BRH Devanagari Extra" w:hAnsi="BRH Devanagari Extra" w:cs="BRH Devanagari Extra"/>
+                <w:color w:val="000000"/>
+                <w:sz w:val="40"/>
+                <w:szCs w:val="40"/>
+              </w:rPr>
+              <w:t>ÉÉ</w:t>
+            </w:r>
+            <w:proofErr w:type="spellEnd"/>
+            <w:r>
+              <w:rPr>
+                <w:rFonts w:ascii="BRH Devanagari Extra" w:hAnsi="BRH Devanagari Extra" w:cs="BRH Devanagari Extra"/>
+                <w:color w:val="000000"/>
+                <w:sz w:val="40"/>
+                <w:szCs w:val="40"/>
+              </w:rPr>
+              <w:t xml:space="preserve"> | </w:t>
+            </w:r>
+            <w:proofErr w:type="spellStart"/>
+            <w:r>
+              <w:rPr>
+                <w:rFonts w:ascii="BRH Devanagari Extra" w:hAnsi="BRH Devanagari Extra" w:cs="BRH Devanagari Extra"/>
+                <w:color w:val="000000"/>
+                <w:sz w:val="40"/>
+                <w:szCs w:val="40"/>
+              </w:rPr>
+              <w:t>ÌuÉ</w:t>
+            </w:r>
+            <w:proofErr w:type="spellEnd"/>
+            <w:r>
+              <w:rPr>
+                <w:rFonts w:ascii="BRH Malayalam Extra" w:hAnsi="BRH Malayalam Extra" w:cs="BRH Devanagari Extra"/>
+                <w:b/>
+                <w:color w:val="000000"/>
+                <w:sz w:val="32"/>
+                <w:szCs w:val="40"/>
+              </w:rPr>
+              <w:t>–</w:t>
+            </w:r>
+            <w:proofErr w:type="spellStart"/>
+            <w:r>
+              <w:rPr>
+                <w:rFonts w:ascii="BRH Devanagari Extra" w:hAnsi="BRH Devanagari Extra" w:cs="BRH Devanagari Extra"/>
+                <w:color w:val="000000"/>
+                <w:sz w:val="40"/>
+                <w:szCs w:val="40"/>
+                <w:highlight w:val="yellow"/>
+              </w:rPr>
+              <w:t>iuÉÉ</w:t>
+            </w:r>
+            <w:proofErr w:type="spellEnd"/>
+            <w:r>
+              <w:rPr>
+                <w:rFonts w:ascii="BRH Devanagari Extra" w:hAnsi="BRH Devanagari Extra" w:cs="BRH Devanagari Extra"/>
+                <w:color w:val="000000"/>
+                <w:sz w:val="40"/>
+                <w:szCs w:val="40"/>
+              </w:rPr>
+              <w:t xml:space="preserve"> lÉ |</w:t>
+            </w:r>
+          </w:p>
+        </w:tc>
+        <w:tc>
+          <w:tcPr>
+            <w:tcW w:w="5220" w:type="dxa"/>
+          </w:tcPr>
+          <w:p>
+            <w:pPr>
+              <w:spacing w:before="0" w:line="240" w:lineRule="auto"/>
+              <w:rPr>
+                <w:rFonts w:ascii="BRH Devanagari Extra" w:hAnsi="BRH Devanagari Extra" w:cs="BRH Devanagari Extra"/>
+                <w:color w:val="000000"/>
+                <w:sz w:val="40"/>
+                <w:szCs w:val="40"/>
+              </w:rPr>
+            </w:pPr>
+            <w:r>
+              <w:rPr>
+                <w:rFonts w:ascii="Latha" w:hAnsi="Latha" w:cs="Latha"/>
+                <w:sz w:val="28"/>
+                <w:szCs w:val="28"/>
+                <w:cs/>
+                <w:lang w:bidi="ta-IN"/>
+              </w:rPr>
+              <w:t>ஹிர</w:t>
+            </w:r>
+            <w:r>
+              <w:rPr>
+                <w:rFonts w:ascii="BRH Tamil Tab Extra" w:hAnsi="BRH Tamil Tab Extra" w:cs="Latha"/>
+                <w:b/>
+                <w:sz w:val="36"/>
+                <w:szCs w:val="28"/>
+                <w:lang w:bidi="ta-IN"/>
+              </w:rPr>
+              <w:t>†</w:t>
+            </w:r>
+            <w:r>
+              <w:rPr>
+                <w:rFonts w:ascii="Latha" w:hAnsi="Latha" w:cs="Latha"/>
+                <w:sz w:val="28"/>
+                <w:szCs w:val="28"/>
+                <w:cs/>
+                <w:lang w:bidi="ta-IN"/>
+              </w:rPr>
+              <w:t xml:space="preserve">ண்யம் </w:t>
+            </w:r>
+            <w:r>
+              <w:rPr>
+                <w:rFonts w:ascii="BRH Devanagari Extra" w:hAnsi="BRH Devanagari Extra" w:cs="Latha"/>
+                <w:b/>
+                <w:sz w:val="36"/>
+                <w:szCs w:val="28"/>
+                <w:lang w:bidi="ta-IN"/>
+              </w:rPr>
+              <w:t>Æ</w:t>
+            </w:r>
+            <w:r>
+              <w:rPr>
+                <w:rFonts w:ascii="Latha" w:hAnsi="Latha" w:cs="Latha"/>
+                <w:sz w:val="28"/>
+                <w:szCs w:val="28"/>
+                <w:cs/>
+                <w:lang w:bidi="ta-IN"/>
+              </w:rPr>
+              <w:t>வி</w:t>
+            </w:r>
+            <w:r>
+              <w:rPr>
+                <w:rFonts w:ascii="BRH Tamil Tab Extra" w:hAnsi="BRH Tamil Tab Extra" w:cs="Latha"/>
+                <w:b/>
+                <w:sz w:val="32"/>
+                <w:szCs w:val="28"/>
+                <w:lang w:bidi="ta-IN"/>
+              </w:rPr>
+              <w:t>…</w:t>
+            </w:r>
+            <w:r>
+              <w:rPr>
+                <w:rFonts w:ascii="Latha" w:hAnsi="Latha" w:cs="Latha"/>
+                <w:sz w:val="28"/>
+                <w:szCs w:val="28"/>
+                <w:highlight w:val="green"/>
+                <w:cs/>
+                <w:lang w:bidi="ta-IN"/>
+              </w:rPr>
+              <w:t>த்த்</w:t>
+            </w:r>
+            <w:r>
+              <w:rPr>
+                <w:rFonts w:ascii="Latha" w:hAnsi="Latha" w:cs="Latha"/>
+                <w:sz w:val="28"/>
+                <w:szCs w:val="28"/>
+                <w:cs/>
+                <w:lang w:bidi="ta-IN"/>
+              </w:rPr>
+              <w:t xml:space="preserve">வா </w:t>
+            </w:r>
+            <w:r>
+              <w:rPr>
+                <w:rFonts w:ascii="Latha" w:hAnsi="Latha" w:cs="Latha"/>
+                <w:sz w:val="28"/>
+                <w:szCs w:val="28"/>
+                <w:lang w:bidi="ta-IN"/>
+              </w:rPr>
+              <w:t xml:space="preserve">| </w:t>
+            </w:r>
+            <w:r>
+              <w:rPr>
+                <w:rFonts w:ascii="Latha" w:hAnsi="Latha" w:cs="Latha"/>
+                <w:sz w:val="28"/>
+                <w:szCs w:val="28"/>
+                <w:cs/>
+                <w:lang w:bidi="ta-IN"/>
+              </w:rPr>
+              <w:t>வி</w:t>
+            </w:r>
+            <w:r>
+              <w:rPr>
+                <w:rFonts w:ascii="BRH Tamil Tab Extra" w:hAnsi="BRH Tamil Tab Extra" w:cs="Latha"/>
+                <w:b/>
+                <w:sz w:val="32"/>
+                <w:szCs w:val="28"/>
+                <w:lang w:bidi="ta-IN"/>
+              </w:rPr>
+              <w:t>…</w:t>
+            </w:r>
+            <w:r>
+              <w:rPr>
+                <w:rFonts w:ascii="Latha" w:hAnsi="Latha" w:cs="Latha"/>
+                <w:sz w:val="28"/>
+                <w:szCs w:val="28"/>
+                <w:highlight w:val="green"/>
+                <w:cs/>
+                <w:lang w:bidi="ta-IN"/>
+              </w:rPr>
+              <w:t>த்த்</w:t>
+            </w:r>
+            <w:r>
+              <w:rPr>
+                <w:rFonts w:ascii="Latha" w:hAnsi="Latha" w:cs="Latha"/>
+                <w:sz w:val="28"/>
+                <w:szCs w:val="28"/>
+                <w:cs/>
+                <w:lang w:bidi="ta-IN"/>
+              </w:rPr>
+              <w:t xml:space="preserve">வா ந </w:t>
+            </w:r>
+            <w:r>
+              <w:rPr>
+                <w:rFonts w:ascii="Latha" w:hAnsi="Latha" w:cs="Latha"/>
+                <w:sz w:val="28"/>
+                <w:szCs w:val="28"/>
+                <w:lang w:bidi="ta-IN"/>
+              </w:rPr>
+              <w:t>|</w:t>
+            </w:r>
+          </w:p>
+        </w:tc>
+      </w:tr>
+      <w:tr>
+        <w:trPr>
+          <w:trHeight w:val="680"/>
+        </w:trPr>
+        <w:tc>
+          <w:tcPr>
+            <w:tcW w:w="3877" w:type="dxa"/>
+          </w:tcPr>
+          <w:p>
+            <w:pPr>
+              <w:widowControl w:val="0"/>
+              <w:autoSpaceDE w:val="0"/>
+              <w:autoSpaceDN w:val="0"/>
+              <w:adjustRightInd w:val="0"/>
+              <w:spacing w:before="0" w:line="240" w:lineRule="auto"/>
+              <w:rPr>
+                <w:rFonts w:cs="Arial"/>
+                <w:b/>
+                <w:sz w:val="28"/>
+                <w:szCs w:val="28"/>
+              </w:rPr>
+            </w:pPr>
+            <w:r>
+              <w:rPr>
+                <w:rFonts w:cs="Arial"/>
+                <w:b/>
+                <w:sz w:val="28"/>
+                <w:szCs w:val="28"/>
+              </w:rPr>
+              <w:t>TS 2.3.3.2.</w:t>
+            </w:r>
+            <w:r>
+              <w:rPr>
+                <w:rFonts w:cs="Arial"/>
+                <w:b/>
+                <w:sz w:val="28"/>
+                <w:szCs w:val="28"/>
+              </w:rPr>
+              <w:t xml:space="preserve"> </w:t>
+            </w:r>
+            <w:r>
+              <w:rPr>
+                <w:rFonts w:cs="Arial"/>
+                <w:b/>
+                <w:sz w:val="28"/>
+                <w:szCs w:val="28"/>
+              </w:rPr>
+              <w:t>- Kramam</w:t>
+            </w:r>
+          </w:p>
+          <w:p>
+            <w:pPr>
+              <w:widowControl w:val="0"/>
+              <w:autoSpaceDE w:val="0"/>
+              <w:autoSpaceDN w:val="0"/>
+              <w:adjustRightInd w:val="0"/>
+              <w:spacing w:before="0" w:line="240" w:lineRule="auto"/>
+              <w:rPr>
+                <w:rFonts w:cs="Arial"/>
+                <w:b/>
+                <w:sz w:val="28"/>
+                <w:szCs w:val="28"/>
+              </w:rPr>
+            </w:pPr>
+            <w:r>
+              <w:rPr>
+                <w:rFonts w:cs="Arial"/>
+                <w:b/>
+                <w:sz w:val="28"/>
+                <w:szCs w:val="28"/>
+              </w:rPr>
+              <w:t xml:space="preserve">Krama </w:t>
+            </w:r>
+            <w:r>
+              <w:rPr>
+                <w:rFonts w:cs="Arial"/>
+                <w:b/>
+                <w:sz w:val="28"/>
+                <w:szCs w:val="28"/>
+              </w:rPr>
+              <w:t>Vaakyam</w:t>
+            </w:r>
+            <w:r>
+              <w:rPr>
+                <w:rFonts w:cs="Arial"/>
+                <w:b/>
+                <w:sz w:val="28"/>
+                <w:szCs w:val="28"/>
+              </w:rPr>
+              <w:t xml:space="preserve"> No. </w:t>
+            </w:r>
+            <w:r>
+              <w:rPr>
+                <w:rFonts w:cs="Arial"/>
+                <w:b/>
+                <w:sz w:val="28"/>
+                <w:szCs w:val="28"/>
+              </w:rPr>
+              <w:t>- 30</w:t>
+            </w:r>
+            <w:r>
+              <w:rPr>
+                <w:rFonts w:cs="Arial"/>
+                <w:b/>
+                <w:sz w:val="28"/>
+                <w:szCs w:val="28"/>
+              </w:rPr>
+              <w:br/>
+              <w:t xml:space="preserve">Panchaati </w:t>
+            </w:r>
+            <w:r>
+              <w:rPr>
+                <w:rFonts w:cs="Arial"/>
+                <w:b/>
+                <w:sz w:val="28"/>
+                <w:szCs w:val="28"/>
+              </w:rPr>
+              <w:t>No. - 16</w:t>
+            </w:r>
+          </w:p>
+        </w:tc>
+        <w:tc>
+          <w:tcPr>
+            <w:tcW w:w="4738" w:type="dxa"/>
+          </w:tcPr>
+          <w:p>
+            <w:pPr>
+              <w:spacing w:before="0" w:line="240" w:lineRule="auto"/>
+              <w:rPr>
+                <w:rFonts w:ascii="Latha" w:hAnsi="Latha" w:cs="Latha"/>
+                <w:sz w:val="28"/>
+                <w:szCs w:val="28"/>
+                <w:cs/>
+                <w:lang w:bidi="ta-IN"/>
+              </w:rPr>
+            </w:pPr>
+            <w:proofErr w:type="spellStart"/>
+            <w:r>
+              <w:rPr>
+                <w:rFonts w:ascii="BRH Devanagari Extra" w:hAnsi="BRH Devanagari Extra" w:cs="BRH Devanagari Extra"/>
+                <w:color w:val="000000"/>
+                <w:sz w:val="40"/>
+                <w:szCs w:val="40"/>
+              </w:rPr>
+              <w:t>r</w:t>
+            </w:r>
+            <w:r>
+              <w:rPr>
+                <w:rFonts w:ascii="BRH Devanagari Extra" w:hAnsi="BRH Devanagari Extra" w:cs="BRH Devanagari Extra"/>
+                <w:color w:val="000000"/>
+                <w:sz w:val="40"/>
+                <w:szCs w:val="40"/>
+                <w:highlight w:val="yellow"/>
+              </w:rPr>
+              <w:t>É</w:t>
+            </w:r>
+            <w:r>
+              <w:rPr>
+                <w:rFonts w:ascii="BRH Devanagari Extra" w:hAnsi="BRH Devanagari Extra" w:cs="BRH Devanagari Extra"/>
+                <w:color w:val="EE0000"/>
+                <w:sz w:val="40"/>
+                <w:szCs w:val="40"/>
+                <w:highlight w:val="yellow"/>
+              </w:rPr>
+              <w:t>Sè</w:t>
+            </w:r>
+            <w:proofErr w:type="spellEnd"/>
+            <w:r>
+              <w:rPr>
+                <w:rFonts w:ascii="BRH Devanagari Extra" w:hAnsi="BRH Devanagari Extra" w:cs="BRH Devanagari Extra"/>
+                <w:color w:val="EE0000"/>
+                <w:sz w:val="40"/>
+                <w:szCs w:val="40"/>
+                <w:highlight w:val="yellow"/>
+              </w:rPr>
+              <w:t xml:space="preserve"> L</w:t>
+            </w:r>
+            <w:r>
+              <w:rPr>
+                <w:rFonts w:ascii="BRH Devanagari Extra" w:hAnsi="BRH Devanagari Extra" w:cs="BRH Devanagari Extra"/>
+                <w:color w:val="000000"/>
+                <w:sz w:val="40"/>
+                <w:szCs w:val="40"/>
+                <w:highlight w:val="yellow"/>
+              </w:rPr>
+              <w:t>å</w:t>
+            </w:r>
+            <w:r>
+              <w:rPr>
+                <w:rFonts w:ascii="BRH Malayalam Extra" w:hAnsi="BRH Malayalam Extra" w:cs="BRH Devanagari Extra"/>
+                <w:b/>
+                <w:color w:val="000000"/>
+                <w:sz w:val="32"/>
+                <w:szCs w:val="40"/>
+                <w:highlight w:val="yellow"/>
+              </w:rPr>
+              <w:t>–</w:t>
+            </w:r>
+            <w:proofErr w:type="spellStart"/>
+            <w:r>
+              <w:rPr>
+                <w:rFonts w:ascii="BRH Devanagari Extra" w:hAnsi="BRH Devanagari Extra" w:cs="BRH Devanagari Extra"/>
+                <w:color w:val="000000"/>
+                <w:sz w:val="40"/>
+                <w:szCs w:val="40"/>
+              </w:rPr>
+              <w:t>lSìÈ</w:t>
+            </w:r>
+            <w:proofErr w:type="spellEnd"/>
+            <w:r>
+              <w:rPr>
+                <w:rFonts w:ascii="BRH Devanagari Extra" w:hAnsi="BRH Devanagari Extra" w:cs="BRH Devanagari Extra"/>
+                <w:color w:val="000000"/>
+                <w:sz w:val="40"/>
+                <w:szCs w:val="40"/>
+              </w:rPr>
+              <w:t xml:space="preserve"> | Lå</w:t>
+            </w:r>
+            <w:r>
+              <w:rPr>
+                <w:rFonts w:ascii="BRH Malayalam Extra" w:hAnsi="BRH Malayalam Extra" w:cs="BRH Devanagari Extra"/>
+                <w:b/>
+                <w:color w:val="000000"/>
+                <w:sz w:val="32"/>
+                <w:szCs w:val="40"/>
+              </w:rPr>
+              <w:t>–</w:t>
+            </w:r>
+            <w:proofErr w:type="spellStart"/>
+            <w:r>
+              <w:rPr>
+                <w:rFonts w:ascii="BRH Devanagari Extra" w:hAnsi="BRH Devanagari Extra" w:cs="BRH Devanagari Extra"/>
+                <w:color w:val="000000"/>
+                <w:sz w:val="40"/>
+                <w:szCs w:val="40"/>
+              </w:rPr>
+              <w:t>lSìÉå</w:t>
+            </w:r>
+            <w:proofErr w:type="spellEnd"/>
+            <w:r>
+              <w:rPr>
+                <w:rFonts w:ascii="BRH Devanagari Extra" w:hAnsi="BRH Devanagari Extra" w:cs="BRH Devanagari Extra"/>
+                <w:color w:val="000000"/>
+                <w:sz w:val="40"/>
+                <w:szCs w:val="40"/>
+              </w:rPr>
+              <w:t xml:space="preserve"> </w:t>
+            </w:r>
+            <w:proofErr w:type="spellStart"/>
+            <w:r>
+              <w:rPr>
+                <w:rFonts w:ascii="BRH Devanagari Extra" w:hAnsi="BRH Devanagari Extra" w:cs="BRH Devanagari Extra"/>
+                <w:color w:val="000000"/>
+                <w:sz w:val="40"/>
+                <w:szCs w:val="40"/>
+              </w:rPr>
+              <w:t>pÉuÉþÌiÉ</w:t>
+            </w:r>
+            <w:proofErr w:type="spellEnd"/>
+            <w:r>
+              <w:rPr>
+                <w:rFonts w:ascii="BRH Devanagari Extra" w:hAnsi="BRH Devanagari Extra" w:cs="BRH Devanagari Extra"/>
+                <w:color w:val="000000"/>
+                <w:sz w:val="40"/>
+                <w:szCs w:val="40"/>
+              </w:rPr>
+              <w:t xml:space="preserve"> |</w:t>
+            </w:r>
+          </w:p>
+        </w:tc>
+        <w:tc>
+          <w:tcPr>
+            <w:tcW w:w="5220" w:type="dxa"/>
+          </w:tcPr>
+          <w:p>
+            <w:pPr>
+              <w:spacing w:before="0" w:line="240" w:lineRule="auto"/>
+              <w:rPr>
+                <w:rFonts w:ascii="Latha" w:hAnsi="Latha" w:cs="Latha"/>
+                <w:sz w:val="28"/>
+                <w:szCs w:val="28"/>
+                <w:cs/>
+                <w:lang w:bidi="ta-IN"/>
+              </w:rPr>
+            </w:pPr>
+            <w:r>
+              <w:rPr>
+                <w:rFonts w:ascii="Latha" w:hAnsi="Latha" w:cs="Latha"/>
+                <w:sz w:val="28"/>
+                <w:szCs w:val="28"/>
+                <w:cs/>
+                <w:lang w:bidi="ta-IN"/>
+              </w:rPr>
+              <w:t>ய</w:t>
+            </w:r>
+            <w:r>
+              <w:rPr>
+                <w:rFonts w:ascii="Latha" w:hAnsi="Latha" w:cs="Latha" w:hint="cs"/>
+                <w:sz w:val="28"/>
+                <w:szCs w:val="28"/>
+                <w:highlight w:val="green"/>
+                <w:cs/>
+                <w:lang w:bidi="ta-IN"/>
+              </w:rPr>
+              <w:t>தை</w:t>
+            </w:r>
+            <w:r>
+              <w:rPr>
+                <w:rFonts w:ascii="BRH Tamil Tab Extra" w:hAnsi="BRH Tamil Tab Extra" w:cs="Latha"/>
+                <w:b/>
+                <w:sz w:val="32"/>
+                <w:szCs w:val="28"/>
+                <w:highlight w:val="green"/>
+                <w:lang w:bidi="ta-IN"/>
+              </w:rPr>
+              <w:t>…</w:t>
+            </w:r>
+            <w:r>
+              <w:rPr>
+                <w:rFonts w:ascii="Latha" w:hAnsi="Latha" w:cs="Latha"/>
+                <w:b/>
+                <w:bCs/>
+                <w:position w:val="-12"/>
+                <w:sz w:val="28"/>
+                <w:szCs w:val="28"/>
+                <w:highlight w:val="green"/>
+                <w:cs/>
+                <w:lang w:bidi="ta-IN"/>
+              </w:rPr>
+              <w:t>3</w:t>
+            </w:r>
+            <w:r>
+              <w:rPr>
+                <w:rFonts w:ascii="Latha" w:hAnsi="Latha" w:cs="Latha"/>
+                <w:sz w:val="28"/>
+                <w:szCs w:val="28"/>
+                <w:highlight w:val="green"/>
+                <w:cs/>
+                <w:lang w:bidi="ta-IN"/>
+              </w:rPr>
+              <w:t>ந்</w:t>
+            </w:r>
+            <w:r>
+              <w:rPr>
+                <w:rFonts w:ascii="Latha" w:hAnsi="Latha" w:cs="Latha"/>
+                <w:sz w:val="28"/>
+                <w:szCs w:val="28"/>
+                <w:cs/>
+                <w:lang w:bidi="ta-IN"/>
+              </w:rPr>
+              <w:t>த்</w:t>
+            </w:r>
+            <w:r>
+              <w:rPr>
+                <w:rFonts w:ascii="Latha" w:hAnsi="Latha" w:cs="Latha"/>
+                <w:b/>
+                <w:bCs/>
+                <w:position w:val="-12"/>
+                <w:sz w:val="28"/>
+                <w:szCs w:val="28"/>
+                <w:cs/>
+                <w:lang w:bidi="ta-IN"/>
+              </w:rPr>
+              <w:t>3</w:t>
+            </w:r>
+            <w:r>
+              <w:rPr>
+                <w:rFonts w:ascii="Latha" w:hAnsi="Latha" w:cs="Latha"/>
+                <w:sz w:val="28"/>
+                <w:szCs w:val="28"/>
+                <w:cs/>
+                <w:lang w:bidi="ta-IN"/>
+              </w:rPr>
+              <w:t>ர</w:t>
+            </w:r>
+            <w:r>
+              <w:rPr>
+                <w:rFonts w:ascii="Latha" w:hAnsi="Latha" w:cs="Latha"/>
+                <w:b/>
+                <w:bCs/>
+                <w:sz w:val="32"/>
+                <w:szCs w:val="32"/>
+                <w:cs/>
+                <w:lang w:bidi="ta-IN"/>
+              </w:rPr>
+              <w:t>:</w:t>
+            </w:r>
+            <w:r>
+              <w:rPr>
+                <w:rFonts w:ascii="Latha" w:hAnsi="Latha" w:cs="Latha"/>
+                <w:sz w:val="28"/>
+                <w:szCs w:val="28"/>
+                <w:cs/>
+                <w:lang w:bidi="ta-IN"/>
+              </w:rPr>
+              <w:t xml:space="preserve"> </w:t>
+            </w:r>
+            <w:r>
+              <w:rPr>
+                <w:rFonts w:ascii="Latha" w:hAnsi="Latha" w:cs="Latha"/>
+                <w:sz w:val="28"/>
+                <w:szCs w:val="28"/>
+                <w:lang w:bidi="ta-IN"/>
+              </w:rPr>
+              <w:t xml:space="preserve">| </w:t>
+            </w:r>
+            <w:r>
+              <w:rPr>
+                <w:rFonts w:ascii="Latha" w:hAnsi="Latha" w:cs="Latha"/>
+                <w:sz w:val="28"/>
+                <w:szCs w:val="28"/>
+                <w:cs/>
+                <w:lang w:bidi="ta-IN"/>
+              </w:rPr>
+              <w:t>ஐ</w:t>
+            </w:r>
+            <w:r>
+              <w:rPr>
+                <w:rFonts w:ascii="BRH Tamil Tab Extra" w:hAnsi="BRH Tamil Tab Extra" w:cs="Latha"/>
+                <w:b/>
+                <w:sz w:val="32"/>
+                <w:szCs w:val="28"/>
+                <w:lang w:bidi="ta-IN"/>
+              </w:rPr>
+              <w:t>…</w:t>
+            </w:r>
+            <w:r>
+              <w:rPr>
+                <w:rFonts w:ascii="Latha" w:hAnsi="Latha" w:cs="Latha"/>
+                <w:sz w:val="28"/>
+                <w:szCs w:val="28"/>
+                <w:cs/>
+                <w:lang w:bidi="ta-IN"/>
+              </w:rPr>
+              <w:t>ந்த்</w:t>
+            </w:r>
+            <w:r>
+              <w:rPr>
+                <w:rFonts w:ascii="Latha" w:hAnsi="Latha" w:cs="Latha"/>
+                <w:b/>
+                <w:bCs/>
+                <w:position w:val="-12"/>
+                <w:sz w:val="28"/>
+                <w:szCs w:val="28"/>
+                <w:cs/>
+                <w:lang w:bidi="ta-IN"/>
+              </w:rPr>
+              <w:t>3</w:t>
+            </w:r>
+            <w:r>
+              <w:rPr>
+                <w:rFonts w:ascii="Latha" w:hAnsi="Latha" w:cs="Latha"/>
+                <w:sz w:val="28"/>
+                <w:szCs w:val="28"/>
+                <w:cs/>
+                <w:lang w:bidi="ta-IN"/>
+              </w:rPr>
+              <w:t>ரோ ப</w:t>
+            </w:r>
+            <w:r>
+              <w:rPr>
+                <w:rFonts w:ascii="Latha" w:hAnsi="Latha" w:cs="Latha"/>
+                <w:b/>
+                <w:bCs/>
+                <w:position w:val="-12"/>
+                <w:sz w:val="28"/>
+                <w:szCs w:val="28"/>
+                <w:cs/>
+                <w:lang w:bidi="ta-IN"/>
+              </w:rPr>
+              <w:t>4</w:t>
+            </w:r>
+            <w:r>
+              <w:rPr>
+                <w:rFonts w:ascii="Latha" w:hAnsi="Latha" w:cs="Latha"/>
+                <w:sz w:val="28"/>
+                <w:szCs w:val="28"/>
+                <w:cs/>
+                <w:lang w:bidi="ta-IN"/>
+              </w:rPr>
+              <w:t>வ</w:t>
+            </w:r>
+            <w:r>
+              <w:rPr>
+                <w:rFonts w:ascii="BRH Tamil Tab Extra" w:hAnsi="BRH Tamil Tab Extra" w:cs="Latha"/>
+                <w:b/>
+                <w:sz w:val="36"/>
+                <w:szCs w:val="28"/>
+                <w:lang w:bidi="ta-IN"/>
+              </w:rPr>
+              <w:t>†</w:t>
+            </w:r>
+            <w:r>
+              <w:rPr>
+                <w:rFonts w:ascii="Latha" w:hAnsi="Latha" w:cs="Latha"/>
+                <w:sz w:val="28"/>
+                <w:szCs w:val="28"/>
+                <w:cs/>
+                <w:lang w:bidi="ta-IN"/>
+              </w:rPr>
+              <w:t xml:space="preserve">தி </w:t>
+            </w:r>
+          </w:p>
+        </w:tc>
+      </w:tr>
+      <w:tr>
+        <w:trPr>
+          <w:trHeight w:val="680"/>
+        </w:trPr>
+        <w:tc>
+          <w:tcPr>
+            <w:tcW w:w="3877" w:type="dxa"/>
+          </w:tcPr>
+          <w:p>
+            <w:pPr>
+              <w:widowControl w:val="0"/>
+              <w:autoSpaceDE w:val="0"/>
+              <w:autoSpaceDN w:val="0"/>
+              <w:adjustRightInd w:val="0"/>
+              <w:spacing w:before="0" w:line="240" w:lineRule="auto"/>
+              <w:rPr>
+                <w:rFonts w:cs="Arial"/>
+                <w:b/>
+                <w:sz w:val="28"/>
+                <w:szCs w:val="28"/>
+              </w:rPr>
+            </w:pPr>
+            <w:r>
+              <w:rPr>
+                <w:rFonts w:cs="Arial"/>
+                <w:b/>
+                <w:sz w:val="28"/>
+                <w:szCs w:val="28"/>
+              </w:rPr>
+              <w:t>TS 2.3.5.1.</w:t>
+            </w:r>
+            <w:r>
+              <w:rPr>
+                <w:rFonts w:cs="Arial"/>
+                <w:b/>
+                <w:sz w:val="28"/>
+                <w:szCs w:val="28"/>
+              </w:rPr>
+              <w:t xml:space="preserve"> </w:t>
+            </w:r>
+            <w:r>
+              <w:rPr>
+                <w:rFonts w:cs="Arial"/>
+                <w:b/>
+                <w:sz w:val="28"/>
+                <w:szCs w:val="28"/>
+              </w:rPr>
+              <w:t>- Kramam</w:t>
+            </w:r>
+          </w:p>
+          <w:p>
+            <w:pPr>
+              <w:widowControl w:val="0"/>
+              <w:autoSpaceDE w:val="0"/>
+              <w:autoSpaceDN w:val="0"/>
+              <w:adjustRightInd w:val="0"/>
+              <w:spacing w:before="0" w:line="240" w:lineRule="auto"/>
+              <w:rPr>
+                <w:rFonts w:cs="Arial"/>
+                <w:b/>
+                <w:sz w:val="28"/>
+                <w:szCs w:val="28"/>
+              </w:rPr>
+            </w:pPr>
+            <w:r>
+              <w:rPr>
+                <w:rFonts w:cs="Arial"/>
+                <w:b/>
+                <w:sz w:val="28"/>
+                <w:szCs w:val="28"/>
+              </w:rPr>
+              <w:t xml:space="preserve">Krama </w:t>
+            </w:r>
+            <w:r>
+              <w:rPr>
+                <w:rFonts w:cs="Arial"/>
+                <w:b/>
+                <w:sz w:val="28"/>
+                <w:szCs w:val="28"/>
+              </w:rPr>
+              <w:t>Vaakyam</w:t>
+            </w:r>
+            <w:r>
+              <w:rPr>
+                <w:rFonts w:cs="Arial"/>
+                <w:b/>
+                <w:sz w:val="28"/>
+                <w:szCs w:val="28"/>
+              </w:rPr>
+              <w:t xml:space="preserve"> No. </w:t>
+            </w:r>
+            <w:r>
+              <w:rPr>
+                <w:rFonts w:cs="Arial"/>
+                <w:b/>
+                <w:sz w:val="28"/>
+                <w:szCs w:val="28"/>
+              </w:rPr>
+              <w:t>- 13</w:t>
+            </w:r>
+            <w:r>
+              <w:rPr>
+                <w:rFonts w:cs="Arial"/>
+                <w:b/>
+                <w:sz w:val="28"/>
+                <w:szCs w:val="28"/>
+              </w:rPr>
+              <w:br/>
+              <w:t xml:space="preserve">Panchaati </w:t>
+            </w:r>
+            <w:r>
+              <w:rPr>
+                <w:rFonts w:cs="Arial"/>
+                <w:b/>
+                <w:sz w:val="28"/>
+                <w:szCs w:val="28"/>
+              </w:rPr>
+              <w:t>No. - 24</w:t>
+            </w:r>
+          </w:p>
+        </w:tc>
+        <w:tc>
+          <w:tcPr>
+            <w:tcW w:w="4738" w:type="dxa"/>
+          </w:tcPr>
+          <w:p>
+            <w:pPr>
+              <w:spacing w:before="0" w:line="240" w:lineRule="auto"/>
+              <w:rPr>
+                <w:rFonts w:ascii="Latha" w:hAnsi="Latha" w:cs="Latha"/>
+                <w:sz w:val="28"/>
+                <w:szCs w:val="28"/>
+                <w:cs/>
+                <w:lang w:val="en-IN" w:bidi="ta-IN"/>
+              </w:rPr>
+            </w:pPr>
+            <w:proofErr w:type="spellStart"/>
+            <w:r>
+              <w:rPr>
+                <w:rFonts w:ascii="BRH Devanagari Extra" w:hAnsi="BRH Devanagari Extra" w:cs="BRH Devanagari Extra"/>
+                <w:color w:val="EE0000"/>
+                <w:sz w:val="40"/>
+                <w:szCs w:val="40"/>
+                <w:highlight w:val="yellow"/>
+              </w:rPr>
+              <w:t>F</w:t>
+            </w:r>
+            <w:r>
+              <w:rPr>
+                <w:rFonts w:ascii="BRH Devanagari Extra" w:hAnsi="BRH Devanagari Extra" w:cs="BRH Devanagari Extra"/>
+                <w:color w:val="000000"/>
+                <w:sz w:val="40"/>
+                <w:szCs w:val="40"/>
+              </w:rPr>
+              <w:t>mÉæÿiÉç</w:t>
+            </w:r>
+            <w:proofErr w:type="spellEnd"/>
+            <w:r>
+              <w:rPr>
+                <w:rFonts w:ascii="BRH Devanagari Extra" w:hAnsi="BRH Devanagari Extra" w:cs="BRH Devanagari Extra"/>
+                <w:color w:val="000000"/>
+                <w:sz w:val="40"/>
+                <w:szCs w:val="40"/>
+              </w:rPr>
+              <w:t xml:space="preserve"> | Lå</w:t>
+            </w:r>
+            <w:r>
+              <w:rPr>
+                <w:rFonts w:ascii="BRH Malayalam Extra" w:hAnsi="BRH Malayalam Extra" w:cs="BRH Devanagari Extra"/>
+                <w:b/>
+                <w:color w:val="000000"/>
+                <w:sz w:val="32"/>
+                <w:szCs w:val="40"/>
+              </w:rPr>
+              <w:t>–</w:t>
+            </w:r>
+            <w:r>
+              <w:rPr>
+                <w:rFonts w:ascii="BRH Devanagari Extra" w:hAnsi="BRH Devanagari Extra" w:cs="BRH Devanagari Extra"/>
+                <w:color w:val="000000"/>
+                <w:sz w:val="40"/>
+                <w:szCs w:val="40"/>
+              </w:rPr>
+              <w:t xml:space="preserve">iÉç </w:t>
+            </w:r>
+            <w:proofErr w:type="spellStart"/>
+            <w:r>
+              <w:rPr>
+                <w:rFonts w:ascii="BRH Devanagari Extra" w:hAnsi="BRH Devanagari Extra" w:cs="BRH Devanagari Extra"/>
+                <w:color w:val="000000"/>
+                <w:sz w:val="40"/>
+                <w:szCs w:val="40"/>
+              </w:rPr>
+              <w:t>iÉÉÈ</w:t>
+            </w:r>
+            <w:proofErr w:type="spellEnd"/>
+            <w:r>
+              <w:rPr>
+                <w:rFonts w:ascii="BRH Devanagari Extra" w:hAnsi="BRH Devanagari Extra" w:cs="BRH Devanagari Extra"/>
+                <w:color w:val="000000"/>
+                <w:sz w:val="40"/>
+                <w:szCs w:val="40"/>
+              </w:rPr>
+              <w:t xml:space="preserve"> |</w:t>
+            </w:r>
+          </w:p>
+        </w:tc>
+        <w:tc>
+          <w:tcPr>
+            <w:tcW w:w="5220" w:type="dxa"/>
+          </w:tcPr>
+          <w:p>
+            <w:pPr>
+              <w:spacing w:before="0" w:line="240" w:lineRule="auto"/>
+              <w:rPr>
+                <w:rFonts w:ascii="Latha" w:hAnsi="Latha" w:cs="Latha"/>
+                <w:sz w:val="28"/>
+                <w:szCs w:val="28"/>
+                <w:cs/>
+                <w:lang w:bidi="ta-IN"/>
+              </w:rPr>
+            </w:pPr>
+            <w:r>
+              <w:rPr>
+                <w:rFonts w:ascii="Latha" w:hAnsi="Latha" w:cs="Latha" w:hint="cs"/>
+                <w:sz w:val="28"/>
+                <w:szCs w:val="28"/>
+                <w:highlight w:val="green"/>
+                <w:cs/>
+                <w:lang w:bidi="ta-IN"/>
+              </w:rPr>
+              <w:t>உ</w:t>
+            </w:r>
+            <w:r>
+              <w:rPr>
+                <w:rFonts w:ascii="Latha" w:hAnsi="Latha" w:cs="Latha"/>
+                <w:sz w:val="28"/>
+                <w:szCs w:val="28"/>
+                <w:highlight w:val="green"/>
+                <w:cs/>
+                <w:lang w:bidi="ta-IN"/>
+              </w:rPr>
+              <w:t>பை</w:t>
+            </w:r>
+            <w:r>
+              <w:rPr>
+                <w:rFonts w:ascii="BRH Tamil Tab Extra" w:hAnsi="BRH Tamil Tab Extra" w:cs="Latha"/>
+                <w:b/>
+                <w:sz w:val="36"/>
+                <w:szCs w:val="28"/>
+                <w:highlight w:val="green"/>
+                <w:lang w:bidi="ta-IN"/>
+              </w:rPr>
+              <w:t>‡</w:t>
+            </w:r>
+            <w:r>
+              <w:rPr>
+                <w:rFonts w:ascii="Latha" w:hAnsi="Latha" w:cs="Latha"/>
+                <w:sz w:val="28"/>
+                <w:szCs w:val="28"/>
+                <w:cs/>
+                <w:lang w:bidi="ta-IN"/>
+              </w:rPr>
+              <w:t>த்</w:t>
+            </w:r>
+            <w:r>
+              <w:rPr>
+                <w:rFonts w:ascii="Latha" w:hAnsi="Latha" w:cs="Latha"/>
+                <w:sz w:val="28"/>
+                <w:szCs w:val="28"/>
+                <w:cs/>
+                <w:lang w:bidi="ta-IN"/>
+              </w:rPr>
+              <w:t xml:space="preserve"> </w:t>
+            </w:r>
+            <w:r>
+              <w:rPr>
+                <w:rFonts w:ascii="Latha" w:hAnsi="Latha" w:cs="Latha"/>
+                <w:sz w:val="28"/>
+                <w:szCs w:val="28"/>
+                <w:lang w:bidi="ta-IN"/>
+              </w:rPr>
+              <w:t xml:space="preserve">| </w:t>
+            </w:r>
+            <w:r>
+              <w:rPr>
+                <w:rFonts w:ascii="Latha" w:hAnsi="Latha" w:cs="Latha"/>
+                <w:sz w:val="28"/>
+                <w:szCs w:val="28"/>
+                <w:cs/>
+                <w:lang w:bidi="ta-IN"/>
+              </w:rPr>
+              <w:t>ஐ</w:t>
+            </w:r>
+            <w:r>
+              <w:rPr>
+                <w:rFonts w:ascii="BRH Tamil Tab Extra" w:hAnsi="BRH Tamil Tab Extra" w:cs="Latha"/>
+                <w:b/>
+                <w:sz w:val="32"/>
+                <w:szCs w:val="28"/>
+                <w:lang w:bidi="ta-IN"/>
+              </w:rPr>
+              <w:t>…</w:t>
+            </w:r>
+            <w:r>
+              <w:rPr>
+                <w:rFonts w:ascii="Latha" w:hAnsi="Latha" w:cs="Latha"/>
+                <w:sz w:val="28"/>
+                <w:szCs w:val="28"/>
+                <w:cs/>
+                <w:lang w:bidi="ta-IN"/>
+              </w:rPr>
+              <w:t>த் தா</w:t>
+            </w:r>
+            <w:r>
+              <w:rPr>
+                <w:rFonts w:ascii="Latha" w:hAnsi="Latha" w:cs="Latha"/>
+                <w:b/>
+                <w:bCs/>
+                <w:sz w:val="32"/>
+                <w:szCs w:val="32"/>
+                <w:cs/>
+                <w:lang w:bidi="ta-IN"/>
+              </w:rPr>
+              <w:t>:</w:t>
+            </w:r>
+            <w:r>
+              <w:rPr>
+                <w:rFonts w:ascii="Latha" w:hAnsi="Latha" w:cs="Latha"/>
+                <w:sz w:val="28"/>
+                <w:szCs w:val="28"/>
+                <w:cs/>
+                <w:lang w:bidi="ta-IN"/>
+              </w:rPr>
+              <w:t xml:space="preserve"> </w:t>
+            </w:r>
+            <w:r>
+              <w:rPr>
+                <w:rFonts w:ascii="Latha" w:hAnsi="Latha" w:cs="Latha"/>
+                <w:sz w:val="28"/>
+                <w:szCs w:val="28"/>
+                <w:lang w:bidi="ta-IN"/>
+              </w:rPr>
+              <w:t>|</w:t>
+            </w:r>
+          </w:p>
+        </w:tc>
+      </w:tr>
+      <w:tr>
+        <w:trPr>
+          <w:trHeight w:val="680"/>
+        </w:trPr>
+        <w:tc>
+          <w:tcPr>
+            <w:tcW w:w="3877" w:type="dxa"/>
+          </w:tcPr>
+          <w:p>
+            <w:pPr>
+              <w:widowControl w:val="0"/>
+              <w:autoSpaceDE w:val="0"/>
+              <w:autoSpaceDN w:val="0"/>
+              <w:adjustRightInd w:val="0"/>
+              <w:spacing w:before="0" w:line="240" w:lineRule="auto"/>
+              <w:rPr>
+                <w:rFonts w:cs="Arial"/>
+                <w:b/>
+                <w:sz w:val="28"/>
+                <w:szCs w:val="28"/>
+              </w:rPr>
+            </w:pPr>
+            <w:r>
+              <w:rPr>
+                <w:rFonts w:cs="Arial"/>
+                <w:b/>
+                <w:sz w:val="28"/>
+                <w:szCs w:val="28"/>
+              </w:rPr>
+              <w:t>TS 2.3.14.6.</w:t>
+            </w:r>
+            <w:r>
+              <w:rPr>
+                <w:rFonts w:cs="Arial"/>
+                <w:b/>
+                <w:sz w:val="28"/>
+                <w:szCs w:val="28"/>
+              </w:rPr>
+              <w:t xml:space="preserve"> </w:t>
+            </w:r>
+            <w:r>
+              <w:rPr>
+                <w:rFonts w:cs="Arial"/>
+                <w:b/>
+                <w:sz w:val="28"/>
+                <w:szCs w:val="28"/>
+              </w:rPr>
+              <w:t>- Kramam</w:t>
+            </w:r>
+          </w:p>
+          <w:p>
+            <w:pPr>
+              <w:widowControl w:val="0"/>
+              <w:autoSpaceDE w:val="0"/>
+              <w:autoSpaceDN w:val="0"/>
+              <w:adjustRightInd w:val="0"/>
+              <w:spacing w:before="0" w:line="240" w:lineRule="auto"/>
+              <w:rPr>
+                <w:rFonts w:cs="Arial"/>
+                <w:b/>
+                <w:sz w:val="28"/>
+                <w:szCs w:val="28"/>
+              </w:rPr>
+            </w:pPr>
+            <w:r>
+              <w:rPr>
+                <w:rFonts w:cs="Arial"/>
+                <w:b/>
+                <w:sz w:val="28"/>
+                <w:szCs w:val="28"/>
+              </w:rPr>
+              <w:t xml:space="preserve">Krama </w:t>
+            </w:r>
+            <w:r>
+              <w:rPr>
+                <w:rFonts w:cs="Arial"/>
+                <w:b/>
+                <w:sz w:val="28"/>
+                <w:szCs w:val="28"/>
+              </w:rPr>
+              <w:t>Vaakyam</w:t>
+            </w:r>
+            <w:r>
+              <w:rPr>
+                <w:rFonts w:cs="Arial"/>
+                <w:b/>
+                <w:sz w:val="28"/>
+                <w:szCs w:val="28"/>
+              </w:rPr>
+              <w:t xml:space="preserve"> No. </w:t>
+            </w:r>
+            <w:r>
+              <w:rPr>
+                <w:rFonts w:cs="Arial"/>
+                <w:b/>
+                <w:sz w:val="28"/>
+                <w:szCs w:val="28"/>
+              </w:rPr>
+              <w:t>- 11</w:t>
+            </w:r>
+            <w:r>
+              <w:rPr>
+                <w:rFonts w:cs="Arial"/>
+                <w:b/>
+                <w:sz w:val="28"/>
+                <w:szCs w:val="28"/>
+              </w:rPr>
+              <w:br/>
+              <w:t xml:space="preserve">Panchaati </w:t>
+            </w:r>
+            <w:r>
+              <w:rPr>
+                <w:rFonts w:cs="Arial"/>
+                <w:b/>
+                <w:sz w:val="28"/>
+                <w:szCs w:val="28"/>
+              </w:rPr>
+              <w:t>No. - 56</w:t>
+            </w:r>
+          </w:p>
+        </w:tc>
+        <w:tc>
+          <w:tcPr>
+            <w:tcW w:w="4738" w:type="dxa"/>
+          </w:tcPr>
+          <w:p>
+            <w:pPr>
+              <w:spacing w:before="0" w:line="240" w:lineRule="auto"/>
+              <w:rPr>
+                <w:rFonts w:ascii="Latha" w:hAnsi="Latha" w:cs="Latha"/>
+                <w:sz w:val="28"/>
+                <w:szCs w:val="28"/>
+                <w:cs/>
+                <w:lang w:bidi="ta-IN"/>
+              </w:rPr>
+            </w:pPr>
+            <w:r>
+              <w:rPr>
+                <w:rFonts w:ascii="BRH Devanagari Extra" w:hAnsi="BRH Devanagari Extra" w:cs="BRH Devanagari Extra"/>
+                <w:color w:val="EE0000"/>
+                <w:sz w:val="40"/>
+                <w:szCs w:val="40"/>
+                <w:highlight w:val="yellow"/>
+              </w:rPr>
+              <w:t>oÉ¼</w:t>
+            </w:r>
+            <w:r>
+              <w:rPr>
+                <w:rFonts w:ascii="BRH Malayalam Extra" w:hAnsi="BRH Malayalam Extra" w:cs="BRH Devanagari Extra"/>
+                <w:b/>
+                <w:color w:val="000000"/>
+                <w:sz w:val="32"/>
+                <w:szCs w:val="40"/>
+              </w:rPr>
+              <w:t>–</w:t>
+            </w:r>
+            <w:r>
+              <w:rPr>
+                <w:rFonts w:ascii="BRH Devanagari Extra" w:hAnsi="BRH Devanagari Extra" w:cs="BRH Devanagari Extra"/>
+                <w:color w:val="000000"/>
+                <w:sz w:val="40"/>
+                <w:szCs w:val="40"/>
+              </w:rPr>
+              <w:t xml:space="preserve"> oÉë¼þhÉÈ | oÉë¼þhÉ</w:t>
+            </w:r>
+            <w:r>
+              <w:rPr>
+                <w:rFonts w:ascii="BRH Malayalam Extra" w:hAnsi="BRH Malayalam Extra" w:cs="BRH Devanagari Extra"/>
+                <w:b/>
+                <w:color w:val="000000"/>
+                <w:sz w:val="32"/>
+                <w:szCs w:val="40"/>
+              </w:rPr>
+              <w:t>–</w:t>
+            </w:r>
+            <w:r>
+              <w:rPr>
+                <w:rFonts w:ascii="BRH Devanagari Extra" w:hAnsi="BRH Devanagari Extra" w:cs="BRH Devanagari Extra"/>
+                <w:color w:val="000000"/>
+                <w:sz w:val="40"/>
+                <w:szCs w:val="40"/>
+              </w:rPr>
+              <w:t xml:space="preserve"> </w:t>
+            </w:r>
+            <w:proofErr w:type="spellStart"/>
+            <w:r>
+              <w:rPr>
+                <w:rFonts w:ascii="BRH Devanagari Extra" w:hAnsi="BRH Devanagari Extra" w:cs="BRH Devanagari Extra"/>
+                <w:color w:val="000000"/>
+                <w:sz w:val="40"/>
+                <w:szCs w:val="40"/>
+              </w:rPr>
+              <w:t>EiÉç</w:t>
+            </w:r>
+            <w:proofErr w:type="spellEnd"/>
+            <w:r>
+              <w:rPr>
+                <w:rFonts w:ascii="BRH Devanagari Extra" w:hAnsi="BRH Devanagari Extra" w:cs="BRH Devanagari Extra"/>
+                <w:color w:val="000000"/>
+                <w:sz w:val="40"/>
+                <w:szCs w:val="40"/>
+              </w:rPr>
+              <w:t xml:space="preserve"> |</w:t>
+            </w:r>
+          </w:p>
+        </w:tc>
+        <w:tc>
+          <w:tcPr>
+            <w:tcW w:w="5220" w:type="dxa"/>
+          </w:tcPr>
+          <w:p>
+            <w:pPr>
+              <w:spacing w:before="0" w:line="240" w:lineRule="auto"/>
+              <w:rPr>
+                <w:rFonts w:ascii="Latha" w:hAnsi="Latha" w:cs="Latha"/>
+                <w:sz w:val="28"/>
+                <w:szCs w:val="28"/>
+                <w:cs/>
+                <w:lang w:bidi="ta-IN"/>
+              </w:rPr>
+            </w:pPr>
+            <w:r>
+              <w:rPr>
+                <w:rFonts w:ascii="Latha" w:hAnsi="Latha" w:cs="Latha"/>
+                <w:sz w:val="28"/>
+                <w:szCs w:val="28"/>
+                <w:highlight w:val="green"/>
+                <w:cs/>
+                <w:lang w:bidi="ta-IN"/>
+              </w:rPr>
+              <w:t>ப்</w:t>
+            </w:r>
+            <w:r>
+              <w:rPr>
+                <w:rFonts w:ascii="Latha" w:hAnsi="Latha" w:cs="Latha"/>
+                <w:b/>
+                <w:bCs/>
+                <w:position w:val="-12"/>
+                <w:sz w:val="28"/>
+                <w:szCs w:val="28"/>
+                <w:highlight w:val="green"/>
+                <w:cs/>
+                <w:lang w:bidi="ta-IN"/>
+              </w:rPr>
+              <w:t>3</w:t>
+            </w:r>
+            <w:r>
+              <w:rPr>
+                <w:rFonts w:ascii="Latha" w:hAnsi="Latha" w:cs="Latha"/>
+                <w:sz w:val="28"/>
+                <w:szCs w:val="28"/>
+                <w:highlight w:val="green"/>
+                <w:cs/>
+                <w:lang w:bidi="ta-IN"/>
+              </w:rPr>
+              <w:t>ரஹ்</w:t>
+            </w:r>
+            <w:r>
+              <w:rPr>
+                <w:rFonts w:ascii="Latha" w:hAnsi="Latha" w:cs="Latha"/>
+                <w:sz w:val="28"/>
+                <w:szCs w:val="28"/>
+                <w:cs/>
+                <w:lang w:bidi="ta-IN"/>
+              </w:rPr>
+              <w:t>ம</w:t>
+            </w:r>
+            <w:r>
+              <w:rPr>
+                <w:rFonts w:ascii="BRH Tamil Tab Extra" w:hAnsi="BRH Tamil Tab Extra" w:cs="Latha"/>
+                <w:b/>
+                <w:sz w:val="32"/>
+                <w:szCs w:val="28"/>
+                <w:lang w:bidi="ta-IN"/>
+              </w:rPr>
+              <w:t>…</w:t>
+            </w:r>
+            <w:r>
+              <w:rPr>
+                <w:rFonts w:ascii="Latha" w:hAnsi="Latha" w:cs="Latha"/>
+                <w:sz w:val="28"/>
+                <w:szCs w:val="28"/>
+                <w:lang w:bidi="ta-IN"/>
+              </w:rPr>
+              <w:t xml:space="preserve"> </w:t>
+            </w:r>
+            <w:r>
+              <w:rPr>
+                <w:rFonts w:ascii="Latha" w:hAnsi="Latha" w:cs="Latha"/>
+                <w:sz w:val="28"/>
+                <w:szCs w:val="28"/>
+                <w:cs/>
+                <w:lang w:bidi="ta-IN"/>
+              </w:rPr>
+              <w:t>ப்</w:t>
+            </w:r>
+            <w:r>
+              <w:rPr>
+                <w:rFonts w:ascii="Latha" w:hAnsi="Latha" w:cs="Latha"/>
+                <w:b/>
+                <w:bCs/>
+                <w:position w:val="-12"/>
+                <w:sz w:val="28"/>
+                <w:szCs w:val="28"/>
+                <w:cs/>
+                <w:lang w:bidi="ta-IN"/>
+              </w:rPr>
+              <w:t>3</w:t>
+            </w:r>
+            <w:r>
+              <w:rPr>
+                <w:rFonts w:ascii="Latha" w:hAnsi="Latha" w:cs="Latha"/>
+                <w:sz w:val="28"/>
+                <w:szCs w:val="28"/>
+                <w:cs/>
+                <w:lang w:bidi="ta-IN"/>
+              </w:rPr>
+              <w:t>ரஹ்ம</w:t>
+            </w:r>
+            <w:r>
+              <w:rPr>
+                <w:rFonts w:ascii="BRH Tamil Tab Extra" w:hAnsi="BRH Tamil Tab Extra" w:cs="Latha"/>
+                <w:b/>
+                <w:sz w:val="36"/>
+                <w:szCs w:val="28"/>
+                <w:lang w:bidi="ta-IN"/>
+              </w:rPr>
+              <w:t>†</w:t>
+            </w:r>
+            <w:r>
+              <w:rPr>
+                <w:rFonts w:ascii="Latha" w:hAnsi="Latha" w:cs="Latha"/>
+                <w:sz w:val="28"/>
+                <w:szCs w:val="28"/>
+                <w:cs/>
+                <w:lang w:bidi="ta-IN"/>
+              </w:rPr>
+              <w:t>ண</w:t>
+            </w:r>
+            <w:r>
+              <w:rPr>
+                <w:rFonts w:ascii="Latha" w:hAnsi="Latha" w:cs="Latha"/>
+                <w:b/>
+                <w:bCs/>
+                <w:sz w:val="32"/>
+                <w:szCs w:val="32"/>
+                <w:cs/>
+                <w:lang w:bidi="ta-IN"/>
+              </w:rPr>
+              <w:t>:</w:t>
+            </w:r>
+            <w:r>
+              <w:rPr>
+                <w:rFonts w:ascii="Latha" w:hAnsi="Latha" w:cs="Latha"/>
+                <w:sz w:val="28"/>
+                <w:szCs w:val="28"/>
+                <w:cs/>
+                <w:lang w:bidi="ta-IN"/>
+              </w:rPr>
+              <w:t xml:space="preserve"> </w:t>
+            </w:r>
+            <w:r>
+              <w:rPr>
+                <w:rFonts w:ascii="Latha" w:hAnsi="Latha" w:cs="Latha"/>
+                <w:sz w:val="28"/>
+                <w:szCs w:val="28"/>
+                <w:lang w:bidi="ta-IN"/>
+              </w:rPr>
+              <w:t xml:space="preserve">| </w:t>
+            </w:r>
+            <w:r>
+              <w:rPr>
+                <w:rFonts w:ascii="Latha" w:hAnsi="Latha" w:cs="Latha"/>
+                <w:sz w:val="28"/>
+                <w:szCs w:val="28"/>
+                <w:cs/>
+                <w:lang w:bidi="ta-IN"/>
+              </w:rPr>
+              <w:t>ப்</w:t>
+            </w:r>
+            <w:r>
+              <w:rPr>
+                <w:rFonts w:ascii="Latha" w:hAnsi="Latha" w:cs="Latha"/>
+                <w:b/>
+                <w:bCs/>
+                <w:position w:val="-12"/>
+                <w:sz w:val="28"/>
+                <w:szCs w:val="28"/>
+                <w:cs/>
+                <w:lang w:bidi="ta-IN"/>
+              </w:rPr>
+              <w:t>3</w:t>
+            </w:r>
+            <w:r>
+              <w:rPr>
+                <w:rFonts w:ascii="Latha" w:hAnsi="Latha" w:cs="Latha"/>
+                <w:sz w:val="28"/>
+                <w:szCs w:val="28"/>
+                <w:cs/>
+                <w:lang w:bidi="ta-IN"/>
+              </w:rPr>
+              <w:t>ரஹ்ம</w:t>
+            </w:r>
+            <w:r>
+              <w:rPr>
+                <w:rFonts w:ascii="BRH Tamil Tab Extra" w:hAnsi="BRH Tamil Tab Extra" w:cs="Latha"/>
+                <w:b/>
+                <w:sz w:val="36"/>
+                <w:szCs w:val="28"/>
+                <w:lang w:bidi="ta-IN"/>
+              </w:rPr>
+              <w:t>†</w:t>
+            </w:r>
+            <w:r>
+              <w:rPr>
+                <w:rFonts w:ascii="Latha" w:hAnsi="Latha" w:cs="Latha"/>
+                <w:sz w:val="28"/>
+                <w:szCs w:val="28"/>
+                <w:cs/>
+                <w:lang w:bidi="ta-IN"/>
+              </w:rPr>
+              <w:t>ண</w:t>
+            </w:r>
+            <w:r>
+              <w:rPr>
+                <w:rFonts w:ascii="BRH Tamil Tab Extra" w:hAnsi="BRH Tamil Tab Extra" w:cs="Latha"/>
+                <w:b/>
+                <w:sz w:val="32"/>
+                <w:szCs w:val="28"/>
+                <w:lang w:bidi="ta-IN"/>
+              </w:rPr>
+              <w:t>…</w:t>
+            </w:r>
+            <w:r>
+              <w:rPr>
+                <w:rFonts w:ascii="Latha" w:hAnsi="Latha" w:cs="Latha"/>
+                <w:sz w:val="28"/>
+                <w:szCs w:val="28"/>
+                <w:lang w:bidi="ta-IN"/>
+              </w:rPr>
+              <w:t xml:space="preserve"> </w:t>
+            </w:r>
+            <w:r>
+              <w:rPr>
+                <w:rFonts w:ascii="Latha" w:hAnsi="Latha" w:cs="Latha"/>
+                <w:sz w:val="28"/>
+                <w:szCs w:val="28"/>
+                <w:cs/>
+                <w:lang w:bidi="ta-IN"/>
+              </w:rPr>
+              <w:t xml:space="preserve">உத் </w:t>
+            </w:r>
+            <w:r>
+              <w:rPr>
+                <w:rFonts w:ascii="Latha" w:hAnsi="Latha" w:cs="Latha"/>
+                <w:sz w:val="28"/>
+                <w:szCs w:val="28"/>
+                <w:lang w:bidi="ta-IN"/>
+              </w:rPr>
+              <w:t>|</w:t>
+            </w:r>
+          </w:p>
+        </w:tc>
+      </w:tr>
+    </w:tbl>
+    <w:p>
+      <w:pPr>
+        <w:jc w:val="center"/>
+        <w:rPr>
+          <w:b/>
+          <w:bCs/>
+          <w:sz w:val="32"/>
+          <w:szCs w:val="32"/>
+          <w:u w:val="single"/>
+        </w:rPr>
+      </w:pPr>
+    </w:p>
+    <w:p>
+      <w:pPr>
+        <w:spacing w:before="0" w:line="240" w:lineRule="auto"/>
+        <w:rPr>
+          <w:b/>
+          <w:bCs/>
+          <w:sz w:val="32"/>
+          <w:szCs w:val="32"/>
+          <w:u w:val="single"/>
+        </w:rPr>
+      </w:pPr>
+    </w:p>
     <w:p>
       <w:pPr>
         <w:jc w:val="center"/>
@@ -23,7 +2013,6 @@
         </w:rPr>
         <w:t xml:space="preserve">TS </w:t>
       </w:r>
-      <w:proofErr w:type="spellStart"/>
       <w:r>
         <w:rPr>
           <w:b/>
@@ -34,7 +2023,6 @@
         </w:rPr>
         <w:t>Krama</w:t>
       </w:r>
-      <w:proofErr w:type="spellEnd"/>
       <w:r>
         <w:rPr>
           <w:b/>
@@ -43,29 +2031,7 @@
           <w:szCs w:val="32"/>
           <w:u w:val="single"/>
         </w:rPr>
-        <w:t xml:space="preserve"> </w:t>
-      </w:r>
-      <w:proofErr w:type="spellStart"/>
-      <w:r>
-        <w:rPr>
-          <w:b/>
-          <w:bCs/>
-          <w:sz w:val="32"/>
-          <w:szCs w:val="32"/>
-          <w:u w:val="single"/>
-        </w:rPr>
-        <w:t>Paatam</w:t>
-      </w:r>
-      <w:proofErr w:type="spellEnd"/>
-      <w:r>
-        <w:rPr>
-          <w:b/>
-          <w:bCs/>
-          <w:sz w:val="32"/>
-          <w:szCs w:val="32"/>
-          <w:u w:val="single"/>
-        </w:rPr>
-        <w:t xml:space="preserve"> – TS </w:t>
+        <w:t xml:space="preserve"> Paatam – TS </w:t>
       </w:r>
       <w:r>
         <w:rPr>
@@ -276,6 +2242,7 @@
                 <w:sz w:val="28"/>
                 <w:szCs w:val="28"/>
               </w:rPr>
+              <w:lastRenderedPageBreak/>
               <w:t>TS 2.3.2.8</w:t>
             </w:r>
             <w:r>
@@ -294,19 +2261,8 @@
                 <w:sz w:val="28"/>
                 <w:szCs w:val="28"/>
               </w:rPr>
-              <w:t xml:space="preserve">- </w:t>
-            </w:r>
-            <w:proofErr w:type="spellStart"/>
-            <w:r>
-              <w:rPr>
-                <w:rFonts w:cs="Arial"/>
-                <w:b/>
-                <w:sz w:val="28"/>
-                <w:szCs w:val="28"/>
-              </w:rPr>
-              <w:t>Kramam</w:t>
-            </w:r>
-            <w:proofErr w:type="spellEnd"/>
+              <w:t>- Kramam</w:t>
+            </w:r>
           </w:p>
           <w:p>
             <w:pPr>
@@ -327,27 +2283,15 @@
                 <w:szCs w:val="32"/>
               </w:rPr>
             </w:pPr>
-            <w:proofErr w:type="spellStart"/>
-            <w:r>
-              <w:rPr>
-                <w:rFonts w:cs="Arial"/>
-                <w:b/>
-                <w:sz w:val="28"/>
-                <w:szCs w:val="28"/>
-              </w:rPr>
-              <w:t>Krama</w:t>
-            </w:r>
-            <w:proofErr w:type="spellEnd"/>
-            <w:r>
-              <w:rPr>
-                <w:rFonts w:cs="Arial"/>
-                <w:b/>
-                <w:sz w:val="28"/>
-                <w:szCs w:val="28"/>
-              </w:rPr>
-              <w:t xml:space="preserve"> </w:t>
-            </w:r>
-            <w:proofErr w:type="spellStart"/>
+            <w:r>
+              <w:rPr>
+                <w:rFonts w:cs="Arial"/>
+                <w:b/>
+                <w:sz w:val="28"/>
+                <w:szCs w:val="28"/>
+              </w:rPr>
+              <w:t xml:space="preserve">Krama </w:t>
+            </w:r>
             <w:r>
               <w:rPr>
                 <w:rFonts w:cs="Arial"/>
@@ -357,7 +2301,6 @@
               </w:rPr>
               <w:t>Vaakyam</w:t>
             </w:r>
-            <w:proofErr w:type="spellEnd"/>
             <w:r>
               <w:rPr>
                 <w:rFonts w:cs="Arial"/>
@@ -384,26 +2327,7 @@
                 <w:szCs w:val="28"/>
               </w:rPr>
               <w:br/>
-            </w:r>
-            <w:proofErr w:type="spellStart"/>
-            <w:r>
-              <w:rPr>
-                <w:rFonts w:cs="Arial"/>
-                <w:b/>
-                <w:sz w:val="28"/>
-                <w:szCs w:val="28"/>
-              </w:rPr>
-              <w:t>Panchaati</w:t>
-            </w:r>
-            <w:proofErr w:type="spellEnd"/>
-            <w:r>
-              <w:rPr>
-                <w:rFonts w:cs="Arial"/>
-                <w:b/>
-                <w:sz w:val="28"/>
-                <w:szCs w:val="28"/>
-              </w:rPr>
-              <w:t xml:space="preserve"> </w:t>
+              <w:t xml:space="preserve">Panchaati </w:t>
             </w:r>
             <w:r>
               <w:rPr>
@@ -430,25 +2354,14 @@
                 <w:szCs w:val="40"/>
               </w:rPr>
             </w:pPr>
-            <w:proofErr w:type="spellStart"/>
-            <w:r>
-              <w:rPr>
-                <w:rFonts w:ascii="BRH Devanagari Extra" w:hAnsi="BRH Devanagari Extra" w:cs="BRH Devanagari Extra"/>
-                <w:color w:val="000000"/>
-                <w:sz w:val="40"/>
-                <w:szCs w:val="40"/>
-              </w:rPr>
-              <w:t>bÉ</w:t>
-            </w:r>
-            <w:proofErr w:type="spellEnd"/>
-            <w:r>
-              <w:rPr>
-                <w:rFonts w:ascii="BRH Devanagari Extra" w:hAnsi="BRH Devanagari Extra" w:cs="BRH Devanagari Extra"/>
-                <w:color w:val="000000"/>
-                <w:sz w:val="40"/>
-                <w:szCs w:val="40"/>
-              </w:rPr>
-              <w:t>×</w:t>
+            <w:r>
+              <w:rPr>
+                <w:rFonts w:ascii="BRH Devanagari Extra" w:hAnsi="BRH Devanagari Extra" w:cs="BRH Devanagari Extra"/>
+                <w:color w:val="000000"/>
+                <w:sz w:val="40"/>
+                <w:szCs w:val="40"/>
+              </w:rPr>
+              <w:t>bÉ×</w:t>
             </w:r>
             <w:r>
               <w:rPr>
@@ -571,25 +2484,14 @@
                 <w:szCs w:val="40"/>
               </w:rPr>
             </w:pPr>
-            <w:proofErr w:type="spellStart"/>
-            <w:r>
-              <w:rPr>
-                <w:rFonts w:ascii="BRH Devanagari Extra" w:hAnsi="BRH Devanagari Extra" w:cs="BRH Devanagari Extra"/>
-                <w:color w:val="000000"/>
-                <w:sz w:val="40"/>
-                <w:szCs w:val="40"/>
-              </w:rPr>
-              <w:t>bÉ</w:t>
-            </w:r>
-            <w:proofErr w:type="spellEnd"/>
-            <w:r>
-              <w:rPr>
-                <w:rFonts w:ascii="BRH Devanagari Extra" w:hAnsi="BRH Devanagari Extra" w:cs="BRH Devanagari Extra"/>
-                <w:color w:val="000000"/>
-                <w:sz w:val="40"/>
-                <w:szCs w:val="40"/>
-              </w:rPr>
-              <w:t>×</w:t>
+            <w:r>
+              <w:rPr>
+                <w:rFonts w:ascii="BRH Devanagari Extra" w:hAnsi="BRH Devanagari Extra" w:cs="BRH Devanagari Extra"/>
+                <w:color w:val="000000"/>
+                <w:sz w:val="40"/>
+                <w:szCs w:val="40"/>
+              </w:rPr>
+              <w:t>bÉ×</w:t>
             </w:r>
             <w:r>
               <w:rPr>
@@ -748,19 +2650,8 @@
                 <w:sz w:val="28"/>
                 <w:szCs w:val="28"/>
               </w:rPr>
-              <w:t xml:space="preserve">- </w:t>
-            </w:r>
-            <w:proofErr w:type="spellStart"/>
-            <w:r>
-              <w:rPr>
-                <w:rFonts w:cs="Arial"/>
-                <w:b/>
-                <w:sz w:val="28"/>
-                <w:szCs w:val="28"/>
-              </w:rPr>
-              <w:t>Kramam</w:t>
-            </w:r>
-            <w:proofErr w:type="spellEnd"/>
+              <w:t>- Kramam</w:t>
+            </w:r>
           </w:p>
           <w:p>
             <w:pPr>
@@ -781,27 +2672,15 @@
                 <w:szCs w:val="32"/>
               </w:rPr>
             </w:pPr>
-            <w:proofErr w:type="spellStart"/>
-            <w:r>
-              <w:rPr>
-                <w:rFonts w:cs="Arial"/>
-                <w:b/>
-                <w:sz w:val="28"/>
-                <w:szCs w:val="28"/>
-              </w:rPr>
-              <w:t>Krama</w:t>
-            </w:r>
-            <w:proofErr w:type="spellEnd"/>
-            <w:r>
-              <w:rPr>
-                <w:rFonts w:cs="Arial"/>
-                <w:b/>
-                <w:sz w:val="28"/>
-                <w:szCs w:val="28"/>
-              </w:rPr>
-              <w:t xml:space="preserve"> </w:t>
-            </w:r>
-            <w:proofErr w:type="spellStart"/>
+            <w:r>
+              <w:rPr>
+                <w:rFonts w:cs="Arial"/>
+                <w:b/>
+                <w:sz w:val="28"/>
+                <w:szCs w:val="28"/>
+              </w:rPr>
+              <w:t xml:space="preserve">Krama </w:t>
+            </w:r>
             <w:r>
               <w:rPr>
                 <w:rFonts w:cs="Arial"/>
@@ -811,7 +2690,6 @@
               </w:rPr>
               <w:t>Vaakyam</w:t>
             </w:r>
-            <w:proofErr w:type="spellEnd"/>
             <w:r>
               <w:rPr>
                 <w:rFonts w:cs="Arial"/>
@@ -838,26 +2716,7 @@
                 <w:szCs w:val="28"/>
               </w:rPr>
               <w:br/>
-            </w:r>
-            <w:proofErr w:type="spellStart"/>
-            <w:r>
-              <w:rPr>
-                <w:rFonts w:cs="Arial"/>
-                <w:b/>
-                <w:sz w:val="28"/>
-                <w:szCs w:val="28"/>
-              </w:rPr>
-              <w:t>Panchaati</w:t>
-            </w:r>
-            <w:proofErr w:type="spellEnd"/>
-            <w:r>
-              <w:rPr>
-                <w:rFonts w:cs="Arial"/>
-                <w:b/>
-                <w:sz w:val="28"/>
-                <w:szCs w:val="28"/>
-              </w:rPr>
-              <w:t xml:space="preserve"> </w:t>
+              <w:t xml:space="preserve">Panchaati </w:t>
             </w:r>
             <w:r>
               <w:rPr>
@@ -1000,7 +2859,6 @@
               </w:rPr>
               <w:t>–</w:t>
             </w:r>
-            <w:proofErr w:type="spellStart"/>
             <w:r>
               <w:rPr>
                 <w:rFonts w:ascii="BRH Devanagari Extra" w:hAnsi="BRH Devanagari Extra" w:cs="BRH Devanagari Extra"/>
@@ -1010,36 +2868,24 @@
               </w:rPr>
               <w:t>xÉ</w:t>
             </w:r>
-            <w:proofErr w:type="spellEnd"/>
-            <w:r>
-              <w:rPr>
-                <w:rFonts w:ascii="BRH Malayalam Extra" w:hAnsi="BRH Malayalam Extra" w:cs="BRH Devanagari Extra"/>
-                <w:b/>
-                <w:color w:val="000000"/>
-                <w:sz w:val="32"/>
-                <w:szCs w:val="40"/>
-              </w:rPr>
-              <w:t>–</w:t>
-            </w:r>
-            <w:proofErr w:type="spellStart"/>
-            <w:r>
-              <w:rPr>
-                <w:rFonts w:ascii="BRH Devanagari Extra" w:hAnsi="BRH Devanagari Extra" w:cs="BRH Devanagari Extra"/>
-                <w:color w:val="000000"/>
-                <w:sz w:val="40"/>
-                <w:szCs w:val="40"/>
-              </w:rPr>
-              <w:t>lÉç</w:t>
-            </w:r>
-            <w:proofErr w:type="spellEnd"/>
-            <w:r>
-              <w:rPr>
-                <w:rFonts w:ascii="BRH Devanagari Extra" w:hAnsi="BRH Devanagari Extra" w:cs="BRH Devanagari Extra"/>
-                <w:color w:val="000000"/>
-                <w:sz w:val="40"/>
-                <w:szCs w:val="40"/>
-              </w:rPr>
-              <w:t xml:space="preserve"> </w:t>
+            <w:r>
+              <w:rPr>
+                <w:rFonts w:ascii="BRH Malayalam Extra" w:hAnsi="BRH Malayalam Extra" w:cs="BRH Devanagari Extra"/>
+                <w:b/>
+                <w:color w:val="000000"/>
+                <w:sz w:val="32"/>
+                <w:szCs w:val="40"/>
+              </w:rPr>
+              <w:t>–</w:t>
+            </w:r>
+            <w:r>
+              <w:rPr>
+                <w:rFonts w:ascii="BRH Devanagari Extra" w:hAnsi="BRH Devanagari Extra" w:cs="BRH Devanagari Extra"/>
+                <w:color w:val="000000"/>
+                <w:sz w:val="40"/>
+                <w:szCs w:val="40"/>
+              </w:rPr>
+              <w:t xml:space="preserve">lÉç </w:t>
             </w:r>
             <w:proofErr w:type="spellStart"/>
             <w:r>
@@ -1176,7 +3022,6 @@
               </w:rPr>
               <w:t>–</w:t>
             </w:r>
-            <w:proofErr w:type="spellStart"/>
             <w:r>
               <w:rPr>
                 <w:rFonts w:ascii="BRH Devanagari Extra" w:hAnsi="BRH Devanagari Extra" w:cs="BRH Devanagari Extra"/>
@@ -1186,36 +3031,24 @@
               </w:rPr>
               <w:t>xÉ</w:t>
             </w:r>
-            <w:proofErr w:type="spellEnd"/>
-            <w:r>
-              <w:rPr>
-                <w:rFonts w:ascii="BRH Malayalam Extra" w:hAnsi="BRH Malayalam Extra" w:cs="BRH Devanagari Extra"/>
-                <w:b/>
-                <w:color w:val="000000"/>
-                <w:sz w:val="32"/>
-                <w:szCs w:val="40"/>
-              </w:rPr>
-              <w:t>–</w:t>
-            </w:r>
-            <w:proofErr w:type="spellStart"/>
-            <w:r>
-              <w:rPr>
-                <w:rFonts w:ascii="BRH Devanagari Extra" w:hAnsi="BRH Devanagari Extra" w:cs="BRH Devanagari Extra"/>
-                <w:color w:val="000000"/>
-                <w:sz w:val="40"/>
-                <w:szCs w:val="40"/>
-              </w:rPr>
-              <w:t>lÉç</w:t>
-            </w:r>
-            <w:proofErr w:type="spellEnd"/>
-            <w:r>
-              <w:rPr>
-                <w:rFonts w:ascii="BRH Devanagari Extra" w:hAnsi="BRH Devanagari Extra" w:cs="BRH Devanagari Extra"/>
-                <w:color w:val="000000"/>
-                <w:sz w:val="40"/>
-                <w:szCs w:val="40"/>
-              </w:rPr>
-              <w:t xml:space="preserve"> </w:t>
+            <w:r>
+              <w:rPr>
+                <w:rFonts w:ascii="BRH Malayalam Extra" w:hAnsi="BRH Malayalam Extra" w:cs="BRH Devanagari Extra"/>
+                <w:b/>
+                <w:color w:val="000000"/>
+                <w:sz w:val="32"/>
+                <w:szCs w:val="40"/>
+              </w:rPr>
+              <w:t>–</w:t>
+            </w:r>
+            <w:r>
+              <w:rPr>
+                <w:rFonts w:ascii="BRH Devanagari Extra" w:hAnsi="BRH Devanagari Extra" w:cs="BRH Devanagari Extra"/>
+                <w:color w:val="000000"/>
+                <w:sz w:val="40"/>
+                <w:szCs w:val="40"/>
+              </w:rPr>
+              <w:t xml:space="preserve">lÉç </w:t>
             </w:r>
             <w:proofErr w:type="spellStart"/>
             <w:r>
@@ -1293,19 +3126,8 @@
                 <w:sz w:val="28"/>
                 <w:szCs w:val="28"/>
               </w:rPr>
-              <w:t xml:space="preserve">- </w:t>
-            </w:r>
-            <w:proofErr w:type="spellStart"/>
-            <w:r>
-              <w:rPr>
-                <w:rFonts w:cs="Arial"/>
-                <w:b/>
-                <w:sz w:val="28"/>
-                <w:szCs w:val="28"/>
-              </w:rPr>
-              <w:t>Kramam</w:t>
-            </w:r>
-            <w:proofErr w:type="spellEnd"/>
+              <w:t>- Kramam</w:t>
+            </w:r>
           </w:p>
           <w:p>
             <w:pPr>
@@ -1326,27 +3148,15 @@
                 <w:szCs w:val="32"/>
               </w:rPr>
             </w:pPr>
-            <w:proofErr w:type="spellStart"/>
-            <w:r>
-              <w:rPr>
-                <w:rFonts w:cs="Arial"/>
-                <w:b/>
-                <w:sz w:val="28"/>
-                <w:szCs w:val="28"/>
-              </w:rPr>
-              <w:t>Krama</w:t>
-            </w:r>
-            <w:proofErr w:type="spellEnd"/>
-            <w:r>
-              <w:rPr>
-                <w:rFonts w:cs="Arial"/>
-                <w:b/>
-                <w:sz w:val="28"/>
-                <w:szCs w:val="28"/>
-              </w:rPr>
-              <w:t xml:space="preserve"> </w:t>
-            </w:r>
-            <w:proofErr w:type="spellStart"/>
+            <w:r>
+              <w:rPr>
+                <w:rFonts w:cs="Arial"/>
+                <w:b/>
+                <w:sz w:val="28"/>
+                <w:szCs w:val="28"/>
+              </w:rPr>
+              <w:t xml:space="preserve">Krama </w:t>
+            </w:r>
             <w:r>
               <w:rPr>
                 <w:rFonts w:cs="Arial"/>
@@ -1356,7 +3166,6 @@
               </w:rPr>
               <w:t>Vaakyam</w:t>
             </w:r>
-            <w:proofErr w:type="spellEnd"/>
             <w:r>
               <w:rPr>
                 <w:rFonts w:cs="Arial"/>
@@ -1383,26 +3192,7 @@
                 <w:szCs w:val="28"/>
               </w:rPr>
               <w:br/>
-            </w:r>
-            <w:proofErr w:type="spellStart"/>
-            <w:r>
-              <w:rPr>
-                <w:rFonts w:cs="Arial"/>
-                <w:b/>
-                <w:sz w:val="28"/>
-                <w:szCs w:val="28"/>
-              </w:rPr>
-              <w:t>Panchaati</w:t>
-            </w:r>
-            <w:proofErr w:type="spellEnd"/>
-            <w:r>
-              <w:rPr>
-                <w:rFonts w:cs="Arial"/>
-                <w:b/>
-                <w:sz w:val="28"/>
-                <w:szCs w:val="28"/>
-              </w:rPr>
-              <w:t xml:space="preserve"> </w:t>
+              <w:t xml:space="preserve">Panchaati </w:t>
             </w:r>
             <w:r>
               <w:rPr>
@@ -1535,30 +3325,18 @@
                 <w:sz w:val="40"/>
                 <w:szCs w:val="40"/>
               </w:rPr>
-              <w:t xml:space="preserve"> - </w:t>
-            </w:r>
-            <w:proofErr w:type="spellStart"/>
-            <w:r>
-              <w:rPr>
-                <w:rFonts w:ascii="BRH Devanagari Extra" w:hAnsi="BRH Devanagari Extra" w:cs="BRH Devanagari Extra"/>
-                <w:color w:val="000000"/>
-                <w:sz w:val="40"/>
-                <w:szCs w:val="40"/>
-              </w:rPr>
-              <w:t>qÉ</w:t>
-            </w:r>
-            <w:proofErr w:type="spellEnd"/>
-            <w:r>
-              <w:rPr>
-                <w:rFonts w:ascii="BRH Malayalam Extra" w:hAnsi="BRH Malayalam Extra" w:cs="BRH Devanagari Extra"/>
-                <w:b/>
-                <w:color w:val="000000"/>
-                <w:sz w:val="32"/>
-                <w:szCs w:val="40"/>
-              </w:rPr>
-              <w:t>–</w:t>
-            </w:r>
-            <w:proofErr w:type="spellStart"/>
+              <w:t xml:space="preserve"> - qÉ</w:t>
+            </w:r>
+            <w:r>
+              <w:rPr>
+                <w:rFonts w:ascii="BRH Malayalam Extra" w:hAnsi="BRH Malayalam Extra" w:cs="BRH Devanagari Extra"/>
+                <w:b/>
+                <w:color w:val="000000"/>
+                <w:sz w:val="32"/>
+                <w:szCs w:val="40"/>
+              </w:rPr>
+              <w:t>–</w:t>
+            </w:r>
             <w:r>
               <w:rPr>
                 <w:rFonts w:ascii="BRH Devanagari Extra" w:hAnsi="BRH Devanagari Extra" w:cs="BRH Devanagari Extra"/>
@@ -1568,7 +3346,6 @@
               </w:rPr>
               <w:t>lÉ</w:t>
             </w:r>
-            <w:proofErr w:type="spellEnd"/>
             <w:r>
               <w:rPr>
                 <w:rFonts w:ascii="BRH Malayalam Extra" w:hAnsi="BRH Malayalam Extra" w:cs="BRH Devanagari Extra"/>
@@ -1735,30 +3512,18 @@
                 <w:sz w:val="40"/>
                 <w:szCs w:val="40"/>
               </w:rPr>
-              <w:t xml:space="preserve"> - </w:t>
-            </w:r>
-            <w:proofErr w:type="spellStart"/>
-            <w:r>
-              <w:rPr>
-                <w:rFonts w:ascii="BRH Devanagari Extra" w:hAnsi="BRH Devanagari Extra" w:cs="BRH Devanagari Extra"/>
-                <w:color w:val="000000"/>
-                <w:sz w:val="40"/>
-                <w:szCs w:val="40"/>
-              </w:rPr>
-              <w:t>qÉ</w:t>
-            </w:r>
-            <w:proofErr w:type="spellEnd"/>
-            <w:r>
-              <w:rPr>
-                <w:rFonts w:ascii="BRH Malayalam Extra" w:hAnsi="BRH Malayalam Extra" w:cs="BRH Devanagari Extra"/>
-                <w:b/>
-                <w:color w:val="000000"/>
-                <w:sz w:val="32"/>
-                <w:szCs w:val="40"/>
-              </w:rPr>
-              <w:t>–</w:t>
-            </w:r>
-            <w:proofErr w:type="spellStart"/>
+              <w:t xml:space="preserve"> - qÉ</w:t>
+            </w:r>
+            <w:r>
+              <w:rPr>
+                <w:rFonts w:ascii="BRH Malayalam Extra" w:hAnsi="BRH Malayalam Extra" w:cs="BRH Devanagari Extra"/>
+                <w:b/>
+                <w:color w:val="000000"/>
+                <w:sz w:val="32"/>
+                <w:szCs w:val="40"/>
+              </w:rPr>
+              <w:t>–</w:t>
+            </w:r>
             <w:r>
               <w:rPr>
                 <w:rFonts w:ascii="BRH Devanagari Extra" w:hAnsi="BRH Devanagari Extra" w:cs="BRH Devanagari Extra"/>
@@ -1768,7 +3533,6 @@
               </w:rPr>
               <w:t>lÉ</w:t>
             </w:r>
-            <w:proofErr w:type="spellEnd"/>
             <w:r>
               <w:rPr>
                 <w:rFonts w:ascii="BRH Malayalam Extra" w:hAnsi="BRH Malayalam Extra" w:cs="BRH Devanagari Extra"/>
@@ -1883,19 +3647,8 @@
                 <w:sz w:val="28"/>
                 <w:szCs w:val="28"/>
               </w:rPr>
-              <w:t xml:space="preserve">- </w:t>
-            </w:r>
-            <w:proofErr w:type="spellStart"/>
-            <w:r>
-              <w:rPr>
-                <w:rFonts w:cs="Arial"/>
-                <w:b/>
-                <w:sz w:val="28"/>
-                <w:szCs w:val="28"/>
-              </w:rPr>
-              <w:t>Kramam</w:t>
-            </w:r>
-            <w:proofErr w:type="spellEnd"/>
+              <w:t>- Kramam</w:t>
+            </w:r>
           </w:p>
           <w:p>
             <w:pPr>
@@ -1916,27 +3669,15 @@
                 <w:szCs w:val="32"/>
               </w:rPr>
             </w:pPr>
-            <w:proofErr w:type="spellStart"/>
-            <w:r>
-              <w:rPr>
-                <w:rFonts w:cs="Arial"/>
-                <w:b/>
-                <w:sz w:val="28"/>
-                <w:szCs w:val="28"/>
-              </w:rPr>
-              <w:t>Krama</w:t>
-            </w:r>
-            <w:proofErr w:type="spellEnd"/>
-            <w:r>
-              <w:rPr>
-                <w:rFonts w:cs="Arial"/>
-                <w:b/>
-                <w:sz w:val="28"/>
-                <w:szCs w:val="28"/>
-              </w:rPr>
-              <w:t xml:space="preserve"> </w:t>
-            </w:r>
-            <w:proofErr w:type="spellStart"/>
+            <w:r>
+              <w:rPr>
+                <w:rFonts w:cs="Arial"/>
+                <w:b/>
+                <w:sz w:val="28"/>
+                <w:szCs w:val="28"/>
+              </w:rPr>
+              <w:t xml:space="preserve">Krama </w:t>
+            </w:r>
             <w:r>
               <w:rPr>
                 <w:rFonts w:cs="Arial"/>
@@ -1946,7 +3687,6 @@
               </w:rPr>
               <w:t>Vaakyam</w:t>
             </w:r>
-            <w:proofErr w:type="spellEnd"/>
             <w:r>
               <w:rPr>
                 <w:rFonts w:cs="Arial"/>
@@ -1982,26 +3722,7 @@
                 <w:szCs w:val="28"/>
               </w:rPr>
               <w:br/>
-            </w:r>
-            <w:proofErr w:type="spellStart"/>
-            <w:r>
-              <w:rPr>
-                <w:rFonts w:cs="Arial"/>
-                <w:b/>
-                <w:sz w:val="28"/>
-                <w:szCs w:val="28"/>
-              </w:rPr>
-              <w:t>Panchaati</w:t>
-            </w:r>
-            <w:proofErr w:type="spellEnd"/>
-            <w:r>
-              <w:rPr>
-                <w:rFonts w:cs="Arial"/>
-                <w:b/>
-                <w:sz w:val="28"/>
-                <w:szCs w:val="28"/>
-              </w:rPr>
-              <w:t xml:space="preserve"> </w:t>
+              <w:t xml:space="preserve">Panchaati </w:t>
             </w:r>
             <w:r>
               <w:rPr>
@@ -2293,19 +4014,8 @@
                 <w:sz w:val="28"/>
                 <w:szCs w:val="28"/>
               </w:rPr>
-              <w:t xml:space="preserve">- </w:t>
-            </w:r>
-            <w:proofErr w:type="spellStart"/>
-            <w:r>
-              <w:rPr>
-                <w:rFonts w:cs="Arial"/>
-                <w:b/>
-                <w:sz w:val="28"/>
-                <w:szCs w:val="28"/>
-              </w:rPr>
-              <w:t>Kramam</w:t>
-            </w:r>
-            <w:proofErr w:type="spellEnd"/>
+              <w:t>- Kramam</w:t>
+            </w:r>
           </w:p>
           <w:p>
             <w:pPr>
@@ -2326,27 +4036,15 @@
                 <w:szCs w:val="32"/>
               </w:rPr>
             </w:pPr>
-            <w:proofErr w:type="spellStart"/>
-            <w:r>
-              <w:rPr>
-                <w:rFonts w:cs="Arial"/>
-                <w:b/>
-                <w:sz w:val="28"/>
-                <w:szCs w:val="28"/>
-              </w:rPr>
-              <w:t>Krama</w:t>
-            </w:r>
-            <w:proofErr w:type="spellEnd"/>
-            <w:r>
-              <w:rPr>
-                <w:rFonts w:cs="Arial"/>
-                <w:b/>
-                <w:sz w:val="28"/>
-                <w:szCs w:val="28"/>
-              </w:rPr>
-              <w:t xml:space="preserve"> </w:t>
-            </w:r>
-            <w:proofErr w:type="spellStart"/>
+            <w:r>
+              <w:rPr>
+                <w:rFonts w:cs="Arial"/>
+                <w:b/>
+                <w:sz w:val="28"/>
+                <w:szCs w:val="28"/>
+              </w:rPr>
+              <w:t xml:space="preserve">Krama </w:t>
+            </w:r>
             <w:r>
               <w:rPr>
                 <w:rFonts w:cs="Arial"/>
@@ -2356,7 +4054,6 @@
               </w:rPr>
               <w:t>Vaakyam</w:t>
             </w:r>
-            <w:proofErr w:type="spellEnd"/>
             <w:r>
               <w:rPr>
                 <w:rFonts w:cs="Arial"/>
@@ -2383,26 +4080,7 @@
                 <w:szCs w:val="28"/>
               </w:rPr>
               <w:br/>
-            </w:r>
-            <w:proofErr w:type="spellStart"/>
-            <w:r>
-              <w:rPr>
-                <w:rFonts w:cs="Arial"/>
-                <w:b/>
-                <w:sz w:val="28"/>
-                <w:szCs w:val="28"/>
-              </w:rPr>
-              <w:t>Panchaati</w:t>
-            </w:r>
-            <w:proofErr w:type="spellEnd"/>
-            <w:r>
-              <w:rPr>
-                <w:rFonts w:cs="Arial"/>
-                <w:b/>
-                <w:sz w:val="28"/>
-                <w:szCs w:val="28"/>
-              </w:rPr>
-              <w:t xml:space="preserve"> </w:t>
+              <w:t xml:space="preserve">Panchaati </w:t>
             </w:r>
             <w:r>
               <w:rPr>
@@ -2475,7 +4153,6 @@
               </w:rPr>
               <w:t>–</w:t>
             </w:r>
-            <w:proofErr w:type="spellStart"/>
             <w:r>
               <w:rPr>
                 <w:rFonts w:ascii="BRH Devanagari Extra" w:hAnsi="BRH Devanagari Extra" w:cs="BRH Devanagari Extra"/>
@@ -2485,7 +4162,6 @@
               </w:rPr>
               <w:t>uÉ</w:t>
             </w:r>
-            <w:proofErr w:type="spellEnd"/>
             <w:r>
               <w:rPr>
                 <w:rFonts w:ascii="BRH Malayalam Extra" w:hAnsi="BRH Malayalam Extra" w:cs="BRH Devanagari Extra"/>
@@ -2552,19 +4228,8 @@
                 <w:sz w:val="40"/>
                 <w:szCs w:val="40"/>
               </w:rPr>
-              <w:t xml:space="preserve"> - </w:t>
-            </w:r>
-            <w:proofErr w:type="spellStart"/>
-            <w:r>
-              <w:rPr>
-                <w:rFonts w:ascii="BRH Devanagari Extra" w:hAnsi="BRH Devanagari Extra" w:cs="BRH Devanagari Extra"/>
-                <w:color w:val="000000"/>
-                <w:sz w:val="40"/>
-                <w:szCs w:val="40"/>
-              </w:rPr>
-              <w:t>uÉ</w:t>
-            </w:r>
-            <w:proofErr w:type="spellEnd"/>
+              <w:t xml:space="preserve"> - uÉ</w:t>
+            </w:r>
             <w:r>
               <w:rPr>
                 <w:rFonts w:ascii="BRH Malayalam Extra" w:hAnsi="BRH Malayalam Extra" w:cs="BRH Devanagari Extra"/>
@@ -2690,7 +4355,6 @@
               </w:rPr>
               <w:t>–</w:t>
             </w:r>
-            <w:proofErr w:type="spellStart"/>
             <w:r>
               <w:rPr>
                 <w:rFonts w:ascii="BRH Devanagari Extra" w:hAnsi="BRH Devanagari Extra" w:cs="BRH Devanagari Extra"/>
@@ -2700,7 +4364,6 @@
               </w:rPr>
               <w:t>uÉ</w:t>
             </w:r>
-            <w:proofErr w:type="spellEnd"/>
             <w:r>
               <w:rPr>
                 <w:rFonts w:ascii="BRH Malayalam Extra" w:hAnsi="BRH Malayalam Extra" w:cs="BRH Devanagari Extra"/>
@@ -2767,19 +4430,8 @@
                 <w:sz w:val="40"/>
                 <w:szCs w:val="40"/>
               </w:rPr>
-              <w:t xml:space="preserve"> - </w:t>
-            </w:r>
-            <w:proofErr w:type="spellStart"/>
-            <w:r>
-              <w:rPr>
-                <w:rFonts w:ascii="BRH Devanagari Extra" w:hAnsi="BRH Devanagari Extra" w:cs="BRH Devanagari Extra"/>
-                <w:color w:val="000000"/>
-                <w:sz w:val="40"/>
-                <w:szCs w:val="40"/>
-              </w:rPr>
-              <w:t>uÉ</w:t>
-            </w:r>
-            <w:proofErr w:type="spellEnd"/>
+              <w:t xml:space="preserve"> - uÉ</w:t>
+            </w:r>
             <w:r>
               <w:rPr>
                 <w:rFonts w:ascii="BRH Malayalam Extra" w:hAnsi="BRH Malayalam Extra" w:cs="BRH Devanagari Extra"/>
@@ -2895,19 +4547,8 @@
                 <w:sz w:val="28"/>
                 <w:szCs w:val="28"/>
               </w:rPr>
-              <w:t xml:space="preserve">- </w:t>
-            </w:r>
-            <w:proofErr w:type="spellStart"/>
-            <w:r>
-              <w:rPr>
-                <w:rFonts w:cs="Arial"/>
-                <w:b/>
-                <w:sz w:val="28"/>
-                <w:szCs w:val="28"/>
-              </w:rPr>
-              <w:t>Kramam</w:t>
-            </w:r>
-            <w:proofErr w:type="spellEnd"/>
+              <w:t>- Kramam</w:t>
+            </w:r>
           </w:p>
           <w:p>
             <w:pPr>
@@ -2928,27 +4569,15 @@
                 <w:szCs w:val="32"/>
               </w:rPr>
             </w:pPr>
-            <w:proofErr w:type="spellStart"/>
-            <w:r>
-              <w:rPr>
-                <w:rFonts w:cs="Arial"/>
-                <w:b/>
-                <w:sz w:val="28"/>
-                <w:szCs w:val="28"/>
-              </w:rPr>
-              <w:t>Krama</w:t>
-            </w:r>
-            <w:proofErr w:type="spellEnd"/>
-            <w:r>
-              <w:rPr>
-                <w:rFonts w:cs="Arial"/>
-                <w:b/>
-                <w:sz w:val="28"/>
-                <w:szCs w:val="28"/>
-              </w:rPr>
-              <w:t xml:space="preserve"> </w:t>
-            </w:r>
-            <w:proofErr w:type="spellStart"/>
+            <w:r>
+              <w:rPr>
+                <w:rFonts w:cs="Arial"/>
+                <w:b/>
+                <w:sz w:val="28"/>
+                <w:szCs w:val="28"/>
+              </w:rPr>
+              <w:t xml:space="preserve">Krama </w:t>
+            </w:r>
             <w:r>
               <w:rPr>
                 <w:rFonts w:cs="Arial"/>
@@ -2958,7 +4587,6 @@
               </w:rPr>
               <w:t>Vaakyam</w:t>
             </w:r>
-            <w:proofErr w:type="spellEnd"/>
             <w:r>
               <w:rPr>
                 <w:rFonts w:cs="Arial"/>
@@ -2985,26 +4613,7 @@
                 <w:szCs w:val="28"/>
               </w:rPr>
               <w:br/>
-            </w:r>
-            <w:proofErr w:type="spellStart"/>
-            <w:r>
-              <w:rPr>
-                <w:rFonts w:cs="Arial"/>
-                <w:b/>
-                <w:sz w:val="28"/>
-                <w:szCs w:val="28"/>
-              </w:rPr>
-              <w:t>Panchaati</w:t>
-            </w:r>
-            <w:proofErr w:type="spellEnd"/>
-            <w:r>
-              <w:rPr>
-                <w:rFonts w:cs="Arial"/>
-                <w:b/>
-                <w:sz w:val="28"/>
-                <w:szCs w:val="28"/>
-              </w:rPr>
-              <w:t xml:space="preserve"> </w:t>
+              <w:t xml:space="preserve">Panchaati </w:t>
             </w:r>
             <w:r>
               <w:rPr>
@@ -3056,25 +4665,14 @@
               </w:rPr>
               <w:t>–</w:t>
             </w:r>
-            <w:proofErr w:type="spellStart"/>
-            <w:r>
-              <w:rPr>
-                <w:rFonts w:ascii="BRH Devanagari Extra" w:hAnsi="BRH Devanagari Extra" w:cs="BRH Devanagari Extra"/>
-                <w:color w:val="000000"/>
-                <w:sz w:val="40"/>
-                <w:szCs w:val="40"/>
-              </w:rPr>
-              <w:t>uÉ</w:t>
-            </w:r>
-            <w:proofErr w:type="spellEnd"/>
-            <w:r>
-              <w:rPr>
-                <w:rFonts w:ascii="BRH Devanagari Extra" w:hAnsi="BRH Devanagari Extra" w:cs="BRH Devanagari Extra"/>
-                <w:color w:val="000000"/>
-                <w:sz w:val="40"/>
-                <w:szCs w:val="40"/>
-              </w:rPr>
-              <w:t xml:space="preserve"> AÉ</w:t>
+            <w:r>
+              <w:rPr>
+                <w:rFonts w:ascii="BRH Devanagari Extra" w:hAnsi="BRH Devanagari Extra" w:cs="BRH Devanagari Extra"/>
+                <w:color w:val="000000"/>
+                <w:sz w:val="40"/>
+                <w:szCs w:val="40"/>
+              </w:rPr>
+              <w:t>uÉ AÉ</w:t>
             </w:r>
             <w:r>
               <w:rPr>
@@ -3219,25 +4817,14 @@
               </w:rPr>
               <w:t>–</w:t>
             </w:r>
-            <w:proofErr w:type="spellStart"/>
-            <w:r>
-              <w:rPr>
-                <w:rFonts w:ascii="BRH Devanagari Extra" w:hAnsi="BRH Devanagari Extra" w:cs="BRH Devanagari Extra"/>
-                <w:color w:val="000000"/>
-                <w:sz w:val="40"/>
-                <w:szCs w:val="40"/>
-              </w:rPr>
-              <w:t>uÉ</w:t>
-            </w:r>
-            <w:proofErr w:type="spellEnd"/>
-            <w:r>
-              <w:rPr>
-                <w:rFonts w:ascii="BRH Devanagari Extra" w:hAnsi="BRH Devanagari Extra" w:cs="BRH Devanagari Extra"/>
-                <w:color w:val="000000"/>
-                <w:sz w:val="40"/>
-                <w:szCs w:val="40"/>
-              </w:rPr>
-              <w:t xml:space="preserve"> AÉ</w:t>
+            <w:r>
+              <w:rPr>
+                <w:rFonts w:ascii="BRH Devanagari Extra" w:hAnsi="BRH Devanagari Extra" w:cs="BRH Devanagari Extra"/>
+                <w:color w:val="000000"/>
+                <w:sz w:val="40"/>
+                <w:szCs w:val="40"/>
+              </w:rPr>
+              <w:t>uÉ AÉ</w:t>
             </w:r>
             <w:r>
               <w:rPr>
@@ -3368,10 +4955,8 @@
           <w:szCs w:val="32"/>
           <w:u w:val="single"/>
         </w:rPr>
-        <w:lastRenderedPageBreak/>
         <w:t xml:space="preserve">TS </w:t>
       </w:r>
-      <w:proofErr w:type="spellStart"/>
       <w:r>
         <w:rPr>
           <w:b/>
@@ -3382,7 +4967,6 @@
         </w:rPr>
         <w:t>Krama</w:t>
       </w:r>
-      <w:proofErr w:type="spellEnd"/>
       <w:r>
         <w:rPr>
           <w:b/>
@@ -3391,29 +4975,7 @@
           <w:szCs w:val="32"/>
           <w:u w:val="single"/>
         </w:rPr>
-        <w:t xml:space="preserve"> </w:t>
-      </w:r>
-      <w:proofErr w:type="spellStart"/>
-      <w:r>
-        <w:rPr>
-          <w:b/>
-          <w:bCs/>
-          <w:sz w:val="32"/>
-          <w:szCs w:val="32"/>
-          <w:u w:val="single"/>
-        </w:rPr>
-        <w:t>Paatam</w:t>
-      </w:r>
-      <w:proofErr w:type="spellEnd"/>
-      <w:r>
-        <w:rPr>
-          <w:b/>
-          <w:bCs/>
-          <w:sz w:val="32"/>
-          <w:szCs w:val="32"/>
-          <w:u w:val="single"/>
-        </w:rPr>
-        <w:t xml:space="preserve"> – TS </w:t>
+        <w:t xml:space="preserve"> Paatam – TS </w:t>
       </w:r>
       <w:r>
         <w:rPr>
@@ -3623,6 +5185,7 @@
                 <w:sz w:val="28"/>
                 <w:szCs w:val="32"/>
               </w:rPr>
+              <w:lastRenderedPageBreak/>
               <w:t>None</w:t>
             </w:r>
           </w:p>
@@ -3730,7 +5293,6 @@
         </w:rPr>
         <w:t xml:space="preserve">TS </w:t>
       </w:r>
-      <w:proofErr w:type="spellStart"/>
       <w:r>
         <w:rPr>
           <w:b/>
@@ -3741,7 +5303,6 @@
         </w:rPr>
         <w:t>Krama</w:t>
       </w:r>
-      <w:proofErr w:type="spellEnd"/>
       <w:r>
         <w:rPr>
           <w:b/>
@@ -3750,29 +5311,7 @@
           <w:szCs w:val="32"/>
           <w:u w:val="single"/>
         </w:rPr>
-        <w:t xml:space="preserve"> </w:t>
-      </w:r>
-      <w:proofErr w:type="spellStart"/>
-      <w:r>
-        <w:rPr>
-          <w:b/>
-          <w:bCs/>
-          <w:sz w:val="32"/>
-          <w:szCs w:val="32"/>
-          <w:u w:val="single"/>
-        </w:rPr>
-        <w:t>Paatam</w:t>
-      </w:r>
-      <w:proofErr w:type="spellEnd"/>
-      <w:r>
-        <w:rPr>
-          <w:b/>
-          <w:bCs/>
-          <w:sz w:val="32"/>
-          <w:szCs w:val="32"/>
-          <w:u w:val="single"/>
-        </w:rPr>
-        <w:t xml:space="preserve"> – TS </w:t>
+        <w:t xml:space="preserve"> Paatam – TS </w:t>
       </w:r>
       <w:r>
         <w:rPr>
@@ -4161,19 +5700,8 @@
                 <w:sz w:val="40"/>
                 <w:szCs w:val="40"/>
               </w:rPr>
-              <w:t xml:space="preserve"> - </w:t>
-            </w:r>
-            <w:proofErr w:type="spellStart"/>
-            <w:r>
-              <w:rPr>
-                <w:rFonts w:ascii="BRH Devanagari Extra" w:hAnsi="BRH Devanagari Extra" w:cs="BRH Devanagari Extra"/>
-                <w:color w:val="000000"/>
-                <w:sz w:val="40"/>
-                <w:szCs w:val="40"/>
-              </w:rPr>
-              <w:t>uÉ</w:t>
-            </w:r>
-            <w:proofErr w:type="spellEnd"/>
+              <w:t xml:space="preserve"> - uÉ</w:t>
+            </w:r>
             <w:r>
               <w:rPr>
                 <w:rFonts w:ascii="BRH Malayalam Extra" w:hAnsi="BRH Malayalam Extra" w:cs="BRH Devanagari Extra"/>
@@ -4402,19 +5930,8 @@
                 <w:sz w:val="40"/>
                 <w:szCs w:val="40"/>
               </w:rPr>
-              <w:t xml:space="preserve"> - </w:t>
-            </w:r>
-            <w:proofErr w:type="spellStart"/>
-            <w:r>
-              <w:rPr>
-                <w:rFonts w:ascii="BRH Devanagari Extra" w:hAnsi="BRH Devanagari Extra" w:cs="BRH Devanagari Extra"/>
-                <w:color w:val="000000"/>
-                <w:sz w:val="40"/>
-                <w:szCs w:val="40"/>
-              </w:rPr>
-              <w:t>uÉ</w:t>
-            </w:r>
-            <w:proofErr w:type="spellEnd"/>
+              <w:t xml:space="preserve"> - uÉ</w:t>
+            </w:r>
             <w:r>
               <w:rPr>
                 <w:rFonts w:ascii="BRH Malayalam Extra" w:hAnsi="BRH Malayalam Extra" w:cs="BRH Devanagari Extra"/>
@@ -4785,25 +6302,14 @@
               </w:rPr>
               <w:t>–</w:t>
             </w:r>
-            <w:proofErr w:type="spellStart"/>
-            <w:r>
-              <w:rPr>
-                <w:rFonts w:ascii="BRH Devanagari Extra" w:hAnsi="BRH Devanagari Extra" w:cs="BRH Devanagari Extra"/>
-                <w:color w:val="000000"/>
-                <w:sz w:val="40"/>
-                <w:szCs w:val="40"/>
-              </w:rPr>
-              <w:t>uÉ</w:t>
-            </w:r>
-            <w:proofErr w:type="spellEnd"/>
-            <w:r>
-              <w:rPr>
-                <w:rFonts w:ascii="BRH Devanagari Extra" w:hAnsi="BRH Devanagari Extra" w:cs="BRH Devanagari Extra"/>
-                <w:color w:val="000000"/>
-                <w:sz w:val="40"/>
-                <w:szCs w:val="40"/>
-              </w:rPr>
-              <w:t xml:space="preserve"> </w:t>
+            <w:r>
+              <w:rPr>
+                <w:rFonts w:ascii="BRH Devanagari Extra" w:hAnsi="BRH Devanagari Extra" w:cs="BRH Devanagari Extra"/>
+                <w:color w:val="000000"/>
+                <w:sz w:val="40"/>
+                <w:szCs w:val="40"/>
+              </w:rPr>
+              <w:t xml:space="preserve">uÉ </w:t>
             </w:r>
             <w:proofErr w:type="spellStart"/>
             <w:r>
@@ -4846,7 +6352,6 @@
               </w:rPr>
               <w:t xml:space="preserve"> | </w:t>
             </w:r>
-            <w:proofErr w:type="spellStart"/>
             <w:r>
               <w:rPr>
                 <w:rFonts w:ascii="BRH Devanagari Extra" w:hAnsi="BRH Devanagari Extra" w:cs="BRH Devanagari Extra"/>
@@ -4857,7 +6362,6 @@
               </w:rPr>
               <w:t>oÉ</w:t>
             </w:r>
-            <w:proofErr w:type="spellEnd"/>
             <w:r>
               <w:rPr>
                 <w:rFonts w:ascii="BRH Devanagari Extra" w:hAnsi="BRH Devanagari Extra" w:cs="BRH Devanagari Extra"/>
@@ -4877,7 +6381,6 @@
               </w:rPr>
               <w:t>–</w:t>
             </w:r>
-            <w:proofErr w:type="spellStart"/>
             <w:r>
               <w:rPr>
                 <w:rFonts w:ascii="BRH Devanagari Extra" w:hAnsi="BRH Devanagari Extra" w:cs="BRH Devanagari Extra"/>
@@ -4887,7 +6390,6 @@
               </w:rPr>
               <w:t>Wû</w:t>
             </w:r>
-            <w:proofErr w:type="spellEnd"/>
             <w:r>
               <w:rPr>
                 <w:rFonts w:ascii="BRH Malayalam Extra" w:hAnsi="BRH Malayalam Extra" w:cs="BRH Devanagari Extra"/>
@@ -4978,25 +6480,14 @@
               </w:rPr>
               <w:t>–</w:t>
             </w:r>
-            <w:proofErr w:type="spellStart"/>
-            <w:r>
-              <w:rPr>
-                <w:rFonts w:ascii="BRH Devanagari Extra" w:hAnsi="BRH Devanagari Extra" w:cs="BRH Devanagari Extra"/>
-                <w:color w:val="000000"/>
-                <w:sz w:val="40"/>
-                <w:szCs w:val="40"/>
-              </w:rPr>
-              <w:t>uÉ</w:t>
-            </w:r>
-            <w:proofErr w:type="spellEnd"/>
-            <w:r>
-              <w:rPr>
-                <w:rFonts w:ascii="BRH Devanagari Extra" w:hAnsi="BRH Devanagari Extra" w:cs="BRH Devanagari Extra"/>
-                <w:color w:val="000000"/>
-                <w:sz w:val="40"/>
-                <w:szCs w:val="40"/>
-              </w:rPr>
-              <w:t xml:space="preserve"> </w:t>
+            <w:r>
+              <w:rPr>
+                <w:rFonts w:ascii="BRH Devanagari Extra" w:hAnsi="BRH Devanagari Extra" w:cs="BRH Devanagari Extra"/>
+                <w:color w:val="000000"/>
+                <w:sz w:val="40"/>
+                <w:szCs w:val="40"/>
+              </w:rPr>
+              <w:t xml:space="preserve">uÉ </w:t>
             </w:r>
             <w:proofErr w:type="spellStart"/>
             <w:r>
@@ -5553,7 +7044,6 @@
                 <w:sz w:val="28"/>
                 <w:szCs w:val="32"/>
               </w:rPr>
-              <w:lastRenderedPageBreak/>
               <w:t>T.S.2.3.9.1 – Kramam</w:t>
             </w:r>
           </w:p>
@@ -5957,6 +7447,7 @@
                 <w:sz w:val="28"/>
                 <w:szCs w:val="32"/>
               </w:rPr>
+              <w:lastRenderedPageBreak/>
               <w:t>Panchaati No</w:t>
             </w:r>
             <w:r>
@@ -6027,6 +7518,7 @@
                 <w:sz w:val="40"/>
                 <w:szCs w:val="40"/>
               </w:rPr>
+              <w:lastRenderedPageBreak/>
               <w:t>lÉuÉ</w:t>
             </w:r>
             <w:proofErr w:type="spellEnd"/>
@@ -6163,19 +7655,8 @@
                 <w:sz w:val="40"/>
                 <w:szCs w:val="40"/>
               </w:rPr>
-              <w:t xml:space="preserve"> | </w:t>
-            </w:r>
-            <w:proofErr w:type="spellStart"/>
-            <w:r>
-              <w:rPr>
-                <w:rFonts w:ascii="BRH Devanagari Extra" w:hAnsi="BRH Devanagari Extra" w:cs="BRH Devanagari Extra"/>
-                <w:color w:val="000000"/>
-                <w:sz w:val="40"/>
-                <w:szCs w:val="40"/>
-              </w:rPr>
-              <w:t>Lå</w:t>
-            </w:r>
-            <w:proofErr w:type="spellEnd"/>
+              <w:t xml:space="preserve"> | Lå</w:t>
+            </w:r>
             <w:r>
               <w:rPr>
                 <w:rFonts w:ascii="BRH Devanagari" w:hAnsi="BRH Devanagari" w:cs="BRH Devanagari"/>
@@ -6187,25 +7668,14 @@
               </w:rPr>
               <w:t>¨É</w:t>
             </w:r>
-            <w:proofErr w:type="spellStart"/>
-            <w:r>
-              <w:rPr>
-                <w:rFonts w:ascii="BRH Devanagari Extra" w:hAnsi="BRH Devanagari Extra" w:cs="BRH Devanagari Extra"/>
-                <w:color w:val="000000"/>
-                <w:sz w:val="40"/>
-                <w:szCs w:val="40"/>
-              </w:rPr>
-              <w:t>iÉç</w:t>
-            </w:r>
-            <w:proofErr w:type="spellEnd"/>
-            <w:r>
-              <w:rPr>
-                <w:rFonts w:ascii="BRH Devanagari Extra" w:hAnsi="BRH Devanagari Extra" w:cs="BRH Devanagari Extra"/>
-                <w:color w:val="000000"/>
-                <w:sz w:val="40"/>
-                <w:szCs w:val="40"/>
-              </w:rPr>
-              <w:t xml:space="preserve"> |</w:t>
+            <w:r>
+              <w:rPr>
+                <w:rFonts w:ascii="BRH Devanagari Extra" w:hAnsi="BRH Devanagari Extra" w:cs="BRH Devanagari Extra"/>
+                <w:color w:val="000000"/>
+                <w:sz w:val="40"/>
+                <w:szCs w:val="40"/>
+              </w:rPr>
+              <w:t>iÉç |</w:t>
             </w:r>
           </w:p>
         </w:tc>
@@ -6896,7 +8366,6 @@
                 <w:szCs w:val="40"/>
               </w:rPr>
             </w:pPr>
-            <w:proofErr w:type="spellStart"/>
             <w:r>
               <w:rPr>
                 <w:rFonts w:ascii="BRH Devanagari Extra" w:hAnsi="BRH Devanagari Extra" w:cs="BRH Devanagari Extra"/>
@@ -6906,7 +8375,6 @@
               </w:rPr>
               <w:t>uÉ</w:t>
             </w:r>
-            <w:proofErr w:type="spellEnd"/>
             <w:r>
               <w:rPr>
                 <w:rFonts w:ascii="BRH Malayalam Extra" w:hAnsi="BRH Malayalam Extra" w:cs="BRH Devanagari Extra"/>
@@ -6969,7 +8437,6 @@
               </w:rPr>
               <w:t>–</w:t>
             </w:r>
-            <w:proofErr w:type="spellStart"/>
             <w:r>
               <w:rPr>
                 <w:rFonts w:ascii="BRH Devanagari Extra" w:hAnsi="BRH Devanagari Extra" w:cs="BRH Devanagari Extra"/>
@@ -6979,7 +8446,6 @@
               </w:rPr>
               <w:t>óè</w:t>
             </w:r>
-            <w:proofErr w:type="spellEnd"/>
             <w:r>
               <w:rPr>
                 <w:rFonts w:ascii="BRH Malayalam Extra" w:hAnsi="BRH Malayalam Extra" w:cs="BRH Devanagari Extra"/>
@@ -7061,7 +8527,6 @@
               </w:rPr>
               <w:t>–</w:t>
             </w:r>
-            <w:proofErr w:type="spellStart"/>
             <w:r>
               <w:rPr>
                 <w:rFonts w:ascii="BRH Devanagari Extra" w:hAnsi="BRH Devanagari Extra" w:cs="BRH Devanagari Extra"/>
@@ -7071,7 +8536,6 @@
               </w:rPr>
               <w:t>óè</w:t>
             </w:r>
-            <w:proofErr w:type="spellEnd"/>
             <w:r>
               <w:rPr>
                 <w:rFonts w:ascii="BRH Malayalam Extra" w:hAnsi="BRH Malayalam Extra" w:cs="BRH Devanagari Extra"/>
@@ -7169,7 +8633,6 @@
                 <w:szCs w:val="40"/>
               </w:rPr>
             </w:pPr>
-            <w:proofErr w:type="spellStart"/>
             <w:r>
               <w:rPr>
                 <w:rFonts w:ascii="BRH Devanagari Extra" w:hAnsi="BRH Devanagari Extra" w:cs="BRH Devanagari Extra"/>
@@ -7179,7 +8642,6 @@
               </w:rPr>
               <w:t>uÉ</w:t>
             </w:r>
-            <w:proofErr w:type="spellEnd"/>
             <w:r>
               <w:rPr>
                 <w:rFonts w:ascii="BRH Malayalam Extra" w:hAnsi="BRH Malayalam Extra" w:cs="BRH Devanagari Extra"/>
@@ -7263,7 +8725,6 @@
               </w:rPr>
               <w:t>–</w:t>
             </w:r>
-            <w:proofErr w:type="spellStart"/>
             <w:r>
               <w:rPr>
                 <w:rFonts w:ascii="BRH Devanagari Extra" w:hAnsi="BRH Devanagari Extra" w:cs="BRH Devanagari Extra"/>
@@ -7273,7 +8734,6 @@
               </w:rPr>
               <w:t>óè</w:t>
             </w:r>
-            <w:proofErr w:type="spellEnd"/>
             <w:r>
               <w:rPr>
                 <w:rFonts w:ascii="BRH Malayalam Extra" w:hAnsi="BRH Malayalam Extra" w:cs="BRH Devanagari Extra"/>
@@ -7359,7 +8819,6 @@
               </w:rPr>
               <w:t>–</w:t>
             </w:r>
-            <w:proofErr w:type="spellStart"/>
             <w:r>
               <w:rPr>
                 <w:rFonts w:ascii="BRH Devanagari Extra" w:hAnsi="BRH Devanagari Extra" w:cs="BRH Devanagari Extra"/>
@@ -7369,7 +8828,6 @@
               </w:rPr>
               <w:t>óè</w:t>
             </w:r>
-            <w:proofErr w:type="spellEnd"/>
             <w:r>
               <w:rPr>
                 <w:rFonts w:ascii="BRH Malayalam Extra" w:hAnsi="BRH Malayalam Extra" w:cs="BRH Devanagari Extra"/>
@@ -8076,7 +9534,6 @@
               </w:rPr>
               <w:t>–</w:t>
             </w:r>
-            <w:proofErr w:type="spellStart"/>
             <w:r>
               <w:rPr>
                 <w:rFonts w:ascii="BRH Devanagari Extra" w:hAnsi="BRH Devanagari Extra" w:cs="BRH Devanagari Extra"/>
@@ -8086,7 +9543,6 @@
               </w:rPr>
               <w:t>WûÉ</w:t>
             </w:r>
-            <w:proofErr w:type="spellEnd"/>
             <w:r>
               <w:rPr>
                 <w:rFonts w:ascii="BRH Malayalam Extra" w:hAnsi="BRH Malayalam Extra" w:cs="BRH Devanagari Extra"/>
@@ -8232,7 +9688,6 @@
               </w:rPr>
               <w:t>–</w:t>
             </w:r>
-            <w:proofErr w:type="spellStart"/>
             <w:r>
               <w:rPr>
                 <w:rFonts w:ascii="BRH Devanagari Extra" w:hAnsi="BRH Devanagari Extra" w:cs="BRH Devanagari Extra"/>
@@ -8242,7 +9697,6 @@
               </w:rPr>
               <w:t>WûÉ</w:t>
             </w:r>
-            <w:proofErr w:type="spellEnd"/>
             <w:r>
               <w:rPr>
                 <w:rFonts w:ascii="BRH Malayalam Extra" w:hAnsi="BRH Malayalam Extra" w:cs="BRH Devanagari Extra"/>
@@ -8563,7 +10017,6 @@
               </w:rPr>
               <w:t>–</w:t>
             </w:r>
-            <w:proofErr w:type="spellStart"/>
             <w:r>
               <w:rPr>
                 <w:rFonts w:ascii="BRH Devanagari Extra" w:hAnsi="BRH Devanagari Extra" w:cs="BRH Devanagari Extra"/>
@@ -8573,7 +10026,6 @@
               </w:rPr>
               <w:t>Wû</w:t>
             </w:r>
-            <w:proofErr w:type="spellEnd"/>
             <w:r>
               <w:rPr>
                 <w:rFonts w:ascii="BRH Malayalam Extra" w:hAnsi="BRH Malayalam Extra" w:cs="BRH Devanagari Extra"/>
@@ -8676,25 +10128,14 @@
               </w:rPr>
               <w:t>–</w:t>
             </w:r>
-            <w:proofErr w:type="spellStart"/>
-            <w:r>
-              <w:rPr>
-                <w:rFonts w:ascii="BRH Devanagari Extra" w:hAnsi="BRH Devanagari Extra" w:cs="BRH Devanagari Extra"/>
-                <w:color w:val="000000"/>
-                <w:sz w:val="40"/>
-                <w:szCs w:val="40"/>
-              </w:rPr>
-              <w:t>uÉ</w:t>
-            </w:r>
-            <w:proofErr w:type="spellEnd"/>
-            <w:r>
-              <w:rPr>
-                <w:rFonts w:ascii="BRH Devanagari Extra" w:hAnsi="BRH Devanagari Extra" w:cs="BRH Devanagari Extra"/>
-                <w:color w:val="000000"/>
-                <w:sz w:val="40"/>
-                <w:szCs w:val="40"/>
-              </w:rPr>
-              <w:t xml:space="preserve"> |</w:t>
+            <w:r>
+              <w:rPr>
+                <w:rFonts w:ascii="BRH Devanagari Extra" w:hAnsi="BRH Devanagari Extra" w:cs="BRH Devanagari Extra"/>
+                <w:color w:val="000000"/>
+                <w:sz w:val="40"/>
+                <w:szCs w:val="40"/>
+              </w:rPr>
+              <w:t>uÉ |</w:t>
             </w:r>
           </w:p>
         </w:tc>
@@ -8742,7 +10183,6 @@
               </w:rPr>
               <w:t>–</w:t>
             </w:r>
-            <w:proofErr w:type="spellStart"/>
             <w:r>
               <w:rPr>
                 <w:rFonts w:ascii="BRH Devanagari Extra" w:hAnsi="BRH Devanagari Extra" w:cs="BRH Devanagari Extra"/>
@@ -8752,7 +10192,6 @@
               </w:rPr>
               <w:t>Wû</w:t>
             </w:r>
-            <w:proofErr w:type="spellEnd"/>
             <w:r>
               <w:rPr>
                 <w:rFonts w:ascii="BRH Malayalam Extra" w:hAnsi="BRH Malayalam Extra" w:cs="BRH Devanagari Extra"/>
@@ -8855,25 +10294,14 @@
               </w:rPr>
               <w:t>–</w:t>
             </w:r>
-            <w:proofErr w:type="spellStart"/>
-            <w:r>
-              <w:rPr>
-                <w:rFonts w:ascii="BRH Devanagari Extra" w:hAnsi="BRH Devanagari Extra" w:cs="BRH Devanagari Extra"/>
-                <w:color w:val="000000"/>
-                <w:sz w:val="40"/>
-                <w:szCs w:val="40"/>
-              </w:rPr>
-              <w:t>uÉ</w:t>
-            </w:r>
-            <w:proofErr w:type="spellEnd"/>
-            <w:r>
-              <w:rPr>
-                <w:rFonts w:ascii="BRH Devanagari Extra" w:hAnsi="BRH Devanagari Extra" w:cs="BRH Devanagari Extra"/>
-                <w:color w:val="000000"/>
-                <w:sz w:val="40"/>
-                <w:szCs w:val="40"/>
-              </w:rPr>
-              <w:t xml:space="preserve"> |</w:t>
+            <w:r>
+              <w:rPr>
+                <w:rFonts w:ascii="BRH Devanagari Extra" w:hAnsi="BRH Devanagari Extra" w:cs="BRH Devanagari Extra"/>
+                <w:color w:val="000000"/>
+                <w:sz w:val="40"/>
+                <w:szCs w:val="40"/>
+              </w:rPr>
+              <w:t>uÉ |</w:t>
             </w:r>
           </w:p>
         </w:tc>
@@ -8919,7 +10347,6 @@
                 <w:sz w:val="28"/>
                 <w:szCs w:val="32"/>
               </w:rPr>
-              <w:lastRenderedPageBreak/>
               <w:t>T.S.2.3.</w:t>
             </w:r>
             <w:r>
@@ -9062,7 +10489,6 @@
                 <w:szCs w:val="40"/>
               </w:rPr>
             </w:pPr>
-            <w:proofErr w:type="spellStart"/>
             <w:r>
               <w:rPr>
                 <w:rFonts w:ascii="BRH Devanagari Extra" w:hAnsi="BRH Devanagari Extra" w:cs="BRH Devanagari Extra"/>
@@ -9072,18 +10498,16 @@
               </w:rPr>
               <w:t>xÉ</w:t>
             </w:r>
-            <w:proofErr w:type="spellEnd"/>
-            <w:r>
-              <w:rPr>
-                <w:rFonts w:ascii="BRH Malayalam Extra" w:hAnsi="BRH Malayalam Extra" w:cs="BRH Devanagari Extra"/>
-                <w:b/>
-                <w:color w:val="000000"/>
-                <w:sz w:val="32"/>
-                <w:szCs w:val="40"/>
-              </w:rPr>
-              <w:t>–</w:t>
-            </w:r>
-            <w:proofErr w:type="spellStart"/>
+            <w:r>
+              <w:rPr>
+                <w:rFonts w:ascii="BRH Malayalam Extra" w:hAnsi="BRH Malayalam Extra" w:cs="BRH Devanagari Extra"/>
+                <w:b/>
+                <w:color w:val="000000"/>
+                <w:sz w:val="32"/>
+                <w:szCs w:val="40"/>
+              </w:rPr>
+              <w:t>–</w:t>
+            </w:r>
             <w:r>
               <w:rPr>
                 <w:rFonts w:ascii="BRH Devanagari Extra" w:hAnsi="BRH Devanagari Extra" w:cs="BRH Devanagari Extra"/>
@@ -9093,7 +10517,6 @@
               </w:rPr>
               <w:t>Wû</w:t>
             </w:r>
-            <w:proofErr w:type="spellEnd"/>
             <w:r>
               <w:rPr>
                 <w:rFonts w:ascii="BRH Malayalam Extra" w:hAnsi="BRH Malayalam Extra" w:cs="BRH Devanagari Extra"/>
@@ -9296,7 +10719,6 @@
                 <w:szCs w:val="40"/>
               </w:rPr>
             </w:pPr>
-            <w:proofErr w:type="spellStart"/>
             <w:r>
               <w:rPr>
                 <w:rFonts w:ascii="BRH Devanagari Extra" w:hAnsi="BRH Devanagari Extra" w:cs="BRH Devanagari Extra"/>
@@ -9306,18 +10728,16 @@
               </w:rPr>
               <w:t>xÉ</w:t>
             </w:r>
-            <w:proofErr w:type="spellEnd"/>
-            <w:r>
-              <w:rPr>
-                <w:rFonts w:ascii="BRH Malayalam Extra" w:hAnsi="BRH Malayalam Extra" w:cs="BRH Devanagari Extra"/>
-                <w:b/>
-                <w:color w:val="000000"/>
-                <w:sz w:val="32"/>
-                <w:szCs w:val="40"/>
-              </w:rPr>
-              <w:t>–</w:t>
-            </w:r>
-            <w:proofErr w:type="spellStart"/>
+            <w:r>
+              <w:rPr>
+                <w:rFonts w:ascii="BRH Malayalam Extra" w:hAnsi="BRH Malayalam Extra" w:cs="BRH Devanagari Extra"/>
+                <w:b/>
+                <w:color w:val="000000"/>
+                <w:sz w:val="32"/>
+                <w:szCs w:val="40"/>
+              </w:rPr>
+              <w:t>–</w:t>
+            </w:r>
             <w:r>
               <w:rPr>
                 <w:rFonts w:ascii="BRH Devanagari Extra" w:hAnsi="BRH Devanagari Extra" w:cs="BRH Devanagari Extra"/>
@@ -9327,7 +10747,6 @@
               </w:rPr>
               <w:t>Wû</w:t>
             </w:r>
-            <w:proofErr w:type="spellEnd"/>
             <w:r>
               <w:rPr>
                 <w:rFonts w:ascii="BRH Malayalam Extra" w:hAnsi="BRH Malayalam Extra" w:cs="BRH Devanagari Extra"/>
@@ -9735,7 +11154,6 @@
               </w:rPr>
               <w:t>–</w:t>
             </w:r>
-            <w:proofErr w:type="spellStart"/>
             <w:r>
               <w:rPr>
                 <w:rFonts w:ascii="BRH Devanagari Extra" w:hAnsi="BRH Devanagari Extra" w:cs="BRH Devanagari Extra"/>
@@ -9745,7 +11163,6 @@
               </w:rPr>
               <w:t>qÉ</w:t>
             </w:r>
-            <w:proofErr w:type="spellEnd"/>
             <w:r>
               <w:rPr>
                 <w:rFonts w:ascii="BRH Malayalam Extra" w:hAnsi="BRH Malayalam Extra" w:cs="BRH Devanagari Extra"/>
@@ -9813,19 +11230,8 @@
                 <w:sz w:val="40"/>
                 <w:szCs w:val="40"/>
               </w:rPr>
-              <w:t xml:space="preserve"> </w:t>
-            </w:r>
-            <w:proofErr w:type="spellStart"/>
-            <w:r>
-              <w:rPr>
-                <w:rFonts w:ascii="BRH Devanagari Extra" w:hAnsi="BRH Devanagari Extra" w:cs="BRH Devanagari Extra"/>
-                <w:color w:val="000000"/>
-                <w:sz w:val="40"/>
-                <w:szCs w:val="40"/>
-              </w:rPr>
-              <w:t>Wû</w:t>
-            </w:r>
-            <w:proofErr w:type="spellEnd"/>
+              <w:t xml:space="preserve"> Wû</w:t>
+            </w:r>
             <w:r>
               <w:rPr>
                 <w:rFonts w:ascii="BRH Malayalam Extra" w:hAnsi="BRH Malayalam Extra" w:cs="BRH Devanagari Extra"/>
@@ -9899,7 +11305,6 @@
               </w:rPr>
               <w:t>–</w:t>
             </w:r>
-            <w:proofErr w:type="spellStart"/>
             <w:r>
               <w:rPr>
                 <w:rFonts w:ascii="BRH Devanagari Extra" w:hAnsi="BRH Devanagari Extra" w:cs="BRH Devanagari Extra"/>
@@ -9909,7 +11314,6 @@
               </w:rPr>
               <w:t>qÉ</w:t>
             </w:r>
-            <w:proofErr w:type="spellEnd"/>
             <w:r>
               <w:rPr>
                 <w:rFonts w:ascii="BRH Malayalam Extra" w:hAnsi="BRH Malayalam Extra" w:cs="BRH Devanagari Extra"/>
@@ -9986,19 +11390,8 @@
                 <w:sz w:val="40"/>
                 <w:szCs w:val="40"/>
               </w:rPr>
-              <w:t xml:space="preserve"> </w:t>
-            </w:r>
-            <w:proofErr w:type="spellStart"/>
-            <w:r>
-              <w:rPr>
-                <w:rFonts w:ascii="BRH Devanagari Extra" w:hAnsi="BRH Devanagari Extra" w:cs="BRH Devanagari Extra"/>
-                <w:color w:val="000000"/>
-                <w:sz w:val="40"/>
-                <w:szCs w:val="40"/>
-              </w:rPr>
-              <w:t>Wû</w:t>
-            </w:r>
-            <w:proofErr w:type="spellEnd"/>
+              <w:t xml:space="preserve"> Wû</w:t>
+            </w:r>
             <w:r>
               <w:rPr>
                 <w:rFonts w:ascii="BRH Malayalam Extra" w:hAnsi="BRH Malayalam Extra" w:cs="BRH Devanagari Extra"/>
@@ -10070,6 +11463,7 @@
                 <w:sz w:val="28"/>
                 <w:szCs w:val="32"/>
               </w:rPr>
+              <w:lastRenderedPageBreak/>
               <w:t>T.S.2.3.</w:t>
             </w:r>
             <w:r>
@@ -10212,25 +11606,14 @@
                 <w:szCs w:val="40"/>
               </w:rPr>
             </w:pPr>
-            <w:proofErr w:type="spellStart"/>
-            <w:r>
-              <w:rPr>
-                <w:rFonts w:ascii="BRH Devanagari Extra" w:hAnsi="BRH Devanagari Extra" w:cs="BRH Devanagari Extra"/>
-                <w:color w:val="000000"/>
-                <w:sz w:val="40"/>
-                <w:szCs w:val="40"/>
-              </w:rPr>
-              <w:t>xÉ</w:t>
-            </w:r>
-            <w:proofErr w:type="spellEnd"/>
-            <w:r>
-              <w:rPr>
-                <w:rFonts w:ascii="BRH Devanagari Extra" w:hAnsi="BRH Devanagari Extra" w:cs="BRH Devanagari Extra"/>
-                <w:color w:val="000000"/>
-                <w:sz w:val="40"/>
-                <w:szCs w:val="40"/>
-              </w:rPr>
-              <w:t xml:space="preserve"> </w:t>
+            <w:r>
+              <w:rPr>
+                <w:rFonts w:ascii="BRH Devanagari Extra" w:hAnsi="BRH Devanagari Extra" w:cs="BRH Devanagari Extra"/>
+                <w:color w:val="000000"/>
+                <w:sz w:val="40"/>
+                <w:szCs w:val="40"/>
+              </w:rPr>
+              <w:t xml:space="preserve">xÉ </w:t>
             </w:r>
             <w:proofErr w:type="spellStart"/>
             <w:r>
@@ -10324,25 +11707,14 @@
                 <w:szCs w:val="40"/>
               </w:rPr>
             </w:pPr>
-            <w:proofErr w:type="spellStart"/>
-            <w:r>
-              <w:rPr>
-                <w:rFonts w:ascii="BRH Devanagari Extra" w:hAnsi="BRH Devanagari Extra" w:cs="BRH Devanagari Extra"/>
-                <w:color w:val="000000"/>
-                <w:sz w:val="40"/>
-                <w:szCs w:val="40"/>
-              </w:rPr>
-              <w:t>xÉ</w:t>
-            </w:r>
-            <w:proofErr w:type="spellEnd"/>
-            <w:r>
-              <w:rPr>
-                <w:rFonts w:ascii="BRH Devanagari Extra" w:hAnsi="BRH Devanagari Extra" w:cs="BRH Devanagari Extra"/>
-                <w:color w:val="000000"/>
-                <w:sz w:val="40"/>
-                <w:szCs w:val="40"/>
-              </w:rPr>
-              <w:t xml:space="preserve"> </w:t>
+            <w:r>
+              <w:rPr>
+                <w:rFonts w:ascii="BRH Devanagari Extra" w:hAnsi="BRH Devanagari Extra" w:cs="BRH Devanagari Extra"/>
+                <w:color w:val="000000"/>
+                <w:sz w:val="40"/>
+                <w:szCs w:val="40"/>
+              </w:rPr>
+              <w:t xml:space="preserve">xÉ </w:t>
             </w:r>
             <w:proofErr w:type="spellStart"/>
             <w:r>
@@ -10623,37 +11995,25 @@
               </w:rPr>
               <w:t>–</w:t>
             </w:r>
-            <w:proofErr w:type="spellStart"/>
-            <w:r>
-              <w:rPr>
-                <w:rFonts w:ascii="BRH Devanagari Extra" w:hAnsi="BRH Devanagari Extra" w:cs="BRH Devanagari Extra"/>
-                <w:color w:val="000000"/>
-                <w:sz w:val="40"/>
-                <w:szCs w:val="40"/>
-              </w:rPr>
-              <w:t>xÉ</w:t>
-            </w:r>
-            <w:proofErr w:type="spellEnd"/>
-            <w:r>
-              <w:rPr>
-                <w:rFonts w:ascii="BRH Devanagari Extra" w:hAnsi="BRH Devanagari Extra" w:cs="BRH Devanagari Extra"/>
-                <w:color w:val="000000"/>
-                <w:sz w:val="40"/>
-                <w:szCs w:val="40"/>
-              </w:rPr>
-              <w:t>×</w:t>
-            </w:r>
-            <w:r>
-              <w:rPr>
-                <w:rFonts w:ascii="BRH Malayalam Extra" w:hAnsi="BRH Malayalam Extra" w:cs="BRH Devanagari Extra"/>
-                <w:b/>
-                <w:color w:val="000000"/>
-                <w:sz w:val="32"/>
-                <w:szCs w:val="40"/>
-              </w:rPr>
-              <w:t>–</w:t>
-            </w:r>
-            <w:proofErr w:type="spellStart"/>
+            <w:r>
+              <w:rPr>
+                <w:rFonts w:ascii="BRH Devanagari Extra" w:hAnsi="BRH Devanagari Extra" w:cs="BRH Devanagari Extra"/>
+                <w:color w:val="000000"/>
+                <w:sz w:val="40"/>
+                <w:szCs w:val="40"/>
+              </w:rPr>
+              <w:t>xÉ×</w:t>
+            </w:r>
+            <w:r>
+              <w:rPr>
+                <w:rFonts w:ascii="BRH Malayalam Extra" w:hAnsi="BRH Malayalam Extra" w:cs="BRH Devanagari Extra"/>
+                <w:b/>
+                <w:color w:val="000000"/>
+                <w:sz w:val="32"/>
+                <w:szCs w:val="40"/>
+              </w:rPr>
+              <w:t>–</w:t>
+            </w:r>
             <w:r>
               <w:rPr>
                 <w:rFonts w:ascii="BRH Devanagari Extra" w:hAnsi="BRH Devanagari Extra" w:cs="BRH Devanagari Extra"/>
@@ -10663,38 +12023,85 @@
               </w:rPr>
               <w:t>eÉ</w:t>
             </w:r>
-            <w:proofErr w:type="spellEnd"/>
-            <w:r>
-              <w:rPr>
-                <w:rFonts w:ascii="BRH Malayalam Extra" w:hAnsi="BRH Malayalam Extra" w:cs="BRH Devanagari Extra"/>
-                <w:b/>
-                <w:color w:val="000000"/>
-                <w:sz w:val="32"/>
-                <w:szCs w:val="40"/>
-              </w:rPr>
-              <w:t>–</w:t>
-            </w:r>
-            <w:proofErr w:type="spellStart"/>
-            <w:r>
-              <w:rPr>
-                <w:rFonts w:ascii="BRH Devanagari Extra" w:hAnsi="BRH Devanagari Extra" w:cs="BRH Devanagari Extra"/>
-                <w:color w:val="000000"/>
-                <w:sz w:val="40"/>
-                <w:szCs w:val="40"/>
-              </w:rPr>
-              <w:t>iÉç</w:t>
-            </w:r>
-            <w:proofErr w:type="spellEnd"/>
-            <w:r>
-              <w:rPr>
-                <w:rFonts w:ascii="BRH Devanagari Extra" w:hAnsi="BRH Devanagari Extra" w:cs="BRH Devanagari Extra"/>
-                <w:color w:val="000000"/>
-                <w:sz w:val="40"/>
-                <w:szCs w:val="40"/>
-              </w:rPr>
-              <w:t xml:space="preserve"> </w:t>
-            </w:r>
-            <w:proofErr w:type="spellStart"/>
+            <w:r>
+              <w:rPr>
+                <w:rFonts w:ascii="BRH Malayalam Extra" w:hAnsi="BRH Malayalam Extra" w:cs="BRH Devanagari Extra"/>
+                <w:b/>
+                <w:color w:val="000000"/>
+                <w:sz w:val="32"/>
+                <w:szCs w:val="40"/>
+              </w:rPr>
+              <w:t>–</w:t>
+            </w:r>
+            <w:r>
+              <w:rPr>
+                <w:rFonts w:ascii="BRH Devanagari Extra" w:hAnsi="BRH Devanagari Extra" w:cs="BRH Devanagari Extra"/>
+                <w:color w:val="000000"/>
+                <w:sz w:val="40"/>
+                <w:szCs w:val="40"/>
+              </w:rPr>
+              <w:t>iÉç mÉ</w:t>
+            </w:r>
+            <w:r>
+              <w:rPr>
+                <w:rFonts w:ascii="BRH Malayalam Extra" w:hAnsi="BRH Malayalam Extra" w:cs="BRH Devanagari Extra"/>
+                <w:b/>
+                <w:color w:val="000000"/>
+                <w:sz w:val="32"/>
+                <w:szCs w:val="40"/>
+              </w:rPr>
+              <w:t>–</w:t>
+            </w:r>
+            <w:proofErr w:type="spellStart"/>
+            <w:r>
+              <w:rPr>
+                <w:rFonts w:ascii="BRH Devanagari Extra" w:hAnsi="BRH Devanagari Extra" w:cs="BRH Devanagari Extra"/>
+                <w:color w:val="000000"/>
+                <w:sz w:val="40"/>
+                <w:szCs w:val="40"/>
+              </w:rPr>
+              <w:t>ÍjÉ</w:t>
+            </w:r>
+            <w:r>
+              <w:rPr>
+                <w:rFonts w:ascii="BRH Devanagari Extra" w:hAnsi="BRH Devanagari Extra" w:cs="BRH Devanagari Extra"/>
+                <w:color w:val="000000"/>
+                <w:sz w:val="40"/>
+                <w:szCs w:val="40"/>
+                <w:highlight w:val="yellow"/>
+              </w:rPr>
+              <w:t>ÍpÉ</w:t>
+            </w:r>
+            <w:r>
+              <w:rPr>
+                <w:rFonts w:ascii="BRH Devanagari Extra" w:hAnsi="BRH Devanagari Extra" w:cs="BRH Devanagari Extra"/>
+                <w:color w:val="000000"/>
+                <w:sz w:val="40"/>
+                <w:szCs w:val="40"/>
+              </w:rPr>
+              <w:t>ÿÈ</w:t>
+            </w:r>
+            <w:proofErr w:type="spellEnd"/>
+            <w:r>
+              <w:rPr>
+                <w:rFonts w:ascii="BRH Devanagari Extra" w:hAnsi="BRH Devanagari Extra" w:cs="BRH Devanagari Extra"/>
+                <w:color w:val="000000"/>
+                <w:sz w:val="40"/>
+                <w:szCs w:val="40"/>
+              </w:rPr>
+              <w:t xml:space="preserve"> | </w:t>
+            </w:r>
+          </w:p>
+          <w:p>
+            <w:pPr>
+              <w:spacing w:before="0" w:line="240" w:lineRule="auto"/>
+              <w:rPr>
+                <w:rFonts w:ascii="BRH Devanagari Extra" w:hAnsi="BRH Devanagari Extra" w:cs="BRH Devanagari Extra"/>
+                <w:color w:val="000000"/>
+                <w:sz w:val="40"/>
+                <w:szCs w:val="40"/>
+              </w:rPr>
+            </w:pPr>
             <w:r>
               <w:rPr>
                 <w:rFonts w:ascii="BRH Devanagari Extra" w:hAnsi="BRH Devanagari Extra" w:cs="BRH Devanagari Extra"/>
@@ -10704,78 +12111,6 @@
               </w:rPr>
               <w:t>mÉ</w:t>
             </w:r>
-            <w:proofErr w:type="spellEnd"/>
-            <w:r>
-              <w:rPr>
-                <w:rFonts w:ascii="BRH Malayalam Extra" w:hAnsi="BRH Malayalam Extra" w:cs="BRH Devanagari Extra"/>
-                <w:b/>
-                <w:color w:val="000000"/>
-                <w:sz w:val="32"/>
-                <w:szCs w:val="40"/>
-              </w:rPr>
-              <w:t>–</w:t>
-            </w:r>
-            <w:proofErr w:type="spellStart"/>
-            <w:r>
-              <w:rPr>
-                <w:rFonts w:ascii="BRH Devanagari Extra" w:hAnsi="BRH Devanagari Extra" w:cs="BRH Devanagari Extra"/>
-                <w:color w:val="000000"/>
-                <w:sz w:val="40"/>
-                <w:szCs w:val="40"/>
-              </w:rPr>
-              <w:t>ÍjÉ</w:t>
-            </w:r>
-            <w:r>
-              <w:rPr>
-                <w:rFonts w:ascii="BRH Devanagari Extra" w:hAnsi="BRH Devanagari Extra" w:cs="BRH Devanagari Extra"/>
-                <w:color w:val="000000"/>
-                <w:sz w:val="40"/>
-                <w:szCs w:val="40"/>
-                <w:highlight w:val="yellow"/>
-              </w:rPr>
-              <w:t>ÍpÉ</w:t>
-            </w:r>
-            <w:r>
-              <w:rPr>
-                <w:rFonts w:ascii="BRH Devanagari Extra" w:hAnsi="BRH Devanagari Extra" w:cs="BRH Devanagari Extra"/>
-                <w:color w:val="000000"/>
-                <w:sz w:val="40"/>
-                <w:szCs w:val="40"/>
-              </w:rPr>
-              <w:t>ÿÈ</w:t>
-            </w:r>
-            <w:proofErr w:type="spellEnd"/>
-            <w:r>
-              <w:rPr>
-                <w:rFonts w:ascii="BRH Devanagari Extra" w:hAnsi="BRH Devanagari Extra" w:cs="BRH Devanagari Extra"/>
-                <w:color w:val="000000"/>
-                <w:sz w:val="40"/>
-                <w:szCs w:val="40"/>
-              </w:rPr>
-              <w:t xml:space="preserve"> | </w:t>
-            </w:r>
-          </w:p>
-          <w:p>
-            <w:pPr>
-              <w:spacing w:before="0" w:line="240" w:lineRule="auto"/>
-              <w:rPr>
-                <w:rFonts w:ascii="BRH Devanagari Extra" w:hAnsi="BRH Devanagari Extra" w:cs="BRH Devanagari Extra"/>
-                <w:color w:val="000000"/>
-                <w:sz w:val="40"/>
-                <w:szCs w:val="40"/>
-              </w:rPr>
-            </w:pPr>
-            <w:proofErr w:type="spellStart"/>
-            <w:r>
-              <w:rPr>
-                <w:rFonts w:ascii="BRH Devanagari Extra" w:hAnsi="BRH Devanagari Extra" w:cs="BRH Devanagari Extra"/>
-                <w:color w:val="000000"/>
-                <w:sz w:val="40"/>
-                <w:szCs w:val="40"/>
-              </w:rPr>
-              <w:t>mÉ</w:t>
-            </w:r>
-            <w:proofErr w:type="spellEnd"/>
             <w:r>
               <w:rPr>
                 <w:rFonts w:ascii="BRH Malayalam Extra" w:hAnsi="BRH Malayalam Extra" w:cs="BRH Devanagari Extra"/>
@@ -10804,19 +12139,8 @@
                 <w:sz w:val="40"/>
                 <w:szCs w:val="40"/>
               </w:rPr>
-              <w:t xml:space="preserve"> </w:t>
-            </w:r>
-            <w:proofErr w:type="spellStart"/>
-            <w:r>
-              <w:rPr>
-                <w:rFonts w:ascii="BRH Devanagari Extra" w:hAnsi="BRH Devanagari Extra" w:cs="BRH Devanagari Extra"/>
-                <w:color w:val="000000"/>
-                <w:sz w:val="40"/>
-                <w:szCs w:val="40"/>
-              </w:rPr>
-              <w:t>SÏbÉïrÉÉ</w:t>
-            </w:r>
-            <w:proofErr w:type="spellEnd"/>
+              <w:t xml:space="preserve"> SÏbÉïrÉÉ</w:t>
+            </w:r>
             <w:r>
               <w:rPr>
                 <w:rFonts w:ascii="BRH Malayalam Extra" w:hAnsi="BRH Malayalam Extra" w:cs="BRH Devanagari Extra"/>
@@ -10888,37 +12212,25 @@
               </w:rPr>
               <w:t>–</w:t>
             </w:r>
-            <w:proofErr w:type="spellStart"/>
-            <w:r>
-              <w:rPr>
-                <w:rFonts w:ascii="BRH Devanagari Extra" w:hAnsi="BRH Devanagari Extra" w:cs="BRH Devanagari Extra"/>
-                <w:color w:val="000000"/>
-                <w:sz w:val="40"/>
-                <w:szCs w:val="40"/>
-              </w:rPr>
-              <w:t>xÉ</w:t>
-            </w:r>
-            <w:proofErr w:type="spellEnd"/>
-            <w:r>
-              <w:rPr>
-                <w:rFonts w:ascii="BRH Devanagari Extra" w:hAnsi="BRH Devanagari Extra" w:cs="BRH Devanagari Extra"/>
-                <w:color w:val="000000"/>
-                <w:sz w:val="40"/>
-                <w:szCs w:val="40"/>
-              </w:rPr>
-              <w:t>×</w:t>
-            </w:r>
-            <w:r>
-              <w:rPr>
-                <w:rFonts w:ascii="BRH Malayalam Extra" w:hAnsi="BRH Malayalam Extra" w:cs="BRH Devanagari Extra"/>
-                <w:b/>
-                <w:color w:val="000000"/>
-                <w:sz w:val="32"/>
-                <w:szCs w:val="40"/>
-              </w:rPr>
-              <w:t>–</w:t>
-            </w:r>
-            <w:proofErr w:type="spellStart"/>
+            <w:r>
+              <w:rPr>
+                <w:rFonts w:ascii="BRH Devanagari Extra" w:hAnsi="BRH Devanagari Extra" w:cs="BRH Devanagari Extra"/>
+                <w:color w:val="000000"/>
+                <w:sz w:val="40"/>
+                <w:szCs w:val="40"/>
+              </w:rPr>
+              <w:t>xÉ×</w:t>
+            </w:r>
+            <w:r>
+              <w:rPr>
+                <w:rFonts w:ascii="BRH Malayalam Extra" w:hAnsi="BRH Malayalam Extra" w:cs="BRH Devanagari Extra"/>
+                <w:b/>
+                <w:color w:val="000000"/>
+                <w:sz w:val="32"/>
+                <w:szCs w:val="40"/>
+              </w:rPr>
+              <w:t>–</w:t>
+            </w:r>
             <w:r>
               <w:rPr>
                 <w:rFonts w:ascii="BRH Devanagari Extra" w:hAnsi="BRH Devanagari Extra" w:cs="BRH Devanagari Extra"/>
@@ -10928,48 +12240,25 @@
               </w:rPr>
               <w:t>eÉ</w:t>
             </w:r>
-            <w:proofErr w:type="spellEnd"/>
-            <w:r>
-              <w:rPr>
-                <w:rFonts w:ascii="BRH Malayalam Extra" w:hAnsi="BRH Malayalam Extra" w:cs="BRH Devanagari Extra"/>
-                <w:b/>
-                <w:color w:val="000000"/>
-                <w:sz w:val="32"/>
-                <w:szCs w:val="40"/>
-              </w:rPr>
-              <w:t>–</w:t>
-            </w:r>
-            <w:proofErr w:type="spellStart"/>
-            <w:r>
-              <w:rPr>
-                <w:rFonts w:ascii="BRH Devanagari Extra" w:hAnsi="BRH Devanagari Extra" w:cs="BRH Devanagari Extra"/>
-                <w:color w:val="000000"/>
-                <w:sz w:val="40"/>
-                <w:szCs w:val="40"/>
-              </w:rPr>
-              <w:t>iÉç</w:t>
-            </w:r>
-            <w:proofErr w:type="spellEnd"/>
-            <w:r>
-              <w:rPr>
-                <w:rFonts w:ascii="BRH Devanagari Extra" w:hAnsi="BRH Devanagari Extra" w:cs="BRH Devanagari Extra"/>
-                <w:color w:val="000000"/>
-                <w:sz w:val="40"/>
-                <w:szCs w:val="40"/>
-              </w:rPr>
-              <w:t xml:space="preserve"> </w:t>
-            </w:r>
-            <w:proofErr w:type="spellStart"/>
-            <w:r>
-              <w:rPr>
-                <w:rFonts w:ascii="BRH Devanagari Extra" w:hAnsi="BRH Devanagari Extra" w:cs="BRH Devanagari Extra"/>
-                <w:color w:val="000000"/>
-                <w:sz w:val="40"/>
-                <w:szCs w:val="40"/>
-              </w:rPr>
-              <w:t>mÉ</w:t>
-            </w:r>
-            <w:proofErr w:type="spellEnd"/>
+            <w:r>
+              <w:rPr>
+                <w:rFonts w:ascii="BRH Malayalam Extra" w:hAnsi="BRH Malayalam Extra" w:cs="BRH Devanagari Extra"/>
+                <w:b/>
+                <w:color w:val="000000"/>
+                <w:sz w:val="32"/>
+                <w:szCs w:val="40"/>
+              </w:rPr>
+              <w:t>–</w:t>
+            </w:r>
+            <w:r>
+              <w:rPr>
+                <w:rFonts w:ascii="BRH Devanagari Extra" w:hAnsi="BRH Devanagari Extra" w:cs="BRH Devanagari Extra"/>
+                <w:color w:val="000000"/>
+                <w:sz w:val="40"/>
+                <w:szCs w:val="40"/>
+              </w:rPr>
+              <w:t>iÉç mÉ</w:t>
+            </w:r>
             <w:r>
               <w:rPr>
                 <w:rFonts w:ascii="BRH Malayalam Extra" w:hAnsi="BRH Malayalam Extra" w:cs="BRH Devanagari Extra"/>
@@ -11025,7 +12314,6 @@
                 <w:szCs w:val="40"/>
               </w:rPr>
             </w:pPr>
-            <w:proofErr w:type="spellStart"/>
             <w:r>
               <w:rPr>
                 <w:rFonts w:ascii="BRH Devanagari Extra" w:hAnsi="BRH Devanagari Extra" w:cs="BRH Devanagari Extra"/>
@@ -11035,7 +12323,6 @@
               </w:rPr>
               <w:t>mÉ</w:t>
             </w:r>
-            <w:proofErr w:type="spellEnd"/>
             <w:r>
               <w:rPr>
                 <w:rFonts w:ascii="BRH Malayalam Extra" w:hAnsi="BRH Malayalam Extra" w:cs="BRH Devanagari Extra"/>
@@ -11064,19 +12351,8 @@
                 <w:sz w:val="40"/>
                 <w:szCs w:val="40"/>
               </w:rPr>
-              <w:t xml:space="preserve"> </w:t>
-            </w:r>
-            <w:proofErr w:type="spellStart"/>
-            <w:r>
-              <w:rPr>
-                <w:rFonts w:ascii="BRH Devanagari Extra" w:hAnsi="BRH Devanagari Extra" w:cs="BRH Devanagari Extra"/>
-                <w:color w:val="000000"/>
-                <w:sz w:val="40"/>
-                <w:szCs w:val="40"/>
-              </w:rPr>
-              <w:t>SÏbÉïrÉÉ</w:t>
-            </w:r>
-            <w:proofErr w:type="spellEnd"/>
+              <w:t xml:space="preserve"> SÏbÉïrÉÉ</w:t>
+            </w:r>
             <w:r>
               <w:rPr>
                 <w:rFonts w:ascii="BRH Malayalam Extra" w:hAnsi="BRH Malayalam Extra" w:cs="BRH Devanagari Extra"/>
@@ -11290,7 +12566,6 @@
                 <w:szCs w:val="40"/>
               </w:rPr>
             </w:pPr>
-            <w:proofErr w:type="spellStart"/>
             <w:r>
               <w:rPr>
                 <w:rFonts w:ascii="BRH Devanagari Extra" w:hAnsi="BRH Devanagari Extra" w:cs="BRH Devanagari Extra"/>
@@ -11300,7 +12575,6 @@
               </w:rPr>
               <w:t>qÉ</w:t>
             </w:r>
-            <w:proofErr w:type="spellEnd"/>
             <w:r>
               <w:rPr>
                 <w:rFonts w:ascii="BRH Malayalam Extra" w:hAnsi="BRH Malayalam Extra" w:cs="BRH Devanagari Extra"/>
@@ -11385,7 +12659,6 @@
                 <w:szCs w:val="40"/>
               </w:rPr>
             </w:pPr>
-            <w:proofErr w:type="spellStart"/>
             <w:r>
               <w:rPr>
                 <w:rFonts w:ascii="BRH Devanagari Extra" w:hAnsi="BRH Devanagari Extra" w:cs="BRH Devanagari Extra"/>
@@ -11395,7 +12668,6 @@
               </w:rPr>
               <w:t>qÉ</w:t>
             </w:r>
-            <w:proofErr w:type="spellEnd"/>
             <w:r>
               <w:rPr>
                 <w:rFonts w:ascii="BRH Malayalam Extra" w:hAnsi="BRH Malayalam Extra" w:cs="BRH Devanagari Extra"/>
@@ -11444,19 +12716,8 @@
                 <w:sz w:val="40"/>
                 <w:szCs w:val="40"/>
               </w:rPr>
-              <w:t xml:space="preserve"> </w:t>
-            </w:r>
-            <w:proofErr w:type="spellStart"/>
-            <w:r>
-              <w:rPr>
-                <w:rFonts w:ascii="BRH Devanagari Extra" w:hAnsi="BRH Devanagari Extra" w:cs="BRH Devanagari Extra"/>
-                <w:color w:val="000000"/>
-                <w:sz w:val="40"/>
-                <w:szCs w:val="40"/>
-              </w:rPr>
-              <w:t>qÉ</w:t>
-            </w:r>
-            <w:proofErr w:type="spellEnd"/>
+              <w:t xml:space="preserve"> qÉ</w:t>
+            </w:r>
             <w:r>
               <w:rPr>
                 <w:rFonts w:ascii="BRH Malayalam Extra" w:hAnsi="BRH Malayalam Extra" w:cs="BRH Devanagari Extra"/>
@@ -11513,7 +12774,6 @@
                 <w:szCs w:val="40"/>
               </w:rPr>
             </w:pPr>
-            <w:proofErr w:type="spellStart"/>
             <w:r>
               <w:rPr>
                 <w:rFonts w:ascii="BRH Devanagari Extra" w:hAnsi="BRH Devanagari Extra" w:cs="BRH Devanagari Extra"/>
@@ -11523,7 +12783,6 @@
               </w:rPr>
               <w:t>qÉ</w:t>
             </w:r>
-            <w:proofErr w:type="spellEnd"/>
             <w:r>
               <w:rPr>
                 <w:rFonts w:ascii="BRH Malayalam Extra" w:hAnsi="BRH Malayalam Extra" w:cs="BRH Devanagari Extra"/>
@@ -11608,7 +12867,6 @@
                 <w:szCs w:val="40"/>
               </w:rPr>
             </w:pPr>
-            <w:proofErr w:type="spellStart"/>
             <w:r>
               <w:rPr>
                 <w:rFonts w:ascii="BRH Devanagari Extra" w:hAnsi="BRH Devanagari Extra" w:cs="BRH Devanagari Extra"/>
@@ -11618,7 +12876,6 @@
               </w:rPr>
               <w:t>qÉ</w:t>
             </w:r>
-            <w:proofErr w:type="spellEnd"/>
             <w:r>
               <w:rPr>
                 <w:rFonts w:ascii="BRH Malayalam Extra" w:hAnsi="BRH Malayalam Extra" w:cs="BRH Devanagari Extra"/>
@@ -11667,19 +12924,8 @@
                 <w:sz w:val="40"/>
                 <w:szCs w:val="40"/>
               </w:rPr>
-              <w:t xml:space="preserve"> </w:t>
-            </w:r>
-            <w:proofErr w:type="spellStart"/>
-            <w:r>
-              <w:rPr>
-                <w:rFonts w:ascii="BRH Devanagari Extra" w:hAnsi="BRH Devanagari Extra" w:cs="BRH Devanagari Extra"/>
-                <w:color w:val="000000"/>
-                <w:sz w:val="40"/>
-                <w:szCs w:val="40"/>
-              </w:rPr>
-              <w:t>qÉ</w:t>
-            </w:r>
-            <w:proofErr w:type="spellEnd"/>
+              <w:t xml:space="preserve"> qÉ</w:t>
+            </w:r>
             <w:r>
               <w:rPr>
                 <w:rFonts w:ascii="BRH Malayalam Extra" w:hAnsi="BRH Malayalam Extra" w:cs="BRH Devanagari Extra"/>
@@ -11890,7 +13136,6 @@
           <w:szCs w:val="32"/>
           <w:u w:val="single"/>
         </w:rPr>
-        <w:lastRenderedPageBreak/>
         <w:t xml:space="preserve">TS </w:t>
       </w:r>
       <w:r>
@@ -12217,6 +13462,7 @@
                 <w:sz w:val="40"/>
                 <w:szCs w:val="40"/>
               </w:rPr>
+              <w:lastRenderedPageBreak/>
               <w:t>A</w:t>
             </w:r>
             <w:r>
@@ -12312,6 +13558,7 @@
                 <w:sz w:val="40"/>
                 <w:szCs w:val="40"/>
               </w:rPr>
+              <w:lastRenderedPageBreak/>
               <w:t xml:space="preserve">AÉ </w:t>
             </w:r>
             <w:proofErr w:type="spellStart"/>
@@ -12383,27 +13630,7 @@
                 <w:sz w:val="40"/>
                 <w:szCs w:val="40"/>
               </w:rPr>
-              <w:t xml:space="preserve"> </w:t>
-            </w:r>
-            <w:proofErr w:type="spellStart"/>
-            <w:r>
-              <w:rPr>
-                <w:rFonts w:ascii="BRH Devanagari Extra" w:hAnsi="BRH Devanagari Extra" w:cs="BRH Devanagari Extra"/>
-                <w:color w:val="000000"/>
-                <w:sz w:val="40"/>
-                <w:szCs w:val="40"/>
-              </w:rPr>
-              <w:t>uÉ</w:t>
-            </w:r>
-            <w:proofErr w:type="spellEnd"/>
-            <w:r>
-              <w:rPr>
-                <w:rFonts w:ascii="BRH Devanagari Extra" w:hAnsi="BRH Devanagari Extra" w:cs="BRH Devanagari Extra"/>
-                <w:color w:val="000000"/>
-                <w:sz w:val="40"/>
-                <w:szCs w:val="40"/>
-              </w:rPr>
-              <w:t>×</w:t>
+              <w:t xml:space="preserve"> uÉ×</w:t>
             </w:r>
             <w:r>
               <w:rPr>
@@ -12415,7 +13642,6 @@
               </w:rPr>
               <w:t>–</w:t>
             </w:r>
-            <w:proofErr w:type="spellStart"/>
             <w:r>
               <w:rPr>
                 <w:rFonts w:ascii="BRH Devanagari Extra" w:hAnsi="BRH Devanagari Extra" w:cs="BRH Devanagari Extra"/>
@@ -12425,7 +13651,6 @@
               </w:rPr>
               <w:t>wÉ</w:t>
             </w:r>
-            <w:proofErr w:type="spellEnd"/>
             <w:r>
               <w:rPr>
                 <w:rFonts w:ascii="BRH Malayalam Extra" w:hAnsi="BRH Malayalam Extra" w:cs="BRH Devanagari Extra"/>
@@ -12483,6 +13708,7 @@
                 <w:sz w:val="40"/>
                 <w:szCs w:val="40"/>
               </w:rPr>
+              <w:lastRenderedPageBreak/>
               <w:t>A</w:t>
             </w:r>
             <w:r>
@@ -12589,6 +13815,7 @@
                 <w:sz w:val="40"/>
                 <w:szCs w:val="40"/>
               </w:rPr>
+              <w:lastRenderedPageBreak/>
               <w:t xml:space="preserve">AÉ </w:t>
             </w:r>
             <w:proofErr w:type="spellStart"/>
@@ -12660,27 +13887,7 @@
                 <w:sz w:val="40"/>
                 <w:szCs w:val="40"/>
               </w:rPr>
-              <w:t xml:space="preserve"> </w:t>
-            </w:r>
-            <w:proofErr w:type="spellStart"/>
-            <w:r>
-              <w:rPr>
-                <w:rFonts w:ascii="BRH Devanagari Extra" w:hAnsi="BRH Devanagari Extra" w:cs="BRH Devanagari Extra"/>
-                <w:color w:val="000000"/>
-                <w:sz w:val="40"/>
-                <w:szCs w:val="40"/>
-              </w:rPr>
-              <w:t>uÉ</w:t>
-            </w:r>
-            <w:proofErr w:type="spellEnd"/>
-            <w:r>
-              <w:rPr>
-                <w:rFonts w:ascii="BRH Devanagari Extra" w:hAnsi="BRH Devanagari Extra" w:cs="BRH Devanagari Extra"/>
-                <w:color w:val="000000"/>
-                <w:sz w:val="40"/>
-                <w:szCs w:val="40"/>
-              </w:rPr>
-              <w:t>×</w:t>
+              <w:t xml:space="preserve"> uÉ×</w:t>
             </w:r>
             <w:r>
               <w:rPr>
@@ -12692,7 +13899,6 @@
               </w:rPr>
               <w:t>–</w:t>
             </w:r>
-            <w:proofErr w:type="spellStart"/>
             <w:r>
               <w:rPr>
                 <w:rFonts w:ascii="BRH Devanagari Extra" w:hAnsi="BRH Devanagari Extra" w:cs="BRH Devanagari Extra"/>
@@ -12702,7 +13908,6 @@
               </w:rPr>
               <w:t>wÉ</w:t>
             </w:r>
-            <w:proofErr w:type="spellEnd"/>
             <w:r>
               <w:rPr>
                 <w:rFonts w:ascii="BRH Malayalam Extra" w:hAnsi="BRH Malayalam Extra" w:cs="BRH Devanagari Extra"/>
@@ -12795,25 +14000,14 @@
               </w:rPr>
               <w:t>(</w:t>
             </w:r>
-            <w:proofErr w:type="spellStart"/>
-            <w:r>
-              <w:rPr>
-                <w:rFonts w:cs="Arial"/>
-                <w:color w:val="000000"/>
-                <w:sz w:val="28"/>
-                <w:szCs w:val="28"/>
-              </w:rPr>
-              <w:t>avagraha</w:t>
-            </w:r>
-            <w:proofErr w:type="spellEnd"/>
-            <w:r>
-              <w:rPr>
-                <w:rFonts w:cs="Arial"/>
-                <w:color w:val="000000"/>
-                <w:sz w:val="28"/>
-                <w:szCs w:val="28"/>
-              </w:rPr>
-              <w:t xml:space="preserve"> to indicate</w:t>
+            <w:r>
+              <w:rPr>
+                <w:rFonts w:cs="Arial"/>
+                <w:color w:val="000000"/>
+                <w:sz w:val="28"/>
+                <w:szCs w:val="28"/>
+              </w:rPr>
+              <w:t>avagraha to indicate</w:t>
             </w:r>
             <w:r>
               <w:rPr>
@@ -12879,10 +14073,9 @@
           <w:b/>
           <w:sz w:val="36"/>
         </w:rPr>
+        <w:lastRenderedPageBreak/>
         <w:t>=======================</w:t>
       </w:r>
-      <w:bookmarkStart w:id="0" w:name="_GoBack"/>
-      <w:bookmarkEnd w:id="0"/>
     </w:p>
     <w:sectPr>
       <w:headerReference w:type="even" r:id="rId7"/>
@@ -12899,7 +14092,7 @@
 </file>
 
 <file path=word/endnotes.xml><?xml version="1.0" encoding="utf-8"?>
-<w:endnotes xmlns:wpc="http://schemas.microsoft.com/office/word/2010/wordprocessingCanvas" xmlns:cx="http://schemas.microsoft.com/office/drawing/2014/chartex" xmlns:cx1="http://schemas.microsoft.com/office/drawing/2015/9/8/chartex" xmlns:mc="http://schemas.openxmlformats.org/markup-compatibility/2006" xmlns:o="urn:schemas-microsoft-com:office:office" xmlns:r="http://schemas.openxmlformats.org/officeDocument/2006/relationships" xmlns:m="http://schemas.openxmlformats.org/officeDocument/2006/math" xmlns:v="urn:schemas-microsoft-com:vml" xmlns:wp14="http://schemas.microsoft.com/office/word/2010/wordprocessingDrawing" xmlns:wp="http://schemas.openxmlformats.org/drawingml/2006/wordprocessingDrawing" xmlns:w10="urn:schemas-microsoft-com:office:word" xmlns:w="http://schemas.openxmlformats.org/wordprocessingml/2006/main" xmlns:w14="http://schemas.microsoft.com/office/word/2010/wordml" xmlns:w15="http://schemas.microsoft.com/office/word/2012/wordml" xmlns:w16se="http://schemas.microsoft.com/office/word/2015/wordml/symex" xmlns:wpg="http://schemas.microsoft.com/office/word/2010/wordprocessingGroup" xmlns:wpi="http://schemas.microsoft.com/office/word/2010/wordprocessingInk" xmlns:wne="http://schemas.microsoft.com/office/word/2006/wordml" xmlns:wps="http://schemas.microsoft.com/office/word/2010/wordprocessingShape" mc:Ignorable="w14 w15 w16se wp14">
+<w:endnotes xmlns:wpc="http://schemas.microsoft.com/office/word/2010/wordprocessingCanvas" xmlns:cx="http://schemas.microsoft.com/office/drawing/2014/chartex" xmlns:cx1="http://schemas.microsoft.com/office/drawing/2015/9/8/chartex" xmlns:cx2="http://schemas.microsoft.com/office/drawing/2015/10/21/chartex" xmlns:cx3="http://schemas.microsoft.com/office/drawing/2016/5/9/chartex" xmlns:cx4="http://schemas.microsoft.com/office/drawing/2016/5/10/chartex" xmlns:cx5="http://schemas.microsoft.com/office/drawing/2016/5/11/chartex" xmlns:cx6="http://schemas.microsoft.com/office/drawing/2016/5/12/chartex" xmlns:cx7="http://schemas.microsoft.com/office/drawing/2016/5/13/chartex" xmlns:cx8="http://schemas.microsoft.com/office/drawing/2016/5/14/chartex" xmlns:mc="http://schemas.openxmlformats.org/markup-compatibility/2006" xmlns:aink="http://schemas.microsoft.com/office/drawing/2016/ink" xmlns:am3d="http://schemas.microsoft.com/office/drawing/2017/model3d" xmlns:o="urn:schemas-microsoft-com:office:office" xmlns:oel="http://schemas.microsoft.com/office/2019/extlst" xmlns:r="http://schemas.openxmlformats.org/officeDocument/2006/relationships" xmlns:m="http://schemas.openxmlformats.org/officeDocument/2006/math" xmlns:v="urn:schemas-microsoft-com:vml" xmlns:wp14="http://schemas.microsoft.com/office/word/2010/wordprocessingDrawing" xmlns:wp="http://schemas.openxmlformats.org/drawingml/2006/wordprocessingDrawing" xmlns:w10="urn:schemas-microsoft-com:office:word" xmlns:w="http://schemas.openxmlformats.org/wordprocessingml/2006/main" xmlns:w14="http://schemas.microsoft.com/office/word/2010/wordml" xmlns:w15="http://schemas.microsoft.com/office/word/2012/wordml" xmlns:w16cex="http://schemas.microsoft.com/office/word/2018/wordml/cex" xmlns:w16cid="http://schemas.microsoft.com/office/word/2016/wordml/cid" xmlns:w16="http://schemas.microsoft.com/office/word/2018/wordml" xmlns:w16du="http://schemas.microsoft.com/office/word/2023/wordml/word16du" xmlns:w16sdtdh="http://schemas.microsoft.com/office/word/2020/wordml/sdtdatahash" xmlns:w16sdtfl="http://schemas.microsoft.com/office/word/2024/wordml/sdtformatlock" xmlns:w16se="http://schemas.microsoft.com/office/word/2015/wordml/symex" xmlns:wpg="http://schemas.microsoft.com/office/word/2010/wordprocessingGroup" xmlns:wpi="http://schemas.microsoft.com/office/word/2010/wordprocessingInk" xmlns:wne="http://schemas.microsoft.com/office/word/2006/wordml" xmlns:wps="http://schemas.microsoft.com/office/word/2010/wordprocessingShape" mc:Ignorable="w14 w15 w16se w16cid w16 w16cex w16sdtdh w16sdtfl w16du wp14">
   <w:endnote w:type="separator" w:id="-1">
     <w:p>
       <w:pPr>
@@ -12924,7 +14117,7 @@
 </file>
 
 <file path=word/footer1.xml><?xml version="1.0" encoding="utf-8"?>
-<w:ftr xmlns:wpc="http://schemas.microsoft.com/office/word/2010/wordprocessingCanvas" xmlns:cx="http://schemas.microsoft.com/office/drawing/2014/chartex" xmlns:cx1="http://schemas.microsoft.com/office/drawing/2015/9/8/chartex" xmlns:mc="http://schemas.openxmlformats.org/markup-compatibility/2006" xmlns:o="urn:schemas-microsoft-com:office:office" xmlns:r="http://schemas.openxmlformats.org/officeDocument/2006/relationships" xmlns:m="http://schemas.openxmlformats.org/officeDocument/2006/math" xmlns:v="urn:schemas-microsoft-com:vml" xmlns:wp14="http://schemas.microsoft.com/office/word/2010/wordprocessingDrawing" xmlns:wp="http://schemas.openxmlformats.org/drawingml/2006/wordprocessingDrawing" xmlns:w10="urn:schemas-microsoft-com:office:word" xmlns:w="http://schemas.openxmlformats.org/wordprocessingml/2006/main" xmlns:w14="http://schemas.microsoft.com/office/word/2010/wordml" xmlns:w15="http://schemas.microsoft.com/office/word/2012/wordml" xmlns:w16se="http://schemas.microsoft.com/office/word/2015/wordml/symex" xmlns:wpg="http://schemas.microsoft.com/office/word/2010/wordprocessingGroup" xmlns:wpi="http://schemas.microsoft.com/office/word/2010/wordprocessingInk" xmlns:wne="http://schemas.microsoft.com/office/word/2006/wordml" xmlns:wps="http://schemas.microsoft.com/office/word/2010/wordprocessingShape" mc:Ignorable="w14 w15 w16se wp14">
+<w:ftr xmlns:wpc="http://schemas.microsoft.com/office/word/2010/wordprocessingCanvas" xmlns:cx="http://schemas.microsoft.com/office/drawing/2014/chartex" xmlns:cx1="http://schemas.microsoft.com/office/drawing/2015/9/8/chartex" xmlns:cx2="http://schemas.microsoft.com/office/drawing/2015/10/21/chartex" xmlns:cx3="http://schemas.microsoft.com/office/drawing/2016/5/9/chartex" xmlns:cx4="http://schemas.microsoft.com/office/drawing/2016/5/10/chartex" xmlns:cx5="http://schemas.microsoft.com/office/drawing/2016/5/11/chartex" xmlns:cx6="http://schemas.microsoft.com/office/drawing/2016/5/12/chartex" xmlns:cx7="http://schemas.microsoft.com/office/drawing/2016/5/13/chartex" xmlns:cx8="http://schemas.microsoft.com/office/drawing/2016/5/14/chartex" xmlns:mc="http://schemas.openxmlformats.org/markup-compatibility/2006" xmlns:aink="http://schemas.microsoft.com/office/drawing/2016/ink" xmlns:am3d="http://schemas.microsoft.com/office/drawing/2017/model3d" xmlns:o="urn:schemas-microsoft-com:office:office" xmlns:oel="http://schemas.microsoft.com/office/2019/extlst" xmlns:r="http://schemas.openxmlformats.org/officeDocument/2006/relationships" xmlns:m="http://schemas.openxmlformats.org/officeDocument/2006/math" xmlns:v="urn:schemas-microsoft-com:vml" xmlns:wp14="http://schemas.microsoft.com/office/word/2010/wordprocessingDrawing" xmlns:wp="http://schemas.openxmlformats.org/drawingml/2006/wordprocessingDrawing" xmlns:w10="urn:schemas-microsoft-com:office:word" xmlns:w="http://schemas.openxmlformats.org/wordprocessingml/2006/main" xmlns:w14="http://schemas.microsoft.com/office/word/2010/wordml" xmlns:w15="http://schemas.microsoft.com/office/word/2012/wordml" xmlns:w16cex="http://schemas.microsoft.com/office/word/2018/wordml/cex" xmlns:w16cid="http://schemas.microsoft.com/office/word/2016/wordml/cid" xmlns:w16="http://schemas.microsoft.com/office/word/2018/wordml" xmlns:w16du="http://schemas.microsoft.com/office/word/2023/wordml/word16du" xmlns:w16sdtdh="http://schemas.microsoft.com/office/word/2020/wordml/sdtdatahash" xmlns:w16sdtfl="http://schemas.microsoft.com/office/word/2024/wordml/sdtformatlock" xmlns:w16se="http://schemas.microsoft.com/office/word/2015/wordml/symex" xmlns:wpg="http://schemas.microsoft.com/office/word/2010/wordprocessingGroup" xmlns:wpi="http://schemas.microsoft.com/office/word/2010/wordprocessingInk" xmlns:wne="http://schemas.microsoft.com/office/word/2006/wordml" xmlns:wps="http://schemas.microsoft.com/office/word/2010/wordprocessingShape" mc:Ignorable="w14 w15 w16se w16cid w16 w16cex w16sdtdh w16sdtfl w16du wp14">
   <w:p>
     <w:pPr>
       <w:pBdr>
@@ -13106,7 +14299,7 @@
 </file>
 
 <file path=word/footer2.xml><?xml version="1.0" encoding="utf-8"?>
-<w:ftr xmlns:wpc="http://schemas.microsoft.com/office/word/2010/wordprocessingCanvas" xmlns:cx="http://schemas.microsoft.com/office/drawing/2014/chartex" xmlns:cx1="http://schemas.microsoft.com/office/drawing/2015/9/8/chartex" xmlns:mc="http://schemas.openxmlformats.org/markup-compatibility/2006" xmlns:o="urn:schemas-microsoft-com:office:office" xmlns:r="http://schemas.openxmlformats.org/officeDocument/2006/relationships" xmlns:m="http://schemas.openxmlformats.org/officeDocument/2006/math" xmlns:v="urn:schemas-microsoft-com:vml" xmlns:wp14="http://schemas.microsoft.com/office/word/2010/wordprocessingDrawing" xmlns:wp="http://schemas.openxmlformats.org/drawingml/2006/wordprocessingDrawing" xmlns:w10="urn:schemas-microsoft-com:office:word" xmlns:w="http://schemas.openxmlformats.org/wordprocessingml/2006/main" xmlns:w14="http://schemas.microsoft.com/office/word/2010/wordml" xmlns:w15="http://schemas.microsoft.com/office/word/2012/wordml" xmlns:w16se="http://schemas.microsoft.com/office/word/2015/wordml/symex" xmlns:wpg="http://schemas.microsoft.com/office/word/2010/wordprocessingGroup" xmlns:wpi="http://schemas.microsoft.com/office/word/2010/wordprocessingInk" xmlns:wne="http://schemas.microsoft.com/office/word/2006/wordml" xmlns:wps="http://schemas.microsoft.com/office/word/2010/wordprocessingShape" mc:Ignorable="w14 w15 w16se wp14">
+<w:ftr xmlns:wpc="http://schemas.microsoft.com/office/word/2010/wordprocessingCanvas" xmlns:cx="http://schemas.microsoft.com/office/drawing/2014/chartex" xmlns:cx1="http://schemas.microsoft.com/office/drawing/2015/9/8/chartex" xmlns:cx2="http://schemas.microsoft.com/office/drawing/2015/10/21/chartex" xmlns:cx3="http://schemas.microsoft.com/office/drawing/2016/5/9/chartex" xmlns:cx4="http://schemas.microsoft.com/office/drawing/2016/5/10/chartex" xmlns:cx5="http://schemas.microsoft.com/office/drawing/2016/5/11/chartex" xmlns:cx6="http://schemas.microsoft.com/office/drawing/2016/5/12/chartex" xmlns:cx7="http://schemas.microsoft.com/office/drawing/2016/5/13/chartex" xmlns:cx8="http://schemas.microsoft.com/office/drawing/2016/5/14/chartex" xmlns:mc="http://schemas.openxmlformats.org/markup-compatibility/2006" xmlns:aink="http://schemas.microsoft.com/office/drawing/2016/ink" xmlns:am3d="http://schemas.microsoft.com/office/drawing/2017/model3d" xmlns:o="urn:schemas-microsoft-com:office:office" xmlns:oel="http://schemas.microsoft.com/office/2019/extlst" xmlns:r="http://schemas.openxmlformats.org/officeDocument/2006/relationships" xmlns:m="http://schemas.openxmlformats.org/officeDocument/2006/math" xmlns:v="urn:schemas-microsoft-com:vml" xmlns:wp14="http://schemas.microsoft.com/office/word/2010/wordprocessingDrawing" xmlns:wp="http://schemas.openxmlformats.org/drawingml/2006/wordprocessingDrawing" xmlns:w10="urn:schemas-microsoft-com:office:word" xmlns:w="http://schemas.openxmlformats.org/wordprocessingml/2006/main" xmlns:w14="http://schemas.microsoft.com/office/word/2010/wordml" xmlns:w15="http://schemas.microsoft.com/office/word/2012/wordml" xmlns:w16cex="http://schemas.microsoft.com/office/word/2018/wordml/cex" xmlns:w16cid="http://schemas.microsoft.com/office/word/2016/wordml/cid" xmlns:w16="http://schemas.microsoft.com/office/word/2018/wordml" xmlns:w16du="http://schemas.microsoft.com/office/word/2023/wordml/word16du" xmlns:w16sdtdh="http://schemas.microsoft.com/office/word/2020/wordml/sdtdatahash" xmlns:w16sdtfl="http://schemas.microsoft.com/office/word/2024/wordml/sdtformatlock" xmlns:w16se="http://schemas.microsoft.com/office/word/2015/wordml/symex" xmlns:wpg="http://schemas.microsoft.com/office/word/2010/wordprocessingGroup" xmlns:wpi="http://schemas.microsoft.com/office/word/2010/wordprocessingInk" xmlns:wne="http://schemas.microsoft.com/office/word/2006/wordml" xmlns:wps="http://schemas.microsoft.com/office/word/2010/wordprocessingShape" mc:Ignorable="w14 w15 w16se w16cid w16 w16cex w16sdtdh w16sdtfl w16du wp14">
   <w:p>
     <w:pPr>
       <w:pBdr>
@@ -13309,7 +14502,7 @@
 </file>
 
 <file path=word/footnotes.xml><?xml version="1.0" encoding="utf-8"?>
-<w:footnotes xmlns:wpc="http://schemas.microsoft.com/office/word/2010/wordprocessingCanvas" xmlns:cx="http://schemas.microsoft.com/office/drawing/2014/chartex" xmlns:cx1="http://schemas.microsoft.com/office/drawing/2015/9/8/chartex" xmlns:mc="http://schemas.openxmlformats.org/markup-compatibility/2006" xmlns:o="urn:schemas-microsoft-com:office:office" xmlns:r="http://schemas.openxmlformats.org/officeDocument/2006/relationships" xmlns:m="http://schemas.openxmlformats.org/officeDocument/2006/math" xmlns:v="urn:schemas-microsoft-com:vml" xmlns:wp14="http://schemas.microsoft.com/office/word/2010/wordprocessingDrawing" xmlns:wp="http://schemas.openxmlformats.org/drawingml/2006/wordprocessingDrawing" xmlns:w10="urn:schemas-microsoft-com:office:word" xmlns:w="http://schemas.openxmlformats.org/wordprocessingml/2006/main" xmlns:w14="http://schemas.microsoft.com/office/word/2010/wordml" xmlns:w15="http://schemas.microsoft.com/office/word/2012/wordml" xmlns:w16se="http://schemas.microsoft.com/office/word/2015/wordml/symex" xmlns:wpg="http://schemas.microsoft.com/office/word/2010/wordprocessingGroup" xmlns:wpi="http://schemas.microsoft.com/office/word/2010/wordprocessingInk" xmlns:wne="http://schemas.microsoft.com/office/word/2006/wordml" xmlns:wps="http://schemas.microsoft.com/office/word/2010/wordprocessingShape" mc:Ignorable="w14 w15 w16se wp14">
+<w:footnotes xmlns:wpc="http://schemas.microsoft.com/office/word/2010/wordprocessingCanvas" xmlns:cx="http://schemas.microsoft.com/office/drawing/2014/chartex" xmlns:cx1="http://schemas.microsoft.com/office/drawing/2015/9/8/chartex" xmlns:cx2="http://schemas.microsoft.com/office/drawing/2015/10/21/chartex" xmlns:cx3="http://schemas.microsoft.com/office/drawing/2016/5/9/chartex" xmlns:cx4="http://schemas.microsoft.com/office/drawing/2016/5/10/chartex" xmlns:cx5="http://schemas.microsoft.com/office/drawing/2016/5/11/chartex" xmlns:cx6="http://schemas.microsoft.com/office/drawing/2016/5/12/chartex" xmlns:cx7="http://schemas.microsoft.com/office/drawing/2016/5/13/chartex" xmlns:cx8="http://schemas.microsoft.com/office/drawing/2016/5/14/chartex" xmlns:mc="http://schemas.openxmlformats.org/markup-compatibility/2006" xmlns:aink="http://schemas.microsoft.com/office/drawing/2016/ink" xmlns:am3d="http://schemas.microsoft.com/office/drawing/2017/model3d" xmlns:o="urn:schemas-microsoft-com:office:office" xmlns:oel="http://schemas.microsoft.com/office/2019/extlst" xmlns:r="http://schemas.openxmlformats.org/officeDocument/2006/relationships" xmlns:m="http://schemas.openxmlformats.org/officeDocument/2006/math" xmlns:v="urn:schemas-microsoft-com:vml" xmlns:wp14="http://schemas.microsoft.com/office/word/2010/wordprocessingDrawing" xmlns:wp="http://schemas.openxmlformats.org/drawingml/2006/wordprocessingDrawing" xmlns:w10="urn:schemas-microsoft-com:office:word" xmlns:w="http://schemas.openxmlformats.org/wordprocessingml/2006/main" xmlns:w14="http://schemas.microsoft.com/office/word/2010/wordml" xmlns:w15="http://schemas.microsoft.com/office/word/2012/wordml" xmlns:w16cex="http://schemas.microsoft.com/office/word/2018/wordml/cex" xmlns:w16cid="http://schemas.microsoft.com/office/word/2016/wordml/cid" xmlns:w16="http://schemas.microsoft.com/office/word/2018/wordml" xmlns:w16du="http://schemas.microsoft.com/office/word/2023/wordml/word16du" xmlns:w16sdtdh="http://schemas.microsoft.com/office/word/2020/wordml/sdtdatahash" xmlns:w16sdtfl="http://schemas.microsoft.com/office/word/2024/wordml/sdtformatlock" xmlns:w16se="http://schemas.microsoft.com/office/word/2015/wordml/symex" xmlns:wpg="http://schemas.microsoft.com/office/word/2010/wordprocessingGroup" xmlns:wpi="http://schemas.microsoft.com/office/word/2010/wordprocessingInk" xmlns:wne="http://schemas.microsoft.com/office/word/2006/wordml" xmlns:wps="http://schemas.microsoft.com/office/word/2010/wordprocessingShape" mc:Ignorable="w14 w15 w16se w16cid w16 w16cex w16sdtdh w16sdtfl w16du wp14">
   <w:footnote w:type="separator" w:id="-1">
     <w:p>
       <w:pPr>
@@ -13334,7 +14527,7 @@
 </file>
 
 <file path=word/header1.xml><?xml version="1.0" encoding="utf-8"?>
-<w:hdr xmlns:wpc="http://schemas.microsoft.com/office/word/2010/wordprocessingCanvas" xmlns:cx="http://schemas.microsoft.com/office/drawing/2014/chartex" xmlns:cx1="http://schemas.microsoft.com/office/drawing/2015/9/8/chartex" xmlns:mc="http://schemas.openxmlformats.org/markup-compatibility/2006" xmlns:o="urn:schemas-microsoft-com:office:office" xmlns:r="http://schemas.openxmlformats.org/officeDocument/2006/relationships" xmlns:m="http://schemas.openxmlformats.org/officeDocument/2006/math" xmlns:v="urn:schemas-microsoft-com:vml" xmlns:wp14="http://schemas.microsoft.com/office/word/2010/wordprocessingDrawing" xmlns:wp="http://schemas.openxmlformats.org/drawingml/2006/wordprocessingDrawing" xmlns:w10="urn:schemas-microsoft-com:office:word" xmlns:w="http://schemas.openxmlformats.org/wordprocessingml/2006/main" xmlns:w14="http://schemas.microsoft.com/office/word/2010/wordml" xmlns:w15="http://schemas.microsoft.com/office/word/2012/wordml" xmlns:w16se="http://schemas.microsoft.com/office/word/2015/wordml/symex" xmlns:wpg="http://schemas.microsoft.com/office/word/2010/wordprocessingGroup" xmlns:wpi="http://schemas.microsoft.com/office/word/2010/wordprocessingInk" xmlns:wne="http://schemas.microsoft.com/office/word/2006/wordml" xmlns:wps="http://schemas.microsoft.com/office/word/2010/wordprocessingShape" mc:Ignorable="w14 w15 w16se wp14">
+<w:hdr xmlns:wpc="http://schemas.microsoft.com/office/word/2010/wordprocessingCanvas" xmlns:cx="http://schemas.microsoft.com/office/drawing/2014/chartex" xmlns:cx1="http://schemas.microsoft.com/office/drawing/2015/9/8/chartex" xmlns:cx2="http://schemas.microsoft.com/office/drawing/2015/10/21/chartex" xmlns:cx3="http://schemas.microsoft.com/office/drawing/2016/5/9/chartex" xmlns:cx4="http://schemas.microsoft.com/office/drawing/2016/5/10/chartex" xmlns:cx5="http://schemas.microsoft.com/office/drawing/2016/5/11/chartex" xmlns:cx6="http://schemas.microsoft.com/office/drawing/2016/5/12/chartex" xmlns:cx7="http://schemas.microsoft.com/office/drawing/2016/5/13/chartex" xmlns:cx8="http://schemas.microsoft.com/office/drawing/2016/5/14/chartex" xmlns:mc="http://schemas.openxmlformats.org/markup-compatibility/2006" xmlns:aink="http://schemas.microsoft.com/office/drawing/2016/ink" xmlns:am3d="http://schemas.microsoft.com/office/drawing/2017/model3d" xmlns:o="urn:schemas-microsoft-com:office:office" xmlns:oel="http://schemas.microsoft.com/office/2019/extlst" xmlns:r="http://schemas.openxmlformats.org/officeDocument/2006/relationships" xmlns:m="http://schemas.openxmlformats.org/officeDocument/2006/math" xmlns:v="urn:schemas-microsoft-com:vml" xmlns:wp14="http://schemas.microsoft.com/office/word/2010/wordprocessingDrawing" xmlns:wp="http://schemas.openxmlformats.org/drawingml/2006/wordprocessingDrawing" xmlns:w10="urn:schemas-microsoft-com:office:word" xmlns:w="http://schemas.openxmlformats.org/wordprocessingml/2006/main" xmlns:w14="http://schemas.microsoft.com/office/word/2010/wordml" xmlns:w15="http://schemas.microsoft.com/office/word/2012/wordml" xmlns:w16cex="http://schemas.microsoft.com/office/word/2018/wordml/cex" xmlns:w16cid="http://schemas.microsoft.com/office/word/2016/wordml/cid" xmlns:w16="http://schemas.microsoft.com/office/word/2018/wordml" xmlns:w16du="http://schemas.microsoft.com/office/word/2023/wordml/word16du" xmlns:w16sdtdh="http://schemas.microsoft.com/office/word/2020/wordml/sdtdatahash" xmlns:w16sdtfl="http://schemas.microsoft.com/office/word/2024/wordml/sdtformatlock" xmlns:w16se="http://schemas.microsoft.com/office/word/2015/wordml/symex" xmlns:wpg="http://schemas.microsoft.com/office/word/2010/wordprocessingGroup" xmlns:wpi="http://schemas.microsoft.com/office/word/2010/wordprocessingInk" xmlns:wne="http://schemas.microsoft.com/office/word/2006/wordml" xmlns:wps="http://schemas.microsoft.com/office/word/2010/wordprocessingShape" mc:Ignorable="w14 w15 w16se w16cid w16 w16cex w16sdtdh w16sdtfl w16du wp14">
   <w:p>
     <w:pPr>
       <w:pStyle w:val="Header"/>
@@ -13347,7 +14540,7 @@
 </file>
 
 <file path=word/header2.xml><?xml version="1.0" encoding="utf-8"?>
-<w:hdr xmlns:wpc="http://schemas.microsoft.com/office/word/2010/wordprocessingCanvas" xmlns:cx="http://schemas.microsoft.com/office/drawing/2014/chartex" xmlns:cx1="http://schemas.microsoft.com/office/drawing/2015/9/8/chartex" xmlns:mc="http://schemas.openxmlformats.org/markup-compatibility/2006" xmlns:o="urn:schemas-microsoft-com:office:office" xmlns:r="http://schemas.openxmlformats.org/officeDocument/2006/relationships" xmlns:m="http://schemas.openxmlformats.org/officeDocument/2006/math" xmlns:v="urn:schemas-microsoft-com:vml" xmlns:wp14="http://schemas.microsoft.com/office/word/2010/wordprocessingDrawing" xmlns:wp="http://schemas.openxmlformats.org/drawingml/2006/wordprocessingDrawing" xmlns:w10="urn:schemas-microsoft-com:office:word" xmlns:w="http://schemas.openxmlformats.org/wordprocessingml/2006/main" xmlns:w14="http://schemas.microsoft.com/office/word/2010/wordml" xmlns:w15="http://schemas.microsoft.com/office/word/2012/wordml" xmlns:w16se="http://schemas.microsoft.com/office/word/2015/wordml/symex" xmlns:wpg="http://schemas.microsoft.com/office/word/2010/wordprocessingGroup" xmlns:wpi="http://schemas.microsoft.com/office/word/2010/wordprocessingInk" xmlns:wne="http://schemas.microsoft.com/office/word/2006/wordml" xmlns:wps="http://schemas.microsoft.com/office/word/2010/wordprocessingShape" mc:Ignorable="w14 w15 w16se wp14">
+<w:hdr xmlns:wpc="http://schemas.microsoft.com/office/word/2010/wordprocessingCanvas" xmlns:cx="http://schemas.microsoft.com/office/drawing/2014/chartex" xmlns:cx1="http://schemas.microsoft.com/office/drawing/2015/9/8/chartex" xmlns:cx2="http://schemas.microsoft.com/office/drawing/2015/10/21/chartex" xmlns:cx3="http://schemas.microsoft.com/office/drawing/2016/5/9/chartex" xmlns:cx4="http://schemas.microsoft.com/office/drawing/2016/5/10/chartex" xmlns:cx5="http://schemas.microsoft.com/office/drawing/2016/5/11/chartex" xmlns:cx6="http://schemas.microsoft.com/office/drawing/2016/5/12/chartex" xmlns:cx7="http://schemas.microsoft.com/office/drawing/2016/5/13/chartex" xmlns:cx8="http://schemas.microsoft.com/office/drawing/2016/5/14/chartex" xmlns:mc="http://schemas.openxmlformats.org/markup-compatibility/2006" xmlns:aink="http://schemas.microsoft.com/office/drawing/2016/ink" xmlns:am3d="http://schemas.microsoft.com/office/drawing/2017/model3d" xmlns:o="urn:schemas-microsoft-com:office:office" xmlns:oel="http://schemas.microsoft.com/office/2019/extlst" xmlns:r="http://schemas.openxmlformats.org/officeDocument/2006/relationships" xmlns:m="http://schemas.openxmlformats.org/officeDocument/2006/math" xmlns:v="urn:schemas-microsoft-com:vml" xmlns:wp14="http://schemas.microsoft.com/office/word/2010/wordprocessingDrawing" xmlns:wp="http://schemas.openxmlformats.org/drawingml/2006/wordprocessingDrawing" xmlns:w10="urn:schemas-microsoft-com:office:word" xmlns:w="http://schemas.openxmlformats.org/wordprocessingml/2006/main" xmlns:w14="http://schemas.microsoft.com/office/word/2010/wordml" xmlns:w15="http://schemas.microsoft.com/office/word/2012/wordml" xmlns:w16cex="http://schemas.microsoft.com/office/word/2018/wordml/cex" xmlns:w16cid="http://schemas.microsoft.com/office/word/2016/wordml/cid" xmlns:w16="http://schemas.microsoft.com/office/word/2018/wordml" xmlns:w16du="http://schemas.microsoft.com/office/word/2023/wordml/word16du" xmlns:w16sdtdh="http://schemas.microsoft.com/office/word/2020/wordml/sdtdatahash" xmlns:w16sdtfl="http://schemas.microsoft.com/office/word/2024/wordml/sdtformatlock" xmlns:w16se="http://schemas.microsoft.com/office/word/2015/wordml/symex" xmlns:wpg="http://schemas.microsoft.com/office/word/2010/wordprocessingGroup" xmlns:wpi="http://schemas.microsoft.com/office/word/2010/wordprocessingInk" xmlns:wne="http://schemas.microsoft.com/office/word/2006/wordml" xmlns:wps="http://schemas.microsoft.com/office/word/2010/wordprocessingShape" mc:Ignorable="w14 w15 w16se w16cid w16 w16cex w16sdtdh w16sdtfl w16du wp14">
   <w:p>
     <w:pPr>
       <w:pStyle w:val="Header"/>
@@ -13360,7 +14553,7 @@
 </file>
 
 <file path=word/styles.xml><?xml version="1.0" encoding="utf-8"?>
-<w:styles xmlns:mc="http://schemas.openxmlformats.org/markup-compatibility/2006" xmlns:r="http://schemas.openxmlformats.org/officeDocument/2006/relationships" xmlns:w="http://schemas.openxmlformats.org/wordprocessingml/2006/main" xmlns:w14="http://schemas.microsoft.com/office/word/2010/wordml" xmlns:w15="http://schemas.microsoft.com/office/word/2012/wordml" xmlns:w16se="http://schemas.microsoft.com/office/word/2015/wordml/symex" mc:Ignorable="w14 w15 w16se">
+<w:styles xmlns:mc="http://schemas.openxmlformats.org/markup-compatibility/2006" xmlns:r="http://schemas.openxmlformats.org/officeDocument/2006/relationships" xmlns:w="http://schemas.openxmlformats.org/wordprocessingml/2006/main" xmlns:w14="http://schemas.microsoft.com/office/word/2010/wordml" xmlns:w15="http://schemas.microsoft.com/office/word/2012/wordml" xmlns:w16cex="http://schemas.microsoft.com/office/word/2018/wordml/cex" xmlns:w16cid="http://schemas.microsoft.com/office/word/2016/wordml/cid" xmlns:w16="http://schemas.microsoft.com/office/word/2018/wordml" xmlns:w16du="http://schemas.microsoft.com/office/word/2023/wordml/word16du" xmlns:w16sdtdh="http://schemas.microsoft.com/office/word/2020/wordml/sdtdatahash" xmlns:w16sdtfl="http://schemas.microsoft.com/office/word/2024/wordml/sdtformatlock" xmlns:w16se="http://schemas.microsoft.com/office/word/2015/wordml/symex" mc:Ignorable="w14 w15 w16se w16cid w16 w16cex w16sdtdh w16sdtfl w16du">
   <w:docDefaults>
     <w:rPrDefault>
       <w:rPr>
@@ -13370,7 +14563,7 @@
     </w:rPrDefault>
     <w:pPrDefault/>
   </w:docDefaults>
-  <w:latentStyles w:defLockedState="0" w:defUIPriority="99" w:defSemiHidden="0" w:defUnhideWhenUsed="0" w:defQFormat="0" w:count="371">
+  <w:latentStyles w:defLockedState="0" w:defUIPriority="99" w:defSemiHidden="0" w:defUnhideWhenUsed="0" w:defQFormat="0" w:count="376">
     <w:lsdException w:name="Normal" w:uiPriority="0" w:qFormat="1"/>
     <w:lsdException w:name="heading 1" w:uiPriority="9" w:qFormat="1"/>
     <w:lsdException w:name="heading 2" w:semiHidden="1" w:uiPriority="9" w:unhideWhenUsed="1" w:qFormat="1"/>
@@ -13742,6 +14935,11 @@
     <w:lsdException w:name="List Table 5 Dark Accent 6" w:uiPriority="50"/>
     <w:lsdException w:name="List Table 6 Colorful Accent 6" w:uiPriority="51"/>
     <w:lsdException w:name="List Table 7 Colorful Accent 6" w:uiPriority="52"/>
+    <w:lsdException w:name="Mention" w:semiHidden="1" w:unhideWhenUsed="1"/>
+    <w:lsdException w:name="Smart Hyperlink" w:semiHidden="1" w:unhideWhenUsed="1"/>
+    <w:lsdException w:name="Hashtag" w:semiHidden="1" w:unhideWhenUsed="1"/>
+    <w:lsdException w:name="Unresolved Mention" w:semiHidden="1" w:unhideWhenUsed="1"/>
+    <w:lsdException w:name="Smart Link" w:semiHidden="1" w:unhideWhenUsed="1"/>
   </w:latentStyles>
   <w:style w:type="paragraph" w:default="1" w:styleId="Normal">
     <w:name w:val="Normal"/>

--- a/TS-Kramam/TS-2.3/TS 2.3 Sanskrit Krama Paatam Corrections.docx
+++ b/TS-Kramam/TS-2.3/TS 2.3 Sanskrit Krama Paatam Corrections.docx
@@ -72,17 +72,7 @@
           <w:szCs w:val="32"/>
           <w:u w:val="single"/>
         </w:rPr>
-        <w:t>Sanskrit</w:t>
-      </w:r>
-      <w:r>
-        <w:rPr>
-          <w:b/>
-          <w:bCs/>
-          <w:sz w:val="32"/>
-          <w:szCs w:val="32"/>
-          <w:u w:val="single"/>
-        </w:rPr>
-        <w:t xml:space="preserve"> </w:t>
+        <w:t xml:space="preserve">Sanskrit </w:t>
       </w:r>
       <w:r>
         <w:rPr>
@@ -94,7 +84,6 @@
         </w:rPr>
         <w:t xml:space="preserve">Corrections –Observed till </w:t>
       </w:r>
-      <w:proofErr w:type="spellStart"/>
       <w:r>
         <w:rPr>
           <w:b/>
@@ -107,7 +96,6 @@
         </w:rPr>
         <w:t>xxxxxxxxx</w:t>
       </w:r>
-      <w:proofErr w:type="spellEnd"/>
     </w:p>
     <w:p>
       <w:pPr>
@@ -258,6 +246,7 @@
                 <w:b/>
                 <w:sz w:val="28"/>
                 <w:szCs w:val="28"/>
+                <w:lang w:val="it-IT"/>
               </w:rPr>
             </w:pPr>
             <w:r>
@@ -266,26 +255,9 @@
                 <w:b/>
                 <w:sz w:val="28"/>
                 <w:szCs w:val="28"/>
-              </w:rPr>
-              <w:t>TS 2.3.2.5</w:t>
-            </w:r>
-            <w:r>
-              <w:rPr>
-                <w:rFonts w:cs="Arial"/>
-                <w:b/>
-                <w:sz w:val="28"/>
-                <w:szCs w:val="28"/>
-              </w:rPr>
-              <w:t xml:space="preserve"> </w:t>
-            </w:r>
-            <w:r>
-              <w:rPr>
-                <w:rFonts w:cs="Arial"/>
-                <w:b/>
-                <w:sz w:val="28"/>
-                <w:szCs w:val="28"/>
-              </w:rPr>
-              <w:t>- Kramam</w:t>
+                <w:lang w:val="it-IT"/>
+              </w:rPr>
+              <w:t>TS 2.3.2.5 - Kramam</w:t>
             </w:r>
           </w:p>
           <w:p>
@@ -302,9 +274,9 @@
               <w:rPr>
                 <w:rFonts w:cs="Arial"/>
                 <w:b/>
-                <w:color w:val="000000"/>
-                <w:sz w:val="28"/>
-                <w:szCs w:val="32"/>
+                <w:sz w:val="28"/>
+                <w:szCs w:val="32"/>
+                <w:lang w:val="it-IT"/>
               </w:rPr>
             </w:pPr>
             <w:r>
@@ -313,8 +285,9 @@
                 <w:b/>
                 <w:sz w:val="28"/>
                 <w:szCs w:val="28"/>
-              </w:rPr>
-              <w:t xml:space="preserve">Krama </w:t>
+                <w:lang w:val="it-IT"/>
+              </w:rPr>
+              <w:t>Krama Vaakyam No. - 4,5</w:t>
             </w:r>
             <w:r>
               <w:rPr>
@@ -322,45 +295,10 @@
                 <w:b/>
                 <w:sz w:val="28"/>
                 <w:szCs w:val="28"/>
-              </w:rPr>
-              <w:t>Vaakyam</w:t>
-            </w:r>
-            <w:r>
-              <w:rPr>
-                <w:rFonts w:cs="Arial"/>
-                <w:b/>
-                <w:sz w:val="28"/>
-                <w:szCs w:val="28"/>
-              </w:rPr>
-              <w:t xml:space="preserve"> No. </w:t>
-            </w:r>
-            <w:r>
-              <w:rPr>
-                <w:rFonts w:cs="Arial"/>
-                <w:b/>
-                <w:sz w:val="28"/>
-                <w:szCs w:val="28"/>
-              </w:rPr>
-              <w:t>- 4,5</w:t>
-            </w:r>
-            <w:r>
-              <w:rPr>
-                <w:rFonts w:cs="Arial"/>
-                <w:b/>
-                <w:sz w:val="28"/>
-                <w:szCs w:val="28"/>
+                <w:lang w:val="it-IT"/>
               </w:rPr>
               <w:br/>
-              <w:t xml:space="preserve">Panchaati </w:t>
-            </w:r>
-            <w:r>
-              <w:rPr>
-                <w:rFonts w:cs="Arial"/>
-                <w:b/>
-                <w:sz w:val="28"/>
-                <w:szCs w:val="28"/>
-              </w:rPr>
-              <w:t>No. - 10</w:t>
+              <w:t>Panchaati No. - 10</w:t>
             </w:r>
           </w:p>
         </w:tc>
@@ -373,121 +311,75 @@
               <w:spacing w:before="0" w:line="240" w:lineRule="auto"/>
               <w:rPr>
                 <w:rFonts w:ascii="BRH Devanagari Extra" w:hAnsi="BRH Devanagari Extra" w:cs="BRH Devanagari Extra"/>
-                <w:color w:val="000000"/>
-                <w:sz w:val="40"/>
-                <w:szCs w:val="40"/>
-              </w:rPr>
-            </w:pPr>
-            <w:proofErr w:type="spellStart"/>
-            <w:r>
-              <w:rPr>
-                <w:rFonts w:ascii="BRH Devanagari Extra" w:hAnsi="BRH Devanagari Extra" w:cs="BRH Devanagari Extra"/>
-                <w:color w:val="000000"/>
-                <w:sz w:val="40"/>
-                <w:szCs w:val="40"/>
-              </w:rPr>
-              <w:t>ÌWûUþhrÉÇ</w:t>
-            </w:r>
-            <w:proofErr w:type="spellEnd"/>
-            <w:r>
-              <w:rPr>
-                <w:rFonts w:ascii="BRH Devanagari Extra" w:hAnsi="BRH Devanagari Extra" w:cs="BRH Devanagari Extra"/>
-                <w:color w:val="000000"/>
-                <w:sz w:val="40"/>
-                <w:szCs w:val="40"/>
-              </w:rPr>
-              <w:t xml:space="preserve"> </w:t>
-            </w:r>
-            <w:proofErr w:type="spellStart"/>
-            <w:r>
-              <w:rPr>
-                <w:rFonts w:ascii="BRH Devanagari Extra" w:hAnsi="BRH Devanagari Extra" w:cs="BRH Devanagari Extra"/>
-                <w:color w:val="000000"/>
-                <w:sz w:val="40"/>
-                <w:szCs w:val="40"/>
-              </w:rPr>
-              <w:t>ÆÌuÉ</w:t>
-            </w:r>
-            <w:proofErr w:type="spellEnd"/>
-            <w:r>
-              <w:rPr>
-                <w:rFonts w:ascii="BRH Malayalam Extra" w:hAnsi="BRH Malayalam Extra" w:cs="BRH Devanagari Extra"/>
-                <w:b/>
-                <w:color w:val="000000"/>
-                <w:sz w:val="32"/>
-                <w:szCs w:val="40"/>
-              </w:rPr>
-              <w:t>–</w:t>
-            </w:r>
-            <w:proofErr w:type="spellStart"/>
-            <w:r>
-              <w:rPr>
-                <w:rFonts w:ascii="BRH Devanagari Extra" w:hAnsi="BRH Devanagari Extra" w:cs="BRH Devanagari Extra"/>
-                <w:color w:val="000000"/>
+                <w:sz w:val="40"/>
+                <w:szCs w:val="40"/>
+                <w:lang w:val="it-IT"/>
+              </w:rPr>
+            </w:pPr>
+            <w:r>
+              <w:rPr>
+                <w:rFonts w:ascii="BRH Devanagari Extra" w:hAnsi="BRH Devanagari Extra" w:cs="BRH Devanagari Extra"/>
+                <w:sz w:val="40"/>
+                <w:szCs w:val="40"/>
+                <w:lang w:val="it-IT"/>
+              </w:rPr>
+              <w:t>ÌWûUþhrÉÇ ÆÌuÉ</w:t>
+            </w:r>
+            <w:r>
+              <w:rPr>
+                <w:rFonts w:ascii="BRH Malayalam Extra" w:hAnsi="BRH Malayalam Extra" w:cs="BRH Devanagari Extra"/>
+                <w:b/>
+                <w:sz w:val="32"/>
+                <w:szCs w:val="40"/>
+                <w:lang w:val="it-IT"/>
+              </w:rPr>
+              <w:t>–</w:t>
+            </w:r>
+            <w:r>
+              <w:rPr>
+                <w:rFonts w:ascii="BRH Devanagari Extra" w:hAnsi="BRH Devanagari Extra" w:cs="BRH Devanagari Extra"/>
                 <w:sz w:val="40"/>
                 <w:szCs w:val="40"/>
                 <w:highlight w:val="yellow"/>
+                <w:lang w:val="it-IT"/>
               </w:rPr>
               <w:t>iu</w:t>
             </w:r>
             <w:r>
               <w:rPr>
                 <w:rFonts w:ascii="BRH Devanagari Extra" w:hAnsi="BRH Devanagari Extra" w:cs="BRH Devanagari Extra"/>
-                <w:color w:val="000000"/>
-                <w:sz w:val="40"/>
-                <w:szCs w:val="40"/>
-              </w:rPr>
-              <w:t>ÉÉ</w:t>
-            </w:r>
-            <w:proofErr w:type="spellEnd"/>
-            <w:r>
-              <w:rPr>
-                <w:rFonts w:ascii="BRH Devanagari Extra" w:hAnsi="BRH Devanagari Extra" w:cs="BRH Devanagari Extra"/>
-                <w:color w:val="000000"/>
-                <w:sz w:val="40"/>
-                <w:szCs w:val="40"/>
-              </w:rPr>
-              <w:t xml:space="preserve"> | </w:t>
-            </w:r>
-            <w:proofErr w:type="spellStart"/>
-            <w:r>
-              <w:rPr>
-                <w:rFonts w:ascii="BRH Devanagari Extra" w:hAnsi="BRH Devanagari Extra" w:cs="BRH Devanagari Extra"/>
-                <w:color w:val="000000"/>
-                <w:sz w:val="40"/>
-                <w:szCs w:val="40"/>
-              </w:rPr>
-              <w:t>ÌuÉ</w:t>
-            </w:r>
-            <w:proofErr w:type="spellEnd"/>
-            <w:r>
-              <w:rPr>
-                <w:rFonts w:ascii="BRH Malayalam Extra" w:hAnsi="BRH Malayalam Extra" w:cs="BRH Devanagari Extra"/>
-                <w:b/>
-                <w:color w:val="000000"/>
-                <w:sz w:val="32"/>
-                <w:szCs w:val="40"/>
-              </w:rPr>
-              <w:t>–</w:t>
-            </w:r>
-            <w:proofErr w:type="spellStart"/>
-            <w:r>
-              <w:rPr>
-                <w:rFonts w:ascii="BRH Devanagari Extra" w:hAnsi="BRH Devanagari Extra" w:cs="BRH Devanagari Extra"/>
-                <w:color w:val="000000"/>
+                <w:sz w:val="40"/>
+                <w:szCs w:val="40"/>
+                <w:lang w:val="it-IT"/>
+              </w:rPr>
+              <w:t>ÉÉ | ÌuÉ</w:t>
+            </w:r>
+            <w:r>
+              <w:rPr>
+                <w:rFonts w:ascii="BRH Malayalam Extra" w:hAnsi="BRH Malayalam Extra" w:cs="BRH Devanagari Extra"/>
+                <w:b/>
+                <w:sz w:val="32"/>
+                <w:szCs w:val="40"/>
+                <w:lang w:val="it-IT"/>
+              </w:rPr>
+              <w:t>–</w:t>
+            </w:r>
+            <w:r>
+              <w:rPr>
+                <w:rFonts w:ascii="BRH Devanagari Extra" w:hAnsi="BRH Devanagari Extra" w:cs="BRH Devanagari Extra"/>
                 <w:sz w:val="40"/>
                 <w:szCs w:val="40"/>
                 <w:highlight w:val="yellow"/>
+                <w:lang w:val="it-IT"/>
               </w:rPr>
               <w:t>iuÉÉ</w:t>
             </w:r>
-            <w:proofErr w:type="spellEnd"/>
-            <w:r>
-              <w:rPr>
-                <w:rFonts w:ascii="BRH Devanagari Extra" w:hAnsi="BRH Devanagari Extra" w:cs="BRH Devanagari Extra"/>
-                <w:color w:val="000000"/>
-                <w:sz w:val="40"/>
-                <w:szCs w:val="40"/>
+            <w:r>
+              <w:rPr>
+                <w:rFonts w:ascii="BRH Devanagari Extra" w:hAnsi="BRH Devanagari Extra" w:cs="BRH Devanagari Extra"/>
+                <w:sz w:val="40"/>
+                <w:szCs w:val="40"/>
+                <w:lang w:val="it-IT"/>
               </w:rPr>
               <w:t xml:space="preserve"> lÉ |</w:t>
             </w:r>
@@ -499,153 +391,77 @@
           </w:tcPr>
           <w:p>
             <w:pPr>
-              <w:spacing w:before="0" w:line="240" w:lineRule="auto"/>
-              <w:rPr>
-                <w:rFonts w:ascii="BRH Devanagari Extra" w:hAnsi="BRH Devanagari Extra" w:cs="BRH Devanagari Extra"/>
-                <w:color w:val="000000"/>
-                <w:sz w:val="40"/>
-                <w:szCs w:val="40"/>
-              </w:rPr>
-            </w:pPr>
-            <w:r>
-              <w:rPr>
-                <w:rFonts w:ascii="Latha" w:hAnsi="Latha" w:cs="Latha"/>
-                <w:sz w:val="28"/>
-                <w:szCs w:val="28"/>
-                <w:cs/>
-                <w:lang w:bidi="ta-IN"/>
-              </w:rPr>
-              <w:t>ஹிர</w:t>
-            </w:r>
-            <w:r>
-              <w:rPr>
-                <w:rFonts w:ascii="BRH Tamil Tab Extra" w:hAnsi="BRH Tamil Tab Extra" w:cs="Latha"/>
-                <w:b/>
-                <w:sz w:val="36"/>
-                <w:szCs w:val="28"/>
-                <w:lang w:bidi="ta-IN"/>
-              </w:rPr>
-              <w:t>†</w:t>
-            </w:r>
-            <w:r>
-              <w:rPr>
-                <w:rFonts w:ascii="Latha" w:hAnsi="Latha" w:cs="Latha"/>
-                <w:sz w:val="28"/>
-                <w:szCs w:val="28"/>
-                <w:cs/>
-                <w:lang w:bidi="ta-IN"/>
-              </w:rPr>
-              <w:t xml:space="preserve">ண்யம் </w:t>
-            </w:r>
-            <w:r>
-              <w:rPr>
-                <w:rFonts w:ascii="BRH Devanagari Extra" w:hAnsi="BRH Devanagari Extra" w:cs="Latha"/>
-                <w:b/>
-                <w:sz w:val="36"/>
-                <w:szCs w:val="28"/>
-                <w:lang w:bidi="ta-IN"/>
-              </w:rPr>
-              <w:t>Æ</w:t>
-            </w:r>
-            <w:r>
-              <w:rPr>
-                <w:rFonts w:ascii="Latha" w:hAnsi="Latha" w:cs="Latha"/>
-                <w:sz w:val="28"/>
-                <w:szCs w:val="28"/>
-                <w:cs/>
-                <w:lang w:bidi="ta-IN"/>
-              </w:rPr>
-              <w:t>வி</w:t>
-            </w:r>
-            <w:r>
-              <w:rPr>
-                <w:rFonts w:ascii="BRH Tamil Tab Extra" w:hAnsi="BRH Tamil Tab Extra" w:cs="Latha"/>
-                <w:b/>
-                <w:sz w:val="32"/>
-                <w:szCs w:val="28"/>
-                <w:lang w:bidi="ta-IN"/>
-              </w:rPr>
-              <w:t>…</w:t>
-            </w:r>
-            <w:r>
-              <w:rPr>
-                <w:rFonts w:ascii="Latha" w:hAnsi="Latha" w:cs="Latha"/>
-                <w:sz w:val="28"/>
-                <w:szCs w:val="28"/>
+              <w:widowControl w:val="0"/>
+              <w:autoSpaceDE w:val="0"/>
+              <w:autoSpaceDN w:val="0"/>
+              <w:adjustRightInd w:val="0"/>
+              <w:spacing w:line="252" w:lineRule="auto"/>
+              <w:rPr>
+                <w:rFonts w:ascii="BRH Devanagari Extra" w:hAnsi="BRH Devanagari Extra" w:cs="BRH Devanagari Extra"/>
+                <w:color w:val="000000"/>
+                <w:sz w:val="40"/>
+                <w:szCs w:val="40"/>
+              </w:rPr>
+            </w:pPr>
+            <w:r>
+              <w:rPr>
+                <w:rFonts w:ascii="BRH Devanagari Extra" w:hAnsi="BRH Devanagari Extra" w:cs="BRH Devanagari Extra"/>
+                <w:sz w:val="40"/>
+                <w:szCs w:val="40"/>
+              </w:rPr>
+              <w:t>ÌWûUþhrÉÇ ÆÌuÉ</w:t>
+            </w:r>
+            <w:r>
+              <w:rPr>
+                <w:rFonts w:ascii="BRH Malayalam Extra" w:hAnsi="BRH Malayalam Extra" w:cs="BRH Devanagari Extra"/>
+                <w:b/>
+                <w:sz w:val="32"/>
+                <w:szCs w:val="40"/>
+              </w:rPr>
+              <w:t>–</w:t>
+            </w:r>
+            <w:r>
+              <w:rPr>
+                <w:rFonts w:ascii="BRH Devanagari Extra" w:hAnsi="BRH Devanagari Extra" w:cs="BRH Devanagari Extra"/>
+                <w:sz w:val="40"/>
+                <w:szCs w:val="40"/>
                 <w:highlight w:val="green"/>
-                <w:cs/>
-                <w:lang w:bidi="ta-IN"/>
-              </w:rPr>
-              <w:t>த்த்</w:t>
-            </w:r>
-            <w:r>
-              <w:rPr>
-                <w:rFonts w:ascii="Latha" w:hAnsi="Latha" w:cs="Latha"/>
-                <w:sz w:val="28"/>
-                <w:szCs w:val="28"/>
-                <w:cs/>
-                <w:lang w:bidi="ta-IN"/>
-              </w:rPr>
-              <w:t xml:space="preserve">வா </w:t>
-            </w:r>
-            <w:r>
-              <w:rPr>
-                <w:rFonts w:ascii="Latha" w:hAnsi="Latha" w:cs="Latha"/>
-                <w:sz w:val="28"/>
-                <w:szCs w:val="28"/>
-                <w:lang w:bidi="ta-IN"/>
-              </w:rPr>
-              <w:t xml:space="preserve">| </w:t>
-            </w:r>
-            <w:r>
-              <w:rPr>
-                <w:rFonts w:ascii="Latha" w:hAnsi="Latha" w:cs="Latha"/>
-                <w:sz w:val="28"/>
-                <w:szCs w:val="28"/>
-                <w:cs/>
-                <w:lang w:bidi="ta-IN"/>
-              </w:rPr>
-              <w:t>வி</w:t>
-            </w:r>
-            <w:r>
-              <w:rPr>
-                <w:rFonts w:ascii="BRH Tamil Tab Extra" w:hAnsi="BRH Tamil Tab Extra" w:cs="Latha"/>
-                <w:b/>
-                <w:sz w:val="32"/>
-                <w:szCs w:val="28"/>
-                <w:lang w:bidi="ta-IN"/>
-              </w:rPr>
-              <w:t>…</w:t>
-            </w:r>
-            <w:r>
-              <w:rPr>
-                <w:rFonts w:ascii="Latha" w:hAnsi="Latha" w:cs="Latha"/>
-                <w:sz w:val="28"/>
-                <w:szCs w:val="28"/>
+              </w:rPr>
+              <w:t>¨</w:t>
+            </w:r>
+            <w:r>
+              <w:rPr>
+                <w:rFonts w:ascii="BRH Devanagari Extra" w:hAnsi="BRH Devanagari Extra" w:cs="BRH Devanagari Extra"/>
+                <w:sz w:val="40"/>
+                <w:szCs w:val="40"/>
+              </w:rPr>
+              <w:t>uÉÉ | ÌuÉ</w:t>
+            </w:r>
+            <w:r>
+              <w:rPr>
+                <w:rFonts w:ascii="BRH Malayalam Extra" w:hAnsi="BRH Malayalam Extra" w:cs="BRH Devanagari Extra"/>
+                <w:b/>
+                <w:sz w:val="32"/>
+                <w:szCs w:val="40"/>
+              </w:rPr>
+              <w:t>–</w:t>
+            </w:r>
+            <w:r>
+              <w:rPr>
+                <w:rFonts w:ascii="BRH Devanagari Extra" w:hAnsi="BRH Devanagari Extra" w:cs="BRH Devanagari Extra"/>
+                <w:sz w:val="40"/>
+                <w:szCs w:val="40"/>
                 <w:highlight w:val="green"/>
-                <w:cs/>
-                <w:lang w:bidi="ta-IN"/>
-              </w:rPr>
-              <w:t>த்த்</w:t>
-            </w:r>
-            <w:r>
-              <w:rPr>
-                <w:rFonts w:ascii="Latha" w:hAnsi="Latha" w:cs="Latha"/>
-                <w:sz w:val="28"/>
-                <w:szCs w:val="28"/>
-                <w:cs/>
-                <w:lang w:bidi="ta-IN"/>
-              </w:rPr>
-              <w:t xml:space="preserve">வா ந </w:t>
-            </w:r>
-            <w:r>
-              <w:rPr>
-                <w:rFonts w:ascii="Latha" w:hAnsi="Latha" w:cs="Latha"/>
-                <w:sz w:val="28"/>
-                <w:szCs w:val="28"/>
-                <w:lang w:bidi="ta-IN"/>
-              </w:rPr>
-              <w:t>|</w:t>
+              </w:rPr>
+              <w:t>¨</w:t>
+            </w:r>
+            <w:r>
+              <w:rPr>
+                <w:rFonts w:ascii="BRH Devanagari Extra" w:hAnsi="BRH Devanagari Extra" w:cs="BRH Devanagari Extra"/>
+                <w:sz w:val="40"/>
+                <w:szCs w:val="40"/>
+              </w:rPr>
+              <w:t xml:space="preserve">uÉÉ lÉ | </w:t>
             </w:r>
           </w:p>
         </w:tc>
@@ -670,6 +486,7 @@
                 <w:b/>
                 <w:sz w:val="28"/>
                 <w:szCs w:val="28"/>
+                <w:lang w:val="it-IT"/>
               </w:rPr>
             </w:pPr>
             <w:r>
@@ -678,26 +495,9 @@
                 <w:b/>
                 <w:sz w:val="28"/>
                 <w:szCs w:val="28"/>
-              </w:rPr>
-              <w:t>TS 2.3.3.2.</w:t>
-            </w:r>
-            <w:r>
-              <w:rPr>
-                <w:rFonts w:cs="Arial"/>
-                <w:b/>
-                <w:sz w:val="28"/>
-                <w:szCs w:val="28"/>
-              </w:rPr>
-              <w:t xml:space="preserve"> </w:t>
-            </w:r>
-            <w:r>
-              <w:rPr>
-                <w:rFonts w:cs="Arial"/>
-                <w:b/>
-                <w:sz w:val="28"/>
-                <w:szCs w:val="28"/>
-              </w:rPr>
-              <w:t>- Kramam</w:t>
+                <w:lang w:val="it-IT"/>
+              </w:rPr>
+              <w:t>TS 2.3.3.2. - Kramam</w:t>
             </w:r>
           </w:p>
           <w:p>
@@ -712,6 +512,7 @@
                 <w:b/>
                 <w:sz w:val="28"/>
                 <w:szCs w:val="28"/>
+                <w:lang w:val="it-IT"/>
               </w:rPr>
             </w:pPr>
             <w:r>
@@ -720,8 +521,9 @@
                 <w:b/>
                 <w:sz w:val="28"/>
                 <w:szCs w:val="28"/>
-              </w:rPr>
-              <w:t xml:space="preserve">Krama </w:t>
+                <w:lang w:val="it-IT"/>
+              </w:rPr>
+              <w:t>Krama Vaakyam No. - 30</w:t>
             </w:r>
             <w:r>
               <w:rPr>
@@ -729,45 +531,10 @@
                 <w:b/>
                 <w:sz w:val="28"/>
                 <w:szCs w:val="28"/>
-              </w:rPr>
-              <w:t>Vaakyam</w:t>
-            </w:r>
-            <w:r>
-              <w:rPr>
-                <w:rFonts w:cs="Arial"/>
-                <w:b/>
-                <w:sz w:val="28"/>
-                <w:szCs w:val="28"/>
-              </w:rPr>
-              <w:t xml:space="preserve"> No. </w:t>
-            </w:r>
-            <w:r>
-              <w:rPr>
-                <w:rFonts w:cs="Arial"/>
-                <w:b/>
-                <w:sz w:val="28"/>
-                <w:szCs w:val="28"/>
-              </w:rPr>
-              <w:t>- 30</w:t>
-            </w:r>
-            <w:r>
-              <w:rPr>
-                <w:rFonts w:cs="Arial"/>
-                <w:b/>
-                <w:sz w:val="28"/>
-                <w:szCs w:val="28"/>
+                <w:lang w:val="it-IT"/>
               </w:rPr>
               <w:br/>
-              <w:t xml:space="preserve">Panchaati </w:t>
-            </w:r>
-            <w:r>
-              <w:rPr>
-                <w:rFonts w:cs="Arial"/>
-                <w:b/>
-                <w:sz w:val="28"/>
-                <w:szCs w:val="28"/>
-              </w:rPr>
-              <w:t>No. - 16</w:t>
+              <w:t>Panchaati No. - 16</w:t>
             </w:r>
           </w:p>
         </w:tc>
@@ -786,137 +553,63 @@
                 <w:lang w:bidi="ta-IN"/>
               </w:rPr>
             </w:pPr>
-            <w:proofErr w:type="spellStart"/>
-            <w:r>
-              <w:rPr>
-                <w:rFonts w:ascii="BRH Devanagari Extra" w:hAnsi="BRH Devanagari Extra" w:cs="BRH Devanagari Extra"/>
-                <w:color w:val="000000"/>
-                <w:sz w:val="40"/>
-                <w:szCs w:val="40"/>
+            <w:r>
+              <w:rPr>
+                <w:rFonts w:ascii="BRH Devanagari Extra" w:hAnsi="BRH Devanagari Extra" w:cs="BRH Devanagari Extra"/>
+                <w:sz w:val="40"/>
+                <w:szCs w:val="40"/>
+                <w:lang w:val="it-IT"/>
               </w:rPr>
               <w:t>r</w:t>
             </w:r>
             <w:r>
               <w:rPr>
                 <w:rFonts w:ascii="BRH Devanagari Extra" w:hAnsi="BRH Devanagari Extra" w:cs="BRH Devanagari Extra"/>
-                <w:color w:val="000000"/>
                 <w:sz w:val="40"/>
                 <w:szCs w:val="40"/>
                 <w:highlight w:val="yellow"/>
-              </w:rPr>
-              <w:t>É</w:t>
-            </w:r>
-            <w:r>
-              <w:rPr>
-                <w:rFonts w:ascii="BRH Devanagari Extra" w:hAnsi="BRH Devanagari Extra" w:cs="BRH Devanagari Extra"/>
-                <w:color w:val="EE0000"/>
-                <w:sz w:val="40"/>
+                <w:lang w:val="it-IT"/>
+              </w:rPr>
+              <w:t>ÉSè Lå</w:t>
+            </w:r>
+            <w:r>
+              <w:rPr>
+                <w:rFonts w:ascii="BRH Malayalam Extra" w:hAnsi="BRH Malayalam Extra" w:cs="BRH Devanagari Extra"/>
+                <w:b/>
+                <w:sz w:val="32"/>
                 <w:szCs w:val="40"/>
                 <w:highlight w:val="yellow"/>
-              </w:rPr>
-              <w:t>Sè</w:t>
-            </w:r>
-            <w:proofErr w:type="spellEnd"/>
-            <w:r>
-              <w:rPr>
-                <w:rFonts w:ascii="BRH Devanagari Extra" w:hAnsi="BRH Devanagari Extra" w:cs="BRH Devanagari Extra"/>
-                <w:color w:val="EE0000"/>
-                <w:sz w:val="40"/>
-                <w:szCs w:val="40"/>
-                <w:highlight w:val="yellow"/>
-              </w:rPr>
-              <w:t xml:space="preserve"> L</w:t>
-            </w:r>
-            <w:r>
-              <w:rPr>
-                <w:rFonts w:ascii="BRH Devanagari Extra" w:hAnsi="BRH Devanagari Extra" w:cs="BRH Devanagari Extra"/>
-                <w:color w:val="000000"/>
-                <w:sz w:val="40"/>
-                <w:szCs w:val="40"/>
-                <w:highlight w:val="yellow"/>
-              </w:rPr>
-              <w:t>å</w:t>
-            </w:r>
-            <w:r>
-              <w:rPr>
-                <w:rFonts w:ascii="BRH Malayalam Extra" w:hAnsi="BRH Malayalam Extra" w:cs="BRH Devanagari Extra"/>
-                <w:b/>
-                <w:color w:val="000000"/>
-                <w:sz w:val="32"/>
-                <w:szCs w:val="40"/>
-                <w:highlight w:val="yellow"/>
-              </w:rPr>
-              <w:t>–</w:t>
-            </w:r>
-            <w:proofErr w:type="spellStart"/>
-            <w:r>
-              <w:rPr>
-                <w:rFonts w:ascii="BRH Devanagari Extra" w:hAnsi="BRH Devanagari Extra" w:cs="BRH Devanagari Extra"/>
-                <w:color w:val="000000"/>
-                <w:sz w:val="40"/>
-                <w:szCs w:val="40"/>
-              </w:rPr>
-              <w:t>lSìÈ</w:t>
-            </w:r>
-            <w:proofErr w:type="spellEnd"/>
-            <w:r>
-              <w:rPr>
-                <w:rFonts w:ascii="BRH Devanagari Extra" w:hAnsi="BRH Devanagari Extra" w:cs="BRH Devanagari Extra"/>
-                <w:color w:val="000000"/>
-                <w:sz w:val="40"/>
-                <w:szCs w:val="40"/>
-              </w:rPr>
-              <w:t xml:space="preserve"> | Lå</w:t>
-            </w:r>
-            <w:r>
-              <w:rPr>
-                <w:rFonts w:ascii="BRH Malayalam Extra" w:hAnsi="BRH Malayalam Extra" w:cs="BRH Devanagari Extra"/>
-                <w:b/>
-                <w:color w:val="000000"/>
-                <w:sz w:val="32"/>
-                <w:szCs w:val="40"/>
-              </w:rPr>
-              <w:t>–</w:t>
-            </w:r>
-            <w:proofErr w:type="spellStart"/>
-            <w:r>
-              <w:rPr>
-                <w:rFonts w:ascii="BRH Devanagari Extra" w:hAnsi="BRH Devanagari Extra" w:cs="BRH Devanagari Extra"/>
-                <w:color w:val="000000"/>
-                <w:sz w:val="40"/>
-                <w:szCs w:val="40"/>
-              </w:rPr>
-              <w:t>lSìÉå</w:t>
-            </w:r>
-            <w:proofErr w:type="spellEnd"/>
-            <w:r>
-              <w:rPr>
-                <w:rFonts w:ascii="BRH Devanagari Extra" w:hAnsi="BRH Devanagari Extra" w:cs="BRH Devanagari Extra"/>
-                <w:color w:val="000000"/>
-                <w:sz w:val="40"/>
-                <w:szCs w:val="40"/>
-              </w:rPr>
-              <w:t xml:space="preserve"> </w:t>
-            </w:r>
-            <w:proofErr w:type="spellStart"/>
-            <w:r>
-              <w:rPr>
-                <w:rFonts w:ascii="BRH Devanagari Extra" w:hAnsi="BRH Devanagari Extra" w:cs="BRH Devanagari Extra"/>
-                <w:color w:val="000000"/>
-                <w:sz w:val="40"/>
-                <w:szCs w:val="40"/>
-              </w:rPr>
-              <w:t>pÉuÉþÌiÉ</w:t>
-            </w:r>
-            <w:proofErr w:type="spellEnd"/>
-            <w:r>
-              <w:rPr>
-                <w:rFonts w:ascii="BRH Devanagari Extra" w:hAnsi="BRH Devanagari Extra" w:cs="BRH Devanagari Extra"/>
-                <w:color w:val="000000"/>
-                <w:sz w:val="40"/>
-                <w:szCs w:val="40"/>
-              </w:rPr>
-              <w:t xml:space="preserve"> |</w:t>
+                <w:lang w:val="it-IT"/>
+              </w:rPr>
+              <w:t>–</w:t>
+            </w:r>
+            <w:r>
+              <w:rPr>
+                <w:rFonts w:ascii="BRH Devanagari Extra" w:hAnsi="BRH Devanagari Extra" w:cs="BRH Devanagari Extra"/>
+                <w:sz w:val="40"/>
+                <w:szCs w:val="40"/>
+                <w:lang w:val="it-IT"/>
+              </w:rPr>
+              <w:t>lSìÈ | Lå</w:t>
+            </w:r>
+            <w:r>
+              <w:rPr>
+                <w:rFonts w:ascii="BRH Malayalam Extra" w:hAnsi="BRH Malayalam Extra" w:cs="BRH Devanagari Extra"/>
+                <w:b/>
+                <w:sz w:val="32"/>
+                <w:szCs w:val="40"/>
+                <w:lang w:val="it-IT"/>
+              </w:rPr>
+              <w:t>–</w:t>
+            </w:r>
+            <w:r>
+              <w:rPr>
+                <w:rFonts w:ascii="BRH Devanagari Extra" w:hAnsi="BRH Devanagari Extra" w:cs="BRH Devanagari Extra"/>
+                <w:sz w:val="40"/>
+                <w:szCs w:val="40"/>
+                <w:lang w:val="it-IT"/>
+              </w:rPr>
+              <w:t>lSìÉå pÉuÉþÌiÉ |</w:t>
             </w:r>
           </w:p>
         </w:tc>
@@ -937,220 +630,79 @@
             </w:pPr>
             <w:r>
               <w:rPr>
-                <w:rFonts w:ascii="Latha" w:hAnsi="Latha" w:cs="Latha"/>
-                <w:sz w:val="28"/>
-                <w:szCs w:val="28"/>
-                <w:cs/>
-                <w:lang w:bidi="ta-IN"/>
-              </w:rPr>
-              <w:t>ய</w:t>
-            </w:r>
-            <w:r>
-              <w:rPr>
-                <w:rFonts w:ascii="Latha" w:hAnsi="Latha" w:cs="Latha" w:hint="cs"/>
-                <w:sz w:val="28"/>
-                <w:szCs w:val="28"/>
+                <w:rFonts w:ascii="BRH Devanagari Extra" w:hAnsi="BRH Devanagari Extra" w:cs="BRH Devanagari Extra"/>
+                <w:color w:val="000000"/>
+                <w:sz w:val="40"/>
+                <w:szCs w:val="40"/>
+              </w:rPr>
+              <w:t>rÉ</w:t>
+            </w:r>
+            <w:r>
+              <w:rPr>
+                <w:rFonts w:ascii="BRH Devanagari Extra" w:hAnsi="BRH Devanagari Extra" w:cs="BRH Devanagari Extra"/>
+                <w:color w:val="000000"/>
+                <w:sz w:val="40"/>
+                <w:szCs w:val="40"/>
                 <w:highlight w:val="green"/>
-                <w:cs/>
-                <w:lang w:bidi="ta-IN"/>
-              </w:rPr>
-              <w:t>தை</w:t>
-            </w:r>
-            <w:r>
-              <w:rPr>
-                <w:rFonts w:ascii="BRH Tamil Tab Extra" w:hAnsi="BRH Tamil Tab Extra" w:cs="Latha"/>
-                <w:b/>
-                <w:sz w:val="32"/>
-                <w:szCs w:val="28"/>
+              </w:rPr>
+              <w:t>Sæ</w:t>
+            </w:r>
+            <w:r>
+              <w:rPr>
+                <w:rFonts w:ascii="BRH Devanagari Extra" w:hAnsi="BRH Devanagari Extra" w:cs="BRH Devanagari Extra"/>
+                <w:color w:val="EE0000"/>
+                <w:sz w:val="40"/>
+                <w:szCs w:val="40"/>
                 <w:highlight w:val="green"/>
-                <w:lang w:bidi="ta-IN"/>
-              </w:rPr>
-              <w:t>…</w:t>
-            </w:r>
-            <w:r>
-              <w:rPr>
-                <w:rFonts w:ascii="Latha" w:hAnsi="Latha" w:cs="Latha"/>
-                <w:b/>
-                <w:bCs/>
-                <w:position w:val="-12"/>
-                <w:sz w:val="28"/>
-                <w:szCs w:val="28"/>
-                <w:highlight w:val="green"/>
-                <w:cs/>
-                <w:lang w:bidi="ta-IN"/>
-              </w:rPr>
-              <w:t>3</w:t>
-            </w:r>
-            <w:r>
-              <w:rPr>
-                <w:rFonts w:ascii="Latha" w:hAnsi="Latha" w:cs="Latha"/>
-                <w:sz w:val="28"/>
-                <w:szCs w:val="28"/>
-                <w:highlight w:val="green"/>
-                <w:cs/>
-                <w:lang w:bidi="ta-IN"/>
-              </w:rPr>
-              <w:t>ந்</w:t>
-            </w:r>
-            <w:r>
-              <w:rPr>
-                <w:rFonts w:ascii="Latha" w:hAnsi="Latha" w:cs="Latha"/>
-                <w:sz w:val="28"/>
-                <w:szCs w:val="28"/>
-                <w:cs/>
-                <w:lang w:bidi="ta-IN"/>
-              </w:rPr>
-              <w:t>த்</w:t>
-            </w:r>
-            <w:r>
-              <w:rPr>
-                <w:rFonts w:ascii="Latha" w:hAnsi="Latha" w:cs="Latha"/>
-                <w:b/>
-                <w:bCs/>
-                <w:position w:val="-12"/>
-                <w:sz w:val="28"/>
-                <w:szCs w:val="28"/>
-                <w:cs/>
-                <w:lang w:bidi="ta-IN"/>
-              </w:rPr>
-              <w:t>3</w:t>
-            </w:r>
-            <w:r>
-              <w:rPr>
-                <w:rFonts w:ascii="Latha" w:hAnsi="Latha" w:cs="Latha"/>
-                <w:sz w:val="28"/>
-                <w:szCs w:val="28"/>
-                <w:cs/>
-                <w:lang w:bidi="ta-IN"/>
-              </w:rPr>
-              <w:t>ர</w:t>
-            </w:r>
-            <w:r>
-              <w:rPr>
-                <w:rFonts w:ascii="Latha" w:hAnsi="Latha" w:cs="Latha"/>
-                <w:b/>
-                <w:bCs/>
-                <w:sz w:val="32"/>
-                <w:szCs w:val="32"/>
-                <w:cs/>
-                <w:lang w:bidi="ta-IN"/>
-              </w:rPr>
-              <w:t>:</w:t>
-            </w:r>
-            <w:r>
-              <w:rPr>
-                <w:rFonts w:ascii="Latha" w:hAnsi="Latha" w:cs="Latha"/>
-                <w:sz w:val="28"/>
-                <w:szCs w:val="28"/>
-                <w:cs/>
-                <w:lang w:bidi="ta-IN"/>
-              </w:rPr>
-              <w:t xml:space="preserve"> </w:t>
-            </w:r>
-            <w:r>
-              <w:rPr>
-                <w:rFonts w:ascii="Latha" w:hAnsi="Latha" w:cs="Latha"/>
-                <w:sz w:val="28"/>
-                <w:szCs w:val="28"/>
-                <w:lang w:bidi="ta-IN"/>
-              </w:rPr>
-              <w:t xml:space="preserve">| </w:t>
-            </w:r>
-            <w:r>
-              <w:rPr>
-                <w:rFonts w:ascii="Latha" w:hAnsi="Latha" w:cs="Latha"/>
-                <w:sz w:val="28"/>
-                <w:szCs w:val="28"/>
-                <w:cs/>
-                <w:lang w:bidi="ta-IN"/>
-              </w:rPr>
-              <w:t>ஐ</w:t>
-            </w:r>
-            <w:r>
-              <w:rPr>
-                <w:rFonts w:ascii="BRH Tamil Tab Extra" w:hAnsi="BRH Tamil Tab Extra" w:cs="Latha"/>
-                <w:b/>
-                <w:sz w:val="32"/>
-                <w:szCs w:val="28"/>
-                <w:lang w:bidi="ta-IN"/>
-              </w:rPr>
-              <w:t>…</w:t>
-            </w:r>
-            <w:r>
-              <w:rPr>
-                <w:rFonts w:ascii="Latha" w:hAnsi="Latha" w:cs="Latha"/>
-                <w:sz w:val="28"/>
-                <w:szCs w:val="28"/>
-                <w:cs/>
-                <w:lang w:bidi="ta-IN"/>
-              </w:rPr>
-              <w:t>ந்த்</w:t>
-            </w:r>
-            <w:r>
-              <w:rPr>
-                <w:rFonts w:ascii="Latha" w:hAnsi="Latha" w:cs="Latha"/>
-                <w:b/>
-                <w:bCs/>
-                <w:position w:val="-12"/>
-                <w:sz w:val="28"/>
-                <w:szCs w:val="28"/>
-                <w:cs/>
-                <w:lang w:bidi="ta-IN"/>
-              </w:rPr>
-              <w:t>3</w:t>
-            </w:r>
-            <w:r>
-              <w:rPr>
-                <w:rFonts w:ascii="Latha" w:hAnsi="Latha" w:cs="Latha"/>
-                <w:sz w:val="28"/>
-                <w:szCs w:val="28"/>
-                <w:cs/>
-                <w:lang w:bidi="ta-IN"/>
-              </w:rPr>
-              <w:t>ரோ ப</w:t>
-            </w:r>
-            <w:r>
-              <w:rPr>
-                <w:rFonts w:ascii="Latha" w:hAnsi="Latha" w:cs="Latha"/>
-                <w:b/>
-                <w:bCs/>
-                <w:position w:val="-12"/>
-                <w:sz w:val="28"/>
-                <w:szCs w:val="28"/>
-                <w:cs/>
-                <w:lang w:bidi="ta-IN"/>
-              </w:rPr>
-              <w:t>4</w:t>
-            </w:r>
-            <w:r>
-              <w:rPr>
-                <w:rFonts w:ascii="Latha" w:hAnsi="Latha" w:cs="Latha"/>
-                <w:sz w:val="28"/>
-                <w:szCs w:val="28"/>
-                <w:cs/>
-                <w:lang w:bidi="ta-IN"/>
-              </w:rPr>
-              <w:t>வ</w:t>
-            </w:r>
-            <w:r>
-              <w:rPr>
-                <w:rFonts w:ascii="BRH Tamil Tab Extra" w:hAnsi="BRH Tamil Tab Extra" w:cs="Latha"/>
-                <w:b/>
-                <w:sz w:val="36"/>
-                <w:szCs w:val="28"/>
-                <w:lang w:bidi="ta-IN"/>
-              </w:rPr>
-              <w:t>†</w:t>
-            </w:r>
-            <w:r>
-              <w:rPr>
-                <w:rFonts w:ascii="Latha" w:hAnsi="Latha" w:cs="Latha"/>
-                <w:sz w:val="28"/>
-                <w:szCs w:val="28"/>
-                <w:cs/>
-                <w:lang w:bidi="ta-IN"/>
-              </w:rPr>
-              <w:t xml:space="preserve">தி </w:t>
+              </w:rPr>
+              <w:t>å</w:t>
+            </w:r>
+            <w:r>
+              <w:rPr>
+                <w:rFonts w:ascii="BRH Malayalam Extra" w:hAnsi="BRH Malayalam Extra" w:cs="BRH Devanagari Extra"/>
+                <w:b/>
+                <w:color w:val="EE0000"/>
+                <w:sz w:val="32"/>
+                <w:szCs w:val="40"/>
+              </w:rPr>
+              <w:t>–</w:t>
+            </w:r>
+            <w:r>
+              <w:rPr>
+                <w:rFonts w:ascii="BRH Devanagari Extra" w:hAnsi="BRH Devanagari Extra" w:cs="BRH Devanagari Extra"/>
+                <w:color w:val="EE0000"/>
+                <w:sz w:val="40"/>
+                <w:szCs w:val="40"/>
+              </w:rPr>
+              <w:t>l</w:t>
+            </w:r>
+            <w:r>
+              <w:rPr>
+                <w:rFonts w:ascii="BRH Devanagari Extra" w:hAnsi="BRH Devanagari Extra" w:cs="BRH Devanagari Extra"/>
+                <w:color w:val="000000"/>
+                <w:sz w:val="40"/>
+                <w:szCs w:val="40"/>
+              </w:rPr>
+              <w:t>SìÈ | Lå</w:t>
+            </w:r>
+            <w:r>
+              <w:rPr>
+                <w:rFonts w:ascii="BRH Malayalam Extra" w:hAnsi="BRH Malayalam Extra" w:cs="BRH Devanagari Extra"/>
+                <w:b/>
+                <w:color w:val="000000"/>
+                <w:sz w:val="32"/>
+                <w:szCs w:val="40"/>
+              </w:rPr>
+              <w:t>–</w:t>
+            </w:r>
+            <w:r>
+              <w:rPr>
+                <w:rFonts w:ascii="BRH Devanagari Extra" w:hAnsi="BRH Devanagari Extra" w:cs="BRH Devanagari Extra"/>
+                <w:color w:val="000000"/>
+                <w:sz w:val="40"/>
+                <w:szCs w:val="40"/>
+              </w:rPr>
+              <w:t>lSìÉå pÉuÉþÌiÉ |</w:t>
             </w:r>
           </w:p>
         </w:tc>
@@ -1175,6 +727,7 @@
                 <w:b/>
                 <w:sz w:val="28"/>
                 <w:szCs w:val="28"/>
+                <w:lang w:val="it-IT"/>
               </w:rPr>
             </w:pPr>
             <w:r>
@@ -1183,26 +736,9 @@
                 <w:b/>
                 <w:sz w:val="28"/>
                 <w:szCs w:val="28"/>
-              </w:rPr>
-              <w:t>TS 2.3.5.1.</w:t>
-            </w:r>
-            <w:r>
-              <w:rPr>
-                <w:rFonts w:cs="Arial"/>
-                <w:b/>
-                <w:sz w:val="28"/>
-                <w:szCs w:val="28"/>
-              </w:rPr>
-              <w:t xml:space="preserve"> </w:t>
-            </w:r>
-            <w:r>
-              <w:rPr>
-                <w:rFonts w:cs="Arial"/>
-                <w:b/>
-                <w:sz w:val="28"/>
-                <w:szCs w:val="28"/>
-              </w:rPr>
-              <w:t>- Kramam</w:t>
+                <w:lang w:val="it-IT"/>
+              </w:rPr>
+              <w:t>TS 2.3.5.1. - Kramam</w:t>
             </w:r>
           </w:p>
           <w:p>
@@ -1217,6 +753,7 @@
                 <w:b/>
                 <w:sz w:val="28"/>
                 <w:szCs w:val="28"/>
+                <w:lang w:val="it-IT"/>
               </w:rPr>
             </w:pPr>
             <w:r>
@@ -1225,8 +762,9 @@
                 <w:b/>
                 <w:sz w:val="28"/>
                 <w:szCs w:val="28"/>
-              </w:rPr>
-              <w:t xml:space="preserve">Krama </w:t>
+                <w:lang w:val="it-IT"/>
+              </w:rPr>
+              <w:t>Krama Vaakyam No. - 13</w:t>
             </w:r>
             <w:r>
               <w:rPr>
@@ -1234,45 +772,10 @@
                 <w:b/>
                 <w:sz w:val="28"/>
                 <w:szCs w:val="28"/>
-              </w:rPr>
-              <w:t>Vaakyam</w:t>
-            </w:r>
-            <w:r>
-              <w:rPr>
-                <w:rFonts w:cs="Arial"/>
-                <w:b/>
-                <w:sz w:val="28"/>
-                <w:szCs w:val="28"/>
-              </w:rPr>
-              <w:t xml:space="preserve"> No. </w:t>
-            </w:r>
-            <w:r>
-              <w:rPr>
-                <w:rFonts w:cs="Arial"/>
-                <w:b/>
-                <w:sz w:val="28"/>
-                <w:szCs w:val="28"/>
-              </w:rPr>
-              <w:t>- 13</w:t>
-            </w:r>
-            <w:r>
-              <w:rPr>
-                <w:rFonts w:cs="Arial"/>
-                <w:b/>
-                <w:sz w:val="28"/>
-                <w:szCs w:val="28"/>
+                <w:lang w:val="it-IT"/>
               </w:rPr>
               <w:br/>
-              <w:t xml:space="preserve">Panchaati </w:t>
-            </w:r>
-            <w:r>
-              <w:rPr>
-                <w:rFonts w:cs="Arial"/>
-                <w:b/>
-                <w:sz w:val="28"/>
-                <w:szCs w:val="28"/>
-              </w:rPr>
-              <w:t>No. - 24</w:t>
+              <w:t>Panchaati No. - 24</w:t>
             </w:r>
           </w:p>
         </w:tc>
@@ -1291,11 +794,51 @@
                 <w:lang w:val="en-IN" w:bidi="ta-IN"/>
               </w:rPr>
             </w:pPr>
-            <w:proofErr w:type="spellStart"/>
-            <w:r>
-              <w:rPr>
-                <w:rFonts w:ascii="BRH Devanagari Extra" w:hAnsi="BRH Devanagari Extra" w:cs="BRH Devanagari Extra"/>
-                <w:color w:val="EE0000"/>
+            <w:r>
+              <w:rPr>
+                <w:rFonts w:ascii="BRH Devanagari Extra" w:hAnsi="BRH Devanagari Extra" w:cs="BRH Devanagari Extra"/>
+                <w:sz w:val="40"/>
+                <w:szCs w:val="40"/>
+              </w:rPr>
+              <w:t>UÉå</w:t>
+            </w:r>
+            <w:r>
+              <w:rPr>
+                <w:rFonts w:ascii="BRH Malayalam Extra" w:hAnsi="BRH Malayalam Extra" w:cs="BRH Devanagari Extra"/>
+                <w:b/>
+                <w:sz w:val="32"/>
+                <w:szCs w:val="40"/>
+              </w:rPr>
+              <w:t>–</w:t>
+            </w:r>
+            <w:r>
+              <w:rPr>
+                <w:rFonts w:ascii="BRH Devanagari Extra" w:hAnsi="BRH Devanagari Extra" w:cs="BRH Devanagari Extra"/>
+                <w:sz w:val="40"/>
+                <w:szCs w:val="40"/>
+              </w:rPr>
+              <w:t>ÌWû</w:t>
+            </w:r>
+            <w:r>
+              <w:rPr>
+                <w:rFonts w:ascii="BRH Malayalam Extra" w:hAnsi="BRH Malayalam Extra" w:cs="BRH Devanagari Extra"/>
+                <w:b/>
+                <w:sz w:val="32"/>
+                <w:szCs w:val="40"/>
+              </w:rPr>
+              <w:t>–</w:t>
+            </w:r>
+            <w:r>
+              <w:rPr>
+                <w:rFonts w:ascii="BRH Devanagari Extra" w:hAnsi="BRH Devanagari Extra" w:cs="BRH Devanagari Extra"/>
+                <w:sz w:val="40"/>
+                <w:szCs w:val="40"/>
+              </w:rPr>
+              <w:t xml:space="preserve">hÉÏqÉÑmÉþ | </w:t>
+            </w:r>
+            <w:r>
+              <w:rPr>
+                <w:rFonts w:ascii="BRH Devanagari Extra" w:hAnsi="BRH Devanagari Extra" w:cs="BRH Devanagari Extra"/>
                 <w:sz w:val="40"/>
                 <w:szCs w:val="40"/>
                 <w:highlight w:val="yellow"/>
@@ -1305,60 +848,10 @@
             <w:r>
               <w:rPr>
                 <w:rFonts w:ascii="BRH Devanagari Extra" w:hAnsi="BRH Devanagari Extra" w:cs="BRH Devanagari Extra"/>
-                <w:color w:val="000000"/>
-                <w:sz w:val="40"/>
-                <w:szCs w:val="40"/>
-              </w:rPr>
-              <w:t>mÉæÿiÉç</w:t>
-            </w:r>
-            <w:proofErr w:type="spellEnd"/>
-            <w:r>
-              <w:rPr>
-                <w:rFonts w:ascii="BRH Devanagari Extra" w:hAnsi="BRH Devanagari Extra" w:cs="BRH Devanagari Extra"/>
-                <w:color w:val="000000"/>
-                <w:sz w:val="40"/>
-                <w:szCs w:val="40"/>
-              </w:rPr>
-              <w:t xml:space="preserve"> | Lå</w:t>
-            </w:r>
-            <w:r>
-              <w:rPr>
-                <w:rFonts w:ascii="BRH Malayalam Extra" w:hAnsi="BRH Malayalam Extra" w:cs="BRH Devanagari Extra"/>
-                <w:b/>
-                <w:color w:val="000000"/>
-                <w:sz w:val="32"/>
-                <w:szCs w:val="40"/>
-              </w:rPr>
-              <w:t>–</w:t>
-            </w:r>
-            <w:r>
-              <w:rPr>
-                <w:rFonts w:ascii="BRH Devanagari Extra" w:hAnsi="BRH Devanagari Extra" w:cs="BRH Devanagari Extra"/>
-                <w:color w:val="000000"/>
-                <w:sz w:val="40"/>
-                <w:szCs w:val="40"/>
-              </w:rPr>
-              <w:t xml:space="preserve">iÉç </w:t>
-            </w:r>
-            <w:proofErr w:type="spellStart"/>
-            <w:r>
-              <w:rPr>
-                <w:rFonts w:ascii="BRH Devanagari Extra" w:hAnsi="BRH Devanagari Extra" w:cs="BRH Devanagari Extra"/>
-                <w:color w:val="000000"/>
-                <w:sz w:val="40"/>
-                <w:szCs w:val="40"/>
-              </w:rPr>
-              <w:t>iÉÉÈ</w:t>
-            </w:r>
-            <w:proofErr w:type="spellEnd"/>
-            <w:r>
-              <w:rPr>
-                <w:rFonts w:ascii="BRH Devanagari Extra" w:hAnsi="BRH Devanagari Extra" w:cs="BRH Devanagari Extra"/>
-                <w:color w:val="000000"/>
-                <w:sz w:val="40"/>
-                <w:szCs w:val="40"/>
-              </w:rPr>
-              <w:t xml:space="preserve"> |</w:t>
+                <w:sz w:val="40"/>
+                <w:szCs w:val="40"/>
+              </w:rPr>
+              <w:t>mÉæÿiÉç |</w:t>
             </w:r>
           </w:p>
         </w:tc>
@@ -1368,7 +861,12 @@
           </w:tcPr>
           <w:p>
             <w:pPr>
-              <w:spacing w:before="0" w:line="240" w:lineRule="auto"/>
+              <w:widowControl w:val="0"/>
+              <w:autoSpaceDE w:val="0"/>
+              <w:autoSpaceDN w:val="0"/>
+              <w:adjustRightInd w:val="0"/>
+              <w:spacing w:line="252" w:lineRule="auto"/>
+              <w:ind w:right="-138"/>
               <w:rPr>
                 <w:rFonts w:ascii="Latha" w:hAnsi="Latha" w:cs="Latha"/>
                 <w:sz w:val="28"/>
@@ -1379,126 +877,69 @@
             </w:pPr>
             <w:r>
               <w:rPr>
-                <w:rFonts w:ascii="Latha" w:hAnsi="Latha" w:cs="Latha" w:hint="cs"/>
-                <w:sz w:val="28"/>
-                <w:szCs w:val="28"/>
+                <w:rFonts w:ascii="BRH Devanagari Extra" w:hAnsi="BRH Devanagari Extra" w:cs="BRH Devanagari Extra"/>
+                <w:color w:val="000000"/>
+                <w:sz w:val="40"/>
+                <w:szCs w:val="40"/>
+              </w:rPr>
+              <w:t>UÉå</w:t>
+            </w:r>
+            <w:r>
+              <w:rPr>
+                <w:rFonts w:ascii="BRH Malayalam Extra" w:hAnsi="BRH Malayalam Extra" w:cs="BRH Devanagari Extra"/>
+                <w:b/>
+                <w:color w:val="000000"/>
+                <w:sz w:val="32"/>
+                <w:szCs w:val="40"/>
+              </w:rPr>
+              <w:t>–</w:t>
+            </w:r>
+            <w:r>
+              <w:rPr>
+                <w:rFonts w:ascii="BRH Devanagari Extra" w:hAnsi="BRH Devanagari Extra" w:cs="BRH Devanagari Extra"/>
+                <w:color w:val="000000"/>
+                <w:sz w:val="40"/>
+                <w:szCs w:val="40"/>
+              </w:rPr>
+              <w:t>ÌWû</w:t>
+            </w:r>
+            <w:r>
+              <w:rPr>
+                <w:rFonts w:ascii="BRH Malayalam Extra" w:hAnsi="BRH Malayalam Extra" w:cs="BRH Devanagari Extra"/>
+                <w:b/>
+                <w:color w:val="000000"/>
+                <w:sz w:val="32"/>
+                <w:szCs w:val="40"/>
+              </w:rPr>
+              <w:t>–</w:t>
+            </w:r>
+            <w:r>
+              <w:rPr>
+                <w:rFonts w:ascii="BRH Devanagari Extra" w:hAnsi="BRH Devanagari Extra" w:cs="BRH Devanagari Extra"/>
+                <w:color w:val="000000"/>
+                <w:sz w:val="40"/>
+                <w:szCs w:val="40"/>
+              </w:rPr>
+              <w:t xml:space="preserve">hÉÏqÉÑmÉþ | </w:t>
+            </w:r>
+            <w:r>
+              <w:rPr>
+                <w:rFonts w:ascii="BRH Devanagari Extra" w:hAnsi="BRH Devanagari Extra" w:cs="BRH Devanagari Extra"/>
+                <w:color w:val="000000"/>
+                <w:sz w:val="40"/>
+                <w:szCs w:val="40"/>
                 <w:highlight w:val="green"/>
-                <w:cs/>
-                <w:lang w:bidi="ta-IN"/>
-              </w:rPr>
-              <w:t>உ</w:t>
-            </w:r>
-            <w:r>
-              <w:rPr>
-                <w:rFonts w:ascii="Latha" w:hAnsi="Latha" w:cs="Latha"/>
-                <w:sz w:val="28"/>
-                <w:szCs w:val="28"/>
-                <w:highlight w:val="green"/>
-                <w:cs/>
-                <w:lang w:bidi="ta-IN"/>
-              </w:rPr>
-              <w:t>பை</w:t>
-            </w:r>
-            <w:r>
-              <w:rPr>
-                <w:rFonts w:ascii="BRH Tamil Tab Extra" w:hAnsi="BRH Tamil Tab Extra" w:cs="Latha"/>
-                <w:b/>
-                <w:sz w:val="36"/>
-                <w:szCs w:val="28"/>
-                <w:highlight w:val="green"/>
-                <w:lang w:bidi="ta-IN"/>
-              </w:rPr>
-              <w:t>‡</w:t>
-            </w:r>
-            <w:r>
-              <w:rPr>
-                <w:rFonts w:ascii="Latha" w:hAnsi="Latha" w:cs="Latha"/>
-                <w:sz w:val="28"/>
-                <w:szCs w:val="28"/>
-                <w:cs/>
-                <w:lang w:bidi="ta-IN"/>
-              </w:rPr>
-              <w:t>த்</w:t>
-            </w:r>
-            <w:r>
-              <w:rPr>
-                <w:rFonts w:ascii="Latha" w:hAnsi="Latha" w:cs="Latha"/>
-                <w:sz w:val="28"/>
-                <w:szCs w:val="28"/>
-                <w:cs/>
-                <w:lang w:bidi="ta-IN"/>
-              </w:rPr>
-              <w:t xml:space="preserve"> </w:t>
-            </w:r>
-            <w:r>
-              <w:rPr>
-                <w:rFonts w:ascii="Latha" w:hAnsi="Latha" w:cs="Latha"/>
-                <w:sz w:val="28"/>
-                <w:szCs w:val="28"/>
-                <w:lang w:bidi="ta-IN"/>
-              </w:rPr>
-              <w:t xml:space="preserve">| </w:t>
-            </w:r>
-            <w:r>
-              <w:rPr>
-                <w:rFonts w:ascii="Latha" w:hAnsi="Latha" w:cs="Latha"/>
-                <w:sz w:val="28"/>
-                <w:szCs w:val="28"/>
-                <w:cs/>
-                <w:lang w:bidi="ta-IN"/>
-              </w:rPr>
-              <w:t>ஐ</w:t>
-            </w:r>
-            <w:r>
-              <w:rPr>
-                <w:rFonts w:ascii="BRH Tamil Tab Extra" w:hAnsi="BRH Tamil Tab Extra" w:cs="Latha"/>
-                <w:b/>
-                <w:sz w:val="32"/>
-                <w:szCs w:val="28"/>
-                <w:lang w:bidi="ta-IN"/>
-              </w:rPr>
-              <w:t>…</w:t>
-            </w:r>
-            <w:r>
-              <w:rPr>
-                <w:rFonts w:ascii="Latha" w:hAnsi="Latha" w:cs="Latha"/>
-                <w:sz w:val="28"/>
-                <w:szCs w:val="28"/>
-                <w:cs/>
-                <w:lang w:bidi="ta-IN"/>
-              </w:rPr>
-              <w:t>த் தா</w:t>
-            </w:r>
-            <w:r>
-              <w:rPr>
-                <w:rFonts w:ascii="Latha" w:hAnsi="Latha" w:cs="Latha"/>
-                <w:b/>
-                <w:bCs/>
-                <w:sz w:val="32"/>
-                <w:szCs w:val="32"/>
-                <w:cs/>
-                <w:lang w:bidi="ta-IN"/>
-              </w:rPr>
-              <w:t>:</w:t>
-            </w:r>
-            <w:r>
-              <w:rPr>
-                <w:rFonts w:ascii="Latha" w:hAnsi="Latha" w:cs="Latha"/>
-                <w:sz w:val="28"/>
-                <w:szCs w:val="28"/>
-                <w:cs/>
-                <w:lang w:bidi="ta-IN"/>
-              </w:rPr>
-              <w:t xml:space="preserve"> </w:t>
-            </w:r>
-            <w:r>
-              <w:rPr>
-                <w:rFonts w:ascii="Latha" w:hAnsi="Latha" w:cs="Latha"/>
-                <w:sz w:val="28"/>
-                <w:szCs w:val="28"/>
-                <w:lang w:bidi="ta-IN"/>
-              </w:rPr>
-              <w:t>|</w:t>
+              </w:rPr>
+              <w:t>E</w:t>
+            </w:r>
+            <w:r>
+              <w:rPr>
+                <w:rFonts w:ascii="BRH Devanagari Extra" w:hAnsi="BRH Devanagari Extra" w:cs="BRH Devanagari Extra"/>
+                <w:color w:val="000000"/>
+                <w:sz w:val="40"/>
+                <w:szCs w:val="40"/>
+              </w:rPr>
+              <w:t>mÉæÿiÉç |</w:t>
             </w:r>
           </w:p>
         </w:tc>
@@ -1523,6 +964,7 @@
                 <w:b/>
                 <w:sz w:val="28"/>
                 <w:szCs w:val="28"/>
+                <w:lang w:val="it-IT"/>
               </w:rPr>
             </w:pPr>
             <w:r>
@@ -1531,26 +973,9 @@
                 <w:b/>
                 <w:sz w:val="28"/>
                 <w:szCs w:val="28"/>
-              </w:rPr>
-              <w:t>TS 2.3.14.6.</w:t>
-            </w:r>
-            <w:r>
-              <w:rPr>
-                <w:rFonts w:cs="Arial"/>
-                <w:b/>
-                <w:sz w:val="28"/>
-                <w:szCs w:val="28"/>
-              </w:rPr>
-              <w:t xml:space="preserve"> </w:t>
-            </w:r>
-            <w:r>
-              <w:rPr>
-                <w:rFonts w:cs="Arial"/>
-                <w:b/>
-                <w:sz w:val="28"/>
-                <w:szCs w:val="28"/>
-              </w:rPr>
-              <w:t>- Kramam</w:t>
+                <w:lang w:val="it-IT"/>
+              </w:rPr>
+              <w:t>TS 2.3.14.6. - Kramam</w:t>
             </w:r>
           </w:p>
           <w:p>
@@ -1565,6 +990,7 @@
                 <w:b/>
                 <w:sz w:val="28"/>
                 <w:szCs w:val="28"/>
+                <w:lang w:val="it-IT"/>
               </w:rPr>
             </w:pPr>
             <w:r>
@@ -1573,8 +999,9 @@
                 <w:b/>
                 <w:sz w:val="28"/>
                 <w:szCs w:val="28"/>
-              </w:rPr>
-              <w:t xml:space="preserve">Krama </w:t>
+                <w:lang w:val="it-IT"/>
+              </w:rPr>
+              <w:t>Krama Vaakyam No. - 11</w:t>
             </w:r>
             <w:r>
               <w:rPr>
@@ -1582,45 +1009,10 @@
                 <w:b/>
                 <w:sz w:val="28"/>
                 <w:szCs w:val="28"/>
-              </w:rPr>
-              <w:t>Vaakyam</w:t>
-            </w:r>
-            <w:r>
-              <w:rPr>
-                <w:rFonts w:cs="Arial"/>
-                <w:b/>
-                <w:sz w:val="28"/>
-                <w:szCs w:val="28"/>
-              </w:rPr>
-              <w:t xml:space="preserve"> No. </w:t>
-            </w:r>
-            <w:r>
-              <w:rPr>
-                <w:rFonts w:cs="Arial"/>
-                <w:b/>
-                <w:sz w:val="28"/>
-                <w:szCs w:val="28"/>
-              </w:rPr>
-              <w:t>- 11</w:t>
-            </w:r>
-            <w:r>
-              <w:rPr>
-                <w:rFonts w:cs="Arial"/>
-                <w:b/>
-                <w:sz w:val="28"/>
-                <w:szCs w:val="28"/>
+                <w:lang w:val="it-IT"/>
               </w:rPr>
               <w:br/>
-              <w:t xml:space="preserve">Panchaati </w:t>
-            </w:r>
-            <w:r>
-              <w:rPr>
-                <w:rFonts w:cs="Arial"/>
-                <w:b/>
-                <w:sz w:val="28"/>
-                <w:szCs w:val="28"/>
-              </w:rPr>
-              <w:t>No. - 56</w:t>
+              <w:t>Panchaati No. - 56</w:t>
             </w:r>
           </w:p>
         </w:tc>
@@ -1642,10 +1034,10 @@
             <w:r>
               <w:rPr>
                 <w:rFonts w:ascii="BRH Devanagari Extra" w:hAnsi="BRH Devanagari Extra" w:cs="BRH Devanagari Extra"/>
-                <w:color w:val="EE0000"/>
                 <w:sz w:val="40"/>
                 <w:szCs w:val="40"/>
                 <w:highlight w:val="yellow"/>
+                <w:lang w:val="it-IT"/>
               </w:rPr>
               <w:t>oÉ¼</w:t>
             </w:r>
@@ -1653,18 +1045,18 @@
               <w:rPr>
                 <w:rFonts w:ascii="BRH Malayalam Extra" w:hAnsi="BRH Malayalam Extra" w:cs="BRH Devanagari Extra"/>
                 <w:b/>
-                <w:color w:val="000000"/>
-                <w:sz w:val="32"/>
-                <w:szCs w:val="40"/>
-              </w:rPr>
-              <w:t>–</w:t>
-            </w:r>
-            <w:r>
-              <w:rPr>
-                <w:rFonts w:ascii="BRH Devanagari Extra" w:hAnsi="BRH Devanagari Extra" w:cs="BRH Devanagari Extra"/>
-                <w:color w:val="000000"/>
-                <w:sz w:val="40"/>
-                <w:szCs w:val="40"/>
+                <w:sz w:val="32"/>
+                <w:szCs w:val="40"/>
+                <w:lang w:val="it-IT"/>
+              </w:rPr>
+              <w:t>–</w:t>
+            </w:r>
+            <w:r>
+              <w:rPr>
+                <w:rFonts w:ascii="BRH Devanagari Extra" w:hAnsi="BRH Devanagari Extra" w:cs="BRH Devanagari Extra"/>
+                <w:sz w:val="40"/>
+                <w:szCs w:val="40"/>
+                <w:lang w:val="it-IT"/>
               </w:rPr>
               <w:t xml:space="preserve"> oÉë¼þhÉÈ | oÉë¼þhÉ</w:t>
             </w:r>
@@ -1672,40 +1064,20 @@
               <w:rPr>
                 <w:rFonts w:ascii="BRH Malayalam Extra" w:hAnsi="BRH Malayalam Extra" w:cs="BRH Devanagari Extra"/>
                 <w:b/>
-                <w:color w:val="000000"/>
-                <w:sz w:val="32"/>
-                <w:szCs w:val="40"/>
-              </w:rPr>
-              <w:t>–</w:t>
-            </w:r>
-            <w:r>
-              <w:rPr>
-                <w:rFonts w:ascii="BRH Devanagari Extra" w:hAnsi="BRH Devanagari Extra" w:cs="BRH Devanagari Extra"/>
-                <w:color w:val="000000"/>
-                <w:sz w:val="40"/>
-                <w:szCs w:val="40"/>
-              </w:rPr>
-              <w:t xml:space="preserve"> </w:t>
-            </w:r>
-            <w:proofErr w:type="spellStart"/>
-            <w:r>
-              <w:rPr>
-                <w:rFonts w:ascii="BRH Devanagari Extra" w:hAnsi="BRH Devanagari Extra" w:cs="BRH Devanagari Extra"/>
-                <w:color w:val="000000"/>
-                <w:sz w:val="40"/>
-                <w:szCs w:val="40"/>
-              </w:rPr>
-              <w:t>EiÉç</w:t>
-            </w:r>
-            <w:proofErr w:type="spellEnd"/>
-            <w:r>
-              <w:rPr>
-                <w:rFonts w:ascii="BRH Devanagari Extra" w:hAnsi="BRH Devanagari Extra" w:cs="BRH Devanagari Extra"/>
-                <w:color w:val="000000"/>
-                <w:sz w:val="40"/>
-                <w:szCs w:val="40"/>
-              </w:rPr>
-              <w:t xml:space="preserve"> |</w:t>
+                <w:sz w:val="32"/>
+                <w:szCs w:val="40"/>
+                <w:lang w:val="it-IT"/>
+              </w:rPr>
+              <w:t>–</w:t>
+            </w:r>
+            <w:r>
+              <w:rPr>
+                <w:rFonts w:ascii="BRH Devanagari Extra" w:hAnsi="BRH Devanagari Extra" w:cs="BRH Devanagari Extra"/>
+                <w:sz w:val="40"/>
+                <w:szCs w:val="40"/>
+                <w:lang w:val="it-IT"/>
+              </w:rPr>
+              <w:t xml:space="preserve"> EiÉç |</w:t>
             </w:r>
           </w:p>
         </w:tc>
@@ -1726,243 +1098,54 @@
             </w:pPr>
             <w:r>
               <w:rPr>
-                <w:rFonts w:ascii="Latha" w:hAnsi="Latha" w:cs="Latha"/>
-                <w:sz w:val="28"/>
-                <w:szCs w:val="28"/>
+                <w:rFonts w:ascii="BRH Devanagari Extra" w:hAnsi="BRH Devanagari Extra" w:cs="BRH Devanagari Extra"/>
+                <w:sz w:val="40"/>
+                <w:szCs w:val="40"/>
                 <w:highlight w:val="green"/>
-                <w:cs/>
-                <w:lang w:bidi="ta-IN"/>
-              </w:rPr>
-              <w:t>ப்</w:t>
-            </w:r>
-            <w:r>
-              <w:rPr>
-                <w:rFonts w:ascii="Latha" w:hAnsi="Latha" w:cs="Latha"/>
-                <w:b/>
-                <w:bCs/>
-                <w:position w:val="-12"/>
-                <w:sz w:val="28"/>
-                <w:szCs w:val="28"/>
-                <w:highlight w:val="green"/>
-                <w:cs/>
-                <w:lang w:bidi="ta-IN"/>
-              </w:rPr>
-              <w:t>3</w:t>
-            </w:r>
-            <w:r>
-              <w:rPr>
-                <w:rFonts w:ascii="Latha" w:hAnsi="Latha" w:cs="Latha"/>
-                <w:sz w:val="28"/>
-                <w:szCs w:val="28"/>
-                <w:highlight w:val="green"/>
-                <w:cs/>
-                <w:lang w:bidi="ta-IN"/>
-              </w:rPr>
-              <w:t>ரஹ்</w:t>
-            </w:r>
-            <w:r>
-              <w:rPr>
-                <w:rFonts w:ascii="Latha" w:hAnsi="Latha" w:cs="Latha"/>
-                <w:sz w:val="28"/>
-                <w:szCs w:val="28"/>
-                <w:cs/>
-                <w:lang w:bidi="ta-IN"/>
-              </w:rPr>
-              <w:t>ம</w:t>
-            </w:r>
-            <w:r>
-              <w:rPr>
-                <w:rFonts w:ascii="BRH Tamil Tab Extra" w:hAnsi="BRH Tamil Tab Extra" w:cs="Latha"/>
-                <w:b/>
-                <w:sz w:val="32"/>
-                <w:szCs w:val="28"/>
-                <w:lang w:bidi="ta-IN"/>
-              </w:rPr>
-              <w:t>…</w:t>
-            </w:r>
-            <w:r>
-              <w:rPr>
-                <w:rFonts w:ascii="Latha" w:hAnsi="Latha" w:cs="Latha"/>
-                <w:sz w:val="28"/>
-                <w:szCs w:val="28"/>
-                <w:lang w:bidi="ta-IN"/>
-              </w:rPr>
-              <w:t xml:space="preserve"> </w:t>
-            </w:r>
-            <w:r>
-              <w:rPr>
-                <w:rFonts w:ascii="Latha" w:hAnsi="Latha" w:cs="Latha"/>
-                <w:sz w:val="28"/>
-                <w:szCs w:val="28"/>
-                <w:cs/>
-                <w:lang w:bidi="ta-IN"/>
-              </w:rPr>
-              <w:t>ப்</w:t>
-            </w:r>
-            <w:r>
-              <w:rPr>
-                <w:rFonts w:ascii="Latha" w:hAnsi="Latha" w:cs="Latha"/>
-                <w:b/>
-                <w:bCs/>
-                <w:position w:val="-12"/>
-                <w:sz w:val="28"/>
-                <w:szCs w:val="28"/>
-                <w:cs/>
-                <w:lang w:bidi="ta-IN"/>
-              </w:rPr>
-              <w:t>3</w:t>
-            </w:r>
-            <w:r>
-              <w:rPr>
-                <w:rFonts w:ascii="Latha" w:hAnsi="Latha" w:cs="Latha"/>
-                <w:sz w:val="28"/>
-                <w:szCs w:val="28"/>
-                <w:cs/>
-                <w:lang w:bidi="ta-IN"/>
-              </w:rPr>
-              <w:t>ரஹ்ம</w:t>
-            </w:r>
-            <w:r>
-              <w:rPr>
-                <w:rFonts w:ascii="BRH Tamil Tab Extra" w:hAnsi="BRH Tamil Tab Extra" w:cs="Latha"/>
-                <w:b/>
-                <w:sz w:val="36"/>
-                <w:szCs w:val="28"/>
-                <w:lang w:bidi="ta-IN"/>
-              </w:rPr>
-              <w:t>†</w:t>
-            </w:r>
-            <w:r>
-              <w:rPr>
-                <w:rFonts w:ascii="Latha" w:hAnsi="Latha" w:cs="Latha"/>
-                <w:sz w:val="28"/>
-                <w:szCs w:val="28"/>
-                <w:cs/>
-                <w:lang w:bidi="ta-IN"/>
-              </w:rPr>
-              <w:t>ண</w:t>
-            </w:r>
-            <w:r>
-              <w:rPr>
-                <w:rFonts w:ascii="Latha" w:hAnsi="Latha" w:cs="Latha"/>
-                <w:b/>
-                <w:bCs/>
-                <w:sz w:val="32"/>
-                <w:szCs w:val="32"/>
-                <w:cs/>
-                <w:lang w:bidi="ta-IN"/>
-              </w:rPr>
-              <w:t>:</w:t>
-            </w:r>
-            <w:r>
-              <w:rPr>
-                <w:rFonts w:ascii="Latha" w:hAnsi="Latha" w:cs="Latha"/>
-                <w:sz w:val="28"/>
-                <w:szCs w:val="28"/>
-                <w:cs/>
-                <w:lang w:bidi="ta-IN"/>
-              </w:rPr>
-              <w:t xml:space="preserve"> </w:t>
-            </w:r>
-            <w:r>
-              <w:rPr>
-                <w:rFonts w:ascii="Latha" w:hAnsi="Latha" w:cs="Latha"/>
-                <w:sz w:val="28"/>
-                <w:szCs w:val="28"/>
-                <w:lang w:bidi="ta-IN"/>
-              </w:rPr>
-              <w:t xml:space="preserve">| </w:t>
-            </w:r>
-            <w:r>
-              <w:rPr>
-                <w:rFonts w:ascii="Latha" w:hAnsi="Latha" w:cs="Latha"/>
-                <w:sz w:val="28"/>
-                <w:szCs w:val="28"/>
-                <w:cs/>
-                <w:lang w:bidi="ta-IN"/>
-              </w:rPr>
-              <w:t>ப்</w:t>
-            </w:r>
-            <w:r>
-              <w:rPr>
-                <w:rFonts w:ascii="Latha" w:hAnsi="Latha" w:cs="Latha"/>
-                <w:b/>
-                <w:bCs/>
-                <w:position w:val="-12"/>
-                <w:sz w:val="28"/>
-                <w:szCs w:val="28"/>
-                <w:cs/>
-                <w:lang w:bidi="ta-IN"/>
-              </w:rPr>
-              <w:t>3</w:t>
-            </w:r>
-            <w:r>
-              <w:rPr>
-                <w:rFonts w:ascii="Latha" w:hAnsi="Latha" w:cs="Latha"/>
-                <w:sz w:val="28"/>
-                <w:szCs w:val="28"/>
-                <w:cs/>
-                <w:lang w:bidi="ta-IN"/>
-              </w:rPr>
-              <w:t>ரஹ்ம</w:t>
-            </w:r>
-            <w:r>
-              <w:rPr>
-                <w:rFonts w:ascii="BRH Tamil Tab Extra" w:hAnsi="BRH Tamil Tab Extra" w:cs="Latha"/>
-                <w:b/>
-                <w:sz w:val="36"/>
-                <w:szCs w:val="28"/>
-                <w:lang w:bidi="ta-IN"/>
-              </w:rPr>
-              <w:t>†</w:t>
-            </w:r>
-            <w:r>
-              <w:rPr>
-                <w:rFonts w:ascii="Latha" w:hAnsi="Latha" w:cs="Latha"/>
-                <w:sz w:val="28"/>
-                <w:szCs w:val="28"/>
-                <w:cs/>
-                <w:lang w:bidi="ta-IN"/>
-              </w:rPr>
-              <w:t>ண</w:t>
-            </w:r>
-            <w:r>
-              <w:rPr>
-                <w:rFonts w:ascii="BRH Tamil Tab Extra" w:hAnsi="BRH Tamil Tab Extra" w:cs="Latha"/>
-                <w:b/>
-                <w:sz w:val="32"/>
-                <w:szCs w:val="28"/>
-                <w:lang w:bidi="ta-IN"/>
-              </w:rPr>
-              <w:t>…</w:t>
-            </w:r>
-            <w:r>
-              <w:rPr>
-                <w:rFonts w:ascii="Latha" w:hAnsi="Latha" w:cs="Latha"/>
-                <w:sz w:val="28"/>
-                <w:szCs w:val="28"/>
-                <w:lang w:bidi="ta-IN"/>
-              </w:rPr>
-              <w:t xml:space="preserve"> </w:t>
-            </w:r>
-            <w:r>
-              <w:rPr>
-                <w:rFonts w:ascii="Latha" w:hAnsi="Latha" w:cs="Latha"/>
-                <w:sz w:val="28"/>
-                <w:szCs w:val="28"/>
-                <w:cs/>
-                <w:lang w:bidi="ta-IN"/>
-              </w:rPr>
-              <w:t xml:space="preserve">உத் </w:t>
-            </w:r>
-            <w:r>
-              <w:rPr>
-                <w:rFonts w:ascii="Latha" w:hAnsi="Latha" w:cs="Latha"/>
-                <w:sz w:val="28"/>
-                <w:szCs w:val="28"/>
-                <w:lang w:bidi="ta-IN"/>
-              </w:rPr>
-              <w:t>|</w:t>
+              </w:rPr>
+              <w:t>oÉ</w:t>
+            </w:r>
+            <w:r>
+              <w:rPr>
+                <w:rFonts w:ascii="BRH Devanagari Extra" w:hAnsi="BRH Devanagari Extra" w:cs="BRH Devanagari Extra"/>
+                <w:sz w:val="40"/>
+                <w:szCs w:val="40"/>
+              </w:rPr>
+              <w:t>ë¼</w:t>
+            </w:r>
+            <w:r>
+              <w:rPr>
+                <w:rFonts w:ascii="BRH Malayalam Extra" w:hAnsi="BRH Malayalam Extra" w:cs="BRH Devanagari Extra"/>
+                <w:b/>
+                <w:sz w:val="32"/>
+                <w:szCs w:val="40"/>
+              </w:rPr>
+              <w:t>–</w:t>
+            </w:r>
+            <w:r>
+              <w:rPr>
+                <w:rFonts w:ascii="BRH Devanagari Extra" w:hAnsi="BRH Devanagari Extra" w:cs="BRH Devanagari Extra"/>
+                <w:sz w:val="40"/>
+                <w:szCs w:val="40"/>
+              </w:rPr>
+              <w:t xml:space="preserve"> oÉë¼þhÉÈ | oÉë¼þhÉ</w:t>
+            </w:r>
+            <w:r>
+              <w:rPr>
+                <w:rFonts w:ascii="BRH Malayalam Extra" w:hAnsi="BRH Malayalam Extra" w:cs="BRH Devanagari Extra"/>
+                <w:b/>
+                <w:sz w:val="32"/>
+                <w:szCs w:val="40"/>
+              </w:rPr>
+              <w:t>–</w:t>
+            </w:r>
+            <w:r>
+              <w:rPr>
+                <w:rFonts w:ascii="BRH Devanagari Extra" w:hAnsi="BRH Devanagari Extra" w:cs="BRH Devanagari Extra"/>
+                <w:sz w:val="40"/>
+                <w:szCs w:val="40"/>
+              </w:rPr>
+              <w:t xml:space="preserve"> EiÉç |</w:t>
             </w:r>
           </w:p>
         </w:tc>
@@ -2233,6 +1416,7 @@
                 <w:b/>
                 <w:sz w:val="28"/>
                 <w:szCs w:val="28"/>
+                <w:lang w:val="it-IT"/>
               </w:rPr>
             </w:pPr>
             <w:r>
@@ -2241,27 +1425,10 @@
                 <w:b/>
                 <w:sz w:val="28"/>
                 <w:szCs w:val="28"/>
+                <w:lang w:val="it-IT"/>
               </w:rPr>
               <w:lastRenderedPageBreak/>
-              <w:t>TS 2.3.2.8</w:t>
-            </w:r>
-            <w:r>
-              <w:rPr>
-                <w:rFonts w:cs="Arial"/>
-                <w:b/>
-                <w:sz w:val="28"/>
-                <w:szCs w:val="28"/>
-              </w:rPr>
-              <w:t xml:space="preserve"> </w:t>
-            </w:r>
-            <w:r>
-              <w:rPr>
-                <w:rFonts w:cs="Arial"/>
-                <w:b/>
-                <w:sz w:val="28"/>
-                <w:szCs w:val="28"/>
-              </w:rPr>
-              <w:t>- Kramam</w:t>
+              <w:t>TS 2.3.2.8 - Kramam</w:t>
             </w:r>
           </w:p>
           <w:p>
@@ -2281,6 +1448,7 @@
                 <w:color w:val="000000"/>
                 <w:sz w:val="28"/>
                 <w:szCs w:val="32"/>
+                <w:lang w:val="it-IT"/>
               </w:rPr>
             </w:pPr>
             <w:r>
@@ -2289,8 +1457,9 @@
                 <w:b/>
                 <w:sz w:val="28"/>
                 <w:szCs w:val="28"/>
-              </w:rPr>
-              <w:t xml:space="preserve">Krama </w:t>
+                <w:lang w:val="it-IT"/>
+              </w:rPr>
+              <w:t>Krama Vaakyam No. - 36</w:t>
             </w:r>
             <w:r>
               <w:rPr>
@@ -2298,45 +1467,10 @@
                 <w:b/>
                 <w:sz w:val="28"/>
                 <w:szCs w:val="28"/>
-              </w:rPr>
-              <w:t>Vaakyam</w:t>
-            </w:r>
-            <w:r>
-              <w:rPr>
-                <w:rFonts w:cs="Arial"/>
-                <w:b/>
-                <w:sz w:val="28"/>
-                <w:szCs w:val="28"/>
-              </w:rPr>
-              <w:t xml:space="preserve"> No. </w:t>
-            </w:r>
-            <w:r>
-              <w:rPr>
-                <w:rFonts w:cs="Arial"/>
-                <w:b/>
-                <w:sz w:val="28"/>
-                <w:szCs w:val="28"/>
-              </w:rPr>
-              <w:t>- 36</w:t>
-            </w:r>
-            <w:r>
-              <w:rPr>
-                <w:rFonts w:cs="Arial"/>
-                <w:b/>
-                <w:sz w:val="28"/>
-                <w:szCs w:val="28"/>
+                <w:lang w:val="it-IT"/>
               </w:rPr>
               <w:br/>
-              <w:t xml:space="preserve">Panchaati </w:t>
-            </w:r>
-            <w:r>
-              <w:rPr>
-                <w:rFonts w:cs="Arial"/>
-                <w:b/>
-                <w:sz w:val="28"/>
-                <w:szCs w:val="28"/>
-              </w:rPr>
-              <w:t>No. - 13</w:t>
+              <w:t>Panchaati No. - 13</w:t>
             </w:r>
           </w:p>
         </w:tc>
@@ -2352,14 +1486,16 @@
                 <w:color w:val="000000"/>
                 <w:sz w:val="40"/>
                 <w:szCs w:val="40"/>
-              </w:rPr>
-            </w:pPr>
-            <w:r>
-              <w:rPr>
-                <w:rFonts w:ascii="BRH Devanagari Extra" w:hAnsi="BRH Devanagari Extra" w:cs="BRH Devanagari Extra"/>
-                <w:color w:val="000000"/>
-                <w:sz w:val="40"/>
-                <w:szCs w:val="40"/>
+                <w:lang w:val="it-IT"/>
+              </w:rPr>
+            </w:pPr>
+            <w:r>
+              <w:rPr>
+                <w:rFonts w:ascii="BRH Devanagari Extra" w:hAnsi="BRH Devanagari Extra" w:cs="BRH Devanagari Extra"/>
+                <w:color w:val="000000"/>
+                <w:sz w:val="40"/>
+                <w:szCs w:val="40"/>
+                <w:lang w:val="it-IT"/>
               </w:rPr>
               <w:t>bÉ×</w:t>
             </w:r>
@@ -2370,30 +1506,20 @@
                 <w:color w:val="000000"/>
                 <w:sz w:val="32"/>
                 <w:szCs w:val="40"/>
-              </w:rPr>
-              <w:t>–</w:t>
-            </w:r>
-            <w:proofErr w:type="spellStart"/>
-            <w:r>
-              <w:rPr>
-                <w:rFonts w:ascii="BRH Devanagari Extra" w:hAnsi="BRH Devanagari Extra" w:cs="BRH Devanagari Extra"/>
-                <w:color w:val="000000"/>
-                <w:sz w:val="40"/>
-                <w:szCs w:val="40"/>
-              </w:rPr>
-              <w:t>iÉqÉÉmÉþÈ</w:t>
-            </w:r>
-            <w:proofErr w:type="spellEnd"/>
-            <w:r>
-              <w:rPr>
-                <w:rFonts w:ascii="BRH Devanagari Extra" w:hAnsi="BRH Devanagari Extra" w:cs="BRH Devanagari Extra"/>
-                <w:color w:val="000000"/>
-                <w:sz w:val="40"/>
-                <w:szCs w:val="40"/>
-              </w:rPr>
-              <w:t xml:space="preserve"> | </w:t>
-            </w:r>
-            <w:proofErr w:type="spellStart"/>
+                <w:lang w:val="it-IT"/>
+              </w:rPr>
+              <w:t>–</w:t>
+            </w:r>
+            <w:r>
+              <w:rPr>
+                <w:rFonts w:ascii="BRH Devanagari Extra" w:hAnsi="BRH Devanagari Extra" w:cs="BRH Devanagari Extra"/>
+                <w:color w:val="000000"/>
+                <w:sz w:val="40"/>
+                <w:szCs w:val="40"/>
+                <w:lang w:val="it-IT"/>
+              </w:rPr>
+              <w:t xml:space="preserve">iÉqÉÉmÉþÈ | </w:t>
+            </w:r>
             <w:r>
               <w:rPr>
                 <w:rFonts w:ascii="BRH Devanagari Extra" w:hAnsi="BRH Devanagari Extra" w:cs="BRH Devanagari Extra"/>
@@ -2401,6 +1527,7 @@
                 <w:sz w:val="40"/>
                 <w:szCs w:val="40"/>
                 <w:highlight w:val="yellow"/>
+                <w:lang w:val="it-IT"/>
               </w:rPr>
               <w:t>A</w:t>
             </w:r>
@@ -2410,59 +1537,30 @@
                 <w:color w:val="000000"/>
                 <w:sz w:val="40"/>
                 <w:szCs w:val="40"/>
-              </w:rPr>
-              <w:t>mÉÉåþ</w:t>
-            </w:r>
-            <w:proofErr w:type="spellEnd"/>
-            <w:r>
-              <w:rPr>
-                <w:rFonts w:ascii="BRH Devanagari Extra" w:hAnsi="BRH Devanagari Extra" w:cs="BRH Devanagari Extra"/>
-                <w:color w:val="000000"/>
-                <w:sz w:val="40"/>
-                <w:szCs w:val="40"/>
-              </w:rPr>
-              <w:t xml:space="preserve"> </w:t>
-            </w:r>
-            <w:proofErr w:type="spellStart"/>
-            <w:r>
-              <w:rPr>
-                <w:rFonts w:ascii="BRH Devanagari Extra" w:hAnsi="BRH Devanagari Extra" w:cs="BRH Devanagari Extra"/>
-                <w:color w:val="000000"/>
-                <w:sz w:val="40"/>
-                <w:szCs w:val="40"/>
-              </w:rPr>
-              <w:t>kÉÉ</w:t>
-            </w:r>
-            <w:proofErr w:type="spellEnd"/>
-            <w:r>
-              <w:rPr>
-                <w:rFonts w:ascii="BRH Malayalam Extra" w:hAnsi="BRH Malayalam Extra" w:cs="BRH Devanagari Extra"/>
-                <w:b/>
-                <w:color w:val="000000"/>
-                <w:sz w:val="32"/>
-                <w:szCs w:val="40"/>
-              </w:rPr>
-              <w:t>–</w:t>
-            </w:r>
-            <w:proofErr w:type="spellStart"/>
-            <w:r>
-              <w:rPr>
-                <w:rFonts w:ascii="BRH Devanagari Extra" w:hAnsi="BRH Devanagari Extra" w:cs="BRH Devanagari Extra"/>
-                <w:color w:val="000000"/>
-                <w:sz w:val="40"/>
-                <w:szCs w:val="40"/>
-              </w:rPr>
-              <w:t>lÉÉÈ</w:t>
-            </w:r>
-            <w:proofErr w:type="spellEnd"/>
-            <w:r>
-              <w:rPr>
-                <w:rFonts w:ascii="BRH Devanagari Extra" w:hAnsi="BRH Devanagari Extra" w:cs="BRH Devanagari Extra"/>
-                <w:color w:val="000000"/>
-                <w:sz w:val="40"/>
-                <w:szCs w:val="40"/>
-              </w:rPr>
-              <w:t xml:space="preserve"> |</w:t>
+                <w:lang w:val="it-IT"/>
+              </w:rPr>
+              <w:t>mÉÉåþ kÉÉ</w:t>
+            </w:r>
+            <w:r>
+              <w:rPr>
+                <w:rFonts w:ascii="BRH Malayalam Extra" w:hAnsi="BRH Malayalam Extra" w:cs="BRH Devanagari Extra"/>
+                <w:b/>
+                <w:color w:val="000000"/>
+                <w:sz w:val="32"/>
+                <w:szCs w:val="40"/>
+                <w:lang w:val="it-IT"/>
+              </w:rPr>
+              <w:t>–</w:t>
+            </w:r>
+            <w:r>
+              <w:rPr>
+                <w:rFonts w:ascii="BRH Devanagari Extra" w:hAnsi="BRH Devanagari Extra" w:cs="BRH Devanagari Extra"/>
+                <w:color w:val="000000"/>
+                <w:sz w:val="40"/>
+                <w:szCs w:val="40"/>
+                <w:lang w:val="it-IT"/>
+              </w:rPr>
+              <w:t>lÉÉÈ |</w:t>
             </w:r>
           </w:p>
         </w:tc>
@@ -2482,14 +1580,16 @@
                 <w:color w:val="000000"/>
                 <w:sz w:val="40"/>
                 <w:szCs w:val="40"/>
-              </w:rPr>
-            </w:pPr>
-            <w:r>
-              <w:rPr>
-                <w:rFonts w:ascii="BRH Devanagari Extra" w:hAnsi="BRH Devanagari Extra" w:cs="BRH Devanagari Extra"/>
-                <w:color w:val="000000"/>
-                <w:sz w:val="40"/>
-                <w:szCs w:val="40"/>
+                <w:lang w:val="it-IT"/>
+              </w:rPr>
+            </w:pPr>
+            <w:r>
+              <w:rPr>
+                <w:rFonts w:ascii="BRH Devanagari Extra" w:hAnsi="BRH Devanagari Extra" w:cs="BRH Devanagari Extra"/>
+                <w:color w:val="000000"/>
+                <w:sz w:val="40"/>
+                <w:szCs w:val="40"/>
+                <w:lang w:val="it-IT"/>
               </w:rPr>
               <w:t>bÉ×</w:t>
             </w:r>
@@ -2500,30 +1600,20 @@
                 <w:color w:val="000000"/>
                 <w:sz w:val="32"/>
                 <w:szCs w:val="40"/>
-              </w:rPr>
-              <w:t>–</w:t>
-            </w:r>
-            <w:proofErr w:type="spellStart"/>
-            <w:r>
-              <w:rPr>
-                <w:rFonts w:ascii="BRH Devanagari Extra" w:hAnsi="BRH Devanagari Extra" w:cs="BRH Devanagari Extra"/>
-                <w:color w:val="000000"/>
-                <w:sz w:val="40"/>
-                <w:szCs w:val="40"/>
-              </w:rPr>
-              <w:t>iÉqÉÉmÉþÈ</w:t>
-            </w:r>
-            <w:proofErr w:type="spellEnd"/>
-            <w:r>
-              <w:rPr>
-                <w:rFonts w:ascii="BRH Devanagari Extra" w:hAnsi="BRH Devanagari Extra" w:cs="BRH Devanagari Extra"/>
-                <w:color w:val="000000"/>
-                <w:sz w:val="40"/>
-                <w:szCs w:val="40"/>
-              </w:rPr>
-              <w:t xml:space="preserve"> | </w:t>
-            </w:r>
-            <w:proofErr w:type="spellStart"/>
+                <w:lang w:val="it-IT"/>
+              </w:rPr>
+              <w:t>–</w:t>
+            </w:r>
+            <w:r>
+              <w:rPr>
+                <w:rFonts w:ascii="BRH Devanagari Extra" w:hAnsi="BRH Devanagari Extra" w:cs="BRH Devanagari Extra"/>
+                <w:color w:val="000000"/>
+                <w:sz w:val="40"/>
+                <w:szCs w:val="40"/>
+                <w:lang w:val="it-IT"/>
+              </w:rPr>
+              <w:t xml:space="preserve">iÉqÉÉmÉþÈ | </w:t>
+            </w:r>
             <w:r>
               <w:rPr>
                 <w:rFonts w:ascii="BRH Devanagari Extra" w:hAnsi="BRH Devanagari Extra" w:cs="BRH Devanagari Extra"/>
@@ -2531,6 +1621,7 @@
                 <w:sz w:val="40"/>
                 <w:szCs w:val="40"/>
                 <w:highlight w:val="green"/>
+                <w:lang w:val="it-IT"/>
               </w:rPr>
               <w:t>AÉ</w:t>
             </w:r>
@@ -2540,59 +1631,30 @@
                 <w:color w:val="000000"/>
                 <w:sz w:val="40"/>
                 <w:szCs w:val="40"/>
-              </w:rPr>
-              <w:t>mÉÉåþ</w:t>
-            </w:r>
-            <w:proofErr w:type="spellEnd"/>
-            <w:r>
-              <w:rPr>
-                <w:rFonts w:ascii="BRH Devanagari Extra" w:hAnsi="BRH Devanagari Extra" w:cs="BRH Devanagari Extra"/>
-                <w:color w:val="000000"/>
-                <w:sz w:val="40"/>
-                <w:szCs w:val="40"/>
-              </w:rPr>
-              <w:t xml:space="preserve"> </w:t>
-            </w:r>
-            <w:proofErr w:type="spellStart"/>
-            <w:r>
-              <w:rPr>
-                <w:rFonts w:ascii="BRH Devanagari Extra" w:hAnsi="BRH Devanagari Extra" w:cs="BRH Devanagari Extra"/>
-                <w:color w:val="000000"/>
-                <w:sz w:val="40"/>
-                <w:szCs w:val="40"/>
-              </w:rPr>
-              <w:t>kÉÉ</w:t>
-            </w:r>
-            <w:proofErr w:type="spellEnd"/>
-            <w:r>
-              <w:rPr>
-                <w:rFonts w:ascii="BRH Malayalam Extra" w:hAnsi="BRH Malayalam Extra" w:cs="BRH Devanagari Extra"/>
-                <w:b/>
-                <w:color w:val="000000"/>
-                <w:sz w:val="32"/>
-                <w:szCs w:val="40"/>
-              </w:rPr>
-              <w:t>–</w:t>
-            </w:r>
-            <w:proofErr w:type="spellStart"/>
-            <w:r>
-              <w:rPr>
-                <w:rFonts w:ascii="BRH Devanagari Extra" w:hAnsi="BRH Devanagari Extra" w:cs="BRH Devanagari Extra"/>
-                <w:color w:val="000000"/>
-                <w:sz w:val="40"/>
-                <w:szCs w:val="40"/>
-              </w:rPr>
-              <w:t>lÉÉÈ</w:t>
-            </w:r>
-            <w:proofErr w:type="spellEnd"/>
-            <w:r>
-              <w:rPr>
-                <w:rFonts w:ascii="BRH Devanagari Extra" w:hAnsi="BRH Devanagari Extra" w:cs="BRH Devanagari Extra"/>
-                <w:color w:val="000000"/>
-                <w:sz w:val="40"/>
-                <w:szCs w:val="40"/>
-              </w:rPr>
-              <w:t xml:space="preserve"> |</w:t>
+                <w:lang w:val="it-IT"/>
+              </w:rPr>
+              <w:t>mÉÉåþ kÉÉ</w:t>
+            </w:r>
+            <w:r>
+              <w:rPr>
+                <w:rFonts w:ascii="BRH Malayalam Extra" w:hAnsi="BRH Malayalam Extra" w:cs="BRH Devanagari Extra"/>
+                <w:b/>
+                <w:color w:val="000000"/>
+                <w:sz w:val="32"/>
+                <w:szCs w:val="40"/>
+                <w:lang w:val="it-IT"/>
+              </w:rPr>
+              <w:t>–</w:t>
+            </w:r>
+            <w:r>
+              <w:rPr>
+                <w:rFonts w:ascii="BRH Devanagari Extra" w:hAnsi="BRH Devanagari Extra" w:cs="BRH Devanagari Extra"/>
+                <w:color w:val="000000"/>
+                <w:sz w:val="40"/>
+                <w:szCs w:val="40"/>
+                <w:lang w:val="it-IT"/>
+              </w:rPr>
+              <w:t>lÉÉÈ |</w:t>
             </w:r>
           </w:p>
         </w:tc>
@@ -2623,6 +1685,7 @@
                 <w:b/>
                 <w:sz w:val="28"/>
                 <w:szCs w:val="28"/>
+                <w:lang w:val="it-IT"/>
               </w:rPr>
             </w:pPr>
             <w:r>
@@ -2631,26 +1694,9 @@
                 <w:b/>
                 <w:sz w:val="28"/>
                 <w:szCs w:val="28"/>
-              </w:rPr>
-              <w:t>TS 2.3.5.1</w:t>
-            </w:r>
-            <w:r>
-              <w:rPr>
-                <w:rFonts w:cs="Arial"/>
-                <w:b/>
-                <w:sz w:val="28"/>
-                <w:szCs w:val="28"/>
-              </w:rPr>
-              <w:t xml:space="preserve"> </w:t>
-            </w:r>
-            <w:r>
-              <w:rPr>
-                <w:rFonts w:cs="Arial"/>
-                <w:b/>
-                <w:sz w:val="28"/>
-                <w:szCs w:val="28"/>
-              </w:rPr>
-              <w:t>- Kramam</w:t>
+                <w:lang w:val="it-IT"/>
+              </w:rPr>
+              <w:t>TS 2.3.5.1 - Kramam</w:t>
             </w:r>
           </w:p>
           <w:p>
@@ -2670,6 +1716,7 @@
                 <w:color w:val="000000"/>
                 <w:sz w:val="28"/>
                 <w:szCs w:val="32"/>
+                <w:lang w:val="it-IT"/>
               </w:rPr>
             </w:pPr>
             <w:r>
@@ -2678,8 +1725,9 @@
                 <w:b/>
                 <w:sz w:val="28"/>
                 <w:szCs w:val="28"/>
-              </w:rPr>
-              <w:t xml:space="preserve">Krama </w:t>
+                <w:lang w:val="it-IT"/>
+              </w:rPr>
+              <w:t>Krama Vaakyam No. - 5</w:t>
             </w:r>
             <w:r>
               <w:rPr>
@@ -2687,45 +1735,10 @@
                 <w:b/>
                 <w:sz w:val="28"/>
                 <w:szCs w:val="28"/>
-              </w:rPr>
-              <w:t>Vaakyam</w:t>
-            </w:r>
-            <w:r>
-              <w:rPr>
-                <w:rFonts w:cs="Arial"/>
-                <w:b/>
-                <w:sz w:val="28"/>
-                <w:szCs w:val="28"/>
-              </w:rPr>
-              <w:t xml:space="preserve"> No. </w:t>
-            </w:r>
-            <w:r>
-              <w:rPr>
-                <w:rFonts w:cs="Arial"/>
-                <w:b/>
-                <w:sz w:val="28"/>
-                <w:szCs w:val="28"/>
-              </w:rPr>
-              <w:t>- 5</w:t>
-            </w:r>
-            <w:r>
-              <w:rPr>
-                <w:rFonts w:cs="Arial"/>
-                <w:b/>
-                <w:sz w:val="28"/>
-                <w:szCs w:val="28"/>
+                <w:lang w:val="it-IT"/>
               </w:rPr>
               <w:br/>
-              <w:t xml:space="preserve">Panchaati </w:t>
-            </w:r>
-            <w:r>
-              <w:rPr>
-                <w:rFonts w:cs="Arial"/>
-                <w:b/>
-                <w:sz w:val="28"/>
-                <w:szCs w:val="28"/>
-              </w:rPr>
-              <w:t>No. - 24</w:t>
+              <w:t>Panchaati No. - 24</w:t>
             </w:r>
           </w:p>
         </w:tc>
@@ -2747,14 +1760,16 @@
                 <w:color w:val="000000"/>
                 <w:sz w:val="40"/>
                 <w:szCs w:val="40"/>
-              </w:rPr>
-            </w:pPr>
-            <w:r>
-              <w:rPr>
-                <w:rFonts w:ascii="BRH Devanagari Extra" w:hAnsi="BRH Devanagari Extra" w:cs="BRH Devanagari Extra"/>
-                <w:color w:val="000000"/>
-                <w:sz w:val="40"/>
-                <w:szCs w:val="40"/>
+                <w:lang w:val="it-IT"/>
+              </w:rPr>
+            </w:pPr>
+            <w:r>
+              <w:rPr>
+                <w:rFonts w:ascii="BRH Devanagari Extra" w:hAnsi="BRH Devanagari Extra" w:cs="BRH Devanagari Extra"/>
+                <w:color w:val="000000"/>
+                <w:sz w:val="40"/>
+                <w:szCs w:val="40"/>
+                <w:lang w:val="it-IT"/>
               </w:rPr>
               <w:t>SÒ</w:t>
             </w:r>
@@ -2765,59 +1780,40 @@
                 <w:color w:val="000000"/>
                 <w:sz w:val="32"/>
                 <w:szCs w:val="40"/>
-              </w:rPr>
-              <w:t>–</w:t>
-            </w:r>
-            <w:proofErr w:type="spellStart"/>
-            <w:r>
-              <w:rPr>
-                <w:rFonts w:ascii="BRH Devanagari Extra" w:hAnsi="BRH Devanagari Extra" w:cs="BRH Devanagari Extra"/>
-                <w:color w:val="000000"/>
-                <w:sz w:val="40"/>
-                <w:szCs w:val="40"/>
+                <w:lang w:val="it-IT"/>
+              </w:rPr>
+              <w:t>–</w:t>
+            </w:r>
+            <w:r>
+              <w:rPr>
+                <w:rFonts w:ascii="BRH Devanagari Extra" w:hAnsi="BRH Devanagari Extra" w:cs="BRH Devanagari Extra"/>
+                <w:color w:val="000000"/>
+                <w:sz w:val="40"/>
+                <w:szCs w:val="40"/>
+                <w:lang w:val="it-IT"/>
               </w:rPr>
               <w:t>ÌWû</w:t>
             </w:r>
-            <w:proofErr w:type="spellEnd"/>
-            <w:r>
-              <w:rPr>
-                <w:rFonts w:ascii="BRH Malayalam Extra" w:hAnsi="BRH Malayalam Extra" w:cs="BRH Devanagari Extra"/>
-                <w:b/>
-                <w:color w:val="000000"/>
-                <w:sz w:val="32"/>
-                <w:szCs w:val="40"/>
-              </w:rPr>
-              <w:t>–</w:t>
-            </w:r>
-            <w:proofErr w:type="spellStart"/>
-            <w:r>
-              <w:rPr>
-                <w:rFonts w:ascii="BRH Devanagari Extra" w:hAnsi="BRH Devanagari Extra" w:cs="BRH Devanagari Extra"/>
-                <w:color w:val="000000"/>
-                <w:sz w:val="40"/>
-                <w:szCs w:val="40"/>
-              </w:rPr>
-              <w:t>iÉUþ</w:t>
-            </w:r>
-            <w:proofErr w:type="spellEnd"/>
-            <w:r>
-              <w:rPr>
-                <w:rFonts w:ascii="BRH Devanagari Extra" w:hAnsi="BRH Devanagari Extra" w:cs="BRH Devanagari Extra"/>
-                <w:color w:val="000000"/>
-                <w:sz w:val="40"/>
-                <w:szCs w:val="40"/>
-              </w:rPr>
-              <w:t xml:space="preserve"> </w:t>
-            </w:r>
-            <w:proofErr w:type="spellStart"/>
-            <w:r>
-              <w:rPr>
-                <w:rFonts w:ascii="BRH Devanagari Extra" w:hAnsi="BRH Devanagari Extra" w:cs="BRH Devanagari Extra"/>
-                <w:color w:val="000000"/>
-                <w:sz w:val="40"/>
-                <w:szCs w:val="40"/>
-              </w:rPr>
-              <w:t>AÉ</w:t>
+            <w:r>
+              <w:rPr>
+                <w:rFonts w:ascii="BRH Malayalam Extra" w:hAnsi="BRH Malayalam Extra" w:cs="BRH Devanagari Extra"/>
+                <w:b/>
+                <w:color w:val="000000"/>
+                <w:sz w:val="32"/>
+                <w:szCs w:val="40"/>
+                <w:lang w:val="it-IT"/>
+              </w:rPr>
+              <w:t>–</w:t>
+            </w:r>
+            <w:r>
+              <w:rPr>
+                <w:rFonts w:ascii="BRH Devanagari Extra" w:hAnsi="BRH Devanagari Extra" w:cs="BRH Devanagari Extra"/>
+                <w:color w:val="000000"/>
+                <w:sz w:val="40"/>
+                <w:szCs w:val="40"/>
+                <w:lang w:val="it-IT"/>
+              </w:rPr>
+              <w:t>iÉUþ AÉ</w:t>
             </w:r>
             <w:r>
               <w:rPr>
@@ -2826,10 +1822,10 @@
                 <w:sz w:val="40"/>
                 <w:szCs w:val="40"/>
                 <w:highlight w:val="yellow"/>
+                <w:lang w:val="it-IT"/>
               </w:rPr>
               <w:t>xÉ</w:t>
             </w:r>
-            <w:proofErr w:type="spellEnd"/>
             <w:r>
               <w:rPr>
                 <w:rFonts w:ascii="BRH Malayalam Extra" w:hAnsi="BRH Malayalam Extra" w:cs="BRH Malayalam Extra"/>
@@ -2837,15 +1833,17 @@
                 <w:color w:val="000000"/>
                 <w:sz w:val="32"/>
                 <w:szCs w:val="40"/>
-              </w:rPr>
-              <w:t>–</w:t>
-            </w:r>
-            <w:r>
-              <w:rPr>
-                <w:rFonts w:ascii="BRH Devanagari Extra" w:hAnsi="BRH Devanagari Extra" w:cs="BRH Devanagari Extra"/>
-                <w:color w:val="000000"/>
-                <w:sz w:val="40"/>
-                <w:szCs w:val="40"/>
+                <w:lang w:val="it-IT"/>
+              </w:rPr>
+              <w:t>–</w:t>
+            </w:r>
+            <w:r>
+              <w:rPr>
+                <w:rFonts w:ascii="BRH Devanagari Extra" w:hAnsi="BRH Devanagari Extra" w:cs="BRH Devanagari Extra"/>
+                <w:color w:val="000000"/>
+                <w:sz w:val="40"/>
+                <w:szCs w:val="40"/>
+                <w:lang w:val="it-IT"/>
               </w:rPr>
               <w:t>³Éç | AÉ</w:t>
             </w:r>
@@ -2856,15 +1854,17 @@
                 <w:color w:val="000000"/>
                 <w:sz w:val="32"/>
                 <w:szCs w:val="40"/>
-              </w:rPr>
-              <w:t>–</w:t>
-            </w:r>
-            <w:r>
-              <w:rPr>
-                <w:rFonts w:ascii="BRH Devanagari Extra" w:hAnsi="BRH Devanagari Extra" w:cs="BRH Devanagari Extra"/>
-                <w:color w:val="000000"/>
-                <w:sz w:val="40"/>
-                <w:szCs w:val="40"/>
+                <w:lang w:val="it-IT"/>
+              </w:rPr>
+              <w:t>–</w:t>
+            </w:r>
+            <w:r>
+              <w:rPr>
+                <w:rFonts w:ascii="BRH Devanagari Extra" w:hAnsi="BRH Devanagari Extra" w:cs="BRH Devanagari Extra"/>
+                <w:color w:val="000000"/>
+                <w:sz w:val="40"/>
+                <w:szCs w:val="40"/>
+                <w:lang w:val="it-IT"/>
               </w:rPr>
               <w:t>xÉ</w:t>
             </w:r>
@@ -2875,37 +1875,19 @@
                 <w:color w:val="000000"/>
                 <w:sz w:val="32"/>
                 <w:szCs w:val="40"/>
-              </w:rPr>
-              <w:t>–</w:t>
-            </w:r>
-            <w:r>
-              <w:rPr>
-                <w:rFonts w:ascii="BRH Devanagari Extra" w:hAnsi="BRH Devanagari Extra" w:cs="BRH Devanagari Extra"/>
-                <w:color w:val="000000"/>
-                <w:sz w:val="40"/>
-                <w:szCs w:val="40"/>
-              </w:rPr>
-              <w:t xml:space="preserve">lÉç </w:t>
-            </w:r>
-            <w:proofErr w:type="spellStart"/>
-            <w:r>
-              <w:rPr>
-                <w:rFonts w:ascii="BRH Devanagari Extra" w:hAnsi="BRH Devanagari Extra" w:cs="BRH Devanagari Extra"/>
-                <w:color w:val="000000"/>
-                <w:sz w:val="40"/>
-                <w:szCs w:val="40"/>
-              </w:rPr>
-              <w:t>iÉÉÈ</w:t>
-            </w:r>
-            <w:proofErr w:type="spellEnd"/>
-            <w:r>
-              <w:rPr>
-                <w:rFonts w:ascii="BRH Devanagari Extra" w:hAnsi="BRH Devanagari Extra" w:cs="BRH Devanagari Extra"/>
-                <w:color w:val="000000"/>
-                <w:sz w:val="40"/>
-                <w:szCs w:val="40"/>
-              </w:rPr>
-              <w:t xml:space="preserve"> |</w:t>
+                <w:lang w:val="it-IT"/>
+              </w:rPr>
+              <w:t>–</w:t>
+            </w:r>
+            <w:r>
+              <w:rPr>
+                <w:rFonts w:ascii="BRH Devanagari Extra" w:hAnsi="BRH Devanagari Extra" w:cs="BRH Devanagari Extra"/>
+                <w:color w:val="000000"/>
+                <w:sz w:val="40"/>
+                <w:szCs w:val="40"/>
+                <w:lang w:val="it-IT"/>
+              </w:rPr>
+              <w:t>lÉç iÉÉÈ |</w:t>
             </w:r>
           </w:p>
         </w:tc>
@@ -2931,14 +1913,16 @@
                 <w:color w:val="000000"/>
                 <w:sz w:val="40"/>
                 <w:szCs w:val="40"/>
-              </w:rPr>
-            </w:pPr>
-            <w:r>
-              <w:rPr>
-                <w:rFonts w:ascii="BRH Devanagari Extra" w:hAnsi="BRH Devanagari Extra" w:cs="BRH Devanagari Extra"/>
-                <w:color w:val="000000"/>
-                <w:sz w:val="40"/>
-                <w:szCs w:val="40"/>
+                <w:lang w:val="it-IT"/>
+              </w:rPr>
+            </w:pPr>
+            <w:r>
+              <w:rPr>
+                <w:rFonts w:ascii="BRH Devanagari Extra" w:hAnsi="BRH Devanagari Extra" w:cs="BRH Devanagari Extra"/>
+                <w:color w:val="000000"/>
+                <w:sz w:val="40"/>
+                <w:szCs w:val="40"/>
+                <w:lang w:val="it-IT"/>
               </w:rPr>
               <w:t>SÒ</w:t>
             </w:r>
@@ -2949,49 +1933,40 @@
                 <w:color w:val="000000"/>
                 <w:sz w:val="32"/>
                 <w:szCs w:val="40"/>
-              </w:rPr>
-              <w:t>–</w:t>
-            </w:r>
-            <w:proofErr w:type="spellStart"/>
-            <w:r>
-              <w:rPr>
-                <w:rFonts w:ascii="BRH Devanagari Extra" w:hAnsi="BRH Devanagari Extra" w:cs="BRH Devanagari Extra"/>
-                <w:color w:val="000000"/>
-                <w:sz w:val="40"/>
-                <w:szCs w:val="40"/>
+                <w:lang w:val="it-IT"/>
+              </w:rPr>
+              <w:t>–</w:t>
+            </w:r>
+            <w:r>
+              <w:rPr>
+                <w:rFonts w:ascii="BRH Devanagari Extra" w:hAnsi="BRH Devanagari Extra" w:cs="BRH Devanagari Extra"/>
+                <w:color w:val="000000"/>
+                <w:sz w:val="40"/>
+                <w:szCs w:val="40"/>
+                <w:lang w:val="it-IT"/>
               </w:rPr>
               <w:t>ÌWû</w:t>
             </w:r>
-            <w:proofErr w:type="spellEnd"/>
-            <w:r>
-              <w:rPr>
-                <w:rFonts w:ascii="BRH Malayalam Extra" w:hAnsi="BRH Malayalam Extra" w:cs="BRH Devanagari Extra"/>
-                <w:b/>
-                <w:color w:val="000000"/>
-                <w:sz w:val="32"/>
-                <w:szCs w:val="40"/>
-              </w:rPr>
-              <w:t>–</w:t>
-            </w:r>
-            <w:proofErr w:type="spellStart"/>
-            <w:r>
-              <w:rPr>
-                <w:rFonts w:ascii="BRH Devanagari Extra" w:hAnsi="BRH Devanagari Extra" w:cs="BRH Devanagari Extra"/>
-                <w:color w:val="000000"/>
-                <w:sz w:val="40"/>
-                <w:szCs w:val="40"/>
-              </w:rPr>
-              <w:t>iÉUþ</w:t>
-            </w:r>
-            <w:proofErr w:type="spellEnd"/>
-            <w:r>
-              <w:rPr>
-                <w:rFonts w:ascii="BRH Devanagari Extra" w:hAnsi="BRH Devanagari Extra" w:cs="BRH Devanagari Extra"/>
-                <w:color w:val="000000"/>
-                <w:sz w:val="40"/>
-                <w:szCs w:val="40"/>
-              </w:rPr>
-              <w:t xml:space="preserve"> AÉ</w:t>
+            <w:r>
+              <w:rPr>
+                <w:rFonts w:ascii="BRH Malayalam Extra" w:hAnsi="BRH Malayalam Extra" w:cs="BRH Devanagari Extra"/>
+                <w:b/>
+                <w:color w:val="000000"/>
+                <w:sz w:val="32"/>
+                <w:szCs w:val="40"/>
+                <w:lang w:val="it-IT"/>
+              </w:rPr>
+              <w:t>–</w:t>
+            </w:r>
+            <w:r>
+              <w:rPr>
+                <w:rFonts w:ascii="BRH Devanagari Extra" w:hAnsi="BRH Devanagari Extra" w:cs="BRH Devanagari Extra"/>
+                <w:color w:val="000000"/>
+                <w:sz w:val="40"/>
+                <w:szCs w:val="40"/>
+                <w:lang w:val="it-IT"/>
+              </w:rPr>
+              <w:t>iÉUþ AÉ</w:t>
             </w:r>
             <w:r>
               <w:rPr>
@@ -3000,6 +1975,7 @@
                 <w:sz w:val="40"/>
                 <w:szCs w:val="40"/>
                 <w:highlight w:val="green"/>
+                <w:lang w:val="it-IT"/>
               </w:rPr>
               <w:t>xÉ</w:t>
             </w:r>
@@ -3009,6 +1985,7 @@
                 <w:color w:val="000000"/>
                 <w:sz w:val="40"/>
                 <w:szCs w:val="40"/>
+                <w:lang w:val="it-IT"/>
               </w:rPr>
               <w:t>³Éç | AÉ</w:t>
             </w:r>
@@ -3019,15 +1996,17 @@
                 <w:color w:val="000000"/>
                 <w:sz w:val="32"/>
                 <w:szCs w:val="40"/>
-              </w:rPr>
-              <w:t>–</w:t>
-            </w:r>
-            <w:r>
-              <w:rPr>
-                <w:rFonts w:ascii="BRH Devanagari Extra" w:hAnsi="BRH Devanagari Extra" w:cs="BRH Devanagari Extra"/>
-                <w:color w:val="000000"/>
-                <w:sz w:val="40"/>
-                <w:szCs w:val="40"/>
+                <w:lang w:val="it-IT"/>
+              </w:rPr>
+              <w:t>–</w:t>
+            </w:r>
+            <w:r>
+              <w:rPr>
+                <w:rFonts w:ascii="BRH Devanagari Extra" w:hAnsi="BRH Devanagari Extra" w:cs="BRH Devanagari Extra"/>
+                <w:color w:val="000000"/>
+                <w:sz w:val="40"/>
+                <w:szCs w:val="40"/>
+                <w:lang w:val="it-IT"/>
               </w:rPr>
               <w:t>xÉ</w:t>
             </w:r>
@@ -3038,37 +2017,19 @@
                 <w:color w:val="000000"/>
                 <w:sz w:val="32"/>
                 <w:szCs w:val="40"/>
-              </w:rPr>
-              <w:t>–</w:t>
-            </w:r>
-            <w:r>
-              <w:rPr>
-                <w:rFonts w:ascii="BRH Devanagari Extra" w:hAnsi="BRH Devanagari Extra" w:cs="BRH Devanagari Extra"/>
-                <w:color w:val="000000"/>
-                <w:sz w:val="40"/>
-                <w:szCs w:val="40"/>
-              </w:rPr>
-              <w:t xml:space="preserve">lÉç </w:t>
-            </w:r>
-            <w:proofErr w:type="spellStart"/>
-            <w:r>
-              <w:rPr>
-                <w:rFonts w:ascii="BRH Devanagari Extra" w:hAnsi="BRH Devanagari Extra" w:cs="BRH Devanagari Extra"/>
-                <w:color w:val="000000"/>
-                <w:sz w:val="40"/>
-                <w:szCs w:val="40"/>
-              </w:rPr>
-              <w:t>iÉÉÈ</w:t>
-            </w:r>
-            <w:proofErr w:type="spellEnd"/>
-            <w:r>
-              <w:rPr>
-                <w:rFonts w:ascii="BRH Devanagari Extra" w:hAnsi="BRH Devanagari Extra" w:cs="BRH Devanagari Extra"/>
-                <w:color w:val="000000"/>
-                <w:sz w:val="40"/>
-                <w:szCs w:val="40"/>
-              </w:rPr>
-              <w:t xml:space="preserve"> |</w:t>
+                <w:lang w:val="it-IT"/>
+              </w:rPr>
+              <w:t>–</w:t>
+            </w:r>
+            <w:r>
+              <w:rPr>
+                <w:rFonts w:ascii="BRH Devanagari Extra" w:hAnsi="BRH Devanagari Extra" w:cs="BRH Devanagari Extra"/>
+                <w:color w:val="000000"/>
+                <w:sz w:val="40"/>
+                <w:szCs w:val="40"/>
+                <w:lang w:val="it-IT"/>
+              </w:rPr>
+              <w:t>lÉç iÉÉÈ |</w:t>
             </w:r>
           </w:p>
         </w:tc>
@@ -3099,6 +2060,7 @@
                 <w:b/>
                 <w:sz w:val="28"/>
                 <w:szCs w:val="28"/>
+                <w:lang w:val="it-IT"/>
               </w:rPr>
             </w:pPr>
             <w:r>
@@ -3107,26 +2069,9 @@
                 <w:b/>
                 <w:sz w:val="28"/>
                 <w:szCs w:val="28"/>
-              </w:rPr>
-              <w:t>TS 2.3.9.2</w:t>
-            </w:r>
-            <w:r>
-              <w:rPr>
-                <w:rFonts w:cs="Arial"/>
-                <w:b/>
-                <w:sz w:val="28"/>
-                <w:szCs w:val="28"/>
-              </w:rPr>
-              <w:t xml:space="preserve"> </w:t>
-            </w:r>
-            <w:r>
-              <w:rPr>
-                <w:rFonts w:cs="Arial"/>
-                <w:b/>
-                <w:sz w:val="28"/>
-                <w:szCs w:val="28"/>
-              </w:rPr>
-              <w:t>- Kramam</w:t>
+                <w:lang w:val="it-IT"/>
+              </w:rPr>
+              <w:t>TS 2.3.9.2 - Kramam</w:t>
             </w:r>
           </w:p>
           <w:p>
@@ -3146,6 +2091,7 @@
                 <w:color w:val="000000"/>
                 <w:sz w:val="28"/>
                 <w:szCs w:val="32"/>
+                <w:lang w:val="it-IT"/>
               </w:rPr>
             </w:pPr>
             <w:r>
@@ -3154,8 +2100,9 @@
                 <w:b/>
                 <w:sz w:val="28"/>
                 <w:szCs w:val="28"/>
-              </w:rPr>
-              <w:t xml:space="preserve">Krama </w:t>
+                <w:lang w:val="it-IT"/>
+              </w:rPr>
+              <w:t>Krama Vaakyam No. - 2</w:t>
             </w:r>
             <w:r>
               <w:rPr>
@@ -3163,45 +2110,10 @@
                 <w:b/>
                 <w:sz w:val="28"/>
                 <w:szCs w:val="28"/>
-              </w:rPr>
-              <w:t>Vaakyam</w:t>
-            </w:r>
-            <w:r>
-              <w:rPr>
-                <w:rFonts w:cs="Arial"/>
-                <w:b/>
-                <w:sz w:val="28"/>
-                <w:szCs w:val="28"/>
-              </w:rPr>
-              <w:t xml:space="preserve"> No. </w:t>
-            </w:r>
-            <w:r>
-              <w:rPr>
-                <w:rFonts w:cs="Arial"/>
-                <w:b/>
-                <w:sz w:val="28"/>
-                <w:szCs w:val="28"/>
-              </w:rPr>
-              <w:t>- 2</w:t>
-            </w:r>
-            <w:r>
-              <w:rPr>
-                <w:rFonts w:cs="Arial"/>
-                <w:b/>
-                <w:sz w:val="28"/>
-                <w:szCs w:val="28"/>
+                <w:lang w:val="it-IT"/>
               </w:rPr>
               <w:br/>
-              <w:t xml:space="preserve">Panchaati </w:t>
-            </w:r>
-            <w:r>
-              <w:rPr>
-                <w:rFonts w:cs="Arial"/>
-                <w:b/>
-                <w:sz w:val="28"/>
-                <w:szCs w:val="28"/>
-              </w:rPr>
-              <w:t>No. - 36</w:t>
+              <w:t>Panchaati No. - 36</w:t>
             </w:r>
           </w:p>
         </w:tc>
@@ -3223,47 +2135,18 @@
                 <w:color w:val="000000"/>
                 <w:sz w:val="40"/>
                 <w:szCs w:val="40"/>
-              </w:rPr>
-            </w:pPr>
-            <w:proofErr w:type="spellStart"/>
-            <w:r>
-              <w:rPr>
-                <w:rFonts w:ascii="BRH Devanagari Extra" w:hAnsi="BRH Devanagari Extra" w:cs="BRH Devanagari Extra"/>
-                <w:color w:val="000000"/>
-                <w:sz w:val="40"/>
-                <w:szCs w:val="40"/>
-              </w:rPr>
-              <w:t>AÉqÉþlÉxrÉ</w:t>
-            </w:r>
-            <w:proofErr w:type="spellEnd"/>
-            <w:r>
-              <w:rPr>
-                <w:rFonts w:ascii="BRH Devanagari Extra" w:hAnsi="BRH Devanagari Extra" w:cs="BRH Devanagari Extra"/>
-                <w:color w:val="000000"/>
-                <w:sz w:val="40"/>
-                <w:szCs w:val="40"/>
-              </w:rPr>
-              <w:t xml:space="preserve"> </w:t>
-            </w:r>
-            <w:proofErr w:type="spellStart"/>
-            <w:r>
-              <w:rPr>
-                <w:rFonts w:ascii="BRH Devanagari Extra" w:hAnsi="BRH Devanagari Extra" w:cs="BRH Devanagari Extra"/>
-                <w:color w:val="000000"/>
-                <w:sz w:val="40"/>
-                <w:szCs w:val="40"/>
-              </w:rPr>
-              <w:t>SåuÉÉÈ</w:t>
-            </w:r>
-            <w:proofErr w:type="spellEnd"/>
-            <w:r>
-              <w:rPr>
-                <w:rFonts w:ascii="BRH Devanagari Extra" w:hAnsi="BRH Devanagari Extra" w:cs="BRH Devanagari Extra"/>
-                <w:color w:val="000000"/>
-                <w:sz w:val="40"/>
-                <w:szCs w:val="40"/>
-              </w:rPr>
-              <w:t xml:space="preserve"> | </w:t>
+                <w:lang w:val="it-IT"/>
+              </w:rPr>
+            </w:pPr>
+            <w:r>
+              <w:rPr>
+                <w:rFonts w:ascii="BRH Devanagari Extra" w:hAnsi="BRH Devanagari Extra" w:cs="BRH Devanagari Extra"/>
+                <w:color w:val="000000"/>
+                <w:sz w:val="40"/>
+                <w:szCs w:val="40"/>
+                <w:lang w:val="it-IT"/>
+              </w:rPr>
+              <w:t xml:space="preserve">AÉqÉþlÉxrÉ SåuÉÉÈ | </w:t>
             </w:r>
           </w:p>
           <w:p>
@@ -3274,9 +2157,9 @@
                 <w:color w:val="000000"/>
                 <w:sz w:val="40"/>
                 <w:szCs w:val="40"/>
-              </w:rPr>
-            </w:pPr>
-            <w:proofErr w:type="spellStart"/>
+                <w:lang w:val="it-IT"/>
+              </w:rPr>
+            </w:pPr>
             <w:r>
               <w:rPr>
                 <w:rFonts w:ascii="BRH Devanagari Extra" w:hAnsi="BRH Devanagari Extra" w:cs="BRH Devanagari Extra"/>
@@ -3284,6 +2167,7 @@
                 <w:sz w:val="40"/>
                 <w:szCs w:val="40"/>
                 <w:highlight w:val="yellow"/>
+                <w:lang w:val="it-IT"/>
               </w:rPr>
               <w:t>A</w:t>
             </w:r>
@@ -3293,56 +2177,49 @@
                 <w:color w:val="000000"/>
                 <w:sz w:val="40"/>
                 <w:szCs w:val="40"/>
+                <w:lang w:val="it-IT"/>
               </w:rPr>
               <w:t>qÉþlÉ</w:t>
             </w:r>
-            <w:proofErr w:type="spellEnd"/>
-            <w:r>
-              <w:rPr>
-                <w:rFonts w:ascii="BRH Malayalam Extra" w:hAnsi="BRH Malayalam Extra" w:cs="BRH Devanagari Extra"/>
-                <w:b/>
-                <w:color w:val="000000"/>
-                <w:sz w:val="32"/>
-                <w:szCs w:val="40"/>
-              </w:rPr>
-              <w:t>–</w:t>
-            </w:r>
-            <w:proofErr w:type="spellStart"/>
-            <w:r>
-              <w:rPr>
-                <w:rFonts w:ascii="BRH Devanagari Extra" w:hAnsi="BRH Devanagari Extra" w:cs="BRH Devanagari Extra"/>
-                <w:color w:val="000000"/>
-                <w:sz w:val="40"/>
-                <w:szCs w:val="40"/>
-              </w:rPr>
-              <w:t>xrÉåirÉÉ</w:t>
-            </w:r>
-            <w:proofErr w:type="spellEnd"/>
-            <w:r>
-              <w:rPr>
-                <w:rFonts w:ascii="BRH Devanagari Extra" w:hAnsi="BRH Devanagari Extra" w:cs="BRH Devanagari Extra"/>
-                <w:color w:val="000000"/>
-                <w:sz w:val="40"/>
-                <w:szCs w:val="40"/>
-              </w:rPr>
-              <w:t xml:space="preserve"> - qÉ</w:t>
-            </w:r>
-            <w:r>
-              <w:rPr>
-                <w:rFonts w:ascii="BRH Malayalam Extra" w:hAnsi="BRH Malayalam Extra" w:cs="BRH Devanagari Extra"/>
-                <w:b/>
-                <w:color w:val="000000"/>
-                <w:sz w:val="32"/>
-                <w:szCs w:val="40"/>
-              </w:rPr>
-              <w:t>–</w:t>
-            </w:r>
-            <w:r>
-              <w:rPr>
-                <w:rFonts w:ascii="BRH Devanagari Extra" w:hAnsi="BRH Devanagari Extra" w:cs="BRH Devanagari Extra"/>
-                <w:color w:val="000000"/>
-                <w:sz w:val="40"/>
-                <w:szCs w:val="40"/>
+            <w:r>
+              <w:rPr>
+                <w:rFonts w:ascii="BRH Malayalam Extra" w:hAnsi="BRH Malayalam Extra" w:cs="BRH Devanagari Extra"/>
+                <w:b/>
+                <w:color w:val="000000"/>
+                <w:sz w:val="32"/>
+                <w:szCs w:val="40"/>
+                <w:lang w:val="it-IT"/>
+              </w:rPr>
+              <w:t>–</w:t>
+            </w:r>
+            <w:r>
+              <w:rPr>
+                <w:rFonts w:ascii="BRH Devanagari Extra" w:hAnsi="BRH Devanagari Extra" w:cs="BRH Devanagari Extra"/>
+                <w:color w:val="000000"/>
+                <w:sz w:val="40"/>
+                <w:szCs w:val="40"/>
+                <w:lang w:val="it-IT"/>
+              </w:rPr>
+              <w:t>xrÉåirÉÉ - qÉ</w:t>
+            </w:r>
+            <w:r>
+              <w:rPr>
+                <w:rFonts w:ascii="BRH Malayalam Extra" w:hAnsi="BRH Malayalam Extra" w:cs="BRH Devanagari Extra"/>
+                <w:b/>
+                <w:color w:val="000000"/>
+                <w:sz w:val="32"/>
+                <w:szCs w:val="40"/>
+                <w:lang w:val="it-IT"/>
+              </w:rPr>
+              <w:t>–</w:t>
+            </w:r>
+            <w:r>
+              <w:rPr>
+                <w:rFonts w:ascii="BRH Devanagari Extra" w:hAnsi="BRH Devanagari Extra" w:cs="BRH Devanagari Extra"/>
+                <w:color w:val="000000"/>
+                <w:sz w:val="40"/>
+                <w:szCs w:val="40"/>
+                <w:lang w:val="it-IT"/>
               </w:rPr>
               <w:t>lÉ</w:t>
             </w:r>
@@ -3353,36 +2230,38 @@
                 <w:color w:val="000000"/>
                 <w:sz w:val="32"/>
                 <w:szCs w:val="40"/>
-              </w:rPr>
-              <w:t>–</w:t>
-            </w:r>
-            <w:proofErr w:type="spellStart"/>
-            <w:r>
-              <w:rPr>
-                <w:rFonts w:ascii="BRH Devanagari Extra" w:hAnsi="BRH Devanagari Extra" w:cs="BRH Devanagari Extra"/>
-                <w:color w:val="000000"/>
-                <w:sz w:val="40"/>
-                <w:szCs w:val="40"/>
+                <w:lang w:val="it-IT"/>
+              </w:rPr>
+              <w:t>–</w:t>
+            </w:r>
+            <w:r>
+              <w:rPr>
+                <w:rFonts w:ascii="BRH Devanagari Extra" w:hAnsi="BRH Devanagari Extra" w:cs="BRH Devanagari Extra"/>
+                <w:color w:val="000000"/>
+                <w:sz w:val="40"/>
+                <w:szCs w:val="40"/>
+                <w:lang w:val="it-IT"/>
               </w:rPr>
               <w:t>xrÉ</w:t>
             </w:r>
-            <w:proofErr w:type="spellEnd"/>
-            <w:r>
-              <w:rPr>
-                <w:rFonts w:ascii="BRH Malayalam Extra" w:hAnsi="BRH Malayalam Extra" w:cs="BRH Devanagari Extra"/>
-                <w:b/>
-                <w:color w:val="000000"/>
-                <w:sz w:val="32"/>
-                <w:szCs w:val="40"/>
-              </w:rPr>
-              <w:t>–</w:t>
-            </w:r>
-            <w:r>
-              <w:rPr>
-                <w:rFonts w:ascii="BRH Devanagari Extra" w:hAnsi="BRH Devanagari Extra" w:cs="BRH Devanagari Extra"/>
-                <w:color w:val="000000"/>
-                <w:sz w:val="40"/>
-                <w:szCs w:val="40"/>
+            <w:r>
+              <w:rPr>
+                <w:rFonts w:ascii="BRH Malayalam Extra" w:hAnsi="BRH Malayalam Extra" w:cs="BRH Devanagari Extra"/>
+                <w:b/>
+                <w:color w:val="000000"/>
+                <w:sz w:val="32"/>
+                <w:szCs w:val="40"/>
+                <w:lang w:val="it-IT"/>
+              </w:rPr>
+              <w:t>–</w:t>
+            </w:r>
+            <w:r>
+              <w:rPr>
+                <w:rFonts w:ascii="BRH Devanagari Extra" w:hAnsi="BRH Devanagari Extra" w:cs="BRH Devanagari Extra"/>
+                <w:color w:val="000000"/>
+                <w:sz w:val="40"/>
+                <w:szCs w:val="40"/>
+                <w:lang w:val="it-IT"/>
               </w:rPr>
               <w:t xml:space="preserve"> |</w:t>
             </w:r>
@@ -3406,47 +2285,18 @@
                 <w:color w:val="000000"/>
                 <w:sz w:val="40"/>
                 <w:szCs w:val="40"/>
-              </w:rPr>
-            </w:pPr>
-            <w:proofErr w:type="spellStart"/>
-            <w:r>
-              <w:rPr>
-                <w:rFonts w:ascii="BRH Devanagari Extra" w:hAnsi="BRH Devanagari Extra" w:cs="BRH Devanagari Extra"/>
-                <w:color w:val="000000"/>
-                <w:sz w:val="40"/>
-                <w:szCs w:val="40"/>
-              </w:rPr>
-              <w:t>AÉqÉþlÉxrÉ</w:t>
-            </w:r>
-            <w:proofErr w:type="spellEnd"/>
-            <w:r>
-              <w:rPr>
-                <w:rFonts w:ascii="BRH Devanagari Extra" w:hAnsi="BRH Devanagari Extra" w:cs="BRH Devanagari Extra"/>
-                <w:color w:val="000000"/>
-                <w:sz w:val="40"/>
-                <w:szCs w:val="40"/>
-              </w:rPr>
-              <w:t xml:space="preserve"> </w:t>
-            </w:r>
-            <w:proofErr w:type="spellStart"/>
-            <w:r>
-              <w:rPr>
-                <w:rFonts w:ascii="BRH Devanagari Extra" w:hAnsi="BRH Devanagari Extra" w:cs="BRH Devanagari Extra"/>
-                <w:color w:val="000000"/>
-                <w:sz w:val="40"/>
-                <w:szCs w:val="40"/>
-              </w:rPr>
-              <w:t>SåuÉÉÈ</w:t>
-            </w:r>
-            <w:proofErr w:type="spellEnd"/>
-            <w:r>
-              <w:rPr>
-                <w:rFonts w:ascii="BRH Devanagari Extra" w:hAnsi="BRH Devanagari Extra" w:cs="BRH Devanagari Extra"/>
-                <w:color w:val="000000"/>
-                <w:sz w:val="40"/>
-                <w:szCs w:val="40"/>
-              </w:rPr>
-              <w:t xml:space="preserve"> | </w:t>
+                <w:lang w:val="it-IT"/>
+              </w:rPr>
+            </w:pPr>
+            <w:r>
+              <w:rPr>
+                <w:rFonts w:ascii="BRH Devanagari Extra" w:hAnsi="BRH Devanagari Extra" w:cs="BRH Devanagari Extra"/>
+                <w:color w:val="000000"/>
+                <w:sz w:val="40"/>
+                <w:szCs w:val="40"/>
+                <w:lang w:val="it-IT"/>
+              </w:rPr>
+              <w:t xml:space="preserve">AÉqÉþlÉxrÉ SåuÉÉÈ | </w:t>
             </w:r>
           </w:p>
           <w:p>
@@ -3461,9 +2311,9 @@
                 <w:color w:val="000000"/>
                 <w:sz w:val="40"/>
                 <w:szCs w:val="40"/>
-              </w:rPr>
-            </w:pPr>
-            <w:proofErr w:type="spellStart"/>
+                <w:lang w:val="it-IT"/>
+              </w:rPr>
+            </w:pPr>
             <w:r>
               <w:rPr>
                 <w:rFonts w:ascii="BRH Devanagari Extra" w:hAnsi="BRH Devanagari Extra" w:cs="BRH Devanagari Extra"/>
@@ -3471,6 +2321,7 @@
                 <w:sz w:val="40"/>
                 <w:szCs w:val="40"/>
                 <w:highlight w:val="green"/>
+                <w:lang w:val="it-IT"/>
               </w:rPr>
               <w:t>AÉ</w:t>
             </w:r>
@@ -3480,56 +2331,49 @@
                 <w:color w:val="000000"/>
                 <w:sz w:val="40"/>
                 <w:szCs w:val="40"/>
+                <w:lang w:val="it-IT"/>
               </w:rPr>
               <w:t>qÉþlÉ</w:t>
             </w:r>
-            <w:proofErr w:type="spellEnd"/>
-            <w:r>
-              <w:rPr>
-                <w:rFonts w:ascii="BRH Malayalam Extra" w:hAnsi="BRH Malayalam Extra" w:cs="BRH Devanagari Extra"/>
-                <w:b/>
-                <w:color w:val="000000"/>
-                <w:sz w:val="32"/>
-                <w:szCs w:val="40"/>
-              </w:rPr>
-              <w:t>–</w:t>
-            </w:r>
-            <w:proofErr w:type="spellStart"/>
-            <w:r>
-              <w:rPr>
-                <w:rFonts w:ascii="BRH Devanagari Extra" w:hAnsi="BRH Devanagari Extra" w:cs="BRH Devanagari Extra"/>
-                <w:color w:val="000000"/>
-                <w:sz w:val="40"/>
-                <w:szCs w:val="40"/>
-              </w:rPr>
-              <w:t>xrÉåirÉÉ</w:t>
-            </w:r>
-            <w:proofErr w:type="spellEnd"/>
-            <w:r>
-              <w:rPr>
-                <w:rFonts w:ascii="BRH Devanagari Extra" w:hAnsi="BRH Devanagari Extra" w:cs="BRH Devanagari Extra"/>
-                <w:color w:val="000000"/>
-                <w:sz w:val="40"/>
-                <w:szCs w:val="40"/>
-              </w:rPr>
-              <w:t xml:space="preserve"> - qÉ</w:t>
-            </w:r>
-            <w:r>
-              <w:rPr>
-                <w:rFonts w:ascii="BRH Malayalam Extra" w:hAnsi="BRH Malayalam Extra" w:cs="BRH Devanagari Extra"/>
-                <w:b/>
-                <w:color w:val="000000"/>
-                <w:sz w:val="32"/>
-                <w:szCs w:val="40"/>
-              </w:rPr>
-              <w:t>–</w:t>
-            </w:r>
-            <w:r>
-              <w:rPr>
-                <w:rFonts w:ascii="BRH Devanagari Extra" w:hAnsi="BRH Devanagari Extra" w:cs="BRH Devanagari Extra"/>
-                <w:color w:val="000000"/>
-                <w:sz w:val="40"/>
-                <w:szCs w:val="40"/>
+            <w:r>
+              <w:rPr>
+                <w:rFonts w:ascii="BRH Malayalam Extra" w:hAnsi="BRH Malayalam Extra" w:cs="BRH Devanagari Extra"/>
+                <w:b/>
+                <w:color w:val="000000"/>
+                <w:sz w:val="32"/>
+                <w:szCs w:val="40"/>
+                <w:lang w:val="it-IT"/>
+              </w:rPr>
+              <w:t>–</w:t>
+            </w:r>
+            <w:r>
+              <w:rPr>
+                <w:rFonts w:ascii="BRH Devanagari Extra" w:hAnsi="BRH Devanagari Extra" w:cs="BRH Devanagari Extra"/>
+                <w:color w:val="000000"/>
+                <w:sz w:val="40"/>
+                <w:szCs w:val="40"/>
+                <w:lang w:val="it-IT"/>
+              </w:rPr>
+              <w:t>xrÉåirÉÉ - qÉ</w:t>
+            </w:r>
+            <w:r>
+              <w:rPr>
+                <w:rFonts w:ascii="BRH Malayalam Extra" w:hAnsi="BRH Malayalam Extra" w:cs="BRH Devanagari Extra"/>
+                <w:b/>
+                <w:color w:val="000000"/>
+                <w:sz w:val="32"/>
+                <w:szCs w:val="40"/>
+                <w:lang w:val="it-IT"/>
+              </w:rPr>
+              <w:t>–</w:t>
+            </w:r>
+            <w:r>
+              <w:rPr>
+                <w:rFonts w:ascii="BRH Devanagari Extra" w:hAnsi="BRH Devanagari Extra" w:cs="BRH Devanagari Extra"/>
+                <w:color w:val="000000"/>
+                <w:sz w:val="40"/>
+                <w:szCs w:val="40"/>
+                <w:lang w:val="it-IT"/>
               </w:rPr>
               <w:t>lÉ</w:t>
             </w:r>
@@ -3540,36 +2384,38 @@
                 <w:color w:val="000000"/>
                 <w:sz w:val="32"/>
                 <w:szCs w:val="40"/>
-              </w:rPr>
-              <w:t>–</w:t>
-            </w:r>
-            <w:proofErr w:type="spellStart"/>
-            <w:r>
-              <w:rPr>
-                <w:rFonts w:ascii="BRH Devanagari Extra" w:hAnsi="BRH Devanagari Extra" w:cs="BRH Devanagari Extra"/>
-                <w:color w:val="000000"/>
-                <w:sz w:val="40"/>
-                <w:szCs w:val="40"/>
+                <w:lang w:val="it-IT"/>
+              </w:rPr>
+              <w:t>–</w:t>
+            </w:r>
+            <w:r>
+              <w:rPr>
+                <w:rFonts w:ascii="BRH Devanagari Extra" w:hAnsi="BRH Devanagari Extra" w:cs="BRH Devanagari Extra"/>
+                <w:color w:val="000000"/>
+                <w:sz w:val="40"/>
+                <w:szCs w:val="40"/>
+                <w:lang w:val="it-IT"/>
               </w:rPr>
               <w:t>xrÉ</w:t>
             </w:r>
-            <w:proofErr w:type="spellEnd"/>
-            <w:r>
-              <w:rPr>
-                <w:rFonts w:ascii="BRH Malayalam Extra" w:hAnsi="BRH Malayalam Extra" w:cs="BRH Devanagari Extra"/>
-                <w:b/>
-                <w:color w:val="000000"/>
-                <w:sz w:val="32"/>
-                <w:szCs w:val="40"/>
-              </w:rPr>
-              <w:t>–</w:t>
-            </w:r>
-            <w:r>
-              <w:rPr>
-                <w:rFonts w:ascii="BRH Devanagari Extra" w:hAnsi="BRH Devanagari Extra" w:cs="BRH Devanagari Extra"/>
-                <w:color w:val="000000"/>
-                <w:sz w:val="40"/>
-                <w:szCs w:val="40"/>
+            <w:r>
+              <w:rPr>
+                <w:rFonts w:ascii="BRH Malayalam Extra" w:hAnsi="BRH Malayalam Extra" w:cs="BRH Devanagari Extra"/>
+                <w:b/>
+                <w:color w:val="000000"/>
+                <w:sz w:val="32"/>
+                <w:szCs w:val="40"/>
+                <w:lang w:val="it-IT"/>
+              </w:rPr>
+              <w:t>–</w:t>
+            </w:r>
+            <w:r>
+              <w:rPr>
+                <w:rFonts w:ascii="BRH Devanagari Extra" w:hAnsi="BRH Devanagari Extra" w:cs="BRH Devanagari Extra"/>
+                <w:color w:val="000000"/>
+                <w:sz w:val="40"/>
+                <w:szCs w:val="40"/>
+                <w:lang w:val="it-IT"/>
               </w:rPr>
               <w:t xml:space="preserve"> |</w:t>
             </w:r>
@@ -3602,6 +2448,7 @@
                 <w:b/>
                 <w:sz w:val="28"/>
                 <w:szCs w:val="28"/>
+                <w:lang w:val="it-IT"/>
               </w:rPr>
             </w:pPr>
             <w:r>
@@ -3610,6 +2457,7 @@
                 <w:b/>
                 <w:sz w:val="28"/>
                 <w:szCs w:val="28"/>
+                <w:lang w:val="it-IT"/>
               </w:rPr>
               <w:t>TS 2.3.</w:t>
             </w:r>
@@ -3619,6 +2467,7 @@
                 <w:b/>
                 <w:sz w:val="28"/>
                 <w:szCs w:val="28"/>
+                <w:lang w:val="it-IT"/>
               </w:rPr>
               <w:t>11</w:t>
             </w:r>
@@ -3628,26 +2477,9 @@
                 <w:b/>
                 <w:sz w:val="28"/>
                 <w:szCs w:val="28"/>
-              </w:rPr>
-              <w:t>.2</w:t>
-            </w:r>
-            <w:r>
-              <w:rPr>
-                <w:rFonts w:cs="Arial"/>
-                <w:b/>
-                <w:sz w:val="28"/>
-                <w:szCs w:val="28"/>
-              </w:rPr>
-              <w:t xml:space="preserve"> </w:t>
-            </w:r>
-            <w:r>
-              <w:rPr>
-                <w:rFonts w:cs="Arial"/>
-                <w:b/>
-                <w:sz w:val="28"/>
-                <w:szCs w:val="28"/>
-              </w:rPr>
-              <w:t>- Kramam</w:t>
+                <w:lang w:val="it-IT"/>
+              </w:rPr>
+              <w:t>.2 - Kramam</w:t>
             </w:r>
           </w:p>
           <w:p>
@@ -3667,6 +2499,7 @@
                 <w:color w:val="000000"/>
                 <w:sz w:val="28"/>
                 <w:szCs w:val="32"/>
+                <w:lang w:val="it-IT"/>
               </w:rPr>
             </w:pPr>
             <w:r>
@@ -3675,8 +2508,9 @@
                 <w:b/>
                 <w:sz w:val="28"/>
                 <w:szCs w:val="28"/>
-              </w:rPr>
-              <w:t xml:space="preserve">Krama </w:t>
+                <w:lang w:val="it-IT"/>
+              </w:rPr>
+              <w:t xml:space="preserve">Krama Vaakyam No. - </w:t>
             </w:r>
             <w:r>
               <w:rPr>
@@ -3684,8 +2518,9 @@
                 <w:b/>
                 <w:sz w:val="28"/>
                 <w:szCs w:val="28"/>
-              </w:rPr>
-              <w:t>Vaakyam</w:t>
+                <w:lang w:val="it-IT"/>
+              </w:rPr>
+              <w:t>47</w:t>
             </w:r>
             <w:r>
               <w:rPr>
@@ -3693,8 +2528,10 @@
                 <w:b/>
                 <w:sz w:val="28"/>
                 <w:szCs w:val="28"/>
-              </w:rPr>
-              <w:t xml:space="preserve"> No. </w:t>
+                <w:lang w:val="it-IT"/>
+              </w:rPr>
+              <w:br/>
+              <w:t xml:space="preserve">Panchaati No. - </w:t>
             </w:r>
             <w:r>
               <w:rPr>
@@ -3702,43 +2539,7 @@
                 <w:b/>
                 <w:sz w:val="28"/>
                 <w:szCs w:val="28"/>
-              </w:rPr>
-              <w:t xml:space="preserve">- </w:t>
-            </w:r>
-            <w:r>
-              <w:rPr>
-                <w:rFonts w:cs="Arial"/>
-                <w:b/>
-                <w:sz w:val="28"/>
-                <w:szCs w:val="28"/>
-              </w:rPr>
-              <w:t>47</w:t>
-            </w:r>
-            <w:r>
-              <w:rPr>
-                <w:rFonts w:cs="Arial"/>
-                <w:b/>
-                <w:sz w:val="28"/>
-                <w:szCs w:val="28"/>
-              </w:rPr>
-              <w:br/>
-              <w:t xml:space="preserve">Panchaati </w:t>
-            </w:r>
-            <w:r>
-              <w:rPr>
-                <w:rFonts w:cs="Arial"/>
-                <w:b/>
-                <w:sz w:val="28"/>
-                <w:szCs w:val="28"/>
-              </w:rPr>
-              <w:t xml:space="preserve">No. - </w:t>
-            </w:r>
-            <w:r>
-              <w:rPr>
-                <w:rFonts w:cs="Arial"/>
-                <w:b/>
-                <w:sz w:val="28"/>
-                <w:szCs w:val="28"/>
+                <w:lang w:val="it-IT"/>
               </w:rPr>
               <w:t>42</w:t>
             </w:r>
@@ -3789,66 +2590,33 @@
               </w:rPr>
               <w:t>–</w:t>
             </w:r>
-            <w:proofErr w:type="spellStart"/>
-            <w:r>
-              <w:rPr>
-                <w:rFonts w:ascii="BRH Devanagari Extra" w:hAnsi="BRH Devanagari Extra" w:cs="BRH Devanagari Extra"/>
-                <w:color w:val="000000"/>
-                <w:sz w:val="40"/>
-                <w:szCs w:val="40"/>
-              </w:rPr>
-              <w:t>ÍµÉlÉÉåÿÈ</w:t>
-            </w:r>
-            <w:proofErr w:type="spellEnd"/>
-            <w:r>
-              <w:rPr>
-                <w:rFonts w:ascii="BRH Devanagari Extra" w:hAnsi="BRH Devanagari Extra" w:cs="BRH Devanagari Extra"/>
-                <w:color w:val="000000"/>
-                <w:sz w:val="40"/>
-                <w:szCs w:val="40"/>
-              </w:rPr>
-              <w:t xml:space="preserve"> </w:t>
-            </w:r>
-            <w:proofErr w:type="spellStart"/>
-            <w:r>
-              <w:rPr>
-                <w:rFonts w:ascii="BRH Devanagari Extra" w:hAnsi="BRH Devanagari Extra" w:cs="BRH Devanagari Extra"/>
-                <w:color w:val="000000"/>
-                <w:sz w:val="40"/>
-                <w:szCs w:val="40"/>
-              </w:rPr>
-              <w:t>mÉëÉ</w:t>
-            </w:r>
-            <w:proofErr w:type="spellEnd"/>
-            <w:r>
-              <w:rPr>
-                <w:rFonts w:ascii="BRH Malayalam Extra" w:hAnsi="BRH Malayalam Extra" w:cs="BRH Devanagari Extra"/>
-                <w:b/>
-                <w:color w:val="000000"/>
-                <w:sz w:val="32"/>
-                <w:szCs w:val="40"/>
-              </w:rPr>
-              <w:t>–</w:t>
-            </w:r>
-            <w:proofErr w:type="spellStart"/>
-            <w:r>
-              <w:rPr>
-                <w:rFonts w:ascii="BRH Devanagari Extra" w:hAnsi="BRH Devanagari Extra" w:cs="BRH Devanagari Extra"/>
-                <w:color w:val="000000"/>
-                <w:sz w:val="40"/>
-                <w:szCs w:val="40"/>
-              </w:rPr>
-              <w:t>hÉÈ</w:t>
-            </w:r>
-            <w:proofErr w:type="spellEnd"/>
-            <w:r>
-              <w:rPr>
-                <w:rFonts w:ascii="BRH Devanagari Extra" w:hAnsi="BRH Devanagari Extra" w:cs="BRH Devanagari Extra"/>
-                <w:color w:val="000000"/>
-                <w:sz w:val="40"/>
-                <w:szCs w:val="40"/>
-              </w:rPr>
-              <w:t xml:space="preserve"> | </w:t>
+            <w:r>
+              <w:rPr>
+                <w:rFonts w:ascii="BRH Devanagari Extra" w:hAnsi="BRH Devanagari Extra" w:cs="BRH Devanagari Extra"/>
+                <w:color w:val="000000"/>
+                <w:sz w:val="40"/>
+                <w:szCs w:val="40"/>
+              </w:rPr>
+              <w:t>ÍµÉlÉÉåÿÈ mÉëÉ</w:t>
+            </w:r>
+            <w:r>
+              <w:rPr>
+                <w:rFonts w:ascii="BRH Malayalam Extra" w:hAnsi="BRH Malayalam Extra" w:cs="BRH Devanagari Extra"/>
+                <w:b/>
+                <w:color w:val="000000"/>
+                <w:sz w:val="32"/>
+                <w:szCs w:val="40"/>
+              </w:rPr>
+              <w:t>–</w:t>
+            </w:r>
+            <w:r>
+              <w:rPr>
+                <w:rFonts w:ascii="BRH Devanagari Extra" w:hAnsi="BRH Devanagari Extra" w:cs="BRH Devanagari Extra"/>
+                <w:color w:val="000000"/>
+                <w:sz w:val="40"/>
+                <w:szCs w:val="40"/>
+              </w:rPr>
+              <w:t xml:space="preserve">hÉÈ | </w:t>
             </w:r>
           </w:p>
         </w:tc>
@@ -3897,66 +2665,33 @@
               </w:rPr>
               <w:t>–</w:t>
             </w:r>
-            <w:proofErr w:type="spellStart"/>
-            <w:r>
-              <w:rPr>
-                <w:rFonts w:ascii="BRH Devanagari Extra" w:hAnsi="BRH Devanagari Extra" w:cs="BRH Devanagari Extra"/>
-                <w:color w:val="000000"/>
-                <w:sz w:val="40"/>
-                <w:szCs w:val="40"/>
-              </w:rPr>
-              <w:t>ÍµÉlÉÉåÿÈ</w:t>
-            </w:r>
-            <w:proofErr w:type="spellEnd"/>
-            <w:r>
-              <w:rPr>
-                <w:rFonts w:ascii="BRH Devanagari Extra" w:hAnsi="BRH Devanagari Extra" w:cs="BRH Devanagari Extra"/>
-                <w:color w:val="000000"/>
-                <w:sz w:val="40"/>
-                <w:szCs w:val="40"/>
-              </w:rPr>
-              <w:t xml:space="preserve"> </w:t>
-            </w:r>
-            <w:proofErr w:type="spellStart"/>
-            <w:r>
-              <w:rPr>
-                <w:rFonts w:ascii="BRH Devanagari Extra" w:hAnsi="BRH Devanagari Extra" w:cs="BRH Devanagari Extra"/>
-                <w:color w:val="000000"/>
-                <w:sz w:val="40"/>
-                <w:szCs w:val="40"/>
-              </w:rPr>
-              <w:t>mÉëÉ</w:t>
-            </w:r>
-            <w:proofErr w:type="spellEnd"/>
-            <w:r>
-              <w:rPr>
-                <w:rFonts w:ascii="BRH Malayalam Extra" w:hAnsi="BRH Malayalam Extra" w:cs="BRH Devanagari Extra"/>
-                <w:b/>
-                <w:color w:val="000000"/>
-                <w:sz w:val="32"/>
-                <w:szCs w:val="40"/>
-              </w:rPr>
-              <w:t>–</w:t>
-            </w:r>
-            <w:proofErr w:type="spellStart"/>
-            <w:r>
-              <w:rPr>
-                <w:rFonts w:ascii="BRH Devanagari Extra" w:hAnsi="BRH Devanagari Extra" w:cs="BRH Devanagari Extra"/>
-                <w:color w:val="000000"/>
-                <w:sz w:val="40"/>
-                <w:szCs w:val="40"/>
-              </w:rPr>
-              <w:t>hÉÈ</w:t>
-            </w:r>
-            <w:proofErr w:type="spellEnd"/>
-            <w:r>
-              <w:rPr>
-                <w:rFonts w:ascii="BRH Devanagari Extra" w:hAnsi="BRH Devanagari Extra" w:cs="BRH Devanagari Extra"/>
-                <w:color w:val="000000"/>
-                <w:sz w:val="40"/>
-                <w:szCs w:val="40"/>
-              </w:rPr>
-              <w:t xml:space="preserve"> |</w:t>
+            <w:r>
+              <w:rPr>
+                <w:rFonts w:ascii="BRH Devanagari Extra" w:hAnsi="BRH Devanagari Extra" w:cs="BRH Devanagari Extra"/>
+                <w:color w:val="000000"/>
+                <w:sz w:val="40"/>
+                <w:szCs w:val="40"/>
+              </w:rPr>
+              <w:t>ÍµÉlÉÉåÿÈ mÉëÉ</w:t>
+            </w:r>
+            <w:r>
+              <w:rPr>
+                <w:rFonts w:ascii="BRH Malayalam Extra" w:hAnsi="BRH Malayalam Extra" w:cs="BRH Devanagari Extra"/>
+                <w:b/>
+                <w:color w:val="000000"/>
+                <w:sz w:val="32"/>
+                <w:szCs w:val="40"/>
+              </w:rPr>
+              <w:t>–</w:t>
+            </w:r>
+            <w:r>
+              <w:rPr>
+                <w:rFonts w:ascii="BRH Devanagari Extra" w:hAnsi="BRH Devanagari Extra" w:cs="BRH Devanagari Extra"/>
+                <w:color w:val="000000"/>
+                <w:sz w:val="40"/>
+                <w:szCs w:val="40"/>
+              </w:rPr>
+              <w:t>hÉÈ |</w:t>
             </w:r>
           </w:p>
         </w:tc>
@@ -3987,6 +2722,7 @@
                 <w:b/>
                 <w:sz w:val="28"/>
                 <w:szCs w:val="28"/>
+                <w:lang w:val="it-IT"/>
               </w:rPr>
             </w:pPr>
             <w:r>
@@ -3995,26 +2731,9 @@
                 <w:b/>
                 <w:sz w:val="28"/>
                 <w:szCs w:val="28"/>
-              </w:rPr>
-              <w:t>TS 2.3.13.1</w:t>
-            </w:r>
-            <w:r>
-              <w:rPr>
-                <w:rFonts w:cs="Arial"/>
-                <w:b/>
-                <w:sz w:val="28"/>
-                <w:szCs w:val="28"/>
-              </w:rPr>
-              <w:t xml:space="preserve"> </w:t>
-            </w:r>
-            <w:r>
-              <w:rPr>
-                <w:rFonts w:cs="Arial"/>
-                <w:b/>
-                <w:sz w:val="28"/>
-                <w:szCs w:val="28"/>
-              </w:rPr>
-              <w:t>- Kramam</w:t>
+                <w:lang w:val="it-IT"/>
+              </w:rPr>
+              <w:t>TS 2.3.13.1 - Kramam</w:t>
             </w:r>
           </w:p>
           <w:p>
@@ -4034,6 +2753,7 @@
                 <w:color w:val="000000"/>
                 <w:sz w:val="28"/>
                 <w:szCs w:val="32"/>
+                <w:lang w:val="it-IT"/>
               </w:rPr>
             </w:pPr>
             <w:r>
@@ -4042,8 +2762,9 @@
                 <w:b/>
                 <w:sz w:val="28"/>
                 <w:szCs w:val="28"/>
-              </w:rPr>
-              <w:t xml:space="preserve">Krama </w:t>
+                <w:lang w:val="it-IT"/>
+              </w:rPr>
+              <w:t>Krama Vaakyam No. - 14</w:t>
             </w:r>
             <w:r>
               <w:rPr>
@@ -4051,45 +2772,10 @@
                 <w:b/>
                 <w:sz w:val="28"/>
                 <w:szCs w:val="28"/>
-              </w:rPr>
-              <w:t>Vaakyam</w:t>
-            </w:r>
-            <w:r>
-              <w:rPr>
-                <w:rFonts w:cs="Arial"/>
-                <w:b/>
-                <w:sz w:val="28"/>
-                <w:szCs w:val="28"/>
-              </w:rPr>
-              <w:t xml:space="preserve"> No. </w:t>
-            </w:r>
-            <w:r>
-              <w:rPr>
-                <w:rFonts w:cs="Arial"/>
-                <w:b/>
-                <w:sz w:val="28"/>
-                <w:szCs w:val="28"/>
-              </w:rPr>
-              <w:t>- 14</w:t>
-            </w:r>
-            <w:r>
-              <w:rPr>
-                <w:rFonts w:cs="Arial"/>
-                <w:b/>
-                <w:sz w:val="28"/>
-                <w:szCs w:val="28"/>
+                <w:lang w:val="it-IT"/>
               </w:rPr>
               <w:br/>
-              <w:t xml:space="preserve">Panchaati </w:t>
-            </w:r>
-            <w:r>
-              <w:rPr>
-                <w:rFonts w:cs="Arial"/>
-                <w:b/>
-                <w:sz w:val="28"/>
-                <w:szCs w:val="28"/>
-              </w:rPr>
-              <w:t>No. - 48</w:t>
+              <w:t>Panchaati No. - 48</w:t>
             </w:r>
           </w:p>
         </w:tc>
@@ -4111,14 +2797,16 @@
                 <w:color w:val="000000"/>
                 <w:sz w:val="40"/>
                 <w:szCs w:val="40"/>
-              </w:rPr>
-            </w:pPr>
-            <w:r>
-              <w:rPr>
-                <w:rFonts w:ascii="BRH Devanagari Extra" w:hAnsi="BRH Devanagari Extra" w:cs="BRH Devanagari Extra"/>
-                <w:color w:val="000000"/>
-                <w:sz w:val="40"/>
-                <w:szCs w:val="40"/>
+                <w:lang w:val="it-IT"/>
+              </w:rPr>
+            </w:pPr>
+            <w:r>
+              <w:rPr>
+                <w:rFonts w:ascii="BRH Devanagari Extra" w:hAnsi="BRH Devanagari Extra" w:cs="BRH Devanagari Extra"/>
+                <w:color w:val="000000"/>
+                <w:sz w:val="40"/>
+                <w:szCs w:val="40"/>
+                <w:lang w:val="it-IT"/>
               </w:rPr>
               <w:t>C</w:t>
             </w:r>
@@ -4129,36 +2817,38 @@
                 <w:color w:val="000000"/>
                 <w:sz w:val="32"/>
                 <w:szCs w:val="40"/>
-              </w:rPr>
-              <w:t>–</w:t>
-            </w:r>
-            <w:proofErr w:type="spellStart"/>
-            <w:r>
-              <w:rPr>
-                <w:rFonts w:ascii="BRH Devanagari Extra" w:hAnsi="BRH Devanagari Extra" w:cs="BRH Devanagari Extra"/>
-                <w:color w:val="000000"/>
-                <w:sz w:val="40"/>
-                <w:szCs w:val="40"/>
+                <w:lang w:val="it-IT"/>
+              </w:rPr>
+              <w:t>–</w:t>
+            </w:r>
+            <w:r>
+              <w:rPr>
+                <w:rFonts w:ascii="BRH Devanagari Extra" w:hAnsi="BRH Devanagari Extra" w:cs="BRH Devanagari Extra"/>
+                <w:color w:val="000000"/>
+                <w:sz w:val="40"/>
+                <w:szCs w:val="40"/>
+                <w:lang w:val="it-IT"/>
               </w:rPr>
               <w:t>lSìÉ</w:t>
             </w:r>
-            <w:proofErr w:type="spellEnd"/>
-            <w:r>
-              <w:rPr>
-                <w:rFonts w:ascii="BRH Malayalam Extra" w:hAnsi="BRH Malayalam Extra" w:cs="BRH Devanagari Extra"/>
-                <w:b/>
-                <w:color w:val="000000"/>
-                <w:sz w:val="32"/>
-                <w:szCs w:val="40"/>
-              </w:rPr>
-              <w:t>–</w:t>
-            </w:r>
-            <w:r>
-              <w:rPr>
-                <w:rFonts w:ascii="BRH Devanagari Extra" w:hAnsi="BRH Devanagari Extra" w:cs="BRH Devanagari Extra"/>
-                <w:color w:val="000000"/>
-                <w:sz w:val="40"/>
-                <w:szCs w:val="40"/>
+            <w:r>
+              <w:rPr>
+                <w:rFonts w:ascii="BRH Malayalam Extra" w:hAnsi="BRH Malayalam Extra" w:cs="BRH Devanagari Extra"/>
+                <w:b/>
+                <w:color w:val="000000"/>
+                <w:sz w:val="32"/>
+                <w:szCs w:val="40"/>
+                <w:lang w:val="it-IT"/>
+              </w:rPr>
+              <w:t>–</w:t>
+            </w:r>
+            <w:r>
+              <w:rPr>
+                <w:rFonts w:ascii="BRH Devanagari Extra" w:hAnsi="BRH Devanagari Extra" w:cs="BRH Devanagari Extra"/>
+                <w:color w:val="000000"/>
+                <w:sz w:val="40"/>
+                <w:szCs w:val="40"/>
+                <w:lang w:val="it-IT"/>
               </w:rPr>
               <w:t>uÉ</w:t>
             </w:r>
@@ -4169,15 +2859,17 @@
                 <w:color w:val="000000"/>
                 <w:sz w:val="32"/>
                 <w:szCs w:val="40"/>
-              </w:rPr>
-              <w:t>–</w:t>
-            </w:r>
-            <w:r>
-              <w:rPr>
-                <w:rFonts w:ascii="BRH Devanagari Extra" w:hAnsi="BRH Devanagari Extra" w:cs="BRH Devanagari Extra"/>
-                <w:color w:val="000000"/>
-                <w:sz w:val="40"/>
-                <w:szCs w:val="40"/>
+                <w:lang w:val="it-IT"/>
+              </w:rPr>
+              <w:t>–</w:t>
+            </w:r>
+            <w:r>
+              <w:rPr>
+                <w:rFonts w:ascii="BRH Devanagari Extra" w:hAnsi="BRH Devanagari Extra" w:cs="BRH Devanagari Extra"/>
+                <w:color w:val="000000"/>
+                <w:sz w:val="40"/>
+                <w:szCs w:val="40"/>
+                <w:lang w:val="it-IT"/>
               </w:rPr>
               <w:t>Â</w:t>
             </w:r>
@@ -4188,16 +2880,17 @@
                 <w:color w:val="000000"/>
                 <w:sz w:val="32"/>
                 <w:szCs w:val="40"/>
-              </w:rPr>
-              <w:t>–</w:t>
-            </w:r>
-            <w:proofErr w:type="spellStart"/>
-            <w:r>
-              <w:rPr>
-                <w:rFonts w:ascii="BRH Devanagari Extra" w:hAnsi="BRH Devanagari Extra" w:cs="BRH Devanagari Extra"/>
-                <w:color w:val="000000"/>
-                <w:sz w:val="40"/>
-                <w:szCs w:val="40"/>
+                <w:lang w:val="it-IT"/>
+              </w:rPr>
+              <w:t>–</w:t>
+            </w:r>
+            <w:r>
+              <w:rPr>
+                <w:rFonts w:ascii="BRH Devanagari Extra" w:hAnsi="BRH Devanagari Extra" w:cs="BRH Devanagari Extra"/>
+                <w:color w:val="000000"/>
+                <w:sz w:val="40"/>
+                <w:szCs w:val="40"/>
+                <w:lang w:val="it-IT"/>
               </w:rPr>
               <w:t>hÉå</w:t>
             </w:r>
@@ -4208,6 +2901,7 @@
                 <w:sz w:val="40"/>
                 <w:szCs w:val="40"/>
                 <w:highlight w:val="yellow"/>
+                <w:lang w:val="it-IT"/>
               </w:rPr>
               <w:t>Ìi</w:t>
             </w:r>
@@ -4217,35 +2911,28 @@
                 <w:color w:val="000000"/>
                 <w:sz w:val="40"/>
                 <w:szCs w:val="40"/>
-              </w:rPr>
-              <w:t>ÉÿlSìÉ</w:t>
-            </w:r>
-            <w:proofErr w:type="spellEnd"/>
-            <w:r>
-              <w:rPr>
-                <w:rFonts w:ascii="BRH Devanagari Extra" w:hAnsi="BRH Devanagari Extra" w:cs="BRH Devanagari Extra"/>
-                <w:color w:val="000000"/>
-                <w:sz w:val="40"/>
-                <w:szCs w:val="40"/>
-              </w:rPr>
-              <w:t xml:space="preserve"> - uÉ</w:t>
-            </w:r>
-            <w:r>
-              <w:rPr>
-                <w:rFonts w:ascii="BRH Malayalam Extra" w:hAnsi="BRH Malayalam Extra" w:cs="BRH Devanagari Extra"/>
-                <w:b/>
-                <w:color w:val="000000"/>
-                <w:sz w:val="32"/>
-                <w:szCs w:val="40"/>
-              </w:rPr>
-              <w:t>–</w:t>
-            </w:r>
-            <w:r>
-              <w:rPr>
-                <w:rFonts w:ascii="BRH Devanagari Extra" w:hAnsi="BRH Devanagari Extra" w:cs="BRH Devanagari Extra"/>
-                <w:color w:val="000000"/>
-                <w:sz w:val="40"/>
-                <w:szCs w:val="40"/>
+                <w:lang w:val="it-IT"/>
+              </w:rPr>
+              <w:t>ÉÿlSìÉ - uÉ</w:t>
+            </w:r>
+            <w:r>
+              <w:rPr>
+                <w:rFonts w:ascii="BRH Malayalam Extra" w:hAnsi="BRH Malayalam Extra" w:cs="BRH Devanagari Extra"/>
+                <w:b/>
+                <w:color w:val="000000"/>
+                <w:sz w:val="32"/>
+                <w:szCs w:val="40"/>
+                <w:lang w:val="it-IT"/>
+              </w:rPr>
+              <w:t>–</w:t>
+            </w:r>
+            <w:r>
+              <w:rPr>
+                <w:rFonts w:ascii="BRH Devanagari Extra" w:hAnsi="BRH Devanagari Extra" w:cs="BRH Devanagari Extra"/>
+                <w:color w:val="000000"/>
+                <w:sz w:val="40"/>
+                <w:szCs w:val="40"/>
+                <w:lang w:val="it-IT"/>
               </w:rPr>
               <w:t>Â</w:t>
             </w:r>
@@ -4256,36 +2943,38 @@
                 <w:color w:val="000000"/>
                 <w:sz w:val="32"/>
                 <w:szCs w:val="40"/>
-              </w:rPr>
-              <w:t>–</w:t>
-            </w:r>
-            <w:proofErr w:type="spellStart"/>
-            <w:r>
-              <w:rPr>
-                <w:rFonts w:ascii="BRH Devanagari Extra" w:hAnsi="BRH Devanagari Extra" w:cs="BRH Devanagari Extra"/>
-                <w:color w:val="000000"/>
-                <w:sz w:val="40"/>
-                <w:szCs w:val="40"/>
+                <w:lang w:val="it-IT"/>
+              </w:rPr>
+              <w:t>–</w:t>
+            </w:r>
+            <w:r>
+              <w:rPr>
+                <w:rFonts w:ascii="BRH Devanagari Extra" w:hAnsi="BRH Devanagari Extra" w:cs="BRH Devanagari Extra"/>
+                <w:color w:val="000000"/>
+                <w:sz w:val="40"/>
+                <w:szCs w:val="40"/>
+                <w:lang w:val="it-IT"/>
               </w:rPr>
               <w:t>hÉÉ</w:t>
             </w:r>
-            <w:proofErr w:type="spellEnd"/>
-            <w:r>
-              <w:rPr>
-                <w:rFonts w:ascii="BRH Malayalam Extra" w:hAnsi="BRH Malayalam Extra" w:cs="BRH Devanagari Extra"/>
-                <w:b/>
-                <w:color w:val="000000"/>
-                <w:sz w:val="32"/>
-                <w:szCs w:val="40"/>
-              </w:rPr>
-              <w:t>–</w:t>
-            </w:r>
-            <w:r>
-              <w:rPr>
-                <w:rFonts w:ascii="BRH Devanagari Extra" w:hAnsi="BRH Devanagari Extra" w:cs="BRH Devanagari Extra"/>
-                <w:color w:val="000000"/>
-                <w:sz w:val="40"/>
-                <w:szCs w:val="40"/>
+            <w:r>
+              <w:rPr>
+                <w:rFonts w:ascii="BRH Malayalam Extra" w:hAnsi="BRH Malayalam Extra" w:cs="BRH Devanagari Extra"/>
+                <w:b/>
+                <w:color w:val="000000"/>
+                <w:sz w:val="32"/>
+                <w:szCs w:val="40"/>
+                <w:lang w:val="it-IT"/>
+              </w:rPr>
+              <w:t>–</w:t>
+            </w:r>
+            <w:r>
+              <w:rPr>
+                <w:rFonts w:ascii="BRH Devanagari Extra" w:hAnsi="BRH Devanagari Extra" w:cs="BRH Devanagari Extra"/>
+                <w:color w:val="000000"/>
+                <w:sz w:val="40"/>
+                <w:szCs w:val="40"/>
+                <w:lang w:val="it-IT"/>
               </w:rPr>
               <w:t xml:space="preserve"> |</w:t>
             </w:r>
@@ -4313,14 +3002,16 @@
                 <w:color w:val="000000"/>
                 <w:sz w:val="40"/>
                 <w:szCs w:val="40"/>
-              </w:rPr>
-            </w:pPr>
-            <w:r>
-              <w:rPr>
-                <w:rFonts w:ascii="BRH Devanagari Extra" w:hAnsi="BRH Devanagari Extra" w:cs="BRH Devanagari Extra"/>
-                <w:color w:val="000000"/>
-                <w:sz w:val="40"/>
-                <w:szCs w:val="40"/>
+                <w:lang w:val="it-IT"/>
+              </w:rPr>
+            </w:pPr>
+            <w:r>
+              <w:rPr>
+                <w:rFonts w:ascii="BRH Devanagari Extra" w:hAnsi="BRH Devanagari Extra" w:cs="BRH Devanagari Extra"/>
+                <w:color w:val="000000"/>
+                <w:sz w:val="40"/>
+                <w:szCs w:val="40"/>
+                <w:lang w:val="it-IT"/>
               </w:rPr>
               <w:t>C</w:t>
             </w:r>
@@ -4331,36 +3022,38 @@
                 <w:color w:val="000000"/>
                 <w:sz w:val="32"/>
                 <w:szCs w:val="40"/>
-              </w:rPr>
-              <w:t>–</w:t>
-            </w:r>
-            <w:proofErr w:type="spellStart"/>
-            <w:r>
-              <w:rPr>
-                <w:rFonts w:ascii="BRH Devanagari Extra" w:hAnsi="BRH Devanagari Extra" w:cs="BRH Devanagari Extra"/>
-                <w:color w:val="000000"/>
-                <w:sz w:val="40"/>
-                <w:szCs w:val="40"/>
+                <w:lang w:val="it-IT"/>
+              </w:rPr>
+              <w:t>–</w:t>
+            </w:r>
+            <w:r>
+              <w:rPr>
+                <w:rFonts w:ascii="BRH Devanagari Extra" w:hAnsi="BRH Devanagari Extra" w:cs="BRH Devanagari Extra"/>
+                <w:color w:val="000000"/>
+                <w:sz w:val="40"/>
+                <w:szCs w:val="40"/>
+                <w:lang w:val="it-IT"/>
               </w:rPr>
               <w:t>lSìÉ</w:t>
             </w:r>
-            <w:proofErr w:type="spellEnd"/>
-            <w:r>
-              <w:rPr>
-                <w:rFonts w:ascii="BRH Malayalam Extra" w:hAnsi="BRH Malayalam Extra" w:cs="BRH Devanagari Extra"/>
-                <w:b/>
-                <w:color w:val="000000"/>
-                <w:sz w:val="32"/>
-                <w:szCs w:val="40"/>
-              </w:rPr>
-              <w:t>–</w:t>
-            </w:r>
-            <w:r>
-              <w:rPr>
-                <w:rFonts w:ascii="BRH Devanagari Extra" w:hAnsi="BRH Devanagari Extra" w:cs="BRH Devanagari Extra"/>
-                <w:color w:val="000000"/>
-                <w:sz w:val="40"/>
-                <w:szCs w:val="40"/>
+            <w:r>
+              <w:rPr>
+                <w:rFonts w:ascii="BRH Malayalam Extra" w:hAnsi="BRH Malayalam Extra" w:cs="BRH Devanagari Extra"/>
+                <w:b/>
+                <w:color w:val="000000"/>
+                <w:sz w:val="32"/>
+                <w:szCs w:val="40"/>
+                <w:lang w:val="it-IT"/>
+              </w:rPr>
+              <w:t>–</w:t>
+            </w:r>
+            <w:r>
+              <w:rPr>
+                <w:rFonts w:ascii="BRH Devanagari Extra" w:hAnsi="BRH Devanagari Extra" w:cs="BRH Devanagari Extra"/>
+                <w:color w:val="000000"/>
+                <w:sz w:val="40"/>
+                <w:szCs w:val="40"/>
+                <w:lang w:val="it-IT"/>
               </w:rPr>
               <w:t>uÉ</w:t>
             </w:r>
@@ -4371,15 +3064,17 @@
                 <w:color w:val="000000"/>
                 <w:sz w:val="32"/>
                 <w:szCs w:val="40"/>
-              </w:rPr>
-              <w:t>–</w:t>
-            </w:r>
-            <w:r>
-              <w:rPr>
-                <w:rFonts w:ascii="BRH Devanagari Extra" w:hAnsi="BRH Devanagari Extra" w:cs="BRH Devanagari Extra"/>
-                <w:color w:val="000000"/>
-                <w:sz w:val="40"/>
-                <w:szCs w:val="40"/>
+                <w:lang w:val="it-IT"/>
+              </w:rPr>
+              <w:t>–</w:t>
+            </w:r>
+            <w:r>
+              <w:rPr>
+                <w:rFonts w:ascii="BRH Devanagari Extra" w:hAnsi="BRH Devanagari Extra" w:cs="BRH Devanagari Extra"/>
+                <w:color w:val="000000"/>
+                <w:sz w:val="40"/>
+                <w:szCs w:val="40"/>
+                <w:lang w:val="it-IT"/>
               </w:rPr>
               <w:t>Â</w:t>
             </w:r>
@@ -4390,16 +3085,17 @@
                 <w:color w:val="000000"/>
                 <w:sz w:val="32"/>
                 <w:szCs w:val="40"/>
-              </w:rPr>
-              <w:t>–</w:t>
-            </w:r>
-            <w:proofErr w:type="spellStart"/>
-            <w:r>
-              <w:rPr>
-                <w:rFonts w:ascii="BRH Devanagari Extra" w:hAnsi="BRH Devanagari Extra" w:cs="BRH Devanagari Extra"/>
-                <w:color w:val="000000"/>
-                <w:sz w:val="40"/>
-                <w:szCs w:val="40"/>
+                <w:lang w:val="it-IT"/>
+              </w:rPr>
+              <w:t>–</w:t>
+            </w:r>
+            <w:r>
+              <w:rPr>
+                <w:rFonts w:ascii="BRH Devanagari Extra" w:hAnsi="BRH Devanagari Extra" w:cs="BRH Devanagari Extra"/>
+                <w:color w:val="000000"/>
+                <w:sz w:val="40"/>
+                <w:szCs w:val="40"/>
+                <w:lang w:val="it-IT"/>
               </w:rPr>
               <w:t>hÉå</w:t>
             </w:r>
@@ -4410,6 +3106,7 @@
                 <w:sz w:val="40"/>
                 <w:szCs w:val="40"/>
                 <w:highlight w:val="green"/>
+                <w:lang w:val="it-IT"/>
               </w:rPr>
               <w:t>iÉÏÿ</w:t>
             </w:r>
@@ -4419,35 +3116,28 @@
                 <w:color w:val="000000"/>
                 <w:sz w:val="40"/>
                 <w:szCs w:val="40"/>
-              </w:rPr>
-              <w:t>lSìÉ</w:t>
-            </w:r>
-            <w:proofErr w:type="spellEnd"/>
-            <w:r>
-              <w:rPr>
-                <w:rFonts w:ascii="BRH Devanagari Extra" w:hAnsi="BRH Devanagari Extra" w:cs="BRH Devanagari Extra"/>
-                <w:color w:val="000000"/>
-                <w:sz w:val="40"/>
-                <w:szCs w:val="40"/>
-              </w:rPr>
-              <w:t xml:space="preserve"> - uÉ</w:t>
-            </w:r>
-            <w:r>
-              <w:rPr>
-                <w:rFonts w:ascii="BRH Malayalam Extra" w:hAnsi="BRH Malayalam Extra" w:cs="BRH Devanagari Extra"/>
-                <w:b/>
-                <w:color w:val="000000"/>
-                <w:sz w:val="32"/>
-                <w:szCs w:val="40"/>
-              </w:rPr>
-              <w:t>–</w:t>
-            </w:r>
-            <w:r>
-              <w:rPr>
-                <w:rFonts w:ascii="BRH Devanagari Extra" w:hAnsi="BRH Devanagari Extra" w:cs="BRH Devanagari Extra"/>
-                <w:color w:val="000000"/>
-                <w:sz w:val="40"/>
-                <w:szCs w:val="40"/>
+                <w:lang w:val="it-IT"/>
+              </w:rPr>
+              <w:t>lSìÉ - uÉ</w:t>
+            </w:r>
+            <w:r>
+              <w:rPr>
+                <w:rFonts w:ascii="BRH Malayalam Extra" w:hAnsi="BRH Malayalam Extra" w:cs="BRH Devanagari Extra"/>
+                <w:b/>
+                <w:color w:val="000000"/>
+                <w:sz w:val="32"/>
+                <w:szCs w:val="40"/>
+                <w:lang w:val="it-IT"/>
+              </w:rPr>
+              <w:t>–</w:t>
+            </w:r>
+            <w:r>
+              <w:rPr>
+                <w:rFonts w:ascii="BRH Devanagari Extra" w:hAnsi="BRH Devanagari Extra" w:cs="BRH Devanagari Extra"/>
+                <w:color w:val="000000"/>
+                <w:sz w:val="40"/>
+                <w:szCs w:val="40"/>
+                <w:lang w:val="it-IT"/>
               </w:rPr>
               <w:t>Â</w:t>
             </w:r>
@@ -4458,36 +3148,38 @@
                 <w:color w:val="000000"/>
                 <w:sz w:val="32"/>
                 <w:szCs w:val="40"/>
-              </w:rPr>
-              <w:t>–</w:t>
-            </w:r>
-            <w:proofErr w:type="spellStart"/>
-            <w:r>
-              <w:rPr>
-                <w:rFonts w:ascii="BRH Devanagari Extra" w:hAnsi="BRH Devanagari Extra" w:cs="BRH Devanagari Extra"/>
-                <w:color w:val="000000"/>
-                <w:sz w:val="40"/>
-                <w:szCs w:val="40"/>
+                <w:lang w:val="it-IT"/>
+              </w:rPr>
+              <w:t>–</w:t>
+            </w:r>
+            <w:r>
+              <w:rPr>
+                <w:rFonts w:ascii="BRH Devanagari Extra" w:hAnsi="BRH Devanagari Extra" w:cs="BRH Devanagari Extra"/>
+                <w:color w:val="000000"/>
+                <w:sz w:val="40"/>
+                <w:szCs w:val="40"/>
+                <w:lang w:val="it-IT"/>
               </w:rPr>
               <w:t>hÉÉ</w:t>
             </w:r>
-            <w:proofErr w:type="spellEnd"/>
-            <w:r>
-              <w:rPr>
-                <w:rFonts w:ascii="BRH Malayalam Extra" w:hAnsi="BRH Malayalam Extra" w:cs="BRH Devanagari Extra"/>
-                <w:b/>
-                <w:color w:val="000000"/>
-                <w:sz w:val="32"/>
-                <w:szCs w:val="40"/>
-              </w:rPr>
-              <w:t>–</w:t>
-            </w:r>
-            <w:r>
-              <w:rPr>
-                <w:rFonts w:ascii="BRH Devanagari Extra" w:hAnsi="BRH Devanagari Extra" w:cs="BRH Devanagari Extra"/>
-                <w:color w:val="000000"/>
-                <w:sz w:val="40"/>
-                <w:szCs w:val="40"/>
+            <w:r>
+              <w:rPr>
+                <w:rFonts w:ascii="BRH Malayalam Extra" w:hAnsi="BRH Malayalam Extra" w:cs="BRH Devanagari Extra"/>
+                <w:b/>
+                <w:color w:val="000000"/>
+                <w:sz w:val="32"/>
+                <w:szCs w:val="40"/>
+                <w:lang w:val="it-IT"/>
+              </w:rPr>
+              <w:t>–</w:t>
+            </w:r>
+            <w:r>
+              <w:rPr>
+                <w:rFonts w:ascii="BRH Devanagari Extra" w:hAnsi="BRH Devanagari Extra" w:cs="BRH Devanagari Extra"/>
+                <w:color w:val="000000"/>
+                <w:sz w:val="40"/>
+                <w:szCs w:val="40"/>
+                <w:lang w:val="it-IT"/>
               </w:rPr>
               <w:t xml:space="preserve"> |</w:t>
             </w:r>
@@ -4520,6 +3212,7 @@
                 <w:b/>
                 <w:sz w:val="28"/>
                 <w:szCs w:val="28"/>
+                <w:lang w:val="it-IT"/>
               </w:rPr>
             </w:pPr>
             <w:r>
@@ -4528,26 +3221,9 @@
                 <w:b/>
                 <w:sz w:val="28"/>
                 <w:szCs w:val="28"/>
-              </w:rPr>
-              <w:t>TS 2.3.14.5</w:t>
-            </w:r>
-            <w:r>
-              <w:rPr>
-                <w:rFonts w:cs="Arial"/>
-                <w:b/>
-                <w:sz w:val="28"/>
-                <w:szCs w:val="28"/>
-              </w:rPr>
-              <w:t xml:space="preserve"> </w:t>
-            </w:r>
-            <w:r>
-              <w:rPr>
-                <w:rFonts w:cs="Arial"/>
-                <w:b/>
-                <w:sz w:val="28"/>
-                <w:szCs w:val="28"/>
-              </w:rPr>
-              <w:t>- Kramam</w:t>
+                <w:lang w:val="it-IT"/>
+              </w:rPr>
+              <w:t>TS 2.3.14.5 - Kramam</w:t>
             </w:r>
           </w:p>
           <w:p>
@@ -4567,6 +3243,7 @@
                 <w:color w:val="000000"/>
                 <w:sz w:val="28"/>
                 <w:szCs w:val="32"/>
+                <w:lang w:val="it-IT"/>
               </w:rPr>
             </w:pPr>
             <w:r>
@@ -4575,8 +3252,9 @@
                 <w:b/>
                 <w:sz w:val="28"/>
                 <w:szCs w:val="28"/>
-              </w:rPr>
-              <w:t xml:space="preserve">Krama </w:t>
+                <w:lang w:val="it-IT"/>
+              </w:rPr>
+              <w:t>Krama Vaakyam No. - 3</w:t>
             </w:r>
             <w:r>
               <w:rPr>
@@ -4584,45 +3262,10 @@
                 <w:b/>
                 <w:sz w:val="28"/>
                 <w:szCs w:val="28"/>
-              </w:rPr>
-              <w:t>Vaakyam</w:t>
-            </w:r>
-            <w:r>
-              <w:rPr>
-                <w:rFonts w:cs="Arial"/>
-                <w:b/>
-                <w:sz w:val="28"/>
-                <w:szCs w:val="28"/>
-              </w:rPr>
-              <w:t xml:space="preserve"> No. </w:t>
-            </w:r>
-            <w:r>
-              <w:rPr>
-                <w:rFonts w:cs="Arial"/>
-                <w:b/>
-                <w:sz w:val="28"/>
-                <w:szCs w:val="28"/>
-              </w:rPr>
-              <w:t>- 3</w:t>
-            </w:r>
-            <w:r>
-              <w:rPr>
-                <w:rFonts w:cs="Arial"/>
-                <w:b/>
-                <w:sz w:val="28"/>
-                <w:szCs w:val="28"/>
+                <w:lang w:val="it-IT"/>
               </w:rPr>
               <w:br/>
-              <w:t xml:space="preserve">Panchaati </w:t>
-            </w:r>
-            <w:r>
-              <w:rPr>
-                <w:rFonts w:cs="Arial"/>
-                <w:b/>
-                <w:sz w:val="28"/>
-                <w:szCs w:val="28"/>
-              </w:rPr>
-              <w:t>No. - 55</w:t>
+              <w:t>Panchaati No. - 55</w:t>
             </w:r>
           </w:p>
         </w:tc>
@@ -4644,14 +3287,16 @@
                 <w:color w:val="000000"/>
                 <w:sz w:val="40"/>
                 <w:szCs w:val="40"/>
-              </w:rPr>
-            </w:pPr>
-            <w:r>
-              <w:rPr>
-                <w:rFonts w:ascii="BRH Devanagari Extra" w:hAnsi="BRH Devanagari Extra" w:cs="BRH Devanagari Extra"/>
-                <w:color w:val="000000"/>
-                <w:sz w:val="40"/>
-                <w:szCs w:val="40"/>
+                <w:lang w:val="it-IT"/>
+              </w:rPr>
+            </w:pPr>
+            <w:r>
+              <w:rPr>
+                <w:rFonts w:ascii="BRH Devanagari Extra" w:hAnsi="BRH Devanagari Extra" w:cs="BRH Devanagari Extra"/>
+                <w:color w:val="000000"/>
+                <w:sz w:val="40"/>
+                <w:szCs w:val="40"/>
+                <w:lang w:val="it-IT"/>
               </w:rPr>
               <w:t>ÌS</w:t>
             </w:r>
@@ -4662,15 +3307,17 @@
                 <w:color w:val="000000"/>
                 <w:sz w:val="32"/>
                 <w:szCs w:val="40"/>
-              </w:rPr>
-              <w:t>–</w:t>
-            </w:r>
-            <w:r>
-              <w:rPr>
-                <w:rFonts w:ascii="BRH Devanagari Extra" w:hAnsi="BRH Devanagari Extra" w:cs="BRH Devanagari Extra"/>
-                <w:color w:val="000000"/>
-                <w:sz w:val="40"/>
-                <w:szCs w:val="40"/>
+                <w:lang w:val="it-IT"/>
+              </w:rPr>
+              <w:t>–</w:t>
+            </w:r>
+            <w:r>
+              <w:rPr>
+                <w:rFonts w:ascii="BRH Devanagari Extra" w:hAnsi="BRH Devanagari Extra" w:cs="BRH Devanagari Extra"/>
+                <w:color w:val="000000"/>
+                <w:sz w:val="40"/>
+                <w:szCs w:val="40"/>
+                <w:lang w:val="it-IT"/>
               </w:rPr>
               <w:t>uÉ AÉ</w:t>
             </w:r>
@@ -4681,28 +3328,19 @@
                 <w:color w:val="000000"/>
                 <w:sz w:val="32"/>
                 <w:szCs w:val="40"/>
-              </w:rPr>
-              <w:t>–</w:t>
-            </w:r>
-            <w:proofErr w:type="spellStart"/>
-            <w:r>
-              <w:rPr>
-                <w:rFonts w:ascii="BRH Devanagari Extra" w:hAnsi="BRH Devanagari Extra" w:cs="BRH Devanagari Extra"/>
-                <w:color w:val="000000"/>
-                <w:sz w:val="40"/>
-                <w:szCs w:val="40"/>
-              </w:rPr>
-              <w:t>cÉUþÎliÉ</w:t>
-            </w:r>
-            <w:proofErr w:type="spellEnd"/>
-            <w:r>
-              <w:rPr>
-                <w:rFonts w:ascii="BRH Devanagari Extra" w:hAnsi="BRH Devanagari Extra" w:cs="BRH Devanagari Extra"/>
-                <w:color w:val="000000"/>
-                <w:sz w:val="40"/>
-                <w:szCs w:val="40"/>
-              </w:rPr>
-              <w:t xml:space="preserve"> | </w:t>
+                <w:lang w:val="it-IT"/>
+              </w:rPr>
+              <w:t>–</w:t>
+            </w:r>
+            <w:r>
+              <w:rPr>
+                <w:rFonts w:ascii="BRH Devanagari Extra" w:hAnsi="BRH Devanagari Extra" w:cs="BRH Devanagari Extra"/>
+                <w:color w:val="000000"/>
+                <w:sz w:val="40"/>
+                <w:szCs w:val="40"/>
+                <w:lang w:val="it-IT"/>
+              </w:rPr>
+              <w:t xml:space="preserve">cÉUþÎliÉ | </w:t>
             </w:r>
           </w:p>
           <w:p>
@@ -4713,6 +3351,7 @@
                 <w:color w:val="000000"/>
                 <w:sz w:val="40"/>
                 <w:szCs w:val="40"/>
+                <w:lang w:val="it-IT"/>
               </w:rPr>
             </w:pPr>
             <w:r>
@@ -4722,6 +3361,7 @@
                 <w:sz w:val="40"/>
                 <w:szCs w:val="40"/>
                 <w:highlight w:val="yellow"/>
+                <w:lang w:val="it-IT"/>
               </w:rPr>
               <w:t>A</w:t>
             </w:r>
@@ -4732,49 +3372,40 @@
                 <w:color w:val="000000"/>
                 <w:sz w:val="32"/>
                 <w:szCs w:val="40"/>
-              </w:rPr>
-              <w:t>–</w:t>
-            </w:r>
-            <w:proofErr w:type="spellStart"/>
-            <w:r>
-              <w:rPr>
-                <w:rFonts w:ascii="BRH Devanagari Extra" w:hAnsi="BRH Devanagari Extra" w:cs="BRH Devanagari Extra"/>
-                <w:color w:val="000000"/>
-                <w:sz w:val="40"/>
-                <w:szCs w:val="40"/>
+                <w:lang w:val="it-IT"/>
+              </w:rPr>
+              <w:t>–</w:t>
+            </w:r>
+            <w:r>
+              <w:rPr>
+                <w:rFonts w:ascii="BRH Devanagari Extra" w:hAnsi="BRH Devanagari Extra" w:cs="BRH Devanagari Extra"/>
+                <w:color w:val="000000"/>
+                <w:sz w:val="40"/>
+                <w:szCs w:val="40"/>
+                <w:lang w:val="it-IT"/>
               </w:rPr>
               <w:t>cÉU</w:t>
             </w:r>
-            <w:proofErr w:type="spellEnd"/>
-            <w:r>
-              <w:rPr>
-                <w:rFonts w:ascii="BRH Malayalam Extra" w:hAnsi="BRH Malayalam Extra" w:cs="BRH Devanagari Extra"/>
-                <w:b/>
-                <w:color w:val="000000"/>
-                <w:sz w:val="32"/>
-                <w:szCs w:val="40"/>
-              </w:rPr>
-              <w:t>–</w:t>
-            </w:r>
-            <w:proofErr w:type="spellStart"/>
-            <w:r>
-              <w:rPr>
-                <w:rFonts w:ascii="BRH Devanagari Extra" w:hAnsi="BRH Devanagari Extra" w:cs="BRH Devanagari Extra"/>
-                <w:color w:val="000000"/>
-                <w:sz w:val="40"/>
-                <w:szCs w:val="40"/>
-              </w:rPr>
-              <w:t>liÉÏirÉÉÿ-cÉUþÎliÉ</w:t>
-            </w:r>
-            <w:proofErr w:type="spellEnd"/>
-            <w:r>
-              <w:rPr>
-                <w:rFonts w:ascii="BRH Devanagari Extra" w:hAnsi="BRH Devanagari Extra" w:cs="BRH Devanagari Extra"/>
-                <w:color w:val="000000"/>
-                <w:sz w:val="40"/>
-                <w:szCs w:val="40"/>
-              </w:rPr>
-              <w:t xml:space="preserve"> ||</w:t>
+            <w:r>
+              <w:rPr>
+                <w:rFonts w:ascii="BRH Malayalam Extra" w:hAnsi="BRH Malayalam Extra" w:cs="BRH Devanagari Extra"/>
+                <w:b/>
+                <w:color w:val="000000"/>
+                <w:sz w:val="32"/>
+                <w:szCs w:val="40"/>
+                <w:lang w:val="it-IT"/>
+              </w:rPr>
+              <w:t>–</w:t>
+            </w:r>
+            <w:r>
+              <w:rPr>
+                <w:rFonts w:ascii="BRH Devanagari Extra" w:hAnsi="BRH Devanagari Extra" w:cs="BRH Devanagari Extra"/>
+                <w:color w:val="000000"/>
+                <w:sz w:val="40"/>
+                <w:szCs w:val="40"/>
+                <w:lang w:val="it-IT"/>
+              </w:rPr>
+              <w:t>liÉÏirÉÉÿ-cÉUþÎliÉ ||</w:t>
             </w:r>
           </w:p>
         </w:tc>
@@ -4796,14 +3427,16 @@
                 <w:color w:val="000000"/>
                 <w:sz w:val="40"/>
                 <w:szCs w:val="40"/>
-              </w:rPr>
-            </w:pPr>
-            <w:r>
-              <w:rPr>
-                <w:rFonts w:ascii="BRH Devanagari Extra" w:hAnsi="BRH Devanagari Extra" w:cs="BRH Devanagari Extra"/>
-                <w:color w:val="000000"/>
-                <w:sz w:val="40"/>
-                <w:szCs w:val="40"/>
+                <w:lang w:val="it-IT"/>
+              </w:rPr>
+            </w:pPr>
+            <w:r>
+              <w:rPr>
+                <w:rFonts w:ascii="BRH Devanagari Extra" w:hAnsi="BRH Devanagari Extra" w:cs="BRH Devanagari Extra"/>
+                <w:color w:val="000000"/>
+                <w:sz w:val="40"/>
+                <w:szCs w:val="40"/>
+                <w:lang w:val="it-IT"/>
               </w:rPr>
               <w:t>ÌS</w:t>
             </w:r>
@@ -4814,15 +3447,17 @@
                 <w:color w:val="000000"/>
                 <w:sz w:val="32"/>
                 <w:szCs w:val="40"/>
-              </w:rPr>
-              <w:t>–</w:t>
-            </w:r>
-            <w:r>
-              <w:rPr>
-                <w:rFonts w:ascii="BRH Devanagari Extra" w:hAnsi="BRH Devanagari Extra" w:cs="BRH Devanagari Extra"/>
-                <w:color w:val="000000"/>
-                <w:sz w:val="40"/>
-                <w:szCs w:val="40"/>
+                <w:lang w:val="it-IT"/>
+              </w:rPr>
+              <w:t>–</w:t>
+            </w:r>
+            <w:r>
+              <w:rPr>
+                <w:rFonts w:ascii="BRH Devanagari Extra" w:hAnsi="BRH Devanagari Extra" w:cs="BRH Devanagari Extra"/>
+                <w:color w:val="000000"/>
+                <w:sz w:val="40"/>
+                <w:szCs w:val="40"/>
+                <w:lang w:val="it-IT"/>
               </w:rPr>
               <w:t>uÉ AÉ</w:t>
             </w:r>
@@ -4833,28 +3468,19 @@
                 <w:color w:val="000000"/>
                 <w:sz w:val="32"/>
                 <w:szCs w:val="40"/>
-              </w:rPr>
-              <w:t>–</w:t>
-            </w:r>
-            <w:proofErr w:type="spellStart"/>
-            <w:r>
-              <w:rPr>
-                <w:rFonts w:ascii="BRH Devanagari Extra" w:hAnsi="BRH Devanagari Extra" w:cs="BRH Devanagari Extra"/>
-                <w:color w:val="000000"/>
-                <w:sz w:val="40"/>
-                <w:szCs w:val="40"/>
-              </w:rPr>
-              <w:t>cÉUþÎliÉ</w:t>
-            </w:r>
-            <w:proofErr w:type="spellEnd"/>
-            <w:r>
-              <w:rPr>
-                <w:rFonts w:ascii="BRH Devanagari Extra" w:hAnsi="BRH Devanagari Extra" w:cs="BRH Devanagari Extra"/>
-                <w:color w:val="000000"/>
-                <w:sz w:val="40"/>
-                <w:szCs w:val="40"/>
-              </w:rPr>
-              <w:t xml:space="preserve"> | </w:t>
+                <w:lang w:val="it-IT"/>
+              </w:rPr>
+              <w:t>–</w:t>
+            </w:r>
+            <w:r>
+              <w:rPr>
+                <w:rFonts w:ascii="BRH Devanagari Extra" w:hAnsi="BRH Devanagari Extra" w:cs="BRH Devanagari Extra"/>
+                <w:color w:val="000000"/>
+                <w:sz w:val="40"/>
+                <w:szCs w:val="40"/>
+                <w:lang w:val="it-IT"/>
+              </w:rPr>
+              <w:t xml:space="preserve">cÉUþÎliÉ | </w:t>
             </w:r>
           </w:p>
           <w:p>
@@ -4869,6 +3495,7 @@
                 <w:color w:val="000000"/>
                 <w:sz w:val="40"/>
                 <w:szCs w:val="40"/>
+                <w:lang w:val="it-IT"/>
               </w:rPr>
             </w:pPr>
             <w:r>
@@ -4878,6 +3505,7 @@
                 <w:sz w:val="40"/>
                 <w:szCs w:val="40"/>
                 <w:highlight w:val="green"/>
+                <w:lang w:val="it-IT"/>
               </w:rPr>
               <w:t>AÉ</w:t>
             </w:r>
@@ -4888,49 +3516,40 @@
                 <w:color w:val="000000"/>
                 <w:sz w:val="32"/>
                 <w:szCs w:val="40"/>
-              </w:rPr>
-              <w:t>–</w:t>
-            </w:r>
-            <w:proofErr w:type="spellStart"/>
-            <w:r>
-              <w:rPr>
-                <w:rFonts w:ascii="BRH Devanagari Extra" w:hAnsi="BRH Devanagari Extra" w:cs="BRH Devanagari Extra"/>
-                <w:color w:val="000000"/>
-                <w:sz w:val="40"/>
-                <w:szCs w:val="40"/>
+                <w:lang w:val="it-IT"/>
+              </w:rPr>
+              <w:t>–</w:t>
+            </w:r>
+            <w:r>
+              <w:rPr>
+                <w:rFonts w:ascii="BRH Devanagari Extra" w:hAnsi="BRH Devanagari Extra" w:cs="BRH Devanagari Extra"/>
+                <w:color w:val="000000"/>
+                <w:sz w:val="40"/>
+                <w:szCs w:val="40"/>
+                <w:lang w:val="it-IT"/>
               </w:rPr>
               <w:t>cÉU</w:t>
             </w:r>
-            <w:proofErr w:type="spellEnd"/>
-            <w:r>
-              <w:rPr>
-                <w:rFonts w:ascii="BRH Malayalam Extra" w:hAnsi="BRH Malayalam Extra" w:cs="BRH Devanagari Extra"/>
-                <w:b/>
-                <w:color w:val="000000"/>
-                <w:sz w:val="32"/>
-                <w:szCs w:val="40"/>
-              </w:rPr>
-              <w:t>–</w:t>
-            </w:r>
-            <w:proofErr w:type="spellStart"/>
-            <w:r>
-              <w:rPr>
-                <w:rFonts w:ascii="BRH Devanagari Extra" w:hAnsi="BRH Devanagari Extra" w:cs="BRH Devanagari Extra"/>
-                <w:color w:val="000000"/>
-                <w:sz w:val="40"/>
-                <w:szCs w:val="40"/>
-              </w:rPr>
-              <w:t>liÉÏirÉÉÿ-cÉUþÎliÉ</w:t>
-            </w:r>
-            <w:proofErr w:type="spellEnd"/>
-            <w:r>
-              <w:rPr>
-                <w:rFonts w:ascii="BRH Devanagari Extra" w:hAnsi="BRH Devanagari Extra" w:cs="BRH Devanagari Extra"/>
-                <w:color w:val="000000"/>
-                <w:sz w:val="40"/>
-                <w:szCs w:val="40"/>
-              </w:rPr>
-              <w:t xml:space="preserve"> ||</w:t>
+            <w:r>
+              <w:rPr>
+                <w:rFonts w:ascii="BRH Malayalam Extra" w:hAnsi="BRH Malayalam Extra" w:cs="BRH Devanagari Extra"/>
+                <w:b/>
+                <w:color w:val="000000"/>
+                <w:sz w:val="32"/>
+                <w:szCs w:val="40"/>
+                <w:lang w:val="it-IT"/>
+              </w:rPr>
+              <w:t>–</w:t>
+            </w:r>
+            <w:r>
+              <w:rPr>
+                <w:rFonts w:ascii="BRH Devanagari Extra" w:hAnsi="BRH Devanagari Extra" w:cs="BRH Devanagari Extra"/>
+                <w:color w:val="000000"/>
+                <w:sz w:val="40"/>
+                <w:szCs w:val="40"/>
+                <w:lang w:val="it-IT"/>
+              </w:rPr>
+              <w:t>liÉÏirÉÉÿ-cÉUþÎliÉ ||</w:t>
             </w:r>
           </w:p>
         </w:tc>
@@ -5652,7 +4271,6 @@
                 <w:szCs w:val="40"/>
               </w:rPr>
             </w:pPr>
-            <w:proofErr w:type="spellStart"/>
             <w:r>
               <w:rPr>
                 <w:rFonts w:ascii="BRH Devanagari Extra" w:hAnsi="BRH Devanagari Extra" w:cs="BRH Devanagari Extra"/>
@@ -5662,7 +4280,6 @@
               </w:rPr>
               <w:t>AaÉëþuÉiÉÏ</w:t>
             </w:r>
-            <w:proofErr w:type="spellEnd"/>
             <w:r>
               <w:rPr>
                 <w:rFonts w:ascii="BRH Malayalam Extra" w:hAnsi="BRH Malayalam Extra" w:cs="BRH Devanagari Extra"/>
@@ -5680,27 +4297,7 @@
                 <w:sz w:val="40"/>
                 <w:szCs w:val="40"/>
               </w:rPr>
-              <w:t xml:space="preserve"> </w:t>
-            </w:r>
-            <w:proofErr w:type="spellStart"/>
-            <w:r>
-              <w:rPr>
-                <w:rFonts w:ascii="BRH Devanagari Extra" w:hAnsi="BRH Devanagari Extra" w:cs="BRH Devanagari Extra"/>
-                <w:color w:val="000000"/>
-                <w:sz w:val="40"/>
-                <w:szCs w:val="40"/>
-              </w:rPr>
-              <w:t>CirÉaÉëþ</w:t>
-            </w:r>
-            <w:proofErr w:type="spellEnd"/>
-            <w:r>
-              <w:rPr>
-                <w:rFonts w:ascii="BRH Devanagari Extra" w:hAnsi="BRH Devanagari Extra" w:cs="BRH Devanagari Extra"/>
-                <w:color w:val="000000"/>
-                <w:sz w:val="40"/>
-                <w:szCs w:val="40"/>
-              </w:rPr>
-              <w:t xml:space="preserve"> - uÉ</w:t>
+              <w:t xml:space="preserve"> CirÉaÉëþ - uÉ</w:t>
             </w:r>
             <w:r>
               <w:rPr>
@@ -5712,7 +4309,6 @@
               </w:rPr>
               <w:t>–</w:t>
             </w:r>
-            <w:proofErr w:type="spellStart"/>
             <w:r>
               <w:rPr>
                 <w:rFonts w:ascii="BRH Devanagari Extra" w:hAnsi="BRH Devanagari Extra" w:cs="BRH Devanagari Extra"/>
@@ -5722,7 +4318,6 @@
               </w:rPr>
               <w:t>iÉÏ</w:t>
             </w:r>
-            <w:proofErr w:type="spellEnd"/>
             <w:r>
               <w:rPr>
                 <w:rFonts w:ascii="BRH Malayalam Extra" w:hAnsi="BRH Malayalam Extra" w:cs="BRH Devanagari Extra"/>
@@ -5753,7 +4348,6 @@
                 <w:szCs w:val="40"/>
               </w:rPr>
             </w:pPr>
-            <w:proofErr w:type="spellStart"/>
             <w:r>
               <w:rPr>
                 <w:rFonts w:ascii="BRH Devanagari Extra" w:hAnsi="BRH Devanagari Extra" w:cs="BRH Devanagari Extra"/>
@@ -5763,7 +4357,6 @@
               </w:rPr>
               <w:t>rÉÉ</w:t>
             </w:r>
-            <w:proofErr w:type="spellEnd"/>
             <w:r>
               <w:rPr>
                 <w:rFonts w:ascii="BRH Malayalam Extra" w:hAnsi="BRH Malayalam Extra" w:cs="BRH Devanagari Extra"/>
@@ -5774,7 +4367,6 @@
               </w:rPr>
               <w:t>–</w:t>
             </w:r>
-            <w:proofErr w:type="spellStart"/>
             <w:r>
               <w:rPr>
                 <w:rFonts w:ascii="BRH Devanagari Extra" w:hAnsi="BRH Devanagari Extra" w:cs="BRH Devanagari Extra"/>
@@ -5784,7 +4376,6 @@
               </w:rPr>
               <w:t>erÉÉ</w:t>
             </w:r>
-            <w:proofErr w:type="spellEnd"/>
             <w:r>
               <w:rPr>
                 <w:rFonts w:ascii="BRH Malayalam Extra" w:hAnsi="BRH Malayalam Extra" w:cs="BRH Devanagari Extra"/>
@@ -5795,7 +4386,6 @@
               </w:rPr>
               <w:t>–</w:t>
             </w:r>
-            <w:proofErr w:type="spellStart"/>
             <w:r>
               <w:rPr>
                 <w:rFonts w:ascii="BRH Devanagari Extra" w:hAnsi="BRH Devanagari Extra" w:cs="BRH Devanagari Extra"/>
@@ -5805,7 +4395,6 @@
               </w:rPr>
               <w:t>lÉÑ</w:t>
             </w:r>
-            <w:proofErr w:type="spellEnd"/>
             <w:r>
               <w:rPr>
                 <w:rFonts w:ascii="BRH Malayalam Extra" w:hAnsi="BRH Malayalam Extra" w:cs="BRH Devanagari Extra"/>
@@ -5816,7 +4405,6 @@
               </w:rPr>
               <w:t>–</w:t>
             </w:r>
-            <w:proofErr w:type="spellStart"/>
             <w:r>
               <w:rPr>
                 <w:rFonts w:ascii="BRH Devanagari Extra" w:hAnsi="BRH Devanagari Extra" w:cs="BRH Devanagari Extra"/>
@@ -5834,37 +4422,7 @@
                 <w:sz w:val="40"/>
                 <w:szCs w:val="40"/>
               </w:rPr>
-              <w:t>YrÉåþ</w:t>
-            </w:r>
-            <w:proofErr w:type="spellEnd"/>
-            <w:r>
-              <w:rPr>
-                <w:rFonts w:ascii="BRH Devanagari Extra" w:hAnsi="BRH Devanagari Extra" w:cs="BRH Devanagari Extra"/>
-                <w:color w:val="000000"/>
-                <w:sz w:val="40"/>
-                <w:szCs w:val="40"/>
-              </w:rPr>
-              <w:t xml:space="preserve"> </w:t>
-            </w:r>
-            <w:proofErr w:type="spellStart"/>
-            <w:r>
-              <w:rPr>
-                <w:rFonts w:ascii="BRH Devanagari Extra" w:hAnsi="BRH Devanagari Extra" w:cs="BRH Devanagari Extra"/>
-                <w:color w:val="000000"/>
-                <w:sz w:val="40"/>
-                <w:szCs w:val="40"/>
-              </w:rPr>
-              <w:t>pÉuÉiÉÈ</w:t>
-            </w:r>
-            <w:proofErr w:type="spellEnd"/>
-            <w:r>
-              <w:rPr>
-                <w:rFonts w:ascii="BRH Devanagari Extra" w:hAnsi="BRH Devanagari Extra" w:cs="BRH Devanagari Extra"/>
-                <w:color w:val="000000"/>
-                <w:sz w:val="40"/>
-                <w:szCs w:val="40"/>
-              </w:rPr>
-              <w:t xml:space="preserve"> |</w:t>
+              <w:t>YrÉåþ pÉuÉiÉÈ |</w:t>
             </w:r>
           </w:p>
         </w:tc>
@@ -5882,7 +4440,6 @@
                 <w:szCs w:val="40"/>
               </w:rPr>
             </w:pPr>
-            <w:proofErr w:type="spellStart"/>
             <w:r>
               <w:rPr>
                 <w:rFonts w:ascii="BRH Devanagari Extra" w:hAnsi="BRH Devanagari Extra" w:cs="BRH Devanagari Extra"/>
@@ -5892,7 +4449,6 @@
               </w:rPr>
               <w:t>AaÉëþuÉiÉÏ</w:t>
             </w:r>
-            <w:proofErr w:type="spellEnd"/>
             <w:r>
               <w:rPr>
                 <w:rFonts w:ascii="BRH Malayalam Extra" w:hAnsi="BRH Malayalam Extra" w:cs="BRH Devanagari Extra"/>
@@ -5910,27 +4466,7 @@
                 <w:sz w:val="40"/>
                 <w:szCs w:val="40"/>
               </w:rPr>
-              <w:t xml:space="preserve"> </w:t>
-            </w:r>
-            <w:proofErr w:type="spellStart"/>
-            <w:r>
-              <w:rPr>
-                <w:rFonts w:ascii="BRH Devanagari Extra" w:hAnsi="BRH Devanagari Extra" w:cs="BRH Devanagari Extra"/>
-                <w:color w:val="000000"/>
-                <w:sz w:val="40"/>
-                <w:szCs w:val="40"/>
-              </w:rPr>
-              <w:t>CirÉaÉëþ</w:t>
-            </w:r>
-            <w:proofErr w:type="spellEnd"/>
-            <w:r>
-              <w:rPr>
-                <w:rFonts w:ascii="BRH Devanagari Extra" w:hAnsi="BRH Devanagari Extra" w:cs="BRH Devanagari Extra"/>
-                <w:color w:val="000000"/>
-                <w:sz w:val="40"/>
-                <w:szCs w:val="40"/>
-              </w:rPr>
-              <w:t xml:space="preserve"> - uÉ</w:t>
+              <w:t xml:space="preserve"> CirÉaÉëþ - uÉ</w:t>
             </w:r>
             <w:r>
               <w:rPr>
@@ -5942,7 +4478,6 @@
               </w:rPr>
               <w:t>–</w:t>
             </w:r>
-            <w:proofErr w:type="spellStart"/>
             <w:r>
               <w:rPr>
                 <w:rFonts w:ascii="BRH Devanagari Extra" w:hAnsi="BRH Devanagari Extra" w:cs="BRH Devanagari Extra"/>
@@ -5952,7 +4487,6 @@
               </w:rPr>
               <w:t>iÉÏ</w:t>
             </w:r>
-            <w:proofErr w:type="spellEnd"/>
             <w:r>
               <w:rPr>
                 <w:rFonts w:ascii="BRH Malayalam Extra" w:hAnsi="BRH Malayalam Extra" w:cs="BRH Devanagari Extra"/>
@@ -5987,7 +4521,6 @@
                 <w:szCs w:val="40"/>
               </w:rPr>
             </w:pPr>
-            <w:proofErr w:type="spellStart"/>
             <w:r>
               <w:rPr>
                 <w:rFonts w:ascii="BRH Devanagari Extra" w:hAnsi="BRH Devanagari Extra" w:cs="BRH Devanagari Extra"/>
@@ -5997,7 +4530,6 @@
               </w:rPr>
               <w:t>rÉÉ</w:t>
             </w:r>
-            <w:proofErr w:type="spellEnd"/>
             <w:r>
               <w:rPr>
                 <w:rFonts w:ascii="BRH Malayalam Extra" w:hAnsi="BRH Malayalam Extra" w:cs="BRH Devanagari Extra"/>
@@ -6008,7 +4540,6 @@
               </w:rPr>
               <w:t>–</w:t>
             </w:r>
-            <w:proofErr w:type="spellStart"/>
             <w:r>
               <w:rPr>
                 <w:rFonts w:ascii="BRH Devanagari Extra" w:hAnsi="BRH Devanagari Extra" w:cs="BRH Devanagari Extra"/>
@@ -6018,7 +4549,6 @@
               </w:rPr>
               <w:t>erÉÉ</w:t>
             </w:r>
-            <w:proofErr w:type="spellEnd"/>
             <w:r>
               <w:rPr>
                 <w:rFonts w:ascii="BRH Malayalam Extra" w:hAnsi="BRH Malayalam Extra" w:cs="BRH Devanagari Extra"/>
@@ -6029,7 +4559,6 @@
               </w:rPr>
               <w:t>–</w:t>
             </w:r>
-            <w:proofErr w:type="spellStart"/>
             <w:r>
               <w:rPr>
                 <w:rFonts w:ascii="BRH Devanagari Extra" w:hAnsi="BRH Devanagari Extra" w:cs="BRH Devanagari Extra"/>
@@ -6039,7 +4568,6 @@
               </w:rPr>
               <w:t>lÉÑ</w:t>
             </w:r>
-            <w:proofErr w:type="spellEnd"/>
             <w:r>
               <w:rPr>
                 <w:rFonts w:ascii="BRH Malayalam Extra" w:hAnsi="BRH Malayalam Extra" w:cs="BRH Devanagari Extra"/>
@@ -6050,7 +4578,6 @@
               </w:rPr>
               <w:t>–</w:t>
             </w:r>
-            <w:proofErr w:type="spellStart"/>
             <w:r>
               <w:rPr>
                 <w:rFonts w:ascii="BRH Devanagari Extra" w:hAnsi="BRH Devanagari Extra" w:cs="BRH Devanagari Extra"/>
@@ -6061,7 +4588,6 @@
               </w:rPr>
               <w:t>uÉÉ</w:t>
             </w:r>
-            <w:proofErr w:type="spellEnd"/>
             <w:r>
               <w:rPr>
                 <w:rFonts w:ascii="BRH Malayalam Extra" w:hAnsi="BRH Malayalam Extra" w:cs="BRH Devanagari Extra"/>
@@ -6072,45 +4598,14 @@
               </w:rPr>
               <w:t>–</w:t>
             </w:r>
-            <w:proofErr w:type="spellStart"/>
-            <w:r>
-              <w:rPr>
-                <w:rFonts w:ascii="BRH Devanagari Extra" w:hAnsi="BRH Devanagari Extra" w:cs="BRH Devanagari Extra"/>
-                <w:color w:val="000000"/>
-                <w:sz w:val="40"/>
-                <w:szCs w:val="40"/>
-              </w:rPr>
-              <w:t>YrÉåþ</w:t>
-            </w:r>
-            <w:proofErr w:type="spellEnd"/>
-            <w:r>
-              <w:rPr>
-                <w:rFonts w:ascii="BRH Devanagari Extra" w:hAnsi="BRH Devanagari Extra" w:cs="BRH Devanagari Extra"/>
-                <w:color w:val="000000"/>
-                <w:sz w:val="40"/>
-                <w:szCs w:val="40"/>
-              </w:rPr>
-              <w:t xml:space="preserve"> </w:t>
-            </w:r>
-            <w:proofErr w:type="spellStart"/>
-            <w:r>
-              <w:rPr>
-                <w:rFonts w:ascii="BRH Devanagari Extra" w:hAnsi="BRH Devanagari Extra" w:cs="BRH Devanagari Extra"/>
-                <w:color w:val="000000"/>
-                <w:sz w:val="40"/>
-                <w:szCs w:val="40"/>
-              </w:rPr>
-              <w:t>pÉuÉiÉÈ</w:t>
-            </w:r>
-            <w:proofErr w:type="spellEnd"/>
-            <w:r>
-              <w:rPr>
-                <w:rFonts w:ascii="BRH Devanagari Extra" w:hAnsi="BRH Devanagari Extra" w:cs="BRH Devanagari Extra"/>
-                <w:color w:val="000000"/>
-                <w:sz w:val="40"/>
-                <w:szCs w:val="40"/>
-              </w:rPr>
-              <w:t xml:space="preserve"> |</w:t>
+            <w:r>
+              <w:rPr>
+                <w:rFonts w:ascii="BRH Devanagari Extra" w:hAnsi="BRH Devanagari Extra" w:cs="BRH Devanagari Extra"/>
+                <w:color w:val="000000"/>
+                <w:sz w:val="40"/>
+                <w:szCs w:val="40"/>
+              </w:rPr>
+              <w:t>YrÉåþ pÉuÉiÉÈ |</w:t>
             </w:r>
           </w:p>
         </w:tc>
@@ -6309,48 +4804,26 @@
                 <w:sz w:val="40"/>
                 <w:szCs w:val="40"/>
               </w:rPr>
-              <w:t xml:space="preserve">uÉ </w:t>
-            </w:r>
-            <w:proofErr w:type="spellStart"/>
-            <w:r>
-              <w:rPr>
-                <w:rFonts w:ascii="BRH Devanagari Extra" w:hAnsi="BRH Devanagari Extra" w:cs="BRH Devanagari Extra"/>
-                <w:color w:val="000000"/>
-                <w:sz w:val="40"/>
-                <w:szCs w:val="40"/>
-              </w:rPr>
-              <w:t>oÉ×Wû</w:t>
-            </w:r>
-            <w:proofErr w:type="spellEnd"/>
-            <w:r>
-              <w:rPr>
-                <w:rFonts w:ascii="BRH Malayalam Extra" w:hAnsi="BRH Malayalam Extra" w:cs="BRH Devanagari Extra"/>
-                <w:b/>
-                <w:color w:val="000000"/>
-                <w:sz w:val="32"/>
-                <w:szCs w:val="40"/>
-              </w:rPr>
-              <w:t>–</w:t>
-            </w:r>
-            <w:proofErr w:type="spellStart"/>
-            <w:r>
-              <w:rPr>
-                <w:rFonts w:ascii="BRH Devanagari Extra" w:hAnsi="BRH Devanagari Extra" w:cs="BRH Devanagari Extra"/>
-                <w:color w:val="000000"/>
-                <w:sz w:val="40"/>
-                <w:szCs w:val="40"/>
-              </w:rPr>
-              <w:t>xmÉiÉåÿÈ</w:t>
-            </w:r>
-            <w:proofErr w:type="spellEnd"/>
-            <w:r>
-              <w:rPr>
-                <w:rFonts w:ascii="BRH Devanagari Extra" w:hAnsi="BRH Devanagari Extra" w:cs="BRH Devanagari Extra"/>
-                <w:color w:val="000000"/>
-                <w:sz w:val="40"/>
-                <w:szCs w:val="40"/>
-              </w:rPr>
-              <w:t xml:space="preserve"> | </w:t>
+              <w:t>uÉ oÉ×Wû</w:t>
+            </w:r>
+            <w:r>
+              <w:rPr>
+                <w:rFonts w:ascii="BRH Malayalam Extra" w:hAnsi="BRH Malayalam Extra" w:cs="BRH Devanagari Extra"/>
+                <w:b/>
+                <w:color w:val="000000"/>
+                <w:sz w:val="32"/>
+                <w:szCs w:val="40"/>
+              </w:rPr>
+              <w:t>–</w:t>
+            </w:r>
+            <w:r>
+              <w:rPr>
+                <w:rFonts w:ascii="BRH Devanagari Extra" w:hAnsi="BRH Devanagari Extra" w:cs="BRH Devanagari Extra"/>
+                <w:color w:val="000000"/>
+                <w:sz w:val="40"/>
+                <w:szCs w:val="40"/>
+              </w:rPr>
+              <w:t xml:space="preserve">xmÉiÉåÿÈ | </w:t>
             </w:r>
             <w:r>
               <w:rPr>
@@ -6400,7 +4873,6 @@
               </w:rPr>
               <w:t>–</w:t>
             </w:r>
-            <w:proofErr w:type="spellStart"/>
             <w:r>
               <w:rPr>
                 <w:rFonts w:ascii="BRH Devanagari Extra" w:hAnsi="BRH Devanagari Extra" w:cs="BRH Devanagari Extra"/>
@@ -6410,36 +4882,24 @@
               </w:rPr>
               <w:t>xmÉiÉå</w:t>
             </w:r>
-            <w:proofErr w:type="spellEnd"/>
-            <w:r>
-              <w:rPr>
-                <w:rFonts w:ascii="BRH Malayalam Extra" w:hAnsi="BRH Malayalam Extra" w:cs="BRH Devanagari Extra"/>
-                <w:b/>
-                <w:color w:val="000000"/>
-                <w:sz w:val="32"/>
-                <w:szCs w:val="40"/>
-              </w:rPr>
-              <w:t>–</w:t>
-            </w:r>
-            <w:proofErr w:type="spellStart"/>
-            <w:r>
-              <w:rPr>
-                <w:rFonts w:ascii="BRH Devanagari Extra" w:hAnsi="BRH Devanagari Extra" w:cs="BRH Devanagari Extra"/>
-                <w:color w:val="000000"/>
-                <w:sz w:val="40"/>
-                <w:szCs w:val="40"/>
-              </w:rPr>
-              <w:t>xiÉåeÉþÈ</w:t>
-            </w:r>
-            <w:proofErr w:type="spellEnd"/>
-            <w:r>
-              <w:rPr>
-                <w:rFonts w:ascii="BRH Devanagari Extra" w:hAnsi="BRH Devanagari Extra" w:cs="BRH Devanagari Extra"/>
-                <w:color w:val="000000"/>
-                <w:sz w:val="40"/>
-                <w:szCs w:val="40"/>
-              </w:rPr>
-              <w:t xml:space="preserve"> |</w:t>
+            <w:r>
+              <w:rPr>
+                <w:rFonts w:ascii="BRH Malayalam Extra" w:hAnsi="BRH Malayalam Extra" w:cs="BRH Devanagari Extra"/>
+                <w:b/>
+                <w:color w:val="000000"/>
+                <w:sz w:val="32"/>
+                <w:szCs w:val="40"/>
+              </w:rPr>
+              <w:t>–</w:t>
+            </w:r>
+            <w:r>
+              <w:rPr>
+                <w:rFonts w:ascii="BRH Devanagari Extra" w:hAnsi="BRH Devanagari Extra" w:cs="BRH Devanagari Extra"/>
+                <w:color w:val="000000"/>
+                <w:sz w:val="40"/>
+                <w:szCs w:val="40"/>
+              </w:rPr>
+              <w:t>xiÉåeÉþÈ |</w:t>
             </w:r>
           </w:p>
         </w:tc>
@@ -6487,50 +4947,27 @@
                 <w:sz w:val="40"/>
                 <w:szCs w:val="40"/>
               </w:rPr>
-              <w:t xml:space="preserve">uÉ </w:t>
-            </w:r>
-            <w:proofErr w:type="spellStart"/>
-            <w:r>
-              <w:rPr>
-                <w:rFonts w:ascii="BRH Devanagari Extra" w:hAnsi="BRH Devanagari Extra" w:cs="BRH Devanagari Extra"/>
-                <w:color w:val="000000"/>
-                <w:sz w:val="40"/>
-                <w:szCs w:val="40"/>
-              </w:rPr>
-              <w:t>oÉ×Wû</w:t>
-            </w:r>
-            <w:proofErr w:type="spellEnd"/>
-            <w:r>
-              <w:rPr>
-                <w:rFonts w:ascii="BRH Malayalam Extra" w:hAnsi="BRH Malayalam Extra" w:cs="BRH Devanagari Extra"/>
-                <w:b/>
-                <w:color w:val="000000"/>
-                <w:sz w:val="32"/>
-                <w:szCs w:val="40"/>
-              </w:rPr>
-              <w:t>–</w:t>
-            </w:r>
-            <w:proofErr w:type="spellStart"/>
-            <w:r>
-              <w:rPr>
-                <w:rFonts w:ascii="BRH Devanagari Extra" w:hAnsi="BRH Devanagari Extra" w:cs="BRH Devanagari Extra"/>
-                <w:color w:val="000000"/>
-                <w:sz w:val="40"/>
-                <w:szCs w:val="40"/>
-              </w:rPr>
-              <w:t>xmÉiÉåÿÈ</w:t>
-            </w:r>
-            <w:proofErr w:type="spellEnd"/>
-            <w:r>
-              <w:rPr>
-                <w:rFonts w:ascii="BRH Devanagari Extra" w:hAnsi="BRH Devanagari Extra" w:cs="BRH Devanagari Extra"/>
-                <w:color w:val="000000"/>
-                <w:sz w:val="40"/>
-                <w:szCs w:val="40"/>
-              </w:rPr>
-              <w:t xml:space="preserve"> | </w:t>
-            </w:r>
-            <w:proofErr w:type="spellStart"/>
+              <w:t>uÉ oÉ×Wû</w:t>
+            </w:r>
+            <w:r>
+              <w:rPr>
+                <w:rFonts w:ascii="BRH Malayalam Extra" w:hAnsi="BRH Malayalam Extra" w:cs="BRH Devanagari Extra"/>
+                <w:b/>
+                <w:color w:val="000000"/>
+                <w:sz w:val="32"/>
+                <w:szCs w:val="40"/>
+              </w:rPr>
+              <w:t>–</w:t>
+            </w:r>
+            <w:r>
+              <w:rPr>
+                <w:rFonts w:ascii="BRH Devanagari Extra" w:hAnsi="BRH Devanagari Extra" w:cs="BRH Devanagari Extra"/>
+                <w:color w:val="000000"/>
+                <w:sz w:val="40"/>
+                <w:szCs w:val="40"/>
+              </w:rPr>
+              <w:t xml:space="preserve">xmÉiÉåÿÈ | </w:t>
+            </w:r>
             <w:r>
               <w:rPr>
                 <w:rFonts w:ascii="BRH Devanagari Extra" w:hAnsi="BRH Devanagari Extra" w:cs="BRH Devanagari Extra"/>
@@ -6550,18 +4987,16 @@
               </w:rPr>
               <w:t>×Wû</w:t>
             </w:r>
-            <w:proofErr w:type="spellEnd"/>
-            <w:r>
-              <w:rPr>
-                <w:rFonts w:ascii="BRH Malayalam Extra" w:hAnsi="BRH Malayalam Extra" w:cs="BRH Devanagari Extra"/>
-                <w:b/>
-                <w:color w:val="000000"/>
-                <w:sz w:val="32"/>
-                <w:szCs w:val="40"/>
-              </w:rPr>
-              <w:t>–</w:t>
-            </w:r>
-            <w:proofErr w:type="spellStart"/>
+            <w:r>
+              <w:rPr>
+                <w:rFonts w:ascii="BRH Malayalam Extra" w:hAnsi="BRH Malayalam Extra" w:cs="BRH Devanagari Extra"/>
+                <w:b/>
+                <w:color w:val="000000"/>
+                <w:sz w:val="32"/>
+                <w:szCs w:val="40"/>
+              </w:rPr>
+              <w:t>–</w:t>
+            </w:r>
             <w:r>
               <w:rPr>
                 <w:rFonts w:ascii="BRH Devanagari Extra" w:hAnsi="BRH Devanagari Extra" w:cs="BRH Devanagari Extra"/>
@@ -6571,36 +5006,24 @@
               </w:rPr>
               <w:t>xmÉiÉå</w:t>
             </w:r>
-            <w:proofErr w:type="spellEnd"/>
-            <w:r>
-              <w:rPr>
-                <w:rFonts w:ascii="BRH Malayalam Extra" w:hAnsi="BRH Malayalam Extra" w:cs="BRH Devanagari Extra"/>
-                <w:b/>
-                <w:color w:val="000000"/>
-                <w:sz w:val="32"/>
-                <w:szCs w:val="40"/>
-              </w:rPr>
-              <w:t>–</w:t>
-            </w:r>
-            <w:proofErr w:type="spellStart"/>
-            <w:r>
-              <w:rPr>
-                <w:rFonts w:ascii="BRH Devanagari Extra" w:hAnsi="BRH Devanagari Extra" w:cs="BRH Devanagari Extra"/>
-                <w:color w:val="000000"/>
-                <w:sz w:val="40"/>
-                <w:szCs w:val="40"/>
-              </w:rPr>
-              <w:t>xiÉåeÉþÈ</w:t>
-            </w:r>
-            <w:proofErr w:type="spellEnd"/>
-            <w:r>
-              <w:rPr>
-                <w:rFonts w:ascii="BRH Devanagari Extra" w:hAnsi="BRH Devanagari Extra" w:cs="BRH Devanagari Extra"/>
-                <w:color w:val="000000"/>
-                <w:sz w:val="40"/>
-                <w:szCs w:val="40"/>
-              </w:rPr>
-              <w:t xml:space="preserve"> |</w:t>
+            <w:r>
+              <w:rPr>
+                <w:rFonts w:ascii="BRH Malayalam Extra" w:hAnsi="BRH Malayalam Extra" w:cs="BRH Devanagari Extra"/>
+                <w:b/>
+                <w:color w:val="000000"/>
+                <w:sz w:val="32"/>
+                <w:szCs w:val="40"/>
+              </w:rPr>
+              <w:t>–</w:t>
+            </w:r>
+            <w:r>
+              <w:rPr>
+                <w:rFonts w:ascii="BRH Devanagari Extra" w:hAnsi="BRH Devanagari Extra" w:cs="BRH Devanagari Extra"/>
+                <w:color w:val="000000"/>
+                <w:sz w:val="40"/>
+                <w:szCs w:val="40"/>
+              </w:rPr>
+              <w:t>xiÉåeÉþÈ |</w:t>
             </w:r>
           </w:p>
         </w:tc>
@@ -6783,7 +5206,6 @@
                 <w:szCs w:val="40"/>
               </w:rPr>
             </w:pPr>
-            <w:proofErr w:type="spellStart"/>
             <w:r>
               <w:rPr>
                 <w:rFonts w:ascii="BRH Devanagari Extra" w:hAnsi="BRH Devanagari Extra" w:cs="BRH Devanagari Extra"/>
@@ -6792,33 +5214,22 @@
               </w:rPr>
               <w:t>iÉxqÉÉþS</w:t>
             </w:r>
-            <w:proofErr w:type="spellEnd"/>
-            <w:r>
-              <w:rPr>
-                <w:rFonts w:ascii="BRH Malayalam Extra" w:hAnsi="BRH Malayalam Extra" w:cs="BRH Devanagari Extra"/>
-                <w:b/>
-                <w:sz w:val="32"/>
-                <w:szCs w:val="40"/>
-              </w:rPr>
-              <w:t>–</w:t>
-            </w:r>
-            <w:proofErr w:type="spellStart"/>
-            <w:r>
-              <w:rPr>
-                <w:rFonts w:ascii="BRH Devanagari Extra" w:hAnsi="BRH Devanagari Extra" w:cs="BRH Devanagari Extra"/>
-                <w:sz w:val="40"/>
-                <w:szCs w:val="40"/>
-              </w:rPr>
-              <w:t>ÍpÉiÉþÈ</w:t>
-            </w:r>
-            <w:proofErr w:type="spellEnd"/>
-            <w:r>
-              <w:rPr>
-                <w:rFonts w:ascii="BRH Devanagari Extra" w:hAnsi="BRH Devanagari Extra" w:cs="BRH Devanagari Extra"/>
-                <w:sz w:val="40"/>
-                <w:szCs w:val="40"/>
-              </w:rPr>
-              <w:t xml:space="preserve"> | A</w:t>
+            <w:r>
+              <w:rPr>
+                <w:rFonts w:ascii="BRH Malayalam Extra" w:hAnsi="BRH Malayalam Extra" w:cs="BRH Devanagari Extra"/>
+                <w:b/>
+                <w:sz w:val="32"/>
+                <w:szCs w:val="40"/>
+              </w:rPr>
+              <w:t>–</w:t>
+            </w:r>
+            <w:r>
+              <w:rPr>
+                <w:rFonts w:ascii="BRH Devanagari Extra" w:hAnsi="BRH Devanagari Extra" w:cs="BRH Devanagari Extra"/>
+                <w:sz w:val="40"/>
+                <w:szCs w:val="40"/>
+              </w:rPr>
+              <w:t>ÍpÉiÉþÈ | A</w:t>
             </w:r>
             <w:r>
               <w:rPr>
@@ -6830,7 +5241,6 @@
               </w:rPr>
               <w:t>–</w:t>
             </w:r>
-            <w:proofErr w:type="spellStart"/>
             <w:r>
               <w:rPr>
                 <w:rFonts w:ascii="BRH Devanagari Extra" w:hAnsi="BRH Devanagari Extra" w:cs="BRH Devanagari Extra"/>
@@ -6840,44 +5250,23 @@
               </w:rPr>
               <w:t>ÍpÉ</w:t>
             </w:r>
-            <w:proofErr w:type="spellEnd"/>
-            <w:r>
-              <w:rPr>
-                <w:rFonts w:ascii="BRH Malayalam Extra" w:hAnsi="BRH Malayalam Extra" w:cs="BRH Devanagari Extra"/>
-                <w:b/>
-                <w:sz w:val="32"/>
-                <w:szCs w:val="40"/>
-              </w:rPr>
-              <w:t>–</w:t>
-            </w:r>
-            <w:proofErr w:type="spellStart"/>
-            <w:r>
-              <w:rPr>
-                <w:rFonts w:ascii="BRH Devanagari Extra" w:hAnsi="BRH Devanagari Extra" w:cs="BRH Devanagari Extra"/>
-                <w:sz w:val="40"/>
-                <w:szCs w:val="40"/>
-              </w:rPr>
-              <w:t>iÉÉå</w:t>
-            </w:r>
-            <w:proofErr w:type="spellEnd"/>
-            <w:r>
-              <w:rPr>
-                <w:rFonts w:ascii="BRH Devanagari Extra" w:hAnsi="BRH Devanagari Extra" w:cs="BRH Devanagari Extra"/>
-                <w:sz w:val="40"/>
-                <w:szCs w:val="40"/>
-              </w:rPr>
-              <w:t xml:space="preserve"> </w:t>
-            </w:r>
-            <w:proofErr w:type="spellStart"/>
-            <w:r>
-              <w:rPr>
-                <w:rFonts w:ascii="BRH Devanagari Extra" w:hAnsi="BRH Devanagari Extra" w:cs="BRH Devanagari Extra"/>
-                <w:sz w:val="40"/>
-                <w:szCs w:val="40"/>
-              </w:rPr>
-              <w:t>lÉÉÍxÉþMüÉqÉç</w:t>
-            </w:r>
-            <w:proofErr w:type="spellEnd"/>
+            <w:r>
+              <w:rPr>
+                <w:rFonts w:ascii="BRH Malayalam Extra" w:hAnsi="BRH Malayalam Extra" w:cs="BRH Devanagari Extra"/>
+                <w:b/>
+                <w:sz w:val="32"/>
+                <w:szCs w:val="40"/>
+              </w:rPr>
+              <w:t>–</w:t>
+            </w:r>
+            <w:r>
+              <w:rPr>
+                <w:rFonts w:ascii="BRH Devanagari Extra" w:hAnsi="BRH Devanagari Extra" w:cs="BRH Devanagari Extra"/>
+                <w:sz w:val="40"/>
+                <w:szCs w:val="40"/>
+              </w:rPr>
+              <w:t>iÉÉå lÉÉÍxÉþMüÉqÉç</w:t>
+            </w:r>
             <w:r>
               <w:rPr>
                 <w:rFonts w:ascii="BRH Devanagari Extra" w:hAnsi="BRH Devanagari Extra" w:cs="BRH Devanagari Extra"/>
@@ -6907,7 +5296,6 @@
                 <w:szCs w:val="40"/>
               </w:rPr>
             </w:pPr>
-            <w:proofErr w:type="spellStart"/>
             <w:r>
               <w:rPr>
                 <w:rFonts w:ascii="BRH Devanagari Extra" w:hAnsi="BRH Devanagari Extra" w:cs="BRH Devanagari Extra"/>
@@ -6916,44 +5304,32 @@
               </w:rPr>
               <w:t>iÉxqÉÉþS</w:t>
             </w:r>
-            <w:proofErr w:type="spellEnd"/>
-            <w:r>
-              <w:rPr>
-                <w:rFonts w:ascii="BRH Malayalam Extra" w:hAnsi="BRH Malayalam Extra" w:cs="BRH Devanagari Extra"/>
-                <w:b/>
-                <w:sz w:val="32"/>
-                <w:szCs w:val="40"/>
-              </w:rPr>
-              <w:t>–</w:t>
-            </w:r>
-            <w:proofErr w:type="spellStart"/>
-            <w:r>
-              <w:rPr>
-                <w:rFonts w:ascii="BRH Devanagari Extra" w:hAnsi="BRH Devanagari Extra" w:cs="BRH Devanagari Extra"/>
-                <w:sz w:val="40"/>
-                <w:szCs w:val="40"/>
-              </w:rPr>
-              <w:t>ÍpÉiÉþÈ</w:t>
-            </w:r>
-            <w:proofErr w:type="spellEnd"/>
-            <w:r>
-              <w:rPr>
-                <w:rFonts w:ascii="BRH Devanagari Extra" w:hAnsi="BRH Devanagari Extra" w:cs="BRH Devanagari Extra"/>
-                <w:sz w:val="40"/>
-                <w:szCs w:val="40"/>
-              </w:rPr>
-              <w:t xml:space="preserve"> | A</w:t>
-            </w:r>
-            <w:r>
-              <w:rPr>
-                <w:rFonts w:ascii="BRH Malayalam Extra" w:hAnsi="BRH Malayalam Extra" w:cs="BRH Devanagari Extra"/>
-                <w:b/>
-                <w:sz w:val="32"/>
-                <w:szCs w:val="40"/>
-              </w:rPr>
-              <w:t>–</w:t>
-            </w:r>
-            <w:proofErr w:type="spellStart"/>
+            <w:r>
+              <w:rPr>
+                <w:rFonts w:ascii="BRH Malayalam Extra" w:hAnsi="BRH Malayalam Extra" w:cs="BRH Devanagari Extra"/>
+                <w:b/>
+                <w:sz w:val="32"/>
+                <w:szCs w:val="40"/>
+              </w:rPr>
+              <w:t>–</w:t>
+            </w:r>
+            <w:r>
+              <w:rPr>
+                <w:rFonts w:ascii="BRH Devanagari Extra" w:hAnsi="BRH Devanagari Extra" w:cs="BRH Devanagari Extra"/>
+                <w:sz w:val="40"/>
+                <w:szCs w:val="40"/>
+              </w:rPr>
+              <w:t>ÍpÉiÉþÈ | A</w:t>
+            </w:r>
+            <w:r>
+              <w:rPr>
+                <w:rFonts w:ascii="BRH Malayalam Extra" w:hAnsi="BRH Malayalam Extra" w:cs="BRH Devanagari Extra"/>
+                <w:b/>
+                <w:sz w:val="32"/>
+                <w:szCs w:val="40"/>
+              </w:rPr>
+              <w:t>–</w:t>
+            </w:r>
             <w:r>
               <w:rPr>
                 <w:rFonts w:ascii="BRH Devanagari Extra" w:hAnsi="BRH Devanagari Extra" w:cs="BRH Devanagari Extra"/>
@@ -6971,7 +5347,6 @@
               </w:rPr>
               <w:t>iÉÉ</w:t>
             </w:r>
-            <w:proofErr w:type="spellEnd"/>
             <w:r>
               <w:rPr>
                 <w:rFonts w:ascii="BRH Malayalam Extra" w:hAnsi="BRH Malayalam Extra" w:cs="BRH Devanagari Extra"/>
@@ -6988,18 +5363,8 @@
                 <w:sz w:val="40"/>
                 <w:szCs w:val="40"/>
               </w:rPr>
-              <w:t xml:space="preserve">å </w:t>
-            </w:r>
-            <w:proofErr w:type="spellStart"/>
-            <w:r>
-              <w:rPr>
-                <w:rFonts w:ascii="BRH Devanagari Extra" w:hAnsi="BRH Devanagari Extra" w:cs="BRH Devanagari Extra"/>
-                <w:sz w:val="40"/>
-                <w:szCs w:val="40"/>
-              </w:rPr>
-              <w:t>lÉÉÍxÉþMüÉqÉç</w:t>
-            </w:r>
-            <w:proofErr w:type="spellEnd"/>
+              <w:t>å lÉÉÍxÉþMüÉqÉç</w:t>
+            </w:r>
             <w:r>
               <w:rPr>
                 <w:rFonts w:ascii="BRH Devanagari Extra" w:hAnsi="BRH Devanagari Extra" w:cs="BRH Devanagari Extra"/>
@@ -7146,35 +5511,14 @@
                 <w:szCs w:val="40"/>
               </w:rPr>
             </w:pPr>
-            <w:proofErr w:type="spellStart"/>
-            <w:r>
-              <w:rPr>
-                <w:rFonts w:ascii="BRH Devanagari Extra" w:hAnsi="BRH Devanagari Extra" w:cs="BRH Devanagari Extra"/>
-                <w:color w:val="000000"/>
-                <w:sz w:val="40"/>
-                <w:szCs w:val="40"/>
-              </w:rPr>
-              <w:t>xuÉÉWûÉ</w:t>
-            </w:r>
-            <w:proofErr w:type="spellEnd"/>
-            <w:r>
-              <w:rPr>
-                <w:rFonts w:ascii="BRH Devanagari Extra" w:hAnsi="BRH Devanagari Extra" w:cs="BRH Devanagari Extra"/>
-                <w:color w:val="000000"/>
-                <w:sz w:val="40"/>
-                <w:szCs w:val="40"/>
-              </w:rPr>
-              <w:t xml:space="preserve"> </w:t>
-            </w:r>
-            <w:proofErr w:type="spellStart"/>
-            <w:r>
-              <w:rPr>
-                <w:rFonts w:ascii="BRH Devanagari Extra" w:hAnsi="BRH Devanagari Extra" w:cs="BRH Devanagari Extra"/>
-                <w:color w:val="000000"/>
-                <w:sz w:val="40"/>
-                <w:szCs w:val="40"/>
-              </w:rPr>
-              <w:t>ÅÅqÉ</w:t>
+            <w:r>
+              <w:rPr>
+                <w:rFonts w:ascii="BRH Devanagari Extra" w:hAnsi="BRH Devanagari Extra" w:cs="BRH Devanagari Extra"/>
+                <w:color w:val="000000"/>
+                <w:sz w:val="40"/>
+                <w:szCs w:val="40"/>
+              </w:rPr>
+              <w:t>xuÉÉWûÉ ÅÅqÉ</w:t>
             </w:r>
             <w:r>
               <w:rPr>
@@ -7193,35 +5537,15 @@
                 <w:sz w:val="40"/>
                 <w:szCs w:val="40"/>
               </w:rPr>
-              <w:t>qÉç</w:t>
-            </w:r>
-            <w:proofErr w:type="spellEnd"/>
-            <w:r>
-              <w:rPr>
-                <w:rFonts w:ascii="BRH Devanagari Extra" w:hAnsi="BRH Devanagari Extra" w:cs="BRH Devanagari Extra"/>
-                <w:color w:val="000000"/>
-                <w:sz w:val="40"/>
-                <w:szCs w:val="40"/>
-              </w:rPr>
-              <w:t xml:space="preserve"> | </w:t>
-            </w:r>
-            <w:proofErr w:type="spellStart"/>
-            <w:r>
-              <w:rPr>
-                <w:rFonts w:ascii="BRH Devanagari Extra" w:hAnsi="BRH Devanagari Extra" w:cs="BRH Devanagari Extra"/>
-                <w:sz w:val="40"/>
-                <w:szCs w:val="40"/>
-              </w:rPr>
-              <w:t>AÉqÉþlÉqÉÍxÉ</w:t>
-            </w:r>
-            <w:proofErr w:type="spellEnd"/>
-            <w:r>
-              <w:rPr>
-                <w:rFonts w:ascii="BRH Devanagari Extra" w:hAnsi="BRH Devanagari Extra" w:cs="BRH Devanagari Extra"/>
-                <w:sz w:val="40"/>
-                <w:szCs w:val="40"/>
-              </w:rPr>
-              <w:t xml:space="preserve"> |</w:t>
+              <w:t xml:space="preserve">qÉç | </w:t>
+            </w:r>
+            <w:r>
+              <w:rPr>
+                <w:rFonts w:ascii="BRH Devanagari Extra" w:hAnsi="BRH Devanagari Extra" w:cs="BRH Devanagari Extra"/>
+                <w:sz w:val="40"/>
+                <w:szCs w:val="40"/>
+              </w:rPr>
+              <w:t>AÉqÉþlÉqÉÍxÉ |</w:t>
             </w:r>
           </w:p>
         </w:tc>
@@ -7243,35 +5567,14 @@
                 <w:szCs w:val="40"/>
               </w:rPr>
             </w:pPr>
-            <w:proofErr w:type="spellStart"/>
-            <w:r>
-              <w:rPr>
-                <w:rFonts w:ascii="BRH Devanagari Extra" w:hAnsi="BRH Devanagari Extra" w:cs="BRH Devanagari Extra"/>
-                <w:color w:val="000000"/>
-                <w:sz w:val="40"/>
-                <w:szCs w:val="40"/>
-              </w:rPr>
-              <w:t>xuÉÉWûÉ</w:t>
-            </w:r>
-            <w:proofErr w:type="spellEnd"/>
-            <w:r>
-              <w:rPr>
-                <w:rFonts w:ascii="BRH Devanagari Extra" w:hAnsi="BRH Devanagari Extra" w:cs="BRH Devanagari Extra"/>
-                <w:color w:val="000000"/>
-                <w:sz w:val="40"/>
-                <w:szCs w:val="40"/>
-              </w:rPr>
-              <w:t xml:space="preserve"> </w:t>
-            </w:r>
-            <w:proofErr w:type="spellStart"/>
-            <w:r>
-              <w:rPr>
-                <w:rFonts w:ascii="BRH Devanagari Extra" w:hAnsi="BRH Devanagari Extra" w:cs="BRH Devanagari Extra"/>
-                <w:color w:val="000000"/>
-                <w:sz w:val="40"/>
-                <w:szCs w:val="40"/>
-              </w:rPr>
-              <w:t>ÅÅq</w:t>
+            <w:r>
+              <w:rPr>
+                <w:rFonts w:ascii="BRH Devanagari Extra" w:hAnsi="BRH Devanagari Extra" w:cs="BRH Devanagari Extra"/>
+                <w:color w:val="000000"/>
+                <w:sz w:val="40"/>
+                <w:szCs w:val="40"/>
+              </w:rPr>
+              <w:t>xuÉÉWûÉ ÅÅq</w:t>
             </w:r>
             <w:r>
               <w:rPr>
@@ -7290,35 +5593,15 @@
                 <w:sz w:val="40"/>
                 <w:szCs w:val="40"/>
               </w:rPr>
-              <w:t>ç</w:t>
-            </w:r>
-            <w:proofErr w:type="spellEnd"/>
-            <w:r>
-              <w:rPr>
-                <w:rFonts w:ascii="BRH Devanagari Extra" w:hAnsi="BRH Devanagari Extra" w:cs="BRH Devanagari Extra"/>
-                <w:color w:val="000000"/>
-                <w:sz w:val="40"/>
-                <w:szCs w:val="40"/>
-              </w:rPr>
-              <w:t xml:space="preserve"> | </w:t>
-            </w:r>
-            <w:proofErr w:type="spellStart"/>
-            <w:r>
-              <w:rPr>
-                <w:rFonts w:ascii="BRH Devanagari Extra" w:hAnsi="BRH Devanagari Extra" w:cs="BRH Devanagari Extra"/>
-                <w:sz w:val="40"/>
-                <w:szCs w:val="40"/>
-              </w:rPr>
-              <w:t>AÉqÉþlÉqÉÍxÉ</w:t>
-            </w:r>
-            <w:proofErr w:type="spellEnd"/>
-            <w:r>
-              <w:rPr>
-                <w:rFonts w:ascii="BRH Devanagari Extra" w:hAnsi="BRH Devanagari Extra" w:cs="BRH Devanagari Extra"/>
-                <w:sz w:val="40"/>
-                <w:szCs w:val="40"/>
-              </w:rPr>
-              <w:t xml:space="preserve"> |</w:t>
+              <w:t xml:space="preserve">ç | </w:t>
+            </w:r>
+            <w:r>
+              <w:rPr>
+                <w:rFonts w:ascii="BRH Devanagari Extra" w:hAnsi="BRH Devanagari Extra" w:cs="BRH Devanagari Extra"/>
+                <w:sz w:val="40"/>
+                <w:szCs w:val="40"/>
+              </w:rPr>
+              <w:t>AÉqÉþlÉqÉÍxÉ |</w:t>
             </w:r>
           </w:p>
         </w:tc>
@@ -7510,7 +5793,6 @@
                 <w:szCs w:val="40"/>
               </w:rPr>
             </w:pPr>
-            <w:proofErr w:type="spellStart"/>
             <w:r>
               <w:rPr>
                 <w:rFonts w:ascii="BRH Devanagari Extra" w:hAnsi="BRH Devanagari Extra" w:cs="BRH Devanagari Extra"/>
@@ -7521,46 +5803,24 @@
               <w:lastRenderedPageBreak/>
               <w:t>lÉuÉ</w:t>
             </w:r>
-            <w:proofErr w:type="spellEnd"/>
-            <w:r>
-              <w:rPr>
-                <w:rFonts w:ascii="BRH Malayalam Extra" w:hAnsi="BRH Malayalam Extra" w:cs="BRH Devanagari Extra"/>
-                <w:b/>
-                <w:color w:val="000000"/>
-                <w:sz w:val="32"/>
-                <w:szCs w:val="40"/>
-              </w:rPr>
-              <w:t>–</w:t>
-            </w:r>
-            <w:proofErr w:type="spellStart"/>
-            <w:r>
-              <w:rPr>
-                <w:rFonts w:ascii="BRH Devanagari Extra" w:hAnsi="BRH Devanagari Extra" w:cs="BRH Devanagari Extra"/>
-                <w:color w:val="000000"/>
-                <w:sz w:val="40"/>
-                <w:szCs w:val="40"/>
-              </w:rPr>
-              <w:t>qÉæiÉç</w:t>
-            </w:r>
-            <w:proofErr w:type="spellEnd"/>
-            <w:r>
-              <w:rPr>
-                <w:rFonts w:ascii="BRH Devanagari Extra" w:hAnsi="BRH Devanagari Extra" w:cs="BRH Devanagari Extra"/>
-                <w:color w:val="000000"/>
-                <w:sz w:val="40"/>
-                <w:szCs w:val="40"/>
-              </w:rPr>
-              <w:t xml:space="preserve"> | </w:t>
-            </w:r>
-            <w:proofErr w:type="spellStart"/>
-            <w:r>
-              <w:rPr>
-                <w:rFonts w:ascii="BRH Devanagari Extra" w:hAnsi="BRH Devanagari Extra" w:cs="BRH Devanagari Extra"/>
-                <w:color w:val="000000"/>
-                <w:sz w:val="40"/>
-                <w:szCs w:val="40"/>
-              </w:rPr>
-              <w:t>Lå</w:t>
+            <w:r>
+              <w:rPr>
+                <w:rFonts w:ascii="BRH Malayalam Extra" w:hAnsi="BRH Malayalam Extra" w:cs="BRH Devanagari Extra"/>
+                <w:b/>
+                <w:color w:val="000000"/>
+                <w:sz w:val="32"/>
+                <w:szCs w:val="40"/>
+              </w:rPr>
+              <w:t>–</w:t>
+            </w:r>
+            <w:r>
+              <w:rPr>
+                <w:rFonts w:ascii="BRH Devanagari Extra" w:hAnsi="BRH Devanagari Extra" w:cs="BRH Devanagari Extra"/>
+                <w:color w:val="000000"/>
+                <w:sz w:val="40"/>
+                <w:szCs w:val="40"/>
+              </w:rPr>
+              <w:t>qÉæiÉç | Lå</w:t>
             </w:r>
             <w:r>
               <w:rPr>
@@ -7579,17 +5839,7 @@
                 <w:sz w:val="40"/>
                 <w:szCs w:val="40"/>
               </w:rPr>
-              <w:t>iÉç</w:t>
-            </w:r>
-            <w:proofErr w:type="spellEnd"/>
-            <w:r>
-              <w:rPr>
-                <w:rFonts w:ascii="BRH Devanagari Extra" w:hAnsi="BRH Devanagari Extra" w:cs="BRH Devanagari Extra"/>
-                <w:color w:val="000000"/>
-                <w:sz w:val="40"/>
-                <w:szCs w:val="40"/>
-              </w:rPr>
-              <w:t xml:space="preserve"> |</w:t>
+              <w:t>iÉç |</w:t>
             </w:r>
           </w:p>
         </w:tc>
@@ -7616,7 +5866,6 @@
                 <w:szCs w:val="40"/>
               </w:rPr>
             </w:pPr>
-            <w:proofErr w:type="spellStart"/>
             <w:r>
               <w:rPr>
                 <w:rFonts w:ascii="BRH Devanagari Extra" w:hAnsi="BRH Devanagari Extra" w:cs="BRH Devanagari Extra"/>
@@ -7626,36 +5875,24 @@
               </w:rPr>
               <w:t>lÉuÉ</w:t>
             </w:r>
-            <w:proofErr w:type="spellEnd"/>
-            <w:r>
-              <w:rPr>
-                <w:rFonts w:ascii="BRH Malayalam Extra" w:hAnsi="BRH Malayalam Extra" w:cs="BRH Devanagari Extra"/>
-                <w:b/>
-                <w:color w:val="000000"/>
-                <w:sz w:val="32"/>
-                <w:szCs w:val="40"/>
-              </w:rPr>
-              <w:t>–</w:t>
-            </w:r>
-            <w:proofErr w:type="spellStart"/>
-            <w:r>
-              <w:rPr>
-                <w:rFonts w:ascii="BRH Devanagari Extra" w:hAnsi="BRH Devanagari Extra" w:cs="BRH Devanagari Extra"/>
-                <w:color w:val="000000"/>
-                <w:sz w:val="40"/>
-                <w:szCs w:val="40"/>
-              </w:rPr>
-              <w:t>qÉæiÉç</w:t>
-            </w:r>
-            <w:proofErr w:type="spellEnd"/>
-            <w:r>
-              <w:rPr>
-                <w:rFonts w:ascii="BRH Devanagari Extra" w:hAnsi="BRH Devanagari Extra" w:cs="BRH Devanagari Extra"/>
-                <w:color w:val="000000"/>
-                <w:sz w:val="40"/>
-                <w:szCs w:val="40"/>
-              </w:rPr>
-              <w:t xml:space="preserve"> | Lå</w:t>
+            <w:r>
+              <w:rPr>
+                <w:rFonts w:ascii="BRH Malayalam Extra" w:hAnsi="BRH Malayalam Extra" w:cs="BRH Devanagari Extra"/>
+                <w:b/>
+                <w:color w:val="000000"/>
+                <w:sz w:val="32"/>
+                <w:szCs w:val="40"/>
+              </w:rPr>
+              <w:t>–</w:t>
+            </w:r>
+            <w:r>
+              <w:rPr>
+                <w:rFonts w:ascii="BRH Devanagari Extra" w:hAnsi="BRH Devanagari Extra" w:cs="BRH Devanagari Extra"/>
+                <w:color w:val="000000"/>
+                <w:sz w:val="40"/>
+                <w:szCs w:val="40"/>
+              </w:rPr>
+              <w:t>qÉæiÉç | Lå</w:t>
             </w:r>
             <w:r>
               <w:rPr>
@@ -7890,85 +6127,33 @@
                 <w:szCs w:val="40"/>
               </w:rPr>
             </w:pPr>
-            <w:proofErr w:type="spellStart"/>
-            <w:r>
-              <w:rPr>
-                <w:rFonts w:ascii="BRH Devanagari Extra" w:hAnsi="BRH Devanagari Extra" w:cs="BRH Devanagari Extra"/>
-                <w:color w:val="000000"/>
-                <w:sz w:val="40"/>
-                <w:szCs w:val="40"/>
-              </w:rPr>
-              <w:t>iÉiÉç</w:t>
-            </w:r>
-            <w:proofErr w:type="spellEnd"/>
-            <w:r>
-              <w:rPr>
-                <w:rFonts w:ascii="BRH Devanagari Extra" w:hAnsi="BRH Devanagari Extra" w:cs="BRH Devanagari Extra"/>
-                <w:color w:val="000000"/>
-                <w:sz w:val="40"/>
-                <w:szCs w:val="40"/>
-              </w:rPr>
-              <w:t xml:space="preserve"> </w:t>
-            </w:r>
-            <w:proofErr w:type="spellStart"/>
-            <w:r>
-              <w:rPr>
-                <w:rFonts w:ascii="BRH Devanagari Extra" w:hAnsi="BRH Devanagari Extra" w:cs="BRH Devanagari Extra"/>
-                <w:color w:val="000000"/>
-                <w:sz w:val="40"/>
-                <w:szCs w:val="40"/>
-              </w:rPr>
-              <w:t>iuÉÉÿ</w:t>
-            </w:r>
-            <w:proofErr w:type="spellEnd"/>
-            <w:r>
-              <w:rPr>
-                <w:rFonts w:ascii="BRH Devanagari Extra" w:hAnsi="BRH Devanagari Extra" w:cs="BRH Devanagari Extra"/>
-                <w:color w:val="000000"/>
-                <w:sz w:val="40"/>
-                <w:szCs w:val="40"/>
-              </w:rPr>
-              <w:t xml:space="preserve"> | </w:t>
-            </w:r>
-            <w:proofErr w:type="spellStart"/>
-            <w:r>
-              <w:rPr>
-                <w:rFonts w:ascii="BRH Devanagari Extra" w:hAnsi="BRH Devanagari Extra" w:cs="BRH Devanagari Extra"/>
-                <w:color w:val="000000"/>
-                <w:sz w:val="40"/>
-                <w:szCs w:val="40"/>
-              </w:rPr>
-              <w:t>iuÉÉ</w:t>
-            </w:r>
-            <w:proofErr w:type="spellEnd"/>
-            <w:r>
-              <w:rPr>
-                <w:rFonts w:ascii="BRH Malayalam Extra" w:hAnsi="BRH Malayalam Extra" w:cs="BRH Devanagari Extra"/>
-                <w:b/>
-                <w:color w:val="000000"/>
-                <w:sz w:val="32"/>
-                <w:szCs w:val="40"/>
-              </w:rPr>
-              <w:t>–</w:t>
-            </w:r>
-            <w:r>
-              <w:rPr>
-                <w:rFonts w:ascii="BRH Devanagari Extra" w:hAnsi="BRH Devanagari Extra" w:cs="BRH Devanagari Extra"/>
-                <w:color w:val="000000"/>
-                <w:sz w:val="40"/>
-                <w:szCs w:val="40"/>
-              </w:rPr>
-              <w:t xml:space="preserve"> </w:t>
-            </w:r>
-            <w:proofErr w:type="spellStart"/>
-            <w:r>
-              <w:rPr>
-                <w:rFonts w:ascii="BRH Devanagari Extra" w:hAnsi="BRH Devanagari Extra" w:cs="BRH Devanagari Extra"/>
-                <w:color w:val="000000"/>
-                <w:sz w:val="40"/>
-                <w:szCs w:val="40"/>
-              </w:rPr>
-              <w:t>ÌuÉ</w:t>
+            <w:r>
+              <w:rPr>
+                <w:rFonts w:ascii="BRH Devanagari Extra" w:hAnsi="BRH Devanagari Extra" w:cs="BRH Devanagari Extra"/>
+                <w:color w:val="000000"/>
+                <w:sz w:val="40"/>
+                <w:szCs w:val="40"/>
+              </w:rPr>
+              <w:t>iÉiÉç iuÉÉÿ | iuÉÉ</w:t>
+            </w:r>
+            <w:r>
+              <w:rPr>
+                <w:rFonts w:ascii="BRH Malayalam Extra" w:hAnsi="BRH Malayalam Extra" w:cs="BRH Devanagari Extra"/>
+                <w:b/>
+                <w:color w:val="000000"/>
+                <w:sz w:val="32"/>
+                <w:szCs w:val="40"/>
+              </w:rPr>
+              <w:t>–</w:t>
+            </w:r>
+            <w:r>
+              <w:rPr>
+                <w:rFonts w:ascii="BRH Devanagari Extra" w:hAnsi="BRH Devanagari Extra" w:cs="BRH Devanagari Extra"/>
+                <w:color w:val="000000"/>
+                <w:sz w:val="40"/>
+                <w:szCs w:val="40"/>
+              </w:rPr>
+              <w:t xml:space="preserve"> ÌuÉ</w:t>
             </w:r>
             <w:r>
               <w:rPr>
@@ -7987,17 +6172,7 @@
                 <w:sz w:val="40"/>
                 <w:szCs w:val="40"/>
               </w:rPr>
-              <w:t>È</w:t>
-            </w:r>
-            <w:proofErr w:type="spellEnd"/>
-            <w:r>
-              <w:rPr>
-                <w:rFonts w:ascii="BRH Devanagari Extra" w:hAnsi="BRH Devanagari Extra" w:cs="BRH Devanagari Extra"/>
-                <w:color w:val="000000"/>
-                <w:sz w:val="40"/>
-                <w:szCs w:val="40"/>
-              </w:rPr>
-              <w:t xml:space="preserve"> |</w:t>
+              <w:t>È |</w:t>
             </w:r>
           </w:p>
         </w:tc>
@@ -8025,85 +6200,33 @@
                 <w:szCs w:val="40"/>
               </w:rPr>
             </w:pPr>
-            <w:proofErr w:type="spellStart"/>
-            <w:r>
-              <w:rPr>
-                <w:rFonts w:ascii="BRH Devanagari Extra" w:hAnsi="BRH Devanagari Extra" w:cs="BRH Devanagari Extra"/>
-                <w:color w:val="000000"/>
-                <w:sz w:val="40"/>
-                <w:szCs w:val="40"/>
-              </w:rPr>
-              <w:t>iÉiÉç</w:t>
-            </w:r>
-            <w:proofErr w:type="spellEnd"/>
-            <w:r>
-              <w:rPr>
-                <w:rFonts w:ascii="BRH Devanagari Extra" w:hAnsi="BRH Devanagari Extra" w:cs="BRH Devanagari Extra"/>
-                <w:color w:val="000000"/>
-                <w:sz w:val="40"/>
-                <w:szCs w:val="40"/>
-              </w:rPr>
-              <w:t xml:space="preserve"> </w:t>
-            </w:r>
-            <w:proofErr w:type="spellStart"/>
-            <w:r>
-              <w:rPr>
-                <w:rFonts w:ascii="BRH Devanagari Extra" w:hAnsi="BRH Devanagari Extra" w:cs="BRH Devanagari Extra"/>
-                <w:color w:val="000000"/>
-                <w:sz w:val="40"/>
-                <w:szCs w:val="40"/>
-              </w:rPr>
-              <w:t>iuÉÉÿ</w:t>
-            </w:r>
-            <w:proofErr w:type="spellEnd"/>
-            <w:r>
-              <w:rPr>
-                <w:rFonts w:ascii="BRH Devanagari Extra" w:hAnsi="BRH Devanagari Extra" w:cs="BRH Devanagari Extra"/>
-                <w:color w:val="000000"/>
-                <w:sz w:val="40"/>
-                <w:szCs w:val="40"/>
-              </w:rPr>
-              <w:t xml:space="preserve"> | </w:t>
-            </w:r>
-            <w:proofErr w:type="spellStart"/>
-            <w:r>
-              <w:rPr>
-                <w:rFonts w:ascii="BRH Devanagari Extra" w:hAnsi="BRH Devanagari Extra" w:cs="BRH Devanagari Extra"/>
-                <w:color w:val="000000"/>
-                <w:sz w:val="40"/>
-                <w:szCs w:val="40"/>
-              </w:rPr>
-              <w:t>iuÉÉ</w:t>
-            </w:r>
-            <w:proofErr w:type="spellEnd"/>
-            <w:r>
-              <w:rPr>
-                <w:rFonts w:ascii="BRH Malayalam Extra" w:hAnsi="BRH Malayalam Extra" w:cs="BRH Devanagari Extra"/>
-                <w:b/>
-                <w:color w:val="000000"/>
-                <w:sz w:val="32"/>
-                <w:szCs w:val="40"/>
-              </w:rPr>
-              <w:t>–</w:t>
-            </w:r>
-            <w:r>
-              <w:rPr>
-                <w:rFonts w:ascii="BRH Devanagari Extra" w:hAnsi="BRH Devanagari Extra" w:cs="BRH Devanagari Extra"/>
-                <w:color w:val="000000"/>
-                <w:sz w:val="40"/>
-                <w:szCs w:val="40"/>
-              </w:rPr>
-              <w:t xml:space="preserve"> </w:t>
-            </w:r>
-            <w:proofErr w:type="spellStart"/>
-            <w:r>
-              <w:rPr>
-                <w:rFonts w:ascii="BRH Devanagari Extra" w:hAnsi="BRH Devanagari Extra" w:cs="BRH Devanagari Extra"/>
-                <w:color w:val="000000"/>
-                <w:sz w:val="40"/>
-                <w:szCs w:val="40"/>
-              </w:rPr>
-              <w:t>ÌuÉ</w:t>
+            <w:r>
+              <w:rPr>
+                <w:rFonts w:ascii="BRH Devanagari Extra" w:hAnsi="BRH Devanagari Extra" w:cs="BRH Devanagari Extra"/>
+                <w:color w:val="000000"/>
+                <w:sz w:val="40"/>
+                <w:szCs w:val="40"/>
+              </w:rPr>
+              <w:t>iÉiÉç iuÉÉÿ | iuÉÉ</w:t>
+            </w:r>
+            <w:r>
+              <w:rPr>
+                <w:rFonts w:ascii="BRH Malayalam Extra" w:hAnsi="BRH Malayalam Extra" w:cs="BRH Devanagari Extra"/>
+                <w:b/>
+                <w:color w:val="000000"/>
+                <w:sz w:val="32"/>
+                <w:szCs w:val="40"/>
+              </w:rPr>
+              <w:t>–</w:t>
+            </w:r>
+            <w:r>
+              <w:rPr>
+                <w:rFonts w:ascii="BRH Devanagari Extra" w:hAnsi="BRH Devanagari Extra" w:cs="BRH Devanagari Extra"/>
+                <w:color w:val="000000"/>
+                <w:sz w:val="40"/>
+                <w:szCs w:val="40"/>
+              </w:rPr>
+              <w:t xml:space="preserve"> ÌuÉ</w:t>
             </w:r>
             <w:r>
               <w:rPr>
@@ -8141,17 +6264,7 @@
                 <w:sz w:val="40"/>
                 <w:szCs w:val="40"/>
               </w:rPr>
-              <w:t>È</w:t>
-            </w:r>
-            <w:proofErr w:type="spellEnd"/>
-            <w:r>
-              <w:rPr>
-                <w:rFonts w:ascii="BRH Devanagari Extra" w:hAnsi="BRH Devanagari Extra" w:cs="BRH Devanagari Extra"/>
-                <w:color w:val="000000"/>
-                <w:sz w:val="40"/>
-                <w:szCs w:val="40"/>
-              </w:rPr>
-              <w:t xml:space="preserve"> |</w:t>
+              <w:t>È |</w:t>
             </w:r>
           </w:p>
         </w:tc>
@@ -8385,7 +6498,6 @@
               </w:rPr>
               <w:t>–</w:t>
             </w:r>
-            <w:proofErr w:type="spellStart"/>
             <w:r>
               <w:rPr>
                 <w:rFonts w:ascii="BRH Devanagari Extra" w:hAnsi="BRH Devanagari Extra" w:cs="BRH Devanagari Extra"/>
@@ -8395,18 +6507,16 @@
               </w:rPr>
               <w:t>iÉï</w:t>
             </w:r>
-            <w:proofErr w:type="spellEnd"/>
-            <w:r>
-              <w:rPr>
-                <w:rFonts w:ascii="BRH Malayalam Extra" w:hAnsi="BRH Malayalam Extra" w:cs="BRH Devanagari Extra"/>
-                <w:b/>
-                <w:color w:val="000000"/>
-                <w:sz w:val="32"/>
-                <w:szCs w:val="40"/>
-              </w:rPr>
-              <w:t>–</w:t>
-            </w:r>
-            <w:proofErr w:type="spellStart"/>
+            <w:r>
+              <w:rPr>
+                <w:rFonts w:ascii="BRH Malayalam Extra" w:hAnsi="BRH Malayalam Extra" w:cs="BRH Devanagari Extra"/>
+                <w:b/>
+                <w:color w:val="000000"/>
+                <w:sz w:val="32"/>
+                <w:szCs w:val="40"/>
+              </w:rPr>
+              <w:t>–</w:t>
+            </w:r>
             <w:r>
               <w:rPr>
                 <w:rFonts w:ascii="BRH Devanagari Extra" w:hAnsi="BRH Devanagari Extra" w:cs="BRH Devanagari Extra"/>
@@ -8426,7 +6536,6 @@
               </w:rPr>
               <w:t>åmÉÉ</w:t>
             </w:r>
-            <w:proofErr w:type="spellEnd"/>
             <w:r>
               <w:rPr>
                 <w:rFonts w:ascii="BRH Malayalam Extra" w:hAnsi="BRH Malayalam Extra" w:cs="BRH Devanagari Extra"/>
@@ -8456,25 +6565,14 @@
               </w:rPr>
               <w:t>–</w:t>
             </w:r>
-            <w:proofErr w:type="spellStart"/>
-            <w:r>
-              <w:rPr>
-                <w:rFonts w:ascii="BRH Devanagari Extra" w:hAnsi="BRH Devanagari Extra" w:cs="BRH Devanagari Extra"/>
-                <w:color w:val="000000"/>
-                <w:sz w:val="40"/>
-                <w:szCs w:val="40"/>
-              </w:rPr>
-              <w:t>zÉÉåÈ</w:t>
-            </w:r>
-            <w:proofErr w:type="spellEnd"/>
-            <w:r>
-              <w:rPr>
-                <w:rFonts w:ascii="BRH Devanagari Extra" w:hAnsi="BRH Devanagari Extra" w:cs="BRH Devanagari Extra"/>
-                <w:color w:val="000000"/>
-                <w:sz w:val="40"/>
-                <w:szCs w:val="40"/>
-              </w:rPr>
-              <w:t xml:space="preserve"> | </w:t>
+            <w:r>
+              <w:rPr>
+                <w:rFonts w:ascii="BRH Devanagari Extra" w:hAnsi="BRH Devanagari Extra" w:cs="BRH Devanagari Extra"/>
+                <w:color w:val="000000"/>
+                <w:sz w:val="40"/>
+                <w:szCs w:val="40"/>
+              </w:rPr>
+              <w:t xml:space="preserve">zÉÉåÈ | </w:t>
             </w:r>
           </w:p>
           <w:p>
@@ -8506,7 +6604,6 @@
               </w:rPr>
               <w:t>–</w:t>
             </w:r>
-            <w:proofErr w:type="spellStart"/>
             <w:r>
               <w:rPr>
                 <w:rFonts w:ascii="BRH Devanagari Extra" w:hAnsi="BRH Devanagari Extra" w:cs="BRH Devanagari Extra"/>
@@ -8516,7 +6613,6 @@
               </w:rPr>
               <w:t>mÉÉ</w:t>
             </w:r>
-            <w:proofErr w:type="spellEnd"/>
             <w:r>
               <w:rPr>
                 <w:rFonts w:ascii="BRH Malayalam Extra" w:hAnsi="BRH Malayalam Extra" w:cs="BRH Devanagari Extra"/>
@@ -8546,66 +6642,33 @@
               </w:rPr>
               <w:t>–</w:t>
             </w:r>
-            <w:proofErr w:type="spellStart"/>
-            <w:r>
-              <w:rPr>
-                <w:rFonts w:ascii="BRH Devanagari Extra" w:hAnsi="BRH Devanagari Extra" w:cs="BRH Devanagari Extra"/>
-                <w:color w:val="000000"/>
-                <w:sz w:val="40"/>
-                <w:szCs w:val="40"/>
-              </w:rPr>
-              <w:t>zÉÉåUç</w:t>
-            </w:r>
-            <w:proofErr w:type="spellEnd"/>
-            <w:r>
-              <w:rPr>
-                <w:rFonts w:ascii="BRH Devanagari Extra" w:hAnsi="BRH Devanagari Extra" w:cs="BRH Devanagari Extra"/>
-                <w:color w:val="000000"/>
-                <w:sz w:val="40"/>
-                <w:szCs w:val="40"/>
-              </w:rPr>
-              <w:t xml:space="preserve"> </w:t>
-            </w:r>
-            <w:proofErr w:type="spellStart"/>
-            <w:r>
-              <w:rPr>
-                <w:rFonts w:ascii="BRH Devanagari Extra" w:hAnsi="BRH Devanagari Extra" w:cs="BRH Devanagari Extra"/>
-                <w:color w:val="000000"/>
-                <w:sz w:val="40"/>
-                <w:szCs w:val="40"/>
-              </w:rPr>
-              <w:t>uÉÏ</w:t>
-            </w:r>
-            <w:proofErr w:type="spellEnd"/>
-            <w:r>
-              <w:rPr>
-                <w:rFonts w:ascii="BRH Malayalam Extra" w:hAnsi="BRH Malayalam Extra" w:cs="BRH Devanagari Extra"/>
-                <w:b/>
-                <w:color w:val="000000"/>
-                <w:sz w:val="32"/>
-                <w:szCs w:val="40"/>
-              </w:rPr>
-              <w:t>–</w:t>
-            </w:r>
-            <w:proofErr w:type="spellStart"/>
-            <w:r>
-              <w:rPr>
-                <w:rFonts w:ascii="BRH Devanagari Extra" w:hAnsi="BRH Devanagari Extra" w:cs="BRH Devanagari Extra"/>
-                <w:color w:val="000000"/>
-                <w:sz w:val="40"/>
-                <w:szCs w:val="40"/>
-              </w:rPr>
-              <w:t>rÉåïþhÉ</w:t>
-            </w:r>
-            <w:proofErr w:type="spellEnd"/>
-            <w:r>
-              <w:rPr>
-                <w:rFonts w:ascii="BRH Devanagari Extra" w:hAnsi="BRH Devanagari Extra" w:cs="BRH Devanagari Extra"/>
-                <w:color w:val="000000"/>
-                <w:sz w:val="40"/>
-                <w:szCs w:val="40"/>
-              </w:rPr>
-              <w:t xml:space="preserve"> |</w:t>
+            <w:r>
+              <w:rPr>
+                <w:rFonts w:ascii="BRH Devanagari Extra" w:hAnsi="BRH Devanagari Extra" w:cs="BRH Devanagari Extra"/>
+                <w:color w:val="000000"/>
+                <w:sz w:val="40"/>
+                <w:szCs w:val="40"/>
+              </w:rPr>
+              <w:t>zÉÉåUç uÉÏ</w:t>
+            </w:r>
+            <w:r>
+              <w:rPr>
+                <w:rFonts w:ascii="BRH Malayalam Extra" w:hAnsi="BRH Malayalam Extra" w:cs="BRH Devanagari Extra"/>
+                <w:b/>
+                <w:color w:val="000000"/>
+                <w:sz w:val="32"/>
+                <w:szCs w:val="40"/>
+              </w:rPr>
+              <w:t>–</w:t>
+            </w:r>
+            <w:r>
+              <w:rPr>
+                <w:rFonts w:ascii="BRH Devanagari Extra" w:hAnsi="BRH Devanagari Extra" w:cs="BRH Devanagari Extra"/>
+                <w:color w:val="000000"/>
+                <w:sz w:val="40"/>
+                <w:szCs w:val="40"/>
+              </w:rPr>
+              <w:t>rÉåïþhÉ |</w:t>
             </w:r>
           </w:p>
         </w:tc>
@@ -8652,7 +6715,6 @@
               </w:rPr>
               <w:t>–</w:t>
             </w:r>
-            <w:proofErr w:type="spellStart"/>
             <w:r>
               <w:rPr>
                 <w:rFonts w:ascii="BRH Devanagari Extra" w:hAnsi="BRH Devanagari Extra" w:cs="BRH Devanagari Extra"/>
@@ -8662,18 +6724,16 @@
               </w:rPr>
               <w:t>iÉï</w:t>
             </w:r>
-            <w:proofErr w:type="spellEnd"/>
-            <w:r>
-              <w:rPr>
-                <w:rFonts w:ascii="BRH Malayalam Extra" w:hAnsi="BRH Malayalam Extra" w:cs="BRH Devanagari Extra"/>
-                <w:b/>
-                <w:color w:val="000000"/>
-                <w:sz w:val="32"/>
-                <w:szCs w:val="40"/>
-              </w:rPr>
-              <w:t>–</w:t>
-            </w:r>
-            <w:proofErr w:type="spellStart"/>
+            <w:r>
+              <w:rPr>
+                <w:rFonts w:ascii="BRH Malayalam Extra" w:hAnsi="BRH Malayalam Extra" w:cs="BRH Devanagari Extra"/>
+                <w:b/>
+                <w:color w:val="000000"/>
+                <w:sz w:val="32"/>
+                <w:szCs w:val="40"/>
+              </w:rPr>
+              <w:t>–</w:t>
+            </w:r>
             <w:r>
               <w:rPr>
                 <w:rFonts w:ascii="BRH Devanagari Extra" w:hAnsi="BRH Devanagari Extra" w:cs="BRH Devanagari Extra"/>
@@ -8693,18 +6753,16 @@
               </w:rPr>
               <w:t>É</w:t>
             </w:r>
-            <w:proofErr w:type="spellEnd"/>
-            <w:r>
-              <w:rPr>
-                <w:rFonts w:ascii="BRH Malayalam Extra" w:hAnsi="BRH Malayalam Extra" w:cs="BRH Devanagari Extra"/>
-                <w:b/>
-                <w:color w:val="000000"/>
-                <w:sz w:val="32"/>
-                <w:szCs w:val="40"/>
-              </w:rPr>
-              <w:t>–</w:t>
-            </w:r>
-            <w:proofErr w:type="spellStart"/>
+            <w:r>
+              <w:rPr>
+                <w:rFonts w:ascii="BRH Malayalam Extra" w:hAnsi="BRH Malayalam Extra" w:cs="BRH Devanagari Extra"/>
+                <w:b/>
+                <w:color w:val="000000"/>
+                <w:sz w:val="32"/>
+                <w:szCs w:val="40"/>
+              </w:rPr>
+              <w:t>–</w:t>
+            </w:r>
             <w:r>
               <w:rPr>
                 <w:rFonts w:ascii="BRH Devanagari Extra" w:hAnsi="BRH Devanagari Extra" w:cs="BRH Devanagari Extra"/>
@@ -8714,7 +6772,6 @@
               </w:rPr>
               <w:t>åmÉÉ</w:t>
             </w:r>
-            <w:proofErr w:type="spellEnd"/>
             <w:r>
               <w:rPr>
                 <w:rFonts w:ascii="BRH Malayalam Extra" w:hAnsi="BRH Malayalam Extra" w:cs="BRH Devanagari Extra"/>
@@ -8744,25 +6801,14 @@
               </w:rPr>
               <w:t>–</w:t>
             </w:r>
-            <w:proofErr w:type="spellStart"/>
-            <w:r>
-              <w:rPr>
-                <w:rFonts w:ascii="BRH Devanagari Extra" w:hAnsi="BRH Devanagari Extra" w:cs="BRH Devanagari Extra"/>
-                <w:color w:val="000000"/>
-                <w:sz w:val="40"/>
-                <w:szCs w:val="40"/>
-              </w:rPr>
-              <w:t>zÉÉåÈ</w:t>
-            </w:r>
-            <w:proofErr w:type="spellEnd"/>
-            <w:r>
-              <w:rPr>
-                <w:rFonts w:ascii="BRH Devanagari Extra" w:hAnsi="BRH Devanagari Extra" w:cs="BRH Devanagari Extra"/>
-                <w:color w:val="000000"/>
-                <w:sz w:val="40"/>
-                <w:szCs w:val="40"/>
-              </w:rPr>
-              <w:t xml:space="preserve"> | </w:t>
+            <w:r>
+              <w:rPr>
+                <w:rFonts w:ascii="BRH Devanagari Extra" w:hAnsi="BRH Devanagari Extra" w:cs="BRH Devanagari Extra"/>
+                <w:color w:val="000000"/>
+                <w:sz w:val="40"/>
+                <w:szCs w:val="40"/>
+              </w:rPr>
+              <w:t xml:space="preserve">zÉÉåÈ | </w:t>
             </w:r>
           </w:p>
           <w:p>
@@ -8798,7 +6844,6 @@
               </w:rPr>
               <w:t>–</w:t>
             </w:r>
-            <w:proofErr w:type="spellStart"/>
             <w:r>
               <w:rPr>
                 <w:rFonts w:ascii="BRH Devanagari Extra" w:hAnsi="BRH Devanagari Extra" w:cs="BRH Devanagari Extra"/>
@@ -8808,7 +6853,6 @@
               </w:rPr>
               <w:t>mÉÉ</w:t>
             </w:r>
-            <w:proofErr w:type="spellEnd"/>
             <w:r>
               <w:rPr>
                 <w:rFonts w:ascii="BRH Malayalam Extra" w:hAnsi="BRH Malayalam Extra" w:cs="BRH Devanagari Extra"/>
@@ -8838,66 +6882,33 @@
               </w:rPr>
               <w:t>–</w:t>
             </w:r>
-            <w:proofErr w:type="spellStart"/>
-            <w:r>
-              <w:rPr>
-                <w:rFonts w:ascii="BRH Devanagari Extra" w:hAnsi="BRH Devanagari Extra" w:cs="BRH Devanagari Extra"/>
-                <w:color w:val="000000"/>
-                <w:sz w:val="40"/>
-                <w:szCs w:val="40"/>
-              </w:rPr>
-              <w:t>zÉÉåUç</w:t>
-            </w:r>
-            <w:proofErr w:type="spellEnd"/>
-            <w:r>
-              <w:rPr>
-                <w:rFonts w:ascii="BRH Devanagari Extra" w:hAnsi="BRH Devanagari Extra" w:cs="BRH Devanagari Extra"/>
-                <w:color w:val="000000"/>
-                <w:sz w:val="40"/>
-                <w:szCs w:val="40"/>
-              </w:rPr>
-              <w:t xml:space="preserve"> </w:t>
-            </w:r>
-            <w:proofErr w:type="spellStart"/>
-            <w:r>
-              <w:rPr>
-                <w:rFonts w:ascii="BRH Devanagari Extra" w:hAnsi="BRH Devanagari Extra" w:cs="BRH Devanagari Extra"/>
-                <w:color w:val="000000"/>
-                <w:sz w:val="40"/>
-                <w:szCs w:val="40"/>
-              </w:rPr>
-              <w:t>uÉÏ</w:t>
-            </w:r>
-            <w:proofErr w:type="spellEnd"/>
-            <w:r>
-              <w:rPr>
-                <w:rFonts w:ascii="BRH Malayalam Extra" w:hAnsi="BRH Malayalam Extra" w:cs="BRH Devanagari Extra"/>
-                <w:b/>
-                <w:color w:val="000000"/>
-                <w:sz w:val="32"/>
-                <w:szCs w:val="40"/>
-              </w:rPr>
-              <w:t>–</w:t>
-            </w:r>
-            <w:proofErr w:type="spellStart"/>
-            <w:r>
-              <w:rPr>
-                <w:rFonts w:ascii="BRH Devanagari Extra" w:hAnsi="BRH Devanagari Extra" w:cs="BRH Devanagari Extra"/>
-                <w:color w:val="000000"/>
-                <w:sz w:val="40"/>
-                <w:szCs w:val="40"/>
-              </w:rPr>
-              <w:t>rÉåïþhÉ</w:t>
-            </w:r>
-            <w:proofErr w:type="spellEnd"/>
-            <w:r>
-              <w:rPr>
-                <w:rFonts w:ascii="BRH Devanagari Extra" w:hAnsi="BRH Devanagari Extra" w:cs="BRH Devanagari Extra"/>
-                <w:color w:val="000000"/>
-                <w:sz w:val="40"/>
-                <w:szCs w:val="40"/>
-              </w:rPr>
-              <w:t xml:space="preserve"> |</w:t>
+            <w:r>
+              <w:rPr>
+                <w:rFonts w:ascii="BRH Devanagari Extra" w:hAnsi="BRH Devanagari Extra" w:cs="BRH Devanagari Extra"/>
+                <w:color w:val="000000"/>
+                <w:sz w:val="40"/>
+                <w:szCs w:val="40"/>
+              </w:rPr>
+              <w:t>zÉÉåUç uÉÏ</w:t>
+            </w:r>
+            <w:r>
+              <w:rPr>
+                <w:rFonts w:ascii="BRH Malayalam Extra" w:hAnsi="BRH Malayalam Extra" w:cs="BRH Devanagari Extra"/>
+                <w:b/>
+                <w:color w:val="000000"/>
+                <w:sz w:val="32"/>
+                <w:szCs w:val="40"/>
+              </w:rPr>
+              <w:t>–</w:t>
+            </w:r>
+            <w:r>
+              <w:rPr>
+                <w:rFonts w:ascii="BRH Devanagari Extra" w:hAnsi="BRH Devanagari Extra" w:cs="BRH Devanagari Extra"/>
+                <w:color w:val="000000"/>
+                <w:sz w:val="40"/>
+                <w:szCs w:val="40"/>
+              </w:rPr>
+              <w:t>rÉåïþhÉ |</w:t>
             </w:r>
           </w:p>
         </w:tc>
@@ -9098,7 +7109,6 @@
                 <w:szCs w:val="40"/>
               </w:rPr>
             </w:pPr>
-            <w:proofErr w:type="spellStart"/>
             <w:r>
               <w:rPr>
                 <w:rFonts w:ascii="BRH Devanagari Extra" w:hAnsi="BRH Devanagari Extra" w:cs="BRH Devanagari Extra"/>
@@ -9118,48 +7128,35 @@
               </w:rPr>
               <w:t>þËU</w:t>
             </w:r>
-            <w:proofErr w:type="spellEnd"/>
-            <w:r>
-              <w:rPr>
-                <w:rFonts w:ascii="BRH Malayalam Extra" w:hAnsi="BRH Malayalam Extra" w:cs="BRH Devanagari Extra"/>
-                <w:b/>
-                <w:color w:val="000000"/>
-                <w:sz w:val="32"/>
-                <w:szCs w:val="40"/>
-              </w:rPr>
-              <w:t>–</w:t>
-            </w:r>
-            <w:proofErr w:type="spellStart"/>
-            <w:r>
-              <w:rPr>
-                <w:rFonts w:ascii="BRH Devanagari Extra" w:hAnsi="BRH Devanagari Extra" w:cs="BRH Devanagari Extra"/>
-                <w:color w:val="000000"/>
-                <w:sz w:val="40"/>
-                <w:szCs w:val="40"/>
-              </w:rPr>
-              <w:t>rÉÉqÉç</w:t>
-            </w:r>
-            <w:proofErr w:type="spellEnd"/>
-            <w:r>
-              <w:rPr>
-                <w:rFonts w:ascii="BRH Devanagari Extra" w:hAnsi="BRH Devanagari Extra" w:cs="BRH Devanagari Extra"/>
-                <w:color w:val="000000"/>
-                <w:sz w:val="40"/>
-                <w:szCs w:val="40"/>
-              </w:rPr>
-              <w:t xml:space="preserve"> | C</w:t>
-            </w:r>
-            <w:r>
-              <w:rPr>
-                <w:rFonts w:ascii="BRH Malayalam Extra" w:hAnsi="BRH Malayalam Extra" w:cs="BRH Devanagari Extra"/>
-                <w:b/>
-                <w:color w:val="000000"/>
-                <w:sz w:val="32"/>
-                <w:szCs w:val="40"/>
-              </w:rPr>
-              <w:t>–</w:t>
-            </w:r>
-            <w:proofErr w:type="spellStart"/>
+            <w:r>
+              <w:rPr>
+                <w:rFonts w:ascii="BRH Malayalam Extra" w:hAnsi="BRH Malayalam Extra" w:cs="BRH Devanagari Extra"/>
+                <w:b/>
+                <w:color w:val="000000"/>
+                <w:sz w:val="32"/>
+                <w:szCs w:val="40"/>
+              </w:rPr>
+              <w:t>–</w:t>
+            </w:r>
+            <w:r>
+              <w:rPr>
+                <w:rFonts w:ascii="BRH Devanagari Extra" w:hAnsi="BRH Devanagari Extra" w:cs="BRH Devanagari Extra"/>
+                <w:color w:val="000000"/>
+                <w:sz w:val="40"/>
+                <w:szCs w:val="40"/>
+              </w:rPr>
+              <w:t>rÉÉqÉç | C</w:t>
+            </w:r>
+            <w:r>
+              <w:rPr>
+                <w:rFonts w:ascii="BRH Malayalam Extra" w:hAnsi="BRH Malayalam Extra" w:cs="BRH Devanagari Extra"/>
+                <w:b/>
+                <w:color w:val="000000"/>
+                <w:sz w:val="32"/>
+                <w:szCs w:val="40"/>
+              </w:rPr>
+              <w:t>–</w:t>
+            </w:r>
             <w:r>
               <w:rPr>
                 <w:rFonts w:ascii="BRH Devanagari Extra" w:hAnsi="BRH Devanagari Extra" w:cs="BRH Devanagari Extra"/>
@@ -9169,36 +7166,24 @@
               </w:rPr>
               <w:t>rÉÉ</w:t>
             </w:r>
-            <w:proofErr w:type="spellEnd"/>
-            <w:r>
-              <w:rPr>
-                <w:rFonts w:ascii="BRH Malayalam Extra" w:hAnsi="BRH Malayalam Extra" w:cs="BRH Devanagari Extra"/>
-                <w:b/>
-                <w:color w:val="000000"/>
-                <w:sz w:val="32"/>
-                <w:szCs w:val="40"/>
-              </w:rPr>
-              <w:t>–</w:t>
-            </w:r>
-            <w:proofErr w:type="spellStart"/>
-            <w:r>
-              <w:rPr>
-                <w:rFonts w:ascii="BRH Devanagari Extra" w:hAnsi="BRH Devanagari Extra" w:cs="BRH Devanagari Extra"/>
-                <w:color w:val="000000"/>
-                <w:sz w:val="40"/>
-                <w:szCs w:val="40"/>
-              </w:rPr>
-              <w:t>ÍqÉÌiÉþ</w:t>
-            </w:r>
-            <w:proofErr w:type="spellEnd"/>
-            <w:r>
-              <w:rPr>
-                <w:rFonts w:ascii="BRH Devanagari Extra" w:hAnsi="BRH Devanagari Extra" w:cs="BRH Devanagari Extra"/>
-                <w:color w:val="000000"/>
-                <w:sz w:val="40"/>
-                <w:szCs w:val="40"/>
-              </w:rPr>
-              <w:t xml:space="preserve"> |</w:t>
+            <w:r>
+              <w:rPr>
+                <w:rFonts w:ascii="BRH Malayalam Extra" w:hAnsi="BRH Malayalam Extra" w:cs="BRH Devanagari Extra"/>
+                <w:b/>
+                <w:color w:val="000000"/>
+                <w:sz w:val="32"/>
+                <w:szCs w:val="40"/>
+              </w:rPr>
+              <w:t>–</w:t>
+            </w:r>
+            <w:r>
+              <w:rPr>
+                <w:rFonts w:ascii="BRH Devanagari Extra" w:hAnsi="BRH Devanagari Extra" w:cs="BRH Devanagari Extra"/>
+                <w:color w:val="000000"/>
+                <w:sz w:val="40"/>
+                <w:szCs w:val="40"/>
+              </w:rPr>
+              <w:t>ÍqÉÌiÉþ |</w:t>
             </w:r>
           </w:p>
         </w:tc>
@@ -9226,7 +7211,6 @@
                 <w:szCs w:val="40"/>
               </w:rPr>
             </w:pPr>
-            <w:proofErr w:type="spellStart"/>
             <w:r>
               <w:rPr>
                 <w:rFonts w:ascii="BRH Devanagari Extra" w:hAnsi="BRH Devanagari Extra" w:cs="BRH Devanagari Extra"/>
@@ -9253,29 +7237,18 @@
                 <w:sz w:val="40"/>
                 <w:szCs w:val="40"/>
               </w:rPr>
-              <w:t>rÉÉqÉç</w:t>
-            </w:r>
-            <w:proofErr w:type="spellEnd"/>
-            <w:r>
-              <w:rPr>
-                <w:rFonts w:ascii="BRH Devanagari Extra" w:hAnsi="BRH Devanagari Extra" w:cs="BRH Devanagari Extra"/>
-                <w:color w:val="000000"/>
-                <w:sz w:val="40"/>
-                <w:szCs w:val="40"/>
-              </w:rPr>
-              <w:t xml:space="preserve"> | C</w:t>
-            </w:r>
-            <w:r>
-              <w:rPr>
-                <w:rFonts w:ascii="BRH Malayalam Extra" w:hAnsi="BRH Malayalam Extra" w:cs="BRH Devanagari Extra"/>
-                <w:b/>
-                <w:color w:val="000000"/>
-                <w:sz w:val="32"/>
-                <w:szCs w:val="40"/>
-              </w:rPr>
-              <w:t>–</w:t>
-            </w:r>
-            <w:proofErr w:type="spellStart"/>
+              <w:t>rÉÉqÉç | C</w:t>
+            </w:r>
+            <w:r>
+              <w:rPr>
+                <w:rFonts w:ascii="BRH Malayalam Extra" w:hAnsi="BRH Malayalam Extra" w:cs="BRH Devanagari Extra"/>
+                <w:b/>
+                <w:color w:val="000000"/>
+                <w:sz w:val="32"/>
+                <w:szCs w:val="40"/>
+              </w:rPr>
+              <w:t>–</w:t>
+            </w:r>
             <w:r>
               <w:rPr>
                 <w:rFonts w:ascii="BRH Devanagari Extra" w:hAnsi="BRH Devanagari Extra" w:cs="BRH Devanagari Extra"/>
@@ -9285,36 +7258,24 @@
               </w:rPr>
               <w:t>rÉÉ</w:t>
             </w:r>
-            <w:proofErr w:type="spellEnd"/>
-            <w:r>
-              <w:rPr>
-                <w:rFonts w:ascii="BRH Malayalam Extra" w:hAnsi="BRH Malayalam Extra" w:cs="BRH Devanagari Extra"/>
-                <w:b/>
-                <w:color w:val="000000"/>
-                <w:sz w:val="32"/>
-                <w:szCs w:val="40"/>
-              </w:rPr>
-              <w:t>–</w:t>
-            </w:r>
-            <w:proofErr w:type="spellStart"/>
-            <w:r>
-              <w:rPr>
-                <w:rFonts w:ascii="BRH Devanagari Extra" w:hAnsi="BRH Devanagari Extra" w:cs="BRH Devanagari Extra"/>
-                <w:color w:val="000000"/>
-                <w:sz w:val="40"/>
-                <w:szCs w:val="40"/>
-              </w:rPr>
-              <w:t>ÍqÉÌiÉþ</w:t>
-            </w:r>
-            <w:proofErr w:type="spellEnd"/>
-            <w:r>
-              <w:rPr>
-                <w:rFonts w:ascii="BRH Devanagari Extra" w:hAnsi="BRH Devanagari Extra" w:cs="BRH Devanagari Extra"/>
-                <w:color w:val="000000"/>
-                <w:sz w:val="40"/>
-                <w:szCs w:val="40"/>
-              </w:rPr>
-              <w:t xml:space="preserve"> |</w:t>
+            <w:r>
+              <w:rPr>
+                <w:rFonts w:ascii="BRH Malayalam Extra" w:hAnsi="BRH Malayalam Extra" w:cs="BRH Devanagari Extra"/>
+                <w:b/>
+                <w:color w:val="000000"/>
+                <w:sz w:val="32"/>
+                <w:szCs w:val="40"/>
+              </w:rPr>
+              <w:t>–</w:t>
+            </w:r>
+            <w:r>
+              <w:rPr>
+                <w:rFonts w:ascii="BRH Devanagari Extra" w:hAnsi="BRH Devanagari Extra" w:cs="BRH Devanagari Extra"/>
+                <w:color w:val="000000"/>
+                <w:sz w:val="40"/>
+                <w:szCs w:val="40"/>
+              </w:rPr>
+              <w:t>ÍqÉÌiÉþ |</w:t>
             </w:r>
           </w:p>
         </w:tc>
@@ -9553,25 +7514,14 @@
               </w:rPr>
               <w:t>–</w:t>
             </w:r>
-            <w:proofErr w:type="spellStart"/>
-            <w:r>
-              <w:rPr>
-                <w:rFonts w:ascii="BRH Devanagari Extra" w:hAnsi="BRH Devanagari Extra" w:cs="BRH Devanagari Extra"/>
-                <w:color w:val="000000"/>
-                <w:sz w:val="40"/>
-                <w:szCs w:val="40"/>
-              </w:rPr>
-              <w:t>ÍµÉlÉÉæÿ</w:t>
-            </w:r>
-            <w:proofErr w:type="spellEnd"/>
-            <w:r>
-              <w:rPr>
-                <w:rFonts w:ascii="BRH Devanagari Extra" w:hAnsi="BRH Devanagari Extra" w:cs="BRH Devanagari Extra"/>
-                <w:color w:val="000000"/>
-                <w:sz w:val="40"/>
-                <w:szCs w:val="40"/>
-              </w:rPr>
-              <w:t xml:space="preserve"> | </w:t>
+            <w:r>
+              <w:rPr>
+                <w:rFonts w:ascii="BRH Devanagari Extra" w:hAnsi="BRH Devanagari Extra" w:cs="BRH Devanagari Extra"/>
+                <w:color w:val="000000"/>
+                <w:sz w:val="40"/>
+                <w:szCs w:val="40"/>
+              </w:rPr>
+              <w:t xml:space="preserve">ÍµÉlÉÉæÿ | </w:t>
             </w:r>
             <w:r>
               <w:rPr>
@@ -9593,7 +7543,6 @@
               </w:rPr>
               <w:t>–</w:t>
             </w:r>
-            <w:proofErr w:type="spellStart"/>
             <w:r>
               <w:rPr>
                 <w:rFonts w:ascii="BRH Devanagari Extra" w:hAnsi="BRH Devanagari Extra" w:cs="BRH Devanagari Extra"/>
@@ -9603,45 +7552,24 @@
               </w:rPr>
               <w:t>ÍµÉlÉÉæ</w:t>
             </w:r>
-            <w:proofErr w:type="spellEnd"/>
-            <w:r>
-              <w:rPr>
-                <w:rFonts w:ascii="BRH Malayalam Extra" w:hAnsi="BRH Malayalam Extra" w:cs="BRH Devanagari Extra"/>
-                <w:b/>
-                <w:color w:val="000000"/>
-                <w:sz w:val="32"/>
-                <w:szCs w:val="40"/>
-              </w:rPr>
-              <w:t>–</w:t>
-            </w:r>
-            <w:r>
-              <w:rPr>
-                <w:rFonts w:ascii="BRH Devanagari Extra" w:hAnsi="BRH Devanagari Extra" w:cs="BRH Devanagari Extra"/>
-                <w:color w:val="000000"/>
-                <w:sz w:val="40"/>
-                <w:szCs w:val="40"/>
-              </w:rPr>
-              <w:t xml:space="preserve"> </w:t>
-            </w:r>
-            <w:proofErr w:type="spellStart"/>
-            <w:r>
-              <w:rPr>
-                <w:rFonts w:ascii="BRH Devanagari Extra" w:hAnsi="BRH Devanagari Extra" w:cs="BRH Devanagari Extra"/>
-                <w:color w:val="000000"/>
-                <w:sz w:val="40"/>
-                <w:szCs w:val="40"/>
-              </w:rPr>
-              <w:t>uÉæ</w:t>
-            </w:r>
-            <w:proofErr w:type="spellEnd"/>
-            <w:r>
-              <w:rPr>
-                <w:rFonts w:ascii="BRH Devanagari Extra" w:hAnsi="BRH Devanagari Extra" w:cs="BRH Devanagari Extra"/>
-                <w:color w:val="000000"/>
-                <w:sz w:val="40"/>
-                <w:szCs w:val="40"/>
-              </w:rPr>
-              <w:t xml:space="preserve"> |</w:t>
+            <w:r>
+              <w:rPr>
+                <w:rFonts w:ascii="BRH Malayalam Extra" w:hAnsi="BRH Malayalam Extra" w:cs="BRH Devanagari Extra"/>
+                <w:b/>
+                <w:color w:val="000000"/>
+                <w:sz w:val="32"/>
+                <w:szCs w:val="40"/>
+              </w:rPr>
+              <w:t>–</w:t>
+            </w:r>
+            <w:r>
+              <w:rPr>
+                <w:rFonts w:ascii="BRH Devanagari Extra" w:hAnsi="BRH Devanagari Extra" w:cs="BRH Devanagari Extra"/>
+                <w:color w:val="000000"/>
+                <w:sz w:val="40"/>
+                <w:szCs w:val="40"/>
+              </w:rPr>
+              <w:t xml:space="preserve"> uÉæ |</w:t>
             </w:r>
           </w:p>
         </w:tc>
@@ -9707,25 +7635,14 @@
               </w:rPr>
               <w:t>–</w:t>
             </w:r>
-            <w:proofErr w:type="spellStart"/>
-            <w:r>
-              <w:rPr>
-                <w:rFonts w:ascii="BRH Devanagari Extra" w:hAnsi="BRH Devanagari Extra" w:cs="BRH Devanagari Extra"/>
-                <w:color w:val="000000"/>
-                <w:sz w:val="40"/>
-                <w:szCs w:val="40"/>
-              </w:rPr>
-              <w:t>ÍµÉlÉÉæÿ</w:t>
-            </w:r>
-            <w:proofErr w:type="spellEnd"/>
-            <w:r>
-              <w:rPr>
-                <w:rFonts w:ascii="BRH Devanagari Extra" w:hAnsi="BRH Devanagari Extra" w:cs="BRH Devanagari Extra"/>
-                <w:color w:val="000000"/>
-                <w:sz w:val="40"/>
-                <w:szCs w:val="40"/>
-              </w:rPr>
-              <w:t xml:space="preserve"> | </w:t>
+            <w:r>
+              <w:rPr>
+                <w:rFonts w:ascii="BRH Devanagari Extra" w:hAnsi="BRH Devanagari Extra" w:cs="BRH Devanagari Extra"/>
+                <w:color w:val="000000"/>
+                <w:sz w:val="40"/>
+                <w:szCs w:val="40"/>
+              </w:rPr>
+              <w:t xml:space="preserve">ÍµÉlÉÉæÿ | </w:t>
             </w:r>
             <w:r>
               <w:rPr>
@@ -9748,7 +7665,6 @@
               </w:rPr>
               <w:t>–</w:t>
             </w:r>
-            <w:proofErr w:type="spellStart"/>
             <w:r>
               <w:rPr>
                 <w:rFonts w:ascii="BRH Devanagari Extra" w:hAnsi="BRH Devanagari Extra" w:cs="BRH Devanagari Extra"/>
@@ -9758,45 +7674,24 @@
               </w:rPr>
               <w:t>ÍµÉlÉÉæ</w:t>
             </w:r>
-            <w:proofErr w:type="spellEnd"/>
-            <w:r>
-              <w:rPr>
-                <w:rFonts w:ascii="BRH Malayalam Extra" w:hAnsi="BRH Malayalam Extra" w:cs="BRH Devanagari Extra"/>
-                <w:b/>
-                <w:color w:val="000000"/>
-                <w:sz w:val="32"/>
-                <w:szCs w:val="40"/>
-              </w:rPr>
-              <w:t>–</w:t>
-            </w:r>
-            <w:r>
-              <w:rPr>
-                <w:rFonts w:ascii="BRH Devanagari Extra" w:hAnsi="BRH Devanagari Extra" w:cs="BRH Devanagari Extra"/>
-                <w:color w:val="000000"/>
-                <w:sz w:val="40"/>
-                <w:szCs w:val="40"/>
-              </w:rPr>
-              <w:t xml:space="preserve"> </w:t>
-            </w:r>
-            <w:proofErr w:type="spellStart"/>
-            <w:r>
-              <w:rPr>
-                <w:rFonts w:ascii="BRH Devanagari Extra" w:hAnsi="BRH Devanagari Extra" w:cs="BRH Devanagari Extra"/>
-                <w:color w:val="000000"/>
-                <w:sz w:val="40"/>
-                <w:szCs w:val="40"/>
-              </w:rPr>
-              <w:t>uÉæ</w:t>
-            </w:r>
-            <w:proofErr w:type="spellEnd"/>
-            <w:r>
-              <w:rPr>
-                <w:rFonts w:ascii="BRH Devanagari Extra" w:hAnsi="BRH Devanagari Extra" w:cs="BRH Devanagari Extra"/>
-                <w:color w:val="000000"/>
-                <w:sz w:val="40"/>
-                <w:szCs w:val="40"/>
-              </w:rPr>
-              <w:t xml:space="preserve"> |</w:t>
+            <w:r>
+              <w:rPr>
+                <w:rFonts w:ascii="BRH Malayalam Extra" w:hAnsi="BRH Malayalam Extra" w:cs="BRH Devanagari Extra"/>
+                <w:b/>
+                <w:color w:val="000000"/>
+                <w:sz w:val="32"/>
+                <w:szCs w:val="40"/>
+              </w:rPr>
+              <w:t>–</w:t>
+            </w:r>
+            <w:r>
+              <w:rPr>
+                <w:rFonts w:ascii="BRH Devanagari Extra" w:hAnsi="BRH Devanagari Extra" w:cs="BRH Devanagari Extra"/>
+                <w:color w:val="000000"/>
+                <w:sz w:val="40"/>
+                <w:szCs w:val="40"/>
+              </w:rPr>
+              <w:t xml:space="preserve"> uÉæ |</w:t>
             </w:r>
           </w:p>
         </w:tc>
@@ -10043,71 +7938,37 @@
                 <w:sz w:val="40"/>
                 <w:szCs w:val="40"/>
               </w:rPr>
-              <w:t xml:space="preserve"> </w:t>
-            </w:r>
-            <w:proofErr w:type="spellStart"/>
-            <w:r>
-              <w:rPr>
-                <w:rFonts w:ascii="BRH Devanagari Extra" w:hAnsi="BRH Devanagari Extra" w:cs="BRH Devanagari Extra"/>
-                <w:color w:val="000000"/>
-                <w:sz w:val="40"/>
-                <w:szCs w:val="40"/>
-              </w:rPr>
-              <w:t>mÉëÉ</w:t>
-            </w:r>
-            <w:proofErr w:type="spellEnd"/>
-            <w:r>
-              <w:rPr>
-                <w:rFonts w:ascii="BRH Malayalam Extra" w:hAnsi="BRH Malayalam Extra" w:cs="BRH Devanagari Extra"/>
-                <w:b/>
-                <w:color w:val="000000"/>
-                <w:sz w:val="32"/>
-                <w:szCs w:val="40"/>
-              </w:rPr>
-              <w:t>–</w:t>
-            </w:r>
-            <w:proofErr w:type="spellStart"/>
-            <w:r>
-              <w:rPr>
-                <w:rFonts w:ascii="BRH Devanagari Extra" w:hAnsi="BRH Devanagari Extra" w:cs="BRH Devanagari Extra"/>
-                <w:color w:val="000000"/>
-                <w:sz w:val="40"/>
-                <w:szCs w:val="40"/>
-              </w:rPr>
-              <w:t>hÉqÉç</w:t>
-            </w:r>
-            <w:proofErr w:type="spellEnd"/>
-            <w:r>
-              <w:rPr>
-                <w:rFonts w:ascii="BRH Devanagari Extra" w:hAnsi="BRH Devanagari Extra" w:cs="BRH Devanagari Extra"/>
-                <w:color w:val="000000"/>
-                <w:sz w:val="40"/>
-                <w:szCs w:val="40"/>
-              </w:rPr>
-              <w:t xml:space="preserve"> | </w:t>
-            </w:r>
-            <w:proofErr w:type="spellStart"/>
-            <w:r>
-              <w:rPr>
-                <w:rFonts w:ascii="BRH Devanagari Extra" w:hAnsi="BRH Devanagari Extra" w:cs="BRH Devanagari Extra"/>
-                <w:color w:val="000000"/>
-                <w:sz w:val="40"/>
-                <w:szCs w:val="40"/>
-              </w:rPr>
-              <w:t>mÉëÉ</w:t>
-            </w:r>
-            <w:proofErr w:type="spellEnd"/>
-            <w:r>
-              <w:rPr>
-                <w:rFonts w:ascii="BRH Malayalam Extra" w:hAnsi="BRH Malayalam Extra" w:cs="BRH Devanagari Extra"/>
-                <w:b/>
-                <w:color w:val="000000"/>
-                <w:sz w:val="32"/>
-                <w:szCs w:val="40"/>
-              </w:rPr>
-              <w:t>–</w:t>
-            </w:r>
-            <w:proofErr w:type="spellStart"/>
+              <w:t xml:space="preserve"> mÉëÉ</w:t>
+            </w:r>
+            <w:r>
+              <w:rPr>
+                <w:rFonts w:ascii="BRH Malayalam Extra" w:hAnsi="BRH Malayalam Extra" w:cs="BRH Devanagari Extra"/>
+                <w:b/>
+                <w:color w:val="000000"/>
+                <w:sz w:val="32"/>
+                <w:szCs w:val="40"/>
+              </w:rPr>
+              <w:t>–</w:t>
+            </w:r>
+            <w:r>
+              <w:rPr>
+                <w:rFonts w:ascii="BRH Devanagari Extra" w:hAnsi="BRH Devanagari Extra" w:cs="BRH Devanagari Extra"/>
+                <w:color w:val="000000"/>
+                <w:sz w:val="40"/>
+                <w:szCs w:val="40"/>
+              </w:rPr>
+              <w:t>hÉqÉç | mÉëÉ</w:t>
+            </w:r>
+            <w:r>
+              <w:rPr>
+                <w:rFonts w:ascii="BRH Malayalam Extra" w:hAnsi="BRH Malayalam Extra" w:cs="BRH Devanagari Extra"/>
+                <w:b/>
+                <w:color w:val="000000"/>
+                <w:sz w:val="32"/>
+                <w:szCs w:val="40"/>
+              </w:rPr>
+              <w:t>–</w:t>
+            </w:r>
             <w:r>
               <w:rPr>
                 <w:rFonts w:ascii="BRH Devanagari Extra" w:hAnsi="BRH Devanagari Extra" w:cs="BRH Devanagari Extra"/>
@@ -10117,7 +7978,6 @@
               </w:rPr>
               <w:t>hÉqÉå</w:t>
             </w:r>
-            <w:proofErr w:type="spellEnd"/>
             <w:r>
               <w:rPr>
                 <w:rFonts w:ascii="BRH Malayalam Extra" w:hAnsi="BRH Malayalam Extra" w:cs="BRH Devanagari Extra"/>
@@ -10209,71 +8069,37 @@
                 <w:sz w:val="40"/>
                 <w:szCs w:val="40"/>
               </w:rPr>
-              <w:t xml:space="preserve"> </w:t>
-            </w:r>
-            <w:proofErr w:type="spellStart"/>
-            <w:r>
-              <w:rPr>
-                <w:rFonts w:ascii="BRH Devanagari Extra" w:hAnsi="BRH Devanagari Extra" w:cs="BRH Devanagari Extra"/>
-                <w:color w:val="000000"/>
-                <w:sz w:val="40"/>
-                <w:szCs w:val="40"/>
-              </w:rPr>
-              <w:t>mÉëÉ</w:t>
-            </w:r>
-            <w:proofErr w:type="spellEnd"/>
-            <w:r>
-              <w:rPr>
-                <w:rFonts w:ascii="BRH Malayalam Extra" w:hAnsi="BRH Malayalam Extra" w:cs="BRH Devanagari Extra"/>
-                <w:b/>
-                <w:color w:val="000000"/>
-                <w:sz w:val="32"/>
-                <w:szCs w:val="40"/>
-              </w:rPr>
-              <w:t>–</w:t>
-            </w:r>
-            <w:proofErr w:type="spellStart"/>
-            <w:r>
-              <w:rPr>
-                <w:rFonts w:ascii="BRH Devanagari Extra" w:hAnsi="BRH Devanagari Extra" w:cs="BRH Devanagari Extra"/>
-                <w:color w:val="000000"/>
-                <w:sz w:val="40"/>
-                <w:szCs w:val="40"/>
-              </w:rPr>
-              <w:t>hÉqÉç</w:t>
-            </w:r>
-            <w:proofErr w:type="spellEnd"/>
-            <w:r>
-              <w:rPr>
-                <w:rFonts w:ascii="BRH Devanagari Extra" w:hAnsi="BRH Devanagari Extra" w:cs="BRH Devanagari Extra"/>
-                <w:color w:val="000000"/>
-                <w:sz w:val="40"/>
-                <w:szCs w:val="40"/>
-              </w:rPr>
-              <w:t xml:space="preserve"> | </w:t>
-            </w:r>
-            <w:proofErr w:type="spellStart"/>
-            <w:r>
-              <w:rPr>
-                <w:rFonts w:ascii="BRH Devanagari Extra" w:hAnsi="BRH Devanagari Extra" w:cs="BRH Devanagari Extra"/>
-                <w:color w:val="000000"/>
-                <w:sz w:val="40"/>
-                <w:szCs w:val="40"/>
-              </w:rPr>
-              <w:t>mÉëÉ</w:t>
-            </w:r>
-            <w:proofErr w:type="spellEnd"/>
-            <w:r>
-              <w:rPr>
-                <w:rFonts w:ascii="BRH Malayalam Extra" w:hAnsi="BRH Malayalam Extra" w:cs="BRH Devanagari Extra"/>
-                <w:b/>
-                <w:color w:val="000000"/>
-                <w:sz w:val="32"/>
-                <w:szCs w:val="40"/>
-              </w:rPr>
-              <w:t>–</w:t>
-            </w:r>
-            <w:proofErr w:type="spellStart"/>
+              <w:t xml:space="preserve"> mÉëÉ</w:t>
+            </w:r>
+            <w:r>
+              <w:rPr>
+                <w:rFonts w:ascii="BRH Malayalam Extra" w:hAnsi="BRH Malayalam Extra" w:cs="BRH Devanagari Extra"/>
+                <w:b/>
+                <w:color w:val="000000"/>
+                <w:sz w:val="32"/>
+                <w:szCs w:val="40"/>
+              </w:rPr>
+              <w:t>–</w:t>
+            </w:r>
+            <w:r>
+              <w:rPr>
+                <w:rFonts w:ascii="BRH Devanagari Extra" w:hAnsi="BRH Devanagari Extra" w:cs="BRH Devanagari Extra"/>
+                <w:color w:val="000000"/>
+                <w:sz w:val="40"/>
+                <w:szCs w:val="40"/>
+              </w:rPr>
+              <w:t>hÉqÉç | mÉëÉ</w:t>
+            </w:r>
+            <w:r>
+              <w:rPr>
+                <w:rFonts w:ascii="BRH Malayalam Extra" w:hAnsi="BRH Malayalam Extra" w:cs="BRH Devanagari Extra"/>
+                <w:b/>
+                <w:color w:val="000000"/>
+                <w:sz w:val="32"/>
+                <w:szCs w:val="40"/>
+              </w:rPr>
+              <w:t>–</w:t>
+            </w:r>
             <w:r>
               <w:rPr>
                 <w:rFonts w:ascii="BRH Devanagari Extra" w:hAnsi="BRH Devanagari Extra" w:cs="BRH Devanagari Extra"/>
@@ -10283,7 +8109,6 @@
               </w:rPr>
               <w:t>hÉqÉå</w:t>
             </w:r>
-            <w:proofErr w:type="spellEnd"/>
             <w:r>
               <w:rPr>
                 <w:rFonts w:ascii="BRH Malayalam Extra" w:hAnsi="BRH Malayalam Extra" w:cs="BRH Devanagari Extra"/>
@@ -10527,55 +8352,33 @@
               </w:rPr>
               <w:t>–</w:t>
             </w:r>
-            <w:proofErr w:type="spellStart"/>
-            <w:r>
-              <w:rPr>
-                <w:rFonts w:ascii="BRH Devanagari Extra" w:hAnsi="BRH Devanagari Extra" w:cs="BRH Devanagari Extra"/>
-                <w:color w:val="000000"/>
-                <w:sz w:val="40"/>
-                <w:szCs w:val="40"/>
-              </w:rPr>
-              <w:t>xrÉÉþ</w:t>
-            </w:r>
-            <w:proofErr w:type="spellEnd"/>
-            <w:r>
-              <w:rPr>
-                <w:rFonts w:ascii="BRH Devanagari Extra" w:hAnsi="BRH Devanagari Extra" w:cs="BRH Devanagari Extra"/>
-                <w:color w:val="000000"/>
-                <w:sz w:val="40"/>
-                <w:szCs w:val="40"/>
-              </w:rPr>
-              <w:t xml:space="preserve"> U¤É</w:t>
-            </w:r>
-            <w:r>
-              <w:rPr>
-                <w:rFonts w:ascii="BRH Malayalam Extra" w:hAnsi="BRH Malayalam Extra" w:cs="BRH Devanagari Extra"/>
-                <w:b/>
-                <w:color w:val="000000"/>
-                <w:sz w:val="32"/>
-                <w:szCs w:val="40"/>
-              </w:rPr>
-              <w:t>–</w:t>
-            </w:r>
-            <w:proofErr w:type="spellStart"/>
-            <w:r>
-              <w:rPr>
-                <w:rFonts w:ascii="BRH Devanagari Extra" w:hAnsi="BRH Devanagari Extra" w:cs="BRH Devanagari Extra"/>
-                <w:color w:val="000000"/>
-                <w:sz w:val="40"/>
-                <w:szCs w:val="40"/>
-              </w:rPr>
-              <w:t>xrÉÉÿ</w:t>
-            </w:r>
-            <w:proofErr w:type="spellEnd"/>
-            <w:r>
-              <w:rPr>
-                <w:rFonts w:ascii="BRH Devanagari Extra" w:hAnsi="BRH Devanagari Extra" w:cs="BRH Devanagari Extra"/>
-                <w:color w:val="000000"/>
-                <w:sz w:val="40"/>
-                <w:szCs w:val="40"/>
-              </w:rPr>
-              <w:t xml:space="preserve"> | </w:t>
+            <w:r>
+              <w:rPr>
+                <w:rFonts w:ascii="BRH Devanagari Extra" w:hAnsi="BRH Devanagari Extra" w:cs="BRH Devanagari Extra"/>
+                <w:color w:val="000000"/>
+                <w:sz w:val="40"/>
+                <w:szCs w:val="40"/>
+              </w:rPr>
+              <w:t>xrÉÉþ U¤É</w:t>
+            </w:r>
+            <w:r>
+              <w:rPr>
+                <w:rFonts w:ascii="BRH Malayalam Extra" w:hAnsi="BRH Malayalam Extra" w:cs="BRH Devanagari Extra"/>
+                <w:b/>
+                <w:color w:val="000000"/>
+                <w:sz w:val="32"/>
+                <w:szCs w:val="40"/>
+              </w:rPr>
+              <w:t>–</w:t>
+            </w:r>
+            <w:r>
+              <w:rPr>
+                <w:rFonts w:ascii="BRH Devanagari Extra" w:hAnsi="BRH Devanagari Extra" w:cs="BRH Devanagari Extra"/>
+                <w:color w:val="000000"/>
+                <w:sz w:val="40"/>
+                <w:szCs w:val="40"/>
+              </w:rPr>
+              <w:t xml:space="preserve">xrÉÉÿ | </w:t>
             </w:r>
           </w:p>
           <w:p>
@@ -10626,7 +8429,6 @@
               </w:rPr>
               <w:t>–</w:t>
             </w:r>
-            <w:proofErr w:type="spellStart"/>
             <w:r>
               <w:rPr>
                 <w:rFonts w:ascii="BRH Devanagari Extra" w:hAnsi="BRH Devanagari Extra" w:cs="BRH Devanagari Extra"/>
@@ -10644,58 +8446,26 @@
                 <w:sz w:val="40"/>
                 <w:szCs w:val="40"/>
               </w:rPr>
-              <w:t>ÿ</w:t>
-            </w:r>
-            <w:proofErr w:type="spellEnd"/>
-            <w:r>
-              <w:rPr>
-                <w:rFonts w:ascii="BRH Devanagari Extra" w:hAnsi="BRH Devanagari Extra" w:cs="BRH Devanagari Extra"/>
-                <w:color w:val="000000"/>
-                <w:sz w:val="40"/>
-                <w:szCs w:val="40"/>
-              </w:rPr>
-              <w:t xml:space="preserve"> </w:t>
-            </w:r>
-            <w:proofErr w:type="spellStart"/>
-            <w:r>
-              <w:rPr>
-                <w:rFonts w:ascii="BRH Devanagari Extra" w:hAnsi="BRH Devanagari Extra" w:cs="BRH Devanagari Extra"/>
-                <w:color w:val="000000"/>
-                <w:sz w:val="40"/>
-                <w:szCs w:val="40"/>
-              </w:rPr>
-              <w:t>iÉåeÉ</w:t>
-            </w:r>
-            <w:proofErr w:type="spellEnd"/>
-            <w:r>
-              <w:rPr>
-                <w:rFonts w:ascii="BRH Malayalam Extra" w:hAnsi="BRH Malayalam Extra" w:cs="BRH Devanagari Extra"/>
-                <w:b/>
-                <w:color w:val="000000"/>
-                <w:sz w:val="32"/>
-                <w:szCs w:val="40"/>
-              </w:rPr>
-              <w:t>–</w:t>
-            </w:r>
-            <w:proofErr w:type="spellStart"/>
-            <w:r>
-              <w:rPr>
-                <w:rFonts w:ascii="BRH Devanagari Extra" w:hAnsi="BRH Devanagari Extra" w:cs="BRH Devanagari Extra"/>
-                <w:color w:val="000000"/>
-                <w:sz w:val="40"/>
-                <w:szCs w:val="40"/>
-              </w:rPr>
-              <w:t>xrÉÉÿ</w:t>
-            </w:r>
-            <w:proofErr w:type="spellEnd"/>
-            <w:r>
-              <w:rPr>
-                <w:rFonts w:ascii="BRH Devanagari Extra" w:hAnsi="BRH Devanagari Extra" w:cs="BRH Devanagari Extra"/>
-                <w:color w:val="000000"/>
-                <w:sz w:val="40"/>
-                <w:szCs w:val="40"/>
-              </w:rPr>
-              <w:t xml:space="preserve"> |</w:t>
+              <w:t>ÿ iÉåeÉ</w:t>
+            </w:r>
+            <w:r>
+              <w:rPr>
+                <w:rFonts w:ascii="BRH Malayalam Extra" w:hAnsi="BRH Malayalam Extra" w:cs="BRH Devanagari Extra"/>
+                <w:b/>
+                <w:color w:val="000000"/>
+                <w:sz w:val="32"/>
+                <w:szCs w:val="40"/>
+              </w:rPr>
+              <w:t>–</w:t>
+            </w:r>
+            <w:r>
+              <w:rPr>
+                <w:rFonts w:ascii="BRH Devanagari Extra" w:hAnsi="BRH Devanagari Extra" w:cs="BRH Devanagari Extra"/>
+                <w:color w:val="000000"/>
+                <w:sz w:val="40"/>
+                <w:szCs w:val="40"/>
+              </w:rPr>
+              <w:t>xrÉÉÿ |</w:t>
             </w:r>
           </w:p>
         </w:tc>
@@ -10757,55 +8527,33 @@
               </w:rPr>
               <w:t>–</w:t>
             </w:r>
-            <w:proofErr w:type="spellStart"/>
-            <w:r>
-              <w:rPr>
-                <w:rFonts w:ascii="BRH Devanagari Extra" w:hAnsi="BRH Devanagari Extra" w:cs="BRH Devanagari Extra"/>
-                <w:color w:val="000000"/>
-                <w:sz w:val="40"/>
-                <w:szCs w:val="40"/>
-              </w:rPr>
-              <w:t>xrÉÉþ</w:t>
-            </w:r>
-            <w:proofErr w:type="spellEnd"/>
-            <w:r>
-              <w:rPr>
-                <w:rFonts w:ascii="BRH Devanagari Extra" w:hAnsi="BRH Devanagari Extra" w:cs="BRH Devanagari Extra"/>
-                <w:color w:val="000000"/>
-                <w:sz w:val="40"/>
-                <w:szCs w:val="40"/>
-              </w:rPr>
-              <w:t xml:space="preserve"> U¤É</w:t>
-            </w:r>
-            <w:r>
-              <w:rPr>
-                <w:rFonts w:ascii="BRH Malayalam Extra" w:hAnsi="BRH Malayalam Extra" w:cs="BRH Devanagari Extra"/>
-                <w:b/>
-                <w:color w:val="000000"/>
-                <w:sz w:val="32"/>
-                <w:szCs w:val="40"/>
-              </w:rPr>
-              <w:t>–</w:t>
-            </w:r>
-            <w:proofErr w:type="spellStart"/>
-            <w:r>
-              <w:rPr>
-                <w:rFonts w:ascii="BRH Devanagari Extra" w:hAnsi="BRH Devanagari Extra" w:cs="BRH Devanagari Extra"/>
-                <w:color w:val="000000"/>
-                <w:sz w:val="40"/>
-                <w:szCs w:val="40"/>
-              </w:rPr>
-              <w:t>xrÉÉÿ</w:t>
-            </w:r>
-            <w:proofErr w:type="spellEnd"/>
-            <w:r>
-              <w:rPr>
-                <w:rFonts w:ascii="BRH Devanagari Extra" w:hAnsi="BRH Devanagari Extra" w:cs="BRH Devanagari Extra"/>
-                <w:color w:val="000000"/>
-                <w:sz w:val="40"/>
-                <w:szCs w:val="40"/>
-              </w:rPr>
-              <w:t xml:space="preserve"> | </w:t>
+            <w:r>
+              <w:rPr>
+                <w:rFonts w:ascii="BRH Devanagari Extra" w:hAnsi="BRH Devanagari Extra" w:cs="BRH Devanagari Extra"/>
+                <w:color w:val="000000"/>
+                <w:sz w:val="40"/>
+                <w:szCs w:val="40"/>
+              </w:rPr>
+              <w:t>xrÉÉþ U¤É</w:t>
+            </w:r>
+            <w:r>
+              <w:rPr>
+                <w:rFonts w:ascii="BRH Malayalam Extra" w:hAnsi="BRH Malayalam Extra" w:cs="BRH Devanagari Extra"/>
+                <w:b/>
+                <w:color w:val="000000"/>
+                <w:sz w:val="32"/>
+                <w:szCs w:val="40"/>
+              </w:rPr>
+              <w:t>–</w:t>
+            </w:r>
+            <w:r>
+              <w:rPr>
+                <w:rFonts w:ascii="BRH Devanagari Extra" w:hAnsi="BRH Devanagari Extra" w:cs="BRH Devanagari Extra"/>
+                <w:color w:val="000000"/>
+                <w:sz w:val="40"/>
+                <w:szCs w:val="40"/>
+              </w:rPr>
+              <w:t xml:space="preserve">xrÉÉÿ | </w:t>
             </w:r>
           </w:p>
           <w:p>
@@ -10856,7 +8604,6 @@
               </w:rPr>
               <w:t>–</w:t>
             </w:r>
-            <w:proofErr w:type="spellStart"/>
             <w:r>
               <w:rPr>
                 <w:rFonts w:ascii="BRH Devanagari Extra" w:hAnsi="BRH Devanagari Extra" w:cs="BRH Devanagari Extra"/>
@@ -10874,58 +8621,26 @@
                 <w:sz w:val="40"/>
                 <w:szCs w:val="40"/>
               </w:rPr>
-              <w:t>þ</w:t>
-            </w:r>
-            <w:proofErr w:type="spellEnd"/>
-            <w:r>
-              <w:rPr>
-                <w:rFonts w:ascii="BRH Devanagari Extra" w:hAnsi="BRH Devanagari Extra" w:cs="BRH Devanagari Extra"/>
-                <w:color w:val="000000"/>
-                <w:sz w:val="40"/>
-                <w:szCs w:val="40"/>
-              </w:rPr>
-              <w:t xml:space="preserve"> </w:t>
-            </w:r>
-            <w:proofErr w:type="spellStart"/>
-            <w:r>
-              <w:rPr>
-                <w:rFonts w:ascii="BRH Devanagari Extra" w:hAnsi="BRH Devanagari Extra" w:cs="BRH Devanagari Extra"/>
-                <w:color w:val="000000"/>
-                <w:sz w:val="40"/>
-                <w:szCs w:val="40"/>
-              </w:rPr>
-              <w:t>iÉåeÉ</w:t>
-            </w:r>
-            <w:proofErr w:type="spellEnd"/>
-            <w:r>
-              <w:rPr>
-                <w:rFonts w:ascii="BRH Malayalam Extra" w:hAnsi="BRH Malayalam Extra" w:cs="BRH Devanagari Extra"/>
-                <w:b/>
-                <w:color w:val="000000"/>
-                <w:sz w:val="32"/>
-                <w:szCs w:val="40"/>
-              </w:rPr>
-              <w:t>–</w:t>
-            </w:r>
-            <w:proofErr w:type="spellStart"/>
-            <w:r>
-              <w:rPr>
-                <w:rFonts w:ascii="BRH Devanagari Extra" w:hAnsi="BRH Devanagari Extra" w:cs="BRH Devanagari Extra"/>
-                <w:color w:val="000000"/>
-                <w:sz w:val="40"/>
-                <w:szCs w:val="40"/>
-              </w:rPr>
-              <w:t>xrÉÉÿ</w:t>
-            </w:r>
-            <w:proofErr w:type="spellEnd"/>
-            <w:r>
-              <w:rPr>
-                <w:rFonts w:ascii="BRH Devanagari Extra" w:hAnsi="BRH Devanagari Extra" w:cs="BRH Devanagari Extra"/>
-                <w:color w:val="000000"/>
-                <w:sz w:val="40"/>
-                <w:szCs w:val="40"/>
-              </w:rPr>
-              <w:t xml:space="preserve"> |</w:t>
+              <w:t>þ iÉåeÉ</w:t>
+            </w:r>
+            <w:r>
+              <w:rPr>
+                <w:rFonts w:ascii="BRH Malayalam Extra" w:hAnsi="BRH Malayalam Extra" w:cs="BRH Devanagari Extra"/>
+                <w:b/>
+                <w:color w:val="000000"/>
+                <w:sz w:val="32"/>
+                <w:szCs w:val="40"/>
+              </w:rPr>
+              <w:t>–</w:t>
+            </w:r>
+            <w:r>
+              <w:rPr>
+                <w:rFonts w:ascii="BRH Devanagari Extra" w:hAnsi="BRH Devanagari Extra" w:cs="BRH Devanagari Extra"/>
+                <w:color w:val="000000"/>
+                <w:sz w:val="40"/>
+                <w:szCs w:val="40"/>
+              </w:rPr>
+              <w:t>xrÉÉÿ |</w:t>
             </w:r>
           </w:p>
         </w:tc>
@@ -11133,7 +8848,6 @@
                 <w:szCs w:val="40"/>
               </w:rPr>
             </w:pPr>
-            <w:proofErr w:type="spellStart"/>
             <w:r>
               <w:rPr>
                 <w:rFonts w:ascii="BRH Devanagari Extra" w:hAnsi="BRH Devanagari Extra" w:cs="BRH Devanagari Extra"/>
@@ -11143,7 +8857,6 @@
               </w:rPr>
               <w:t>xÉÉå</w:t>
             </w:r>
-            <w:proofErr w:type="spellEnd"/>
             <w:r>
               <w:rPr>
                 <w:rFonts w:ascii="BRH Malayalam Extra" w:hAnsi="BRH Malayalam Extra" w:cs="BRH Devanagari Extra"/>
@@ -11180,29 +8893,8 @@
                 <w:sz w:val="40"/>
                 <w:szCs w:val="40"/>
               </w:rPr>
-              <w:t xml:space="preserve"> </w:t>
-            </w:r>
-            <w:proofErr w:type="spellStart"/>
-            <w:r>
-              <w:rPr>
-                <w:rFonts w:ascii="BRH Devanagari Extra" w:hAnsi="BRH Devanagari Extra" w:cs="BRH Devanagari Extra"/>
-                <w:color w:val="000000"/>
-                <w:sz w:val="40"/>
-                <w:szCs w:val="40"/>
-              </w:rPr>
-              <w:t>mÉëÌiÉþ</w:t>
-            </w:r>
-            <w:proofErr w:type="spellEnd"/>
-            <w:r>
-              <w:rPr>
-                <w:rFonts w:ascii="BRH Devanagari Extra" w:hAnsi="BRH Devanagari Extra" w:cs="BRH Devanagari Extra"/>
-                <w:color w:val="000000"/>
-                <w:sz w:val="40"/>
-                <w:szCs w:val="40"/>
-              </w:rPr>
-              <w:t xml:space="preserve"> | </w:t>
-            </w:r>
-            <w:proofErr w:type="spellStart"/>
+              <w:t xml:space="preserve"> mÉëÌiÉþ | </w:t>
+            </w:r>
             <w:r>
               <w:rPr>
                 <w:rFonts w:ascii="BRH Devanagari Extra" w:hAnsi="BRH Devanagari Extra" w:cs="BRH Devanagari Extra"/>
@@ -11220,47 +8912,26 @@
                 <w:sz w:val="40"/>
                 <w:szCs w:val="40"/>
               </w:rPr>
-              <w:t>ÌiÉ</w:t>
-            </w:r>
-            <w:proofErr w:type="spellEnd"/>
-            <w:r>
-              <w:rPr>
-                <w:rFonts w:ascii="BRH Devanagari Extra" w:hAnsi="BRH Devanagari Extra" w:cs="BRH Devanagari Extra"/>
-                <w:color w:val="000000"/>
-                <w:sz w:val="40"/>
-                <w:szCs w:val="40"/>
-              </w:rPr>
-              <w:t xml:space="preserve"> Wû</w:t>
-            </w:r>
-            <w:r>
-              <w:rPr>
-                <w:rFonts w:ascii="BRH Malayalam Extra" w:hAnsi="BRH Malayalam Extra" w:cs="BRH Devanagari Extra"/>
-                <w:b/>
-                <w:color w:val="000000"/>
-                <w:sz w:val="32"/>
-                <w:szCs w:val="40"/>
-              </w:rPr>
-              <w:t>–</w:t>
-            </w:r>
-            <w:proofErr w:type="spellStart"/>
-            <w:r>
-              <w:rPr>
-                <w:rFonts w:ascii="BRH Devanagari Extra" w:hAnsi="BRH Devanagari Extra" w:cs="BRH Devanagari Extra"/>
-                <w:color w:val="000000"/>
-                <w:sz w:val="40"/>
-                <w:szCs w:val="40"/>
-              </w:rPr>
-              <w:t>urÉÉ</w:t>
-            </w:r>
-            <w:proofErr w:type="spellEnd"/>
-            <w:r>
-              <w:rPr>
-                <w:rFonts w:ascii="BRH Devanagari Extra" w:hAnsi="BRH Devanagari Extra" w:cs="BRH Devanagari Extra"/>
-                <w:color w:val="000000"/>
-                <w:sz w:val="40"/>
-                <w:szCs w:val="40"/>
-              </w:rPr>
-              <w:t xml:space="preserve"> |</w:t>
+              <w:t>ÌiÉ Wû</w:t>
+            </w:r>
+            <w:r>
+              <w:rPr>
+                <w:rFonts w:ascii="BRH Malayalam Extra" w:hAnsi="BRH Malayalam Extra" w:cs="BRH Devanagari Extra"/>
+                <w:b/>
+                <w:color w:val="000000"/>
+                <w:sz w:val="32"/>
+                <w:szCs w:val="40"/>
+              </w:rPr>
+              <w:t>–</w:t>
+            </w:r>
+            <w:r>
+              <w:rPr>
+                <w:rFonts w:ascii="BRH Devanagari Extra" w:hAnsi="BRH Devanagari Extra" w:cs="BRH Devanagari Extra"/>
+                <w:color w:val="000000"/>
+                <w:sz w:val="40"/>
+                <w:szCs w:val="40"/>
+              </w:rPr>
+              <w:t>urÉÉ |</w:t>
             </w:r>
           </w:p>
         </w:tc>
@@ -11284,7 +8955,6 @@
                 <w:szCs w:val="40"/>
               </w:rPr>
             </w:pPr>
-            <w:proofErr w:type="spellStart"/>
             <w:r>
               <w:rPr>
                 <w:rFonts w:ascii="BRH Devanagari Extra" w:hAnsi="BRH Devanagari Extra" w:cs="BRH Devanagari Extra"/>
@@ -11294,7 +8964,6 @@
               </w:rPr>
               <w:t>xÉÉå</w:t>
             </w:r>
-            <w:proofErr w:type="spellEnd"/>
             <w:r>
               <w:rPr>
                 <w:rFonts w:ascii="BRH Malayalam Extra" w:hAnsi="BRH Malayalam Extra" w:cs="BRH Devanagari Extra"/>
@@ -11331,37 +9000,7 @@
                 <w:sz w:val="40"/>
                 <w:szCs w:val="40"/>
               </w:rPr>
-              <w:t xml:space="preserve"> </w:t>
-            </w:r>
-            <w:proofErr w:type="spellStart"/>
-            <w:r>
-              <w:rPr>
-                <w:rFonts w:ascii="BRH Devanagari Extra" w:hAnsi="BRH Devanagari Extra" w:cs="BRH Devanagari Extra"/>
-                <w:color w:val="000000"/>
-                <w:sz w:val="40"/>
-                <w:szCs w:val="40"/>
-              </w:rPr>
-              <w:t>mÉëÌiÉþ</w:t>
-            </w:r>
-            <w:proofErr w:type="spellEnd"/>
-            <w:r>
-              <w:rPr>
-                <w:rFonts w:ascii="BRH Devanagari Extra" w:hAnsi="BRH Devanagari Extra" w:cs="BRH Devanagari Extra"/>
-                <w:color w:val="000000"/>
-                <w:sz w:val="40"/>
-                <w:szCs w:val="40"/>
-              </w:rPr>
-              <w:t xml:space="preserve"> | </w:t>
-            </w:r>
-            <w:proofErr w:type="spellStart"/>
-            <w:r>
-              <w:rPr>
-                <w:rFonts w:ascii="BRH Devanagari Extra" w:hAnsi="BRH Devanagari Extra" w:cs="BRH Devanagari Extra"/>
-                <w:color w:val="000000"/>
-                <w:sz w:val="40"/>
-                <w:szCs w:val="40"/>
-              </w:rPr>
-              <w:t>mÉë</w:t>
+              <w:t xml:space="preserve"> mÉëÌiÉþ | mÉë</w:t>
             </w:r>
             <w:r>
               <w:rPr>
@@ -11380,47 +9019,26 @@
                 <w:sz w:val="40"/>
                 <w:szCs w:val="40"/>
               </w:rPr>
-              <w:t>þ</w:t>
-            </w:r>
-            <w:proofErr w:type="spellEnd"/>
-            <w:r>
-              <w:rPr>
-                <w:rFonts w:ascii="BRH Devanagari Extra" w:hAnsi="BRH Devanagari Extra" w:cs="BRH Devanagari Extra"/>
-                <w:color w:val="000000"/>
-                <w:sz w:val="40"/>
-                <w:szCs w:val="40"/>
-              </w:rPr>
-              <w:t xml:space="preserve"> Wû</w:t>
-            </w:r>
-            <w:r>
-              <w:rPr>
-                <w:rFonts w:ascii="BRH Malayalam Extra" w:hAnsi="BRH Malayalam Extra" w:cs="BRH Devanagari Extra"/>
-                <w:b/>
-                <w:color w:val="000000"/>
-                <w:sz w:val="32"/>
-                <w:szCs w:val="40"/>
-              </w:rPr>
-              <w:t>–</w:t>
-            </w:r>
-            <w:proofErr w:type="spellStart"/>
-            <w:r>
-              <w:rPr>
-                <w:rFonts w:ascii="BRH Devanagari Extra" w:hAnsi="BRH Devanagari Extra" w:cs="BRH Devanagari Extra"/>
-                <w:color w:val="000000"/>
-                <w:sz w:val="40"/>
-                <w:szCs w:val="40"/>
-              </w:rPr>
-              <w:t>urÉÉ</w:t>
-            </w:r>
-            <w:proofErr w:type="spellEnd"/>
-            <w:r>
-              <w:rPr>
-                <w:rFonts w:ascii="BRH Devanagari Extra" w:hAnsi="BRH Devanagari Extra" w:cs="BRH Devanagari Extra"/>
-                <w:color w:val="000000"/>
-                <w:sz w:val="40"/>
-                <w:szCs w:val="40"/>
-              </w:rPr>
-              <w:t xml:space="preserve"> |</w:t>
+              <w:t>þ Wû</w:t>
+            </w:r>
+            <w:r>
+              <w:rPr>
+                <w:rFonts w:ascii="BRH Malayalam Extra" w:hAnsi="BRH Malayalam Extra" w:cs="BRH Devanagari Extra"/>
+                <w:b/>
+                <w:color w:val="000000"/>
+                <w:sz w:val="32"/>
+                <w:szCs w:val="40"/>
+              </w:rPr>
+              <w:t>–</w:t>
+            </w:r>
+            <w:r>
+              <w:rPr>
+                <w:rFonts w:ascii="BRH Devanagari Extra" w:hAnsi="BRH Devanagari Extra" w:cs="BRH Devanagari Extra"/>
+                <w:color w:val="000000"/>
+                <w:sz w:val="40"/>
+                <w:szCs w:val="40"/>
+              </w:rPr>
+              <w:t>urÉÉ |</w:t>
             </w:r>
           </w:p>
         </w:tc>
@@ -11613,37 +9231,7 @@
                 <w:sz w:val="40"/>
                 <w:szCs w:val="40"/>
               </w:rPr>
-              <w:t xml:space="preserve">xÉ </w:t>
-            </w:r>
-            <w:proofErr w:type="spellStart"/>
-            <w:r>
-              <w:rPr>
-                <w:rFonts w:ascii="BRH Devanagari Extra" w:hAnsi="BRH Devanagari Extra" w:cs="BRH Devanagari Extra"/>
-                <w:color w:val="000000"/>
-                <w:sz w:val="40"/>
-                <w:szCs w:val="40"/>
-              </w:rPr>
-              <w:t>eÉlqÉþlÉÉ</w:t>
-            </w:r>
-            <w:proofErr w:type="spellEnd"/>
-            <w:r>
-              <w:rPr>
-                <w:rFonts w:ascii="BRH Devanagari Extra" w:hAnsi="BRH Devanagari Extra" w:cs="BRH Devanagari Extra"/>
-                <w:color w:val="000000"/>
-                <w:sz w:val="40"/>
-                <w:szCs w:val="40"/>
-              </w:rPr>
-              <w:t xml:space="preserve"> | </w:t>
-            </w:r>
-            <w:proofErr w:type="spellStart"/>
-            <w:r>
-              <w:rPr>
-                <w:rFonts w:ascii="BRH Devanagari Extra" w:hAnsi="BRH Devanagari Extra" w:cs="BRH Devanagari Extra"/>
-                <w:color w:val="000000"/>
-                <w:sz w:val="40"/>
-                <w:szCs w:val="40"/>
-              </w:rPr>
-              <w:t>eÉlqÉþ</w:t>
+              <w:t>xÉ eÉlqÉþlÉÉ | eÉlqÉþ</w:t>
             </w:r>
             <w:r>
               <w:rPr>
@@ -11655,35 +9243,14 @@
               </w:rPr>
               <w:t>lÉÉ</w:t>
             </w:r>
-            <w:proofErr w:type="spellEnd"/>
-            <w:r>
-              <w:rPr>
-                <w:rFonts w:ascii="BRH Devanagari Extra" w:hAnsi="BRH Devanagari Extra" w:cs="BRH Devanagari Extra"/>
-                <w:color w:val="000000"/>
-                <w:sz w:val="40"/>
-                <w:szCs w:val="40"/>
-              </w:rPr>
-              <w:t xml:space="preserve"> </w:t>
-            </w:r>
-            <w:proofErr w:type="spellStart"/>
-            <w:r>
-              <w:rPr>
-                <w:rFonts w:ascii="BRH Devanagari Extra" w:hAnsi="BRH Devanagari Extra" w:cs="BRH Devanagari Extra"/>
-                <w:color w:val="000000"/>
-                <w:sz w:val="40"/>
-                <w:szCs w:val="40"/>
-              </w:rPr>
-              <w:t>xÉÈ</w:t>
-            </w:r>
-            <w:proofErr w:type="spellEnd"/>
-            <w:r>
-              <w:rPr>
-                <w:rFonts w:ascii="BRH Devanagari Extra" w:hAnsi="BRH Devanagari Extra" w:cs="BRH Devanagari Extra"/>
-                <w:color w:val="000000"/>
-                <w:sz w:val="40"/>
-                <w:szCs w:val="40"/>
-              </w:rPr>
-              <w:t xml:space="preserve"> |</w:t>
+            <w:r>
+              <w:rPr>
+                <w:rFonts w:ascii="BRH Devanagari Extra" w:hAnsi="BRH Devanagari Extra" w:cs="BRH Devanagari Extra"/>
+                <w:color w:val="000000"/>
+                <w:sz w:val="40"/>
+                <w:szCs w:val="40"/>
+              </w:rPr>
+              <w:t xml:space="preserve"> xÉÈ |</w:t>
             </w:r>
           </w:p>
         </w:tc>
@@ -11714,37 +9281,7 @@
                 <w:sz w:val="40"/>
                 <w:szCs w:val="40"/>
               </w:rPr>
-              <w:t xml:space="preserve">xÉ </w:t>
-            </w:r>
-            <w:proofErr w:type="spellStart"/>
-            <w:r>
-              <w:rPr>
-                <w:rFonts w:ascii="BRH Devanagari Extra" w:hAnsi="BRH Devanagari Extra" w:cs="BRH Devanagari Extra"/>
-                <w:color w:val="000000"/>
-                <w:sz w:val="40"/>
-                <w:szCs w:val="40"/>
-              </w:rPr>
-              <w:t>eÉlqÉþlÉÉ</w:t>
-            </w:r>
-            <w:proofErr w:type="spellEnd"/>
-            <w:r>
-              <w:rPr>
-                <w:rFonts w:ascii="BRH Devanagari Extra" w:hAnsi="BRH Devanagari Extra" w:cs="BRH Devanagari Extra"/>
-                <w:color w:val="000000"/>
-                <w:sz w:val="40"/>
-                <w:szCs w:val="40"/>
-              </w:rPr>
-              <w:t xml:space="preserve"> | </w:t>
-            </w:r>
-            <w:proofErr w:type="spellStart"/>
-            <w:r>
-              <w:rPr>
-                <w:rFonts w:ascii="BRH Devanagari Extra" w:hAnsi="BRH Devanagari Extra" w:cs="BRH Devanagari Extra"/>
-                <w:color w:val="000000"/>
-                <w:sz w:val="40"/>
-                <w:szCs w:val="40"/>
-              </w:rPr>
-              <w:t>eÉlqÉ</w:t>
+              <w:t>xÉ eÉlqÉþlÉÉ | eÉlqÉ</w:t>
             </w:r>
             <w:r>
               <w:rPr>
@@ -11756,7 +9293,6 @@
               </w:rPr>
               <w:t>þlÉÉ</w:t>
             </w:r>
-            <w:proofErr w:type="spellEnd"/>
             <w:r>
               <w:rPr>
                 <w:rFonts w:ascii="BRH Malayalam Extra" w:hAnsi="BRH Malayalam Extra" w:cs="BRH Devanagari Extra"/>
@@ -11775,27 +9311,7 @@
                 <w:sz w:val="40"/>
                 <w:szCs w:val="40"/>
               </w:rPr>
-              <w:t xml:space="preserve"> </w:t>
-            </w:r>
-            <w:proofErr w:type="spellStart"/>
-            <w:r>
-              <w:rPr>
-                <w:rFonts w:ascii="BRH Devanagari Extra" w:hAnsi="BRH Devanagari Extra" w:cs="BRH Devanagari Extra"/>
-                <w:color w:val="000000"/>
-                <w:sz w:val="40"/>
-                <w:szCs w:val="40"/>
-              </w:rPr>
-              <w:t>xÉÈ</w:t>
-            </w:r>
-            <w:proofErr w:type="spellEnd"/>
-            <w:r>
-              <w:rPr>
-                <w:rFonts w:ascii="BRH Devanagari Extra" w:hAnsi="BRH Devanagari Extra" w:cs="BRH Devanagari Extra"/>
-                <w:color w:val="000000"/>
-                <w:sz w:val="40"/>
-                <w:szCs w:val="40"/>
-              </w:rPr>
-              <w:t xml:space="preserve"> |</w:t>
+              <w:t xml:space="preserve"> xÉÈ |</w:t>
             </w:r>
           </w:p>
         </w:tc>
@@ -12052,7 +9568,6 @@
               </w:rPr>
               <w:t>–</w:t>
             </w:r>
-            <w:proofErr w:type="spellStart"/>
             <w:r>
               <w:rPr>
                 <w:rFonts w:ascii="BRH Devanagari Extra" w:hAnsi="BRH Devanagari Extra" w:cs="BRH Devanagari Extra"/>
@@ -12079,17 +9594,7 @@
                 <w:sz w:val="40"/>
                 <w:szCs w:val="40"/>
               </w:rPr>
-              <w:t>ÿÈ</w:t>
-            </w:r>
-            <w:proofErr w:type="spellEnd"/>
-            <w:r>
-              <w:rPr>
-                <w:rFonts w:ascii="BRH Devanagari Extra" w:hAnsi="BRH Devanagari Extra" w:cs="BRH Devanagari Extra"/>
-                <w:color w:val="000000"/>
-                <w:sz w:val="40"/>
-                <w:szCs w:val="40"/>
-              </w:rPr>
-              <w:t xml:space="preserve"> | </w:t>
+              <w:t xml:space="preserve">ÿÈ | </w:t>
             </w:r>
           </w:p>
           <w:p>
@@ -12121,55 +9626,33 @@
               </w:rPr>
               <w:t>–</w:t>
             </w:r>
-            <w:proofErr w:type="spellStart"/>
-            <w:r>
-              <w:rPr>
-                <w:rFonts w:ascii="BRH Devanagari Extra" w:hAnsi="BRH Devanagari Extra" w:cs="BRH Devanagari Extra"/>
-                <w:color w:val="000000"/>
-                <w:sz w:val="40"/>
-                <w:szCs w:val="40"/>
-              </w:rPr>
-              <w:t>ÍjÉÍpÉþUç</w:t>
-            </w:r>
-            <w:proofErr w:type="spellEnd"/>
-            <w:r>
-              <w:rPr>
-                <w:rFonts w:ascii="BRH Devanagari Extra" w:hAnsi="BRH Devanagari Extra" w:cs="BRH Devanagari Extra"/>
-                <w:color w:val="000000"/>
-                <w:sz w:val="40"/>
-                <w:szCs w:val="40"/>
-              </w:rPr>
-              <w:t xml:space="preserve"> SÏbÉïrÉÉ</w:t>
-            </w:r>
-            <w:r>
-              <w:rPr>
-                <w:rFonts w:ascii="BRH Malayalam Extra" w:hAnsi="BRH Malayalam Extra" w:cs="BRH Devanagari Extra"/>
-                <w:b/>
-                <w:color w:val="000000"/>
-                <w:sz w:val="32"/>
-                <w:szCs w:val="40"/>
-              </w:rPr>
-              <w:t>–</w:t>
-            </w:r>
-            <w:proofErr w:type="spellStart"/>
-            <w:r>
-              <w:rPr>
-                <w:rFonts w:ascii="BRH Devanagari Extra" w:hAnsi="BRH Devanagari Extra" w:cs="BRH Devanagari Extra"/>
-                <w:color w:val="000000"/>
-                <w:sz w:val="40"/>
-                <w:szCs w:val="40"/>
-              </w:rPr>
-              <w:t>jÉæÈ</w:t>
-            </w:r>
-            <w:proofErr w:type="spellEnd"/>
-            <w:r>
-              <w:rPr>
-                <w:rFonts w:ascii="BRH Devanagari Extra" w:hAnsi="BRH Devanagari Extra" w:cs="BRH Devanagari Extra"/>
-                <w:color w:val="000000"/>
-                <w:sz w:val="40"/>
-                <w:szCs w:val="40"/>
-              </w:rPr>
-              <w:t xml:space="preserve"> |</w:t>
+            <w:r>
+              <w:rPr>
+                <w:rFonts w:ascii="BRH Devanagari Extra" w:hAnsi="BRH Devanagari Extra" w:cs="BRH Devanagari Extra"/>
+                <w:color w:val="000000"/>
+                <w:sz w:val="40"/>
+                <w:szCs w:val="40"/>
+              </w:rPr>
+              <w:t>ÍjÉÍpÉþUç SÏbÉïrÉÉ</w:t>
+            </w:r>
+            <w:r>
+              <w:rPr>
+                <w:rFonts w:ascii="BRH Malayalam Extra" w:hAnsi="BRH Malayalam Extra" w:cs="BRH Devanagari Extra"/>
+                <w:b/>
+                <w:color w:val="000000"/>
+                <w:sz w:val="32"/>
+                <w:szCs w:val="40"/>
+              </w:rPr>
+              <w:t>–</w:t>
+            </w:r>
+            <w:r>
+              <w:rPr>
+                <w:rFonts w:ascii="BRH Devanagari Extra" w:hAnsi="BRH Devanagari Extra" w:cs="BRH Devanagari Extra"/>
+                <w:color w:val="000000"/>
+                <w:sz w:val="40"/>
+                <w:szCs w:val="40"/>
+              </w:rPr>
+              <w:t>jÉæÈ |</w:t>
             </w:r>
           </w:p>
         </w:tc>
@@ -12269,7 +9752,6 @@
               </w:rPr>
               <w:t>–</w:t>
             </w:r>
-            <w:proofErr w:type="spellStart"/>
             <w:r>
               <w:rPr>
                 <w:rFonts w:ascii="BRH Devanagari Extra" w:hAnsi="BRH Devanagari Extra" w:cs="BRH Devanagari Extra"/>
@@ -12289,7 +9771,6 @@
               </w:rPr>
               <w:t>ÍpÉþÈ</w:t>
             </w:r>
-            <w:proofErr w:type="spellEnd"/>
             <w:r>
               <w:rPr>
                 <w:rFonts w:ascii="BRH Devanagari Extra" w:hAnsi="BRH Devanagari Extra" w:cs="BRH Devanagari Extra"/>
@@ -12333,55 +9814,33 @@
               </w:rPr>
               <w:t>–</w:t>
             </w:r>
-            <w:proofErr w:type="spellStart"/>
-            <w:r>
-              <w:rPr>
-                <w:rFonts w:ascii="BRH Devanagari Extra" w:hAnsi="BRH Devanagari Extra" w:cs="BRH Devanagari Extra"/>
-                <w:color w:val="000000"/>
-                <w:sz w:val="40"/>
-                <w:szCs w:val="40"/>
-              </w:rPr>
-              <w:t>ÍjÉÍpÉþUç</w:t>
-            </w:r>
-            <w:proofErr w:type="spellEnd"/>
-            <w:r>
-              <w:rPr>
-                <w:rFonts w:ascii="BRH Devanagari Extra" w:hAnsi="BRH Devanagari Extra" w:cs="BRH Devanagari Extra"/>
-                <w:color w:val="000000"/>
-                <w:sz w:val="40"/>
-                <w:szCs w:val="40"/>
-              </w:rPr>
-              <w:t xml:space="preserve"> SÏbÉïrÉÉ</w:t>
-            </w:r>
-            <w:r>
-              <w:rPr>
-                <w:rFonts w:ascii="BRH Malayalam Extra" w:hAnsi="BRH Malayalam Extra" w:cs="BRH Devanagari Extra"/>
-                <w:b/>
-                <w:color w:val="000000"/>
-                <w:sz w:val="32"/>
-                <w:szCs w:val="40"/>
-              </w:rPr>
-              <w:t>–</w:t>
-            </w:r>
-            <w:proofErr w:type="spellStart"/>
-            <w:r>
-              <w:rPr>
-                <w:rFonts w:ascii="BRH Devanagari Extra" w:hAnsi="BRH Devanagari Extra" w:cs="BRH Devanagari Extra"/>
-                <w:color w:val="000000"/>
-                <w:sz w:val="40"/>
-                <w:szCs w:val="40"/>
-              </w:rPr>
-              <w:t>jÉæÈ</w:t>
-            </w:r>
-            <w:proofErr w:type="spellEnd"/>
-            <w:r>
-              <w:rPr>
-                <w:rFonts w:ascii="BRH Devanagari Extra" w:hAnsi="BRH Devanagari Extra" w:cs="BRH Devanagari Extra"/>
-                <w:color w:val="000000"/>
-                <w:sz w:val="40"/>
-                <w:szCs w:val="40"/>
-              </w:rPr>
-              <w:t xml:space="preserve"> |</w:t>
+            <w:r>
+              <w:rPr>
+                <w:rFonts w:ascii="BRH Devanagari Extra" w:hAnsi="BRH Devanagari Extra" w:cs="BRH Devanagari Extra"/>
+                <w:color w:val="000000"/>
+                <w:sz w:val="40"/>
+                <w:szCs w:val="40"/>
+              </w:rPr>
+              <w:t>ÍjÉÍpÉþUç SÏbÉïrÉÉ</w:t>
+            </w:r>
+            <w:r>
+              <w:rPr>
+                <w:rFonts w:ascii="BRH Malayalam Extra" w:hAnsi="BRH Malayalam Extra" w:cs="BRH Devanagari Extra"/>
+                <w:b/>
+                <w:color w:val="000000"/>
+                <w:sz w:val="32"/>
+                <w:szCs w:val="40"/>
+              </w:rPr>
+              <w:t>–</w:t>
+            </w:r>
+            <w:r>
+              <w:rPr>
+                <w:rFonts w:ascii="BRH Devanagari Extra" w:hAnsi="BRH Devanagari Extra" w:cs="BRH Devanagari Extra"/>
+                <w:color w:val="000000"/>
+                <w:sz w:val="40"/>
+                <w:szCs w:val="40"/>
+              </w:rPr>
+              <w:t>jÉæÈ |</w:t>
             </w:r>
           </w:p>
         </w:tc>
@@ -12585,35 +10044,14 @@
               </w:rPr>
               <w:t>–</w:t>
             </w:r>
-            <w:proofErr w:type="spellStart"/>
-            <w:r>
-              <w:rPr>
-                <w:rFonts w:ascii="BRH Devanagari Extra" w:hAnsi="BRH Devanagari Extra" w:cs="BRH Devanagari Extra"/>
-                <w:color w:val="000000"/>
-                <w:sz w:val="40"/>
-                <w:szCs w:val="40"/>
-              </w:rPr>
-              <w:t>WûÏ</w:t>
-            </w:r>
-            <w:proofErr w:type="spellEnd"/>
-            <w:r>
-              <w:rPr>
-                <w:rFonts w:ascii="BRH Devanagari Extra" w:hAnsi="BRH Devanagari Extra" w:cs="BRH Devanagari Extra"/>
-                <w:color w:val="000000"/>
-                <w:sz w:val="40"/>
-                <w:szCs w:val="40"/>
-              </w:rPr>
-              <w:t xml:space="preserve"> </w:t>
-            </w:r>
-            <w:proofErr w:type="spellStart"/>
-            <w:r>
-              <w:rPr>
-                <w:rFonts w:ascii="BRH Devanagari Extra" w:hAnsi="BRH Devanagari Extra" w:cs="BRH Devanagari Extra"/>
-                <w:color w:val="000000"/>
-                <w:sz w:val="40"/>
-                <w:szCs w:val="40"/>
-              </w:rPr>
-              <w:t>Aþ</w:t>
+            <w:r>
+              <w:rPr>
+                <w:rFonts w:ascii="BRH Devanagari Extra" w:hAnsi="BRH Devanagari Extra" w:cs="BRH Devanagari Extra"/>
+                <w:color w:val="000000"/>
+                <w:sz w:val="40"/>
+                <w:szCs w:val="40"/>
+              </w:rPr>
+              <w:t>WûÏ Aþ</w:t>
             </w:r>
             <w:r>
               <w:rPr>
@@ -12632,17 +10070,7 @@
                 <w:sz w:val="40"/>
                 <w:szCs w:val="40"/>
               </w:rPr>
-              <w:t>ÉpÉÉrÉiÉç</w:t>
-            </w:r>
-            <w:proofErr w:type="spellEnd"/>
-            <w:r>
-              <w:rPr>
-                <w:rFonts w:ascii="BRH Devanagari Extra" w:hAnsi="BRH Devanagari Extra" w:cs="BRH Devanagari Extra"/>
-                <w:color w:val="000000"/>
-                <w:sz w:val="40"/>
-                <w:szCs w:val="40"/>
-              </w:rPr>
-              <w:t xml:space="preserve"> | </w:t>
+              <w:t xml:space="preserve">ÉpÉÉrÉiÉç | </w:t>
             </w:r>
           </w:p>
           <w:p>
@@ -12678,75 +10106,33 @@
               </w:rPr>
               <w:t>–</w:t>
             </w:r>
-            <w:proofErr w:type="spellStart"/>
-            <w:r>
-              <w:rPr>
-                <w:rFonts w:ascii="BRH Devanagari Extra" w:hAnsi="BRH Devanagari Extra" w:cs="BRH Devanagari Extra"/>
-                <w:color w:val="000000"/>
-                <w:sz w:val="40"/>
-                <w:szCs w:val="40"/>
-              </w:rPr>
-              <w:t>WûÏ</w:t>
-            </w:r>
-            <w:proofErr w:type="spellEnd"/>
-            <w:r>
-              <w:rPr>
-                <w:rFonts w:ascii="BRH Devanagari Extra" w:hAnsi="BRH Devanagari Extra" w:cs="BRH Devanagari Extra"/>
-                <w:color w:val="000000"/>
-                <w:sz w:val="40"/>
-                <w:szCs w:val="40"/>
-              </w:rPr>
-              <w:t xml:space="preserve"> </w:t>
-            </w:r>
-            <w:proofErr w:type="spellStart"/>
-            <w:r>
-              <w:rPr>
-                <w:rFonts w:ascii="BRH Devanagari Extra" w:hAnsi="BRH Devanagari Extra" w:cs="BRH Devanagari Extra"/>
-                <w:color w:val="000000"/>
-                <w:sz w:val="40"/>
-                <w:szCs w:val="40"/>
-              </w:rPr>
-              <w:t>CÌiÉþ</w:t>
-            </w:r>
-            <w:proofErr w:type="spellEnd"/>
-            <w:r>
-              <w:rPr>
-                <w:rFonts w:ascii="BRH Devanagari Extra" w:hAnsi="BRH Devanagari Extra" w:cs="BRH Devanagari Extra"/>
-                <w:color w:val="000000"/>
-                <w:sz w:val="40"/>
-                <w:szCs w:val="40"/>
-              </w:rPr>
-              <w:t xml:space="preserve"> qÉ</w:t>
-            </w:r>
-            <w:r>
-              <w:rPr>
-                <w:rFonts w:ascii="BRH Malayalam Extra" w:hAnsi="BRH Malayalam Extra" w:cs="BRH Devanagari Extra"/>
-                <w:b/>
-                <w:color w:val="000000"/>
-                <w:sz w:val="32"/>
-                <w:szCs w:val="40"/>
-              </w:rPr>
-              <w:t>–</w:t>
-            </w:r>
-            <w:proofErr w:type="spellStart"/>
-            <w:r>
-              <w:rPr>
-                <w:rFonts w:ascii="BRH Devanagari Extra" w:hAnsi="BRH Devanagari Extra" w:cs="BRH Devanagari Extra"/>
-                <w:color w:val="000000"/>
-                <w:sz w:val="40"/>
-                <w:szCs w:val="40"/>
-              </w:rPr>
-              <w:t>WûÏ</w:t>
-            </w:r>
-            <w:proofErr w:type="spellEnd"/>
-            <w:r>
-              <w:rPr>
-                <w:rFonts w:ascii="BRH Devanagari Extra" w:hAnsi="BRH Devanagari Extra" w:cs="BRH Devanagari Extra"/>
-                <w:color w:val="000000"/>
-                <w:sz w:val="40"/>
-                <w:szCs w:val="40"/>
-              </w:rPr>
-              <w:t xml:space="preserve"> |</w:t>
+            <w:r>
+              <w:rPr>
+                <w:rFonts w:ascii="BRH Devanagari Extra" w:hAnsi="BRH Devanagari Extra" w:cs="BRH Devanagari Extra"/>
+                <w:color w:val="000000"/>
+                <w:sz w:val="40"/>
+                <w:szCs w:val="40"/>
+              </w:rPr>
+              <w:t>WûÏ CÌiÉþ qÉ</w:t>
+            </w:r>
+            <w:r>
+              <w:rPr>
+                <w:rFonts w:ascii="BRH Malayalam Extra" w:hAnsi="BRH Malayalam Extra" w:cs="BRH Devanagari Extra"/>
+                <w:b/>
+                <w:color w:val="000000"/>
+                <w:sz w:val="32"/>
+                <w:szCs w:val="40"/>
+              </w:rPr>
+              <w:t>–</w:t>
+            </w:r>
+            <w:r>
+              <w:rPr>
+                <w:rFonts w:ascii="BRH Devanagari Extra" w:hAnsi="BRH Devanagari Extra" w:cs="BRH Devanagari Extra"/>
+                <w:color w:val="000000"/>
+                <w:sz w:val="40"/>
+                <w:szCs w:val="40"/>
+              </w:rPr>
+              <w:t>WûÏ |</w:t>
             </w:r>
           </w:p>
         </w:tc>
@@ -12793,35 +10179,14 @@
               </w:rPr>
               <w:t>–</w:t>
             </w:r>
-            <w:proofErr w:type="spellStart"/>
-            <w:r>
-              <w:rPr>
-                <w:rFonts w:ascii="BRH Devanagari Extra" w:hAnsi="BRH Devanagari Extra" w:cs="BRH Devanagari Extra"/>
-                <w:color w:val="000000"/>
-                <w:sz w:val="40"/>
-                <w:szCs w:val="40"/>
-              </w:rPr>
-              <w:t>WûÏ</w:t>
-            </w:r>
-            <w:proofErr w:type="spellEnd"/>
-            <w:r>
-              <w:rPr>
-                <w:rFonts w:ascii="BRH Devanagari Extra" w:hAnsi="BRH Devanagari Extra" w:cs="BRH Devanagari Extra"/>
-                <w:color w:val="000000"/>
-                <w:sz w:val="40"/>
-                <w:szCs w:val="40"/>
-              </w:rPr>
-              <w:t xml:space="preserve"> </w:t>
-            </w:r>
-            <w:proofErr w:type="spellStart"/>
-            <w:r>
-              <w:rPr>
-                <w:rFonts w:ascii="BRH Devanagari Extra" w:hAnsi="BRH Devanagari Extra" w:cs="BRH Devanagari Extra"/>
-                <w:color w:val="000000"/>
-                <w:sz w:val="40"/>
-                <w:szCs w:val="40"/>
-              </w:rPr>
-              <w:t>Aþ</w:t>
+            <w:r>
+              <w:rPr>
+                <w:rFonts w:ascii="BRH Devanagari Extra" w:hAnsi="BRH Devanagari Extra" w:cs="BRH Devanagari Extra"/>
+                <w:color w:val="000000"/>
+                <w:sz w:val="40"/>
+                <w:szCs w:val="40"/>
+              </w:rPr>
+              <w:t>WûÏ Aþ</w:t>
             </w:r>
             <w:r>
               <w:rPr>
@@ -12840,17 +10205,7 @@
                 <w:sz w:val="40"/>
                 <w:szCs w:val="40"/>
               </w:rPr>
-              <w:t>pÉÉrÉiÉç</w:t>
-            </w:r>
-            <w:proofErr w:type="spellEnd"/>
-            <w:r>
-              <w:rPr>
-                <w:rFonts w:ascii="BRH Devanagari Extra" w:hAnsi="BRH Devanagari Extra" w:cs="BRH Devanagari Extra"/>
-                <w:color w:val="000000"/>
-                <w:sz w:val="40"/>
-                <w:szCs w:val="40"/>
-              </w:rPr>
-              <w:t xml:space="preserve"> | </w:t>
+              <w:t xml:space="preserve">pÉÉrÉiÉç | </w:t>
             </w:r>
           </w:p>
           <w:p>
@@ -12886,75 +10241,33 @@
               </w:rPr>
               <w:t>–</w:t>
             </w:r>
-            <w:proofErr w:type="spellStart"/>
-            <w:r>
-              <w:rPr>
-                <w:rFonts w:ascii="BRH Devanagari Extra" w:hAnsi="BRH Devanagari Extra" w:cs="BRH Devanagari Extra"/>
-                <w:color w:val="000000"/>
-                <w:sz w:val="40"/>
-                <w:szCs w:val="40"/>
-              </w:rPr>
-              <w:t>WûÏ</w:t>
-            </w:r>
-            <w:proofErr w:type="spellEnd"/>
-            <w:r>
-              <w:rPr>
-                <w:rFonts w:ascii="BRH Devanagari Extra" w:hAnsi="BRH Devanagari Extra" w:cs="BRH Devanagari Extra"/>
-                <w:color w:val="000000"/>
-                <w:sz w:val="40"/>
-                <w:szCs w:val="40"/>
-              </w:rPr>
-              <w:t xml:space="preserve"> </w:t>
-            </w:r>
-            <w:proofErr w:type="spellStart"/>
-            <w:r>
-              <w:rPr>
-                <w:rFonts w:ascii="BRH Devanagari Extra" w:hAnsi="BRH Devanagari Extra" w:cs="BRH Devanagari Extra"/>
-                <w:color w:val="000000"/>
-                <w:sz w:val="40"/>
-                <w:szCs w:val="40"/>
-              </w:rPr>
-              <w:t>CÌiÉþ</w:t>
-            </w:r>
-            <w:proofErr w:type="spellEnd"/>
-            <w:r>
-              <w:rPr>
-                <w:rFonts w:ascii="BRH Devanagari Extra" w:hAnsi="BRH Devanagari Extra" w:cs="BRH Devanagari Extra"/>
-                <w:color w:val="000000"/>
-                <w:sz w:val="40"/>
-                <w:szCs w:val="40"/>
-              </w:rPr>
-              <w:t xml:space="preserve"> qÉ</w:t>
-            </w:r>
-            <w:r>
-              <w:rPr>
-                <w:rFonts w:ascii="BRH Malayalam Extra" w:hAnsi="BRH Malayalam Extra" w:cs="BRH Devanagari Extra"/>
-                <w:b/>
-                <w:color w:val="000000"/>
-                <w:sz w:val="32"/>
-                <w:szCs w:val="40"/>
-              </w:rPr>
-              <w:t>–</w:t>
-            </w:r>
-            <w:proofErr w:type="spellStart"/>
-            <w:r>
-              <w:rPr>
-                <w:rFonts w:ascii="BRH Devanagari Extra" w:hAnsi="BRH Devanagari Extra" w:cs="BRH Devanagari Extra"/>
-                <w:color w:val="000000"/>
-                <w:sz w:val="40"/>
-                <w:szCs w:val="40"/>
-              </w:rPr>
-              <w:t>WûÏ</w:t>
-            </w:r>
-            <w:proofErr w:type="spellEnd"/>
-            <w:r>
-              <w:rPr>
-                <w:rFonts w:ascii="BRH Devanagari Extra" w:hAnsi="BRH Devanagari Extra" w:cs="BRH Devanagari Extra"/>
-                <w:color w:val="000000"/>
-                <w:sz w:val="40"/>
-                <w:szCs w:val="40"/>
-              </w:rPr>
-              <w:t xml:space="preserve"> |</w:t>
+            <w:r>
+              <w:rPr>
+                <w:rFonts w:ascii="BRH Devanagari Extra" w:hAnsi="BRH Devanagari Extra" w:cs="BRH Devanagari Extra"/>
+                <w:color w:val="000000"/>
+                <w:sz w:val="40"/>
+                <w:szCs w:val="40"/>
+              </w:rPr>
+              <w:t>WûÏ CÌiÉþ qÉ</w:t>
+            </w:r>
+            <w:r>
+              <w:rPr>
+                <w:rFonts w:ascii="BRH Malayalam Extra" w:hAnsi="BRH Malayalam Extra" w:cs="BRH Devanagari Extra"/>
+                <w:b/>
+                <w:color w:val="000000"/>
+                <w:sz w:val="32"/>
+                <w:szCs w:val="40"/>
+              </w:rPr>
+              <w:t>–</w:t>
+            </w:r>
+            <w:r>
+              <w:rPr>
+                <w:rFonts w:ascii="BRH Devanagari Extra" w:hAnsi="BRH Devanagari Extra" w:cs="BRH Devanagari Extra"/>
+                <w:color w:val="000000"/>
+                <w:sz w:val="40"/>
+                <w:szCs w:val="40"/>
+              </w:rPr>
+              <w:t>WûÏ |</w:t>
             </w:r>
           </w:p>
         </w:tc>
@@ -12988,29 +10301,7 @@
           <w:szCs w:val="40"/>
           <w:lang w:val="en-IN" w:eastAsia="en-IN"/>
         </w:rPr>
-        <w:t>"</w:t>
-      </w:r>
-      <w:proofErr w:type="spellStart"/>
-      <w:r>
-        <w:rPr>
-          <w:rFonts w:ascii="BRH Devanagari" w:hAnsi="BRH Devanagari" w:cs="BRH Devanagari"/>
-          <w:color w:val="000000"/>
-          <w:sz w:val="40"/>
-          <w:szCs w:val="40"/>
-          <w:lang w:val="en-IN" w:eastAsia="en-IN"/>
-        </w:rPr>
-        <w:t>zlÉ</w:t>
-      </w:r>
-      <w:proofErr w:type="spellEnd"/>
-      <w:r>
-        <w:rPr>
-          <w:rFonts w:ascii="BRH Devanagari" w:hAnsi="BRH Devanagari" w:cs="BRH Devanagari"/>
-          <w:color w:val="000000"/>
-          <w:sz w:val="40"/>
-          <w:szCs w:val="40"/>
-          <w:lang w:val="en-IN" w:eastAsia="en-IN"/>
-        </w:rPr>
-        <w:t xml:space="preserve">" </w:t>
+        <w:t xml:space="preserve">"zlÉ" </w:t>
       </w:r>
       <w:r>
         <w:rPr>
@@ -13018,16 +10309,7 @@
           <w:bCs/>
           <w:sz w:val="32"/>
         </w:rPr>
-        <w:t xml:space="preserve">replaced </w:t>
-      </w:r>
-      <w:proofErr w:type="gramStart"/>
-      <w:r>
-        <w:rPr>
-          <w:b/>
-          <w:bCs/>
-          <w:sz w:val="32"/>
-        </w:rPr>
-        <w:t>with</w:t>
+        <w:t>replaced with</w:t>
       </w:r>
       <w:r>
         <w:rPr>
@@ -13049,8 +10331,6 @@
         </w:rPr>
         <w:t>"</w:t>
       </w:r>
-      <w:proofErr w:type="spellStart"/>
-      <w:proofErr w:type="gramEnd"/>
       <w:r>
         <w:rPr>
           <w:rFonts w:ascii="BRH Devanagari" w:hAnsi="BRH Devanagari" w:cs="BRH Devanagari"/>
@@ -13062,7 +10342,6 @@
         </w:rPr>
         <w:t>zgÉ</w:t>
       </w:r>
-      <w:proofErr w:type="spellEnd"/>
       <w:r>
         <w:rPr>
           <w:rFonts w:ascii="BRH Devanagari" w:hAnsi="BRH Devanagari" w:cs="BRH Devanagari"/>
@@ -13475,7 +10754,6 @@
               </w:rPr>
               <w:t>–</w:t>
             </w:r>
-            <w:proofErr w:type="spellStart"/>
             <w:r>
               <w:rPr>
                 <w:rFonts w:ascii="BRH Devanagari Extra" w:hAnsi="BRH Devanagari Extra" w:cs="BRH Devanagari Extra"/>
@@ -13485,7 +10763,6 @@
               </w:rPr>
               <w:t>rÉï</w:t>
             </w:r>
-            <w:proofErr w:type="spellEnd"/>
             <w:r>
               <w:rPr>
                 <w:rFonts w:ascii="BRH Malayalam Extra" w:hAnsi="BRH Malayalam Extra" w:cs="BRH Devanagari Extra"/>
@@ -13497,7 +10774,6 @@
               </w:rPr>
               <w:t>–</w:t>
             </w:r>
-            <w:proofErr w:type="spellStart"/>
             <w:r>
               <w:rPr>
                 <w:rFonts w:ascii="BRH Devanagari Extra" w:hAnsi="BRH Devanagari Extra" w:cs="BRH Devanagari Extra"/>
@@ -13506,31 +10782,8 @@
                 <w:szCs w:val="40"/>
                 <w:highlight w:val="yellow"/>
               </w:rPr>
-              <w:t>qÉÉ</w:t>
-            </w:r>
-            <w:proofErr w:type="spellEnd"/>
-            <w:r>
-              <w:rPr>
-                <w:rFonts w:ascii="BRH Devanagari Extra" w:hAnsi="BRH Devanagari Extra" w:cs="BRH Devanagari Extra"/>
-                <w:color w:val="000000"/>
-                <w:sz w:val="40"/>
-                <w:szCs w:val="40"/>
-                <w:highlight w:val="yellow"/>
-              </w:rPr>
-              <w:t xml:space="preserve"> </w:t>
-            </w:r>
-            <w:proofErr w:type="spellStart"/>
-            <w:r>
-              <w:rPr>
-                <w:rFonts w:ascii="BRH Devanagari Extra" w:hAnsi="BRH Devanagari Extra" w:cs="BRH Devanagari Extra"/>
-                <w:color w:val="000000"/>
-                <w:sz w:val="40"/>
-                <w:szCs w:val="40"/>
-                <w:highlight w:val="yellow"/>
-              </w:rPr>
-              <w:t>rÉÉþÌiÉ</w:t>
-            </w:r>
-            <w:proofErr w:type="spellEnd"/>
+              <w:t>qÉÉ rÉÉþÌiÉ</w:t>
+            </w:r>
             <w:r>
               <w:rPr>
                 <w:rFonts w:ascii="BRH Devanagari Extra" w:hAnsi="BRH Devanagari Extra" w:cs="BRH Devanagari Extra"/>
@@ -13559,39 +10812,8 @@
                 <w:szCs w:val="40"/>
               </w:rPr>
               <w:lastRenderedPageBreak/>
-              <w:t xml:space="preserve">AÉ </w:t>
-            </w:r>
-            <w:proofErr w:type="spellStart"/>
-            <w:r>
-              <w:rPr>
-                <w:rFonts w:ascii="BRH Devanagari Extra" w:hAnsi="BRH Devanagari Extra" w:cs="BRH Devanagari Extra"/>
-                <w:color w:val="000000"/>
-                <w:sz w:val="40"/>
-                <w:szCs w:val="40"/>
-              </w:rPr>
-              <w:t>rÉÉþÌiÉ</w:t>
-            </w:r>
-            <w:proofErr w:type="spellEnd"/>
-            <w:r>
-              <w:rPr>
-                <w:rFonts w:ascii="BRH Devanagari Extra" w:hAnsi="BRH Devanagari Extra" w:cs="BRH Devanagari Extra"/>
-                <w:color w:val="000000"/>
-                <w:sz w:val="40"/>
-                <w:szCs w:val="40"/>
-              </w:rPr>
-              <w:t xml:space="preserve"> | </w:t>
-            </w:r>
-            <w:proofErr w:type="spellStart"/>
-            <w:r>
-              <w:rPr>
-                <w:rFonts w:ascii="BRH Devanagari Extra" w:hAnsi="BRH Devanagari Extra" w:cs="BRH Devanagari Extra"/>
-                <w:color w:val="000000"/>
-                <w:sz w:val="40"/>
-                <w:szCs w:val="40"/>
-              </w:rPr>
-              <w:t>rÉÉ</w:t>
-            </w:r>
-            <w:proofErr w:type="spellEnd"/>
+              <w:t>AÉ rÉÉþÌiÉ | rÉÉ</w:t>
+            </w:r>
             <w:r>
               <w:rPr>
                 <w:rFonts w:ascii="BRH Malayalam Extra" w:hAnsi="BRH Malayalam Extra" w:cs="BRH Devanagari Extra"/>
@@ -13602,7 +10824,6 @@
               </w:rPr>
               <w:t>–</w:t>
             </w:r>
-            <w:proofErr w:type="spellStart"/>
             <w:r>
               <w:rPr>
                 <w:rFonts w:ascii="BRH Devanagari Extra" w:hAnsi="BRH Devanagari Extra" w:cs="BRH Devanagari Extra"/>
@@ -13612,7 +10833,6 @@
               </w:rPr>
               <w:t>ÌiÉ</w:t>
             </w:r>
-            <w:proofErr w:type="spellEnd"/>
             <w:r>
               <w:rPr>
                 <w:rFonts w:ascii="BRH Malayalam Extra" w:hAnsi="BRH Malayalam Extra" w:cs="BRH Devanagari Extra"/>
@@ -13661,25 +10881,14 @@
               </w:rPr>
               <w:t>–</w:t>
             </w:r>
-            <w:proofErr w:type="spellStart"/>
-            <w:r>
-              <w:rPr>
-                <w:rFonts w:ascii="BRH Devanagari Extra" w:hAnsi="BRH Devanagari Extra" w:cs="BRH Devanagari Extra"/>
-                <w:color w:val="000000"/>
-                <w:sz w:val="40"/>
-                <w:szCs w:val="40"/>
-              </w:rPr>
-              <w:t>pÉÈ</w:t>
-            </w:r>
-            <w:proofErr w:type="spellEnd"/>
-            <w:r>
-              <w:rPr>
-                <w:rFonts w:ascii="BRH Devanagari Extra" w:hAnsi="BRH Devanagari Extra" w:cs="BRH Devanagari Extra"/>
-                <w:color w:val="000000"/>
-                <w:sz w:val="40"/>
-                <w:szCs w:val="40"/>
-              </w:rPr>
-              <w:t xml:space="preserve"> |</w:t>
+            <w:r>
+              <w:rPr>
+                <w:rFonts w:ascii="BRH Devanagari Extra" w:hAnsi="BRH Devanagari Extra" w:cs="BRH Devanagari Extra"/>
+                <w:color w:val="000000"/>
+                <w:sz w:val="40"/>
+                <w:szCs w:val="40"/>
+              </w:rPr>
+              <w:t>pÉÈ |</w:t>
             </w:r>
           </w:p>
         </w:tc>
@@ -13721,7 +10930,6 @@
               </w:rPr>
               <w:t>–</w:t>
             </w:r>
-            <w:proofErr w:type="spellStart"/>
             <w:r>
               <w:rPr>
                 <w:rFonts w:ascii="BRH Devanagari Extra" w:hAnsi="BRH Devanagari Extra" w:cs="BRH Devanagari Extra"/>
@@ -13731,7 +10939,6 @@
               </w:rPr>
               <w:t>rÉï</w:t>
             </w:r>
-            <w:proofErr w:type="spellEnd"/>
             <w:r>
               <w:rPr>
                 <w:rFonts w:ascii="BRH Malayalam Extra" w:hAnsi="BRH Malayalam Extra" w:cs="BRH Devanagari Extra"/>
@@ -13742,27 +10949,15 @@
               </w:rPr>
               <w:t>–</w:t>
             </w:r>
-            <w:proofErr w:type="spellStart"/>
-            <w:r>
-              <w:rPr>
-                <w:rFonts w:ascii="BRH Devanagari Extra" w:hAnsi="BRH Devanagari Extra" w:cs="BRH Devanagari Extra"/>
-                <w:color w:val="000000"/>
-                <w:sz w:val="40"/>
-                <w:szCs w:val="40"/>
-              </w:rPr>
-              <w:t>qÉÉ</w:t>
-            </w:r>
-            <w:proofErr w:type="spellEnd"/>
-            <w:r>
-              <w:rPr>
-                <w:rFonts w:ascii="BRH Devanagari Extra" w:hAnsi="BRH Devanagari Extra" w:cs="BRH Devanagari Extra"/>
-                <w:color w:val="000000"/>
-                <w:sz w:val="40"/>
-                <w:szCs w:val="40"/>
-              </w:rPr>
-              <w:t xml:space="preserve"> </w:t>
-            </w:r>
-            <w:proofErr w:type="spellStart"/>
+            <w:r>
+              <w:rPr>
+                <w:rFonts w:ascii="BRH Devanagari Extra" w:hAnsi="BRH Devanagari Extra" w:cs="BRH Devanagari Extra"/>
+                <w:color w:val="000000"/>
+                <w:sz w:val="40"/>
+                <w:szCs w:val="40"/>
+              </w:rPr>
+              <w:t xml:space="preserve">qÉÉ </w:t>
+            </w:r>
             <w:r>
               <w:rPr>
                 <w:rFonts w:ascii="BRH Devanagari Extra" w:hAnsi="BRH Devanagari Extra" w:cs="BRH Devanagari Extra"/>
@@ -13781,17 +10976,7 @@
                 <w:sz w:val="40"/>
                 <w:szCs w:val="40"/>
               </w:rPr>
-              <w:t>rÉÉþÌiÉ</w:t>
-            </w:r>
-            <w:proofErr w:type="spellEnd"/>
-            <w:r>
-              <w:rPr>
-                <w:rFonts w:ascii="BRH Devanagari Extra" w:hAnsi="BRH Devanagari Extra" w:cs="BRH Devanagari Extra"/>
-                <w:color w:val="000000"/>
-                <w:sz w:val="40"/>
-                <w:szCs w:val="40"/>
-              </w:rPr>
-              <w:t xml:space="preserve"> | </w:t>
+              <w:t xml:space="preserve">rÉÉþÌiÉ | </w:t>
             </w:r>
           </w:p>
           <w:p>
@@ -13816,39 +11001,8 @@
                 <w:szCs w:val="40"/>
               </w:rPr>
               <w:lastRenderedPageBreak/>
-              <w:t xml:space="preserve">AÉ </w:t>
-            </w:r>
-            <w:proofErr w:type="spellStart"/>
-            <w:r>
-              <w:rPr>
-                <w:rFonts w:ascii="BRH Devanagari Extra" w:hAnsi="BRH Devanagari Extra" w:cs="BRH Devanagari Extra"/>
-                <w:color w:val="000000"/>
-                <w:sz w:val="40"/>
-                <w:szCs w:val="40"/>
-              </w:rPr>
-              <w:t>rÉÉþÌiÉ</w:t>
-            </w:r>
-            <w:proofErr w:type="spellEnd"/>
-            <w:r>
-              <w:rPr>
-                <w:rFonts w:ascii="BRH Devanagari Extra" w:hAnsi="BRH Devanagari Extra" w:cs="BRH Devanagari Extra"/>
-                <w:color w:val="000000"/>
-                <w:sz w:val="40"/>
-                <w:szCs w:val="40"/>
-              </w:rPr>
-              <w:t xml:space="preserve"> | </w:t>
-            </w:r>
-            <w:proofErr w:type="spellStart"/>
-            <w:r>
-              <w:rPr>
-                <w:rFonts w:ascii="BRH Devanagari Extra" w:hAnsi="BRH Devanagari Extra" w:cs="BRH Devanagari Extra"/>
-                <w:color w:val="000000"/>
-                <w:sz w:val="40"/>
-                <w:szCs w:val="40"/>
-              </w:rPr>
-              <w:t>rÉÉ</w:t>
-            </w:r>
-            <w:proofErr w:type="spellEnd"/>
+              <w:t>AÉ rÉÉþÌiÉ | rÉÉ</w:t>
+            </w:r>
             <w:r>
               <w:rPr>
                 <w:rFonts w:ascii="BRH Malayalam Extra" w:hAnsi="BRH Malayalam Extra" w:cs="BRH Devanagari Extra"/>
@@ -13859,7 +11013,6 @@
               </w:rPr>
               <w:t>–</w:t>
             </w:r>
-            <w:proofErr w:type="spellStart"/>
             <w:r>
               <w:rPr>
                 <w:rFonts w:ascii="BRH Devanagari Extra" w:hAnsi="BRH Devanagari Extra" w:cs="BRH Devanagari Extra"/>
@@ -13869,7 +11022,6 @@
               </w:rPr>
               <w:t>ÌiÉ</w:t>
             </w:r>
-            <w:proofErr w:type="spellEnd"/>
             <w:r>
               <w:rPr>
                 <w:rFonts w:ascii="BRH Malayalam Extra" w:hAnsi="BRH Malayalam Extra" w:cs="BRH Devanagari Extra"/>
@@ -13918,25 +11070,14 @@
               </w:rPr>
               <w:t>–</w:t>
             </w:r>
-            <w:proofErr w:type="spellStart"/>
-            <w:r>
-              <w:rPr>
-                <w:rFonts w:ascii="BRH Devanagari Extra" w:hAnsi="BRH Devanagari Extra" w:cs="BRH Devanagari Extra"/>
-                <w:color w:val="000000"/>
-                <w:sz w:val="40"/>
-                <w:szCs w:val="40"/>
-              </w:rPr>
-              <w:t>pÉÈ</w:t>
-            </w:r>
-            <w:proofErr w:type="spellEnd"/>
-            <w:r>
-              <w:rPr>
-                <w:rFonts w:ascii="BRH Devanagari Extra" w:hAnsi="BRH Devanagari Extra" w:cs="BRH Devanagari Extra"/>
-                <w:color w:val="000000"/>
-                <w:sz w:val="40"/>
-                <w:szCs w:val="40"/>
-              </w:rPr>
-              <w:t xml:space="preserve"> | </w:t>
+            <w:r>
+              <w:rPr>
+                <w:rFonts w:ascii="BRH Devanagari Extra" w:hAnsi="BRH Devanagari Extra" w:cs="BRH Devanagari Extra"/>
+                <w:color w:val="000000"/>
+                <w:sz w:val="40"/>
+                <w:szCs w:val="40"/>
+              </w:rPr>
+              <w:t xml:space="preserve">pÉÈ | </w:t>
             </w:r>
           </w:p>
           <w:p>
@@ -13953,7 +11094,6 @@
                 <w:szCs w:val="40"/>
               </w:rPr>
             </w:pPr>
-            <w:proofErr w:type="spellStart"/>
             <w:r>
               <w:rPr>
                 <w:rFonts w:cs="Arial"/>
@@ -13961,9 +11101,8 @@
                 <w:sz w:val="28"/>
                 <w:szCs w:val="28"/>
               </w:rPr>
-              <w:t>Trikrama</w:t>
-            </w:r>
-            <w:proofErr w:type="spellEnd"/>
+              <w:t>Trikrama correction done</w:t>
+            </w:r>
             <w:r>
               <w:rPr>
                 <w:rFonts w:cs="Arial"/>
@@ -13971,7 +11110,7 @@
                 <w:sz w:val="28"/>
                 <w:szCs w:val="28"/>
               </w:rPr>
-              <w:t xml:space="preserve"> correction done</w:t>
+              <w:t>.</w:t>
             </w:r>
             <w:r>
               <w:rPr>
@@ -13980,7 +11119,16 @@
                 <w:sz w:val="28"/>
                 <w:szCs w:val="28"/>
               </w:rPr>
-              <w:t>.</w:t>
+              <w:br/>
+            </w:r>
+            <w:r>
+              <w:rPr>
+                <w:rFonts w:ascii="BRH Devanagari Extra" w:hAnsi="BRH Devanagari Extra" w:cs="BRH Devanagari Extra"/>
+                <w:color w:val="000000"/>
+                <w:sz w:val="40"/>
+                <w:szCs w:val="40"/>
+              </w:rPr>
+              <w:t>(</w:t>
             </w:r>
             <w:r>
               <w:rPr>
@@ -13989,16 +11137,7 @@
                 <w:sz w:val="28"/>
                 <w:szCs w:val="28"/>
               </w:rPr>
-              <w:br/>
-            </w:r>
-            <w:r>
-              <w:rPr>
-                <w:rFonts w:ascii="BRH Devanagari Extra" w:hAnsi="BRH Devanagari Extra" w:cs="BRH Devanagari Extra"/>
-                <w:color w:val="000000"/>
-                <w:sz w:val="40"/>
-                <w:szCs w:val="40"/>
-              </w:rPr>
-              <w:t>(</w:t>
+              <w:t>avagraha to indicate</w:t>
             </w:r>
             <w:r>
               <w:rPr>
@@ -14007,7 +11146,16 @@
                 <w:sz w:val="28"/>
                 <w:szCs w:val="28"/>
               </w:rPr>
-              <w:t>avagraha to indicate</w:t>
+              <w:t xml:space="preserve"> ‘</w:t>
+            </w:r>
+            <w:r>
+              <w:rPr>
+                <w:rFonts w:ascii="BRH Devanagari Extra" w:hAnsi="BRH Devanagari Extra" w:cs="BRH Devanagari Extra"/>
+                <w:color w:val="000000"/>
+                <w:sz w:val="40"/>
+                <w:szCs w:val="40"/>
+              </w:rPr>
+              <w:t>AÉ</w:t>
             </w:r>
             <w:r>
               <w:rPr>
@@ -14016,45 +11164,7 @@
                 <w:sz w:val="28"/>
                 <w:szCs w:val="28"/>
               </w:rPr>
-              <w:t xml:space="preserve"> ‘</w:t>
-            </w:r>
-            <w:r>
-              <w:rPr>
-                <w:rFonts w:ascii="BRH Devanagari Extra" w:hAnsi="BRH Devanagari Extra" w:cs="BRH Devanagari Extra"/>
-                <w:color w:val="000000"/>
-                <w:sz w:val="40"/>
-                <w:szCs w:val="40"/>
-              </w:rPr>
-              <w:t>AÉ</w:t>
-            </w:r>
-            <w:r>
-              <w:rPr>
-                <w:rFonts w:cs="Arial"/>
-                <w:color w:val="000000"/>
-                <w:sz w:val="28"/>
-                <w:szCs w:val="28"/>
-              </w:rPr>
-              <w:t xml:space="preserve">’ </w:t>
-            </w:r>
-            <w:proofErr w:type="spellStart"/>
-            <w:r>
-              <w:rPr>
-                <w:rFonts w:cs="Arial"/>
-                <w:color w:val="000000"/>
-                <w:sz w:val="28"/>
-                <w:szCs w:val="28"/>
-              </w:rPr>
-              <w:t>trikramam</w:t>
-            </w:r>
-            <w:proofErr w:type="spellEnd"/>
-            <w:r>
-              <w:rPr>
-                <w:rFonts w:cs="Arial"/>
-                <w:color w:val="000000"/>
-                <w:sz w:val="28"/>
-                <w:szCs w:val="28"/>
-              </w:rPr>
-              <w:t>)</w:t>
+              <w:t>’ trikramam)</w:t>
             </w:r>
           </w:p>
         </w:tc>

--- a/TS-Kramam/TS-2.3/TS 2.3 Sanskrit Krama Paatam Corrections.docx
+++ b/TS-Kramam/TS-2.3/TS 2.3 Sanskrit Krama Paatam Corrections.docx
@@ -401,13 +401,15 @@
                 <w:color w:val="000000"/>
                 <w:sz w:val="40"/>
                 <w:szCs w:val="40"/>
-              </w:rPr>
-            </w:pPr>
-            <w:r>
-              <w:rPr>
-                <w:rFonts w:ascii="BRH Devanagari Extra" w:hAnsi="BRH Devanagari Extra" w:cs="BRH Devanagari Extra"/>
-                <w:sz w:val="40"/>
-                <w:szCs w:val="40"/>
+                <w:lang w:val="it-IT"/>
+              </w:rPr>
+            </w:pPr>
+            <w:r>
+              <w:rPr>
+                <w:rFonts w:ascii="BRH Devanagari Extra" w:hAnsi="BRH Devanagari Extra" w:cs="BRH Devanagari Extra"/>
+                <w:sz w:val="40"/>
+                <w:szCs w:val="40"/>
+                <w:lang w:val="it-IT"/>
               </w:rPr>
               <w:t>ÌWûUþhrÉÇ ÆÌuÉ</w:t>
             </w:r>
@@ -417,6 +419,7 @@
                 <w:b/>
                 <w:sz w:val="32"/>
                 <w:szCs w:val="40"/>
+                <w:lang w:val="it-IT"/>
               </w:rPr>
               <w:t>–</w:t>
             </w:r>
@@ -426,6 +429,7 @@
                 <w:sz w:val="40"/>
                 <w:szCs w:val="40"/>
                 <w:highlight w:val="green"/>
+                <w:lang w:val="it-IT"/>
               </w:rPr>
               <w:t>¨</w:t>
             </w:r>
@@ -434,6 +438,7 @@
                 <w:rFonts w:ascii="BRH Devanagari Extra" w:hAnsi="BRH Devanagari Extra" w:cs="BRH Devanagari Extra"/>
                 <w:sz w:val="40"/>
                 <w:szCs w:val="40"/>
+                <w:lang w:val="it-IT"/>
               </w:rPr>
               <w:t>uÉÉ | ÌuÉ</w:t>
             </w:r>
@@ -443,6 +448,7 @@
                 <w:b/>
                 <w:sz w:val="32"/>
                 <w:szCs w:val="40"/>
+                <w:lang w:val="it-IT"/>
               </w:rPr>
               <w:t>–</w:t>
             </w:r>
@@ -452,6 +458,7 @@
                 <w:sz w:val="40"/>
                 <w:szCs w:val="40"/>
                 <w:highlight w:val="green"/>
+                <w:lang w:val="it-IT"/>
               </w:rPr>
               <w:t>¨</w:t>
             </w:r>
@@ -460,6 +467,7 @@
                 <w:rFonts w:ascii="BRH Devanagari Extra" w:hAnsi="BRH Devanagari Extra" w:cs="BRH Devanagari Extra"/>
                 <w:sz w:val="40"/>
                 <w:szCs w:val="40"/>
+                <w:lang w:val="it-IT"/>
               </w:rPr>
               <w:t xml:space="preserve">uÉÉ lÉ | </w:t>
             </w:r>
@@ -941,6 +949,1885 @@
               </w:rPr>
               <w:t>mÉæÿiÉç |</w:t>
             </w:r>
+          </w:p>
+        </w:tc>
+      </w:tr>
+      <w:tr>
+        <w:trPr>
+          <w:trHeight w:val="2523"/>
+        </w:trPr>
+        <w:tc>
+          <w:tcPr>
+            <w:tcW w:w="3877" w:type="dxa"/>
+          </w:tcPr>
+          <w:p>
+            <w:pPr>
+              <w:widowControl w:val="0"/>
+              <w:autoSpaceDE w:val="0"/>
+              <w:autoSpaceDN w:val="0"/>
+              <w:adjustRightInd w:val="0"/>
+              <w:spacing w:before="0" w:line="240" w:lineRule="auto"/>
+              <w:rPr>
+                <w:rFonts w:cs="Arial"/>
+                <w:b/>
+                <w:sz w:val="28"/>
+                <w:szCs w:val="28"/>
+                <w:lang w:val="it-IT"/>
+              </w:rPr>
+            </w:pPr>
+            <w:r>
+              <w:rPr>
+                <w:rFonts w:cs="Arial"/>
+                <w:b/>
+                <w:sz w:val="28"/>
+                <w:szCs w:val="28"/>
+                <w:lang w:val="it-IT"/>
+              </w:rPr>
+              <w:t>TS 2.3.</w:t>
+            </w:r>
+            <w:r>
+              <w:rPr>
+                <w:rFonts w:cs="Arial"/>
+                <w:b/>
+                <w:sz w:val="28"/>
+                <w:szCs w:val="28"/>
+                <w:lang w:val="it-IT"/>
+              </w:rPr>
+              <w:t>7.3</w:t>
+            </w:r>
+            <w:r>
+              <w:rPr>
+                <w:rFonts w:cs="Arial"/>
+                <w:b/>
+                <w:sz w:val="28"/>
+                <w:szCs w:val="28"/>
+                <w:lang w:val="it-IT"/>
+              </w:rPr>
+              <w:t>. - Kramam</w:t>
+            </w:r>
+          </w:p>
+          <w:p>
+            <w:pPr>
+              <w:widowControl w:val="0"/>
+              <w:autoSpaceDE w:val="0"/>
+              <w:autoSpaceDN w:val="0"/>
+              <w:adjustRightInd w:val="0"/>
+              <w:spacing w:before="0" w:line="240" w:lineRule="auto"/>
+              <w:rPr>
+                <w:rFonts w:cs="Arial"/>
+                <w:b/>
+                <w:sz w:val="28"/>
+                <w:szCs w:val="28"/>
+                <w:lang w:val="it-IT"/>
+              </w:rPr>
+            </w:pPr>
+            <w:r>
+              <w:rPr>
+                <w:rFonts w:cs="Arial"/>
+                <w:b/>
+                <w:sz w:val="28"/>
+                <w:szCs w:val="28"/>
+                <w:lang w:val="it-IT"/>
+              </w:rPr>
+              <w:t xml:space="preserve">Krama Vaakyam No. - </w:t>
+            </w:r>
+            <w:r>
+              <w:rPr>
+                <w:rFonts w:cs="Arial"/>
+                <w:b/>
+                <w:sz w:val="28"/>
+                <w:szCs w:val="28"/>
+                <w:lang w:val="it-IT"/>
+              </w:rPr>
+              <w:t>51</w:t>
+            </w:r>
+            <w:r>
+              <w:rPr>
+                <w:rFonts w:cs="Arial"/>
+                <w:b/>
+                <w:sz w:val="28"/>
+                <w:szCs w:val="28"/>
+                <w:lang w:val="it-IT"/>
+              </w:rPr>
+              <w:br/>
+              <w:t xml:space="preserve">Panchaati No. - </w:t>
+            </w:r>
+            <w:r>
+              <w:rPr>
+                <w:rFonts w:cs="Arial"/>
+                <w:b/>
+                <w:sz w:val="28"/>
+                <w:szCs w:val="28"/>
+                <w:lang w:val="it-IT"/>
+              </w:rPr>
+              <w:t>31</w:t>
+            </w:r>
+          </w:p>
+        </w:tc>
+        <w:tc>
+          <w:tcPr>
+            <w:tcW w:w="4738" w:type="dxa"/>
+          </w:tcPr>
+          <w:p>
+            <w:pPr>
+              <w:pStyle w:val="NoSpacing"/>
+              <w:rPr>
+                <w:rFonts w:ascii="BRH Devanagari Extra" w:hAnsi="BRH Devanagari Extra" w:cs="BRH Devanagari Extra"/>
+                <w:color w:val="000000"/>
+                <w:sz w:val="40"/>
+                <w:szCs w:val="40"/>
+                <w:lang w:val="it-IT"/>
+              </w:rPr>
+            </w:pPr>
+            <w:r>
+              <w:rPr>
+                <w:rFonts w:ascii="BRH Devanagari Extra" w:hAnsi="BRH Devanagari Extra" w:cs="BRH Devanagari Extra"/>
+                <w:color w:val="000000"/>
+                <w:sz w:val="40"/>
+                <w:szCs w:val="40"/>
+                <w:lang w:val="it-IT"/>
+              </w:rPr>
+              <w:t xml:space="preserve">²ÉSþzÉMümÉÉsÉÈ </w:t>
+            </w:r>
+            <w:r>
+              <w:rPr>
+                <w:rFonts w:ascii="BRH Devanagari Extra" w:hAnsi="BRH Devanagari Extra" w:cs="BRH Devanagari Extra"/>
+                <w:sz w:val="40"/>
+                <w:szCs w:val="40"/>
+                <w:highlight w:val="yellow"/>
+                <w:lang w:val="it-IT"/>
+              </w:rPr>
+              <w:t>mÉÑ</w:t>
+            </w:r>
+            <w:r>
+              <w:rPr>
+                <w:rFonts w:ascii="BRH Malayalam Extra" w:hAnsi="BRH Malayalam Extra" w:cs="BRH Devanagari Extra"/>
+                <w:b/>
+                <w:sz w:val="32"/>
+                <w:szCs w:val="40"/>
+                <w:highlight w:val="yellow"/>
+                <w:lang w:val="it-IT"/>
+              </w:rPr>
+              <w:t>–</w:t>
+            </w:r>
+            <w:r>
+              <w:rPr>
+                <w:rFonts w:ascii="BRH Malayalam Extra" w:hAnsi="BRH Malayalam Extra" w:cs="BRH Devanagari Extra"/>
+                <w:b/>
+                <w:color w:val="000000"/>
+                <w:sz w:val="32"/>
+                <w:szCs w:val="40"/>
+                <w:highlight w:val="yellow"/>
+                <w:lang w:val="it-IT"/>
+              </w:rPr>
+              <w:t>–</w:t>
+            </w:r>
+            <w:r>
+              <w:rPr>
+                <w:rFonts w:ascii="BRH Devanagari Extra" w:hAnsi="BRH Devanagari Extra" w:cs="BRH Devanagari Extra"/>
+                <w:color w:val="000000"/>
+                <w:sz w:val="40"/>
+                <w:szCs w:val="40"/>
+                <w:lang w:val="it-IT"/>
+              </w:rPr>
+              <w:t>UÉåQûÉzÉþÈ | ²ÉSþzÉMümÉÉsÉ</w:t>
+            </w:r>
+            <w:r>
+              <w:rPr>
+                <w:rFonts w:ascii="BRH Malayalam Extra" w:hAnsi="BRH Malayalam Extra" w:cs="BRH Devanagari Extra"/>
+                <w:b/>
+                <w:color w:val="000000"/>
+                <w:sz w:val="32"/>
+                <w:szCs w:val="40"/>
+                <w:lang w:val="it-IT"/>
+              </w:rPr>
+              <w:t>–</w:t>
+            </w:r>
+            <w:r>
+              <w:rPr>
+                <w:rFonts w:ascii="BRH Devanagari Extra" w:hAnsi="BRH Devanagari Extra" w:cs="BRH Devanagari Extra"/>
+                <w:color w:val="000000"/>
+                <w:sz w:val="40"/>
+                <w:szCs w:val="40"/>
+                <w:lang w:val="it-IT"/>
+              </w:rPr>
+              <w:t xml:space="preserve"> CÌiÉ</w:t>
+            </w:r>
+            <w:r>
+              <w:rPr>
+                <w:rFonts w:ascii="BRH Malayalam Extra" w:hAnsi="BRH Malayalam Extra" w:cs="BRH Devanagari Extra"/>
+                <w:b/>
+                <w:color w:val="000000"/>
+                <w:sz w:val="32"/>
+                <w:szCs w:val="40"/>
+                <w:lang w:val="it-IT"/>
+              </w:rPr>
+              <w:t>–</w:t>
+            </w:r>
+            <w:r>
+              <w:rPr>
+                <w:rFonts w:ascii="BRH Devanagari Extra" w:hAnsi="BRH Devanagari Extra" w:cs="BRH Devanagari Extra"/>
+                <w:color w:val="000000"/>
+                <w:sz w:val="40"/>
+                <w:szCs w:val="40"/>
+                <w:lang w:val="it-IT"/>
+              </w:rPr>
+              <w:t xml:space="preserve"> </w:t>
+            </w:r>
+          </w:p>
+          <w:p>
+            <w:pPr>
+              <w:pStyle w:val="NoSpacing"/>
+              <w:rPr>
+                <w:highlight w:val="yellow"/>
+                <w:lang w:val="it-IT"/>
+              </w:rPr>
+            </w:pPr>
+            <w:r>
+              <w:rPr>
+                <w:rFonts w:ascii="BRH Devanagari Extra" w:hAnsi="BRH Devanagari Extra" w:cs="BRH Devanagari Extra"/>
+                <w:color w:val="000000"/>
+                <w:sz w:val="40"/>
+                <w:szCs w:val="40"/>
+                <w:lang w:val="it-IT"/>
+              </w:rPr>
+              <w:t>²ÉSþzÉ-Mü</w:t>
+            </w:r>
+            <w:r>
+              <w:rPr>
+                <w:rFonts w:ascii="BRH Malayalam Extra" w:hAnsi="BRH Malayalam Extra" w:cs="BRH Devanagari Extra"/>
+                <w:b/>
+                <w:color w:val="000000"/>
+                <w:sz w:val="32"/>
+                <w:szCs w:val="40"/>
+                <w:lang w:val="it-IT"/>
+              </w:rPr>
+              <w:t>–</w:t>
+            </w:r>
+            <w:r>
+              <w:rPr>
+                <w:rFonts w:ascii="BRH Devanagari Extra" w:hAnsi="BRH Devanagari Extra" w:cs="BRH Devanagari Extra"/>
+                <w:color w:val="000000"/>
+                <w:sz w:val="40"/>
+                <w:szCs w:val="40"/>
+                <w:lang w:val="it-IT"/>
+              </w:rPr>
+              <w:t>mÉÉ</w:t>
+            </w:r>
+            <w:r>
+              <w:rPr>
+                <w:rFonts w:ascii="BRH Malayalam Extra" w:hAnsi="BRH Malayalam Extra" w:cs="BRH Devanagari Extra"/>
+                <w:b/>
+                <w:color w:val="000000"/>
+                <w:sz w:val="32"/>
+                <w:szCs w:val="40"/>
+                <w:lang w:val="it-IT"/>
+              </w:rPr>
+              <w:t>–</w:t>
+            </w:r>
+            <w:r>
+              <w:rPr>
+                <w:rFonts w:ascii="BRH Devanagari Extra" w:hAnsi="BRH Devanagari Extra" w:cs="BRH Devanagari Extra"/>
+                <w:color w:val="000000"/>
+                <w:sz w:val="40"/>
+                <w:szCs w:val="40"/>
+                <w:lang w:val="it-IT"/>
+              </w:rPr>
+              <w:t>sÉ</w:t>
+            </w:r>
+            <w:r>
+              <w:rPr>
+                <w:rFonts w:ascii="BRH Malayalam Extra" w:hAnsi="BRH Malayalam Extra" w:cs="BRH Devanagari Extra"/>
+                <w:b/>
+                <w:color w:val="000000"/>
+                <w:sz w:val="32"/>
+                <w:szCs w:val="40"/>
+                <w:lang w:val="it-IT"/>
+              </w:rPr>
+              <w:t>–</w:t>
+            </w:r>
+            <w:r>
+              <w:rPr>
+                <w:rFonts w:ascii="BRH Devanagari Extra" w:hAnsi="BRH Devanagari Extra" w:cs="BRH Devanagari Extra"/>
+                <w:color w:val="000000"/>
+                <w:sz w:val="40"/>
+                <w:szCs w:val="40"/>
+                <w:lang w:val="it-IT"/>
+              </w:rPr>
+              <w:t xml:space="preserve">È | </w:t>
+            </w:r>
+          </w:p>
+        </w:tc>
+        <w:tc>
+          <w:tcPr>
+            <w:tcW w:w="5220" w:type="dxa"/>
+          </w:tcPr>
+          <w:p>
+            <w:pPr>
+              <w:spacing w:before="0" w:line="240" w:lineRule="auto"/>
+              <w:rPr>
+                <w:rFonts w:ascii="BRH Devanagari Extra" w:hAnsi="BRH Devanagari Extra" w:cs="BRH Devanagari Extra"/>
+                <w:color w:val="000000"/>
+                <w:sz w:val="40"/>
+                <w:szCs w:val="40"/>
+                <w:lang w:val="it-IT"/>
+              </w:rPr>
+            </w:pPr>
+            <w:r>
+              <w:rPr>
+                <w:rFonts w:ascii="BRH Devanagari Extra" w:hAnsi="BRH Devanagari Extra" w:cs="BRH Devanagari Extra"/>
+                <w:color w:val="000000"/>
+                <w:sz w:val="40"/>
+                <w:szCs w:val="40"/>
+                <w:lang w:val="it-IT"/>
+              </w:rPr>
+              <w:t xml:space="preserve">²ÉSþzÉMümÉÉsÉÈ </w:t>
+            </w:r>
+            <w:r>
+              <w:rPr>
+                <w:rFonts w:ascii="BRH Devanagari Extra" w:hAnsi="BRH Devanagari Extra" w:cs="BRH Devanagari Extra"/>
+                <w:sz w:val="40"/>
+                <w:szCs w:val="40"/>
+                <w:lang w:val="it-IT"/>
+              </w:rPr>
+              <w:t>mÉÑ</w:t>
+            </w:r>
+            <w:r>
+              <w:rPr>
+                <w:rFonts w:ascii="BRH Devanagari Extra" w:hAnsi="BRH Devanagari Extra" w:cs="BRH Devanagari Extra"/>
+                <w:color w:val="000000"/>
+                <w:sz w:val="40"/>
+                <w:szCs w:val="40"/>
+                <w:highlight w:val="green"/>
+                <w:lang w:val="it-IT"/>
+              </w:rPr>
+              <w:t>UÉ</w:t>
+            </w:r>
+            <w:r>
+              <w:rPr>
+                <w:rFonts w:ascii="BRH Malayalam Extra" w:hAnsi="BRH Malayalam Extra" w:cs="BRH Devanagari Extra"/>
+                <w:b/>
+                <w:sz w:val="32"/>
+                <w:szCs w:val="40"/>
+                <w:lang w:val="it-IT"/>
+              </w:rPr>
+              <w:t>–</w:t>
+            </w:r>
+            <w:r>
+              <w:rPr>
+                <w:rFonts w:ascii="BRH Devanagari Extra" w:hAnsi="BRH Devanagari Extra" w:cs="BRH Devanagari Extra"/>
+                <w:color w:val="000000"/>
+                <w:sz w:val="40"/>
+                <w:szCs w:val="40"/>
+                <w:lang w:val="it-IT"/>
+              </w:rPr>
+              <w:t>åQûÉzÉþÈ | ²ÉSþzÉMümÉÉsÉ</w:t>
+            </w:r>
+            <w:r>
+              <w:rPr>
+                <w:rFonts w:ascii="BRH Malayalam Extra" w:hAnsi="BRH Malayalam Extra" w:cs="BRH Devanagari Extra"/>
+                <w:b/>
+                <w:color w:val="000000"/>
+                <w:sz w:val="32"/>
+                <w:szCs w:val="40"/>
+                <w:lang w:val="it-IT"/>
+              </w:rPr>
+              <w:t>–</w:t>
+            </w:r>
+            <w:r>
+              <w:rPr>
+                <w:rFonts w:ascii="BRH Devanagari Extra" w:hAnsi="BRH Devanagari Extra" w:cs="BRH Devanagari Extra"/>
+                <w:color w:val="000000"/>
+                <w:sz w:val="40"/>
+                <w:szCs w:val="40"/>
+                <w:lang w:val="it-IT"/>
+              </w:rPr>
+              <w:t xml:space="preserve"> CÌiÉ</w:t>
+            </w:r>
+            <w:r>
+              <w:rPr>
+                <w:rFonts w:ascii="BRH Malayalam Extra" w:hAnsi="BRH Malayalam Extra" w:cs="BRH Devanagari Extra"/>
+                <w:b/>
+                <w:color w:val="000000"/>
+                <w:sz w:val="32"/>
+                <w:szCs w:val="40"/>
+                <w:lang w:val="it-IT"/>
+              </w:rPr>
+              <w:t>–</w:t>
+            </w:r>
+            <w:r>
+              <w:rPr>
+                <w:rFonts w:ascii="BRH Devanagari Extra" w:hAnsi="BRH Devanagari Extra" w:cs="BRH Devanagari Extra"/>
+                <w:color w:val="000000"/>
+                <w:sz w:val="40"/>
+                <w:szCs w:val="40"/>
+                <w:lang w:val="it-IT"/>
+              </w:rPr>
+              <w:t xml:space="preserve"> </w:t>
+            </w:r>
+          </w:p>
+          <w:p>
+            <w:pPr>
+              <w:spacing w:before="0" w:line="240" w:lineRule="auto"/>
+              <w:rPr>
+                <w:rFonts w:ascii="BRH Malayalam Extra" w:hAnsi="BRH Malayalam Extra" w:cs="BRH Malayalam Extra"/>
+                <w:color w:val="000000"/>
+                <w:sz w:val="40"/>
+                <w:szCs w:val="40"/>
+                <w:highlight w:val="green"/>
+                <w:lang w:val="it-IT"/>
+              </w:rPr>
+            </w:pPr>
+            <w:r>
+              <w:rPr>
+                <w:rFonts w:ascii="BRH Devanagari Extra" w:hAnsi="BRH Devanagari Extra" w:cs="BRH Devanagari Extra"/>
+                <w:color w:val="000000"/>
+                <w:sz w:val="40"/>
+                <w:szCs w:val="40"/>
+                <w:lang w:val="it-IT"/>
+              </w:rPr>
+              <w:t>²ÉSþzÉ-Mü</w:t>
+            </w:r>
+            <w:r>
+              <w:rPr>
+                <w:rFonts w:ascii="BRH Malayalam Extra" w:hAnsi="BRH Malayalam Extra" w:cs="BRH Devanagari Extra"/>
+                <w:b/>
+                <w:color w:val="000000"/>
+                <w:sz w:val="32"/>
+                <w:szCs w:val="40"/>
+                <w:lang w:val="it-IT"/>
+              </w:rPr>
+              <w:t>–</w:t>
+            </w:r>
+            <w:r>
+              <w:rPr>
+                <w:rFonts w:ascii="BRH Devanagari Extra" w:hAnsi="BRH Devanagari Extra" w:cs="BRH Devanagari Extra"/>
+                <w:color w:val="000000"/>
+                <w:sz w:val="40"/>
+                <w:szCs w:val="40"/>
+                <w:lang w:val="it-IT"/>
+              </w:rPr>
+              <w:t>mÉÉ</w:t>
+            </w:r>
+            <w:r>
+              <w:rPr>
+                <w:rFonts w:ascii="BRH Malayalam Extra" w:hAnsi="BRH Malayalam Extra" w:cs="BRH Devanagari Extra"/>
+                <w:b/>
+                <w:color w:val="000000"/>
+                <w:sz w:val="32"/>
+                <w:szCs w:val="40"/>
+                <w:lang w:val="it-IT"/>
+              </w:rPr>
+              <w:t>–</w:t>
+            </w:r>
+            <w:r>
+              <w:rPr>
+                <w:rFonts w:ascii="BRH Devanagari Extra" w:hAnsi="BRH Devanagari Extra" w:cs="BRH Devanagari Extra"/>
+                <w:color w:val="000000"/>
+                <w:sz w:val="40"/>
+                <w:szCs w:val="40"/>
+                <w:lang w:val="it-IT"/>
+              </w:rPr>
+              <w:t>sÉ</w:t>
+            </w:r>
+            <w:r>
+              <w:rPr>
+                <w:rFonts w:ascii="BRH Malayalam Extra" w:hAnsi="BRH Malayalam Extra" w:cs="BRH Devanagari Extra"/>
+                <w:b/>
+                <w:color w:val="000000"/>
+                <w:sz w:val="32"/>
+                <w:szCs w:val="40"/>
+                <w:lang w:val="it-IT"/>
+              </w:rPr>
+              <w:t>–</w:t>
+            </w:r>
+            <w:r>
+              <w:rPr>
+                <w:rFonts w:ascii="BRH Devanagari Extra" w:hAnsi="BRH Devanagari Extra" w:cs="BRH Devanagari Extra"/>
+                <w:color w:val="000000"/>
+                <w:sz w:val="40"/>
+                <w:szCs w:val="40"/>
+                <w:lang w:val="it-IT"/>
+              </w:rPr>
+              <w:t>È |</w:t>
+            </w:r>
+          </w:p>
+        </w:tc>
+      </w:tr>
+      <w:tr>
+        <w:trPr>
+          <w:trHeight w:val="680"/>
+        </w:trPr>
+        <w:tc>
+          <w:tcPr>
+            <w:tcW w:w="3877" w:type="dxa"/>
+          </w:tcPr>
+          <w:p>
+            <w:pPr>
+              <w:widowControl w:val="0"/>
+              <w:autoSpaceDE w:val="0"/>
+              <w:autoSpaceDN w:val="0"/>
+              <w:adjustRightInd w:val="0"/>
+              <w:spacing w:before="0" w:line="240" w:lineRule="auto"/>
+              <w:rPr>
+                <w:rFonts w:cs="Arial"/>
+                <w:b/>
+                <w:sz w:val="28"/>
+                <w:szCs w:val="28"/>
+                <w:lang w:val="it-IT"/>
+              </w:rPr>
+            </w:pPr>
+            <w:r>
+              <w:rPr>
+                <w:rFonts w:cs="Arial"/>
+                <w:b/>
+                <w:sz w:val="28"/>
+                <w:szCs w:val="28"/>
+                <w:lang w:val="it-IT"/>
+              </w:rPr>
+              <w:t>TS 2.3.</w:t>
+            </w:r>
+            <w:r>
+              <w:rPr>
+                <w:rFonts w:cs="Arial"/>
+                <w:b/>
+                <w:sz w:val="28"/>
+                <w:szCs w:val="28"/>
+                <w:lang w:val="it-IT"/>
+              </w:rPr>
+              <w:t>10</w:t>
+            </w:r>
+            <w:r>
+              <w:rPr>
+                <w:rFonts w:cs="Arial"/>
+                <w:b/>
+                <w:sz w:val="28"/>
+                <w:szCs w:val="28"/>
+                <w:lang w:val="it-IT"/>
+              </w:rPr>
+              <w:t>.</w:t>
+            </w:r>
+            <w:r>
+              <w:rPr>
+                <w:rFonts w:cs="Arial"/>
+                <w:b/>
+                <w:sz w:val="28"/>
+                <w:szCs w:val="28"/>
+                <w:lang w:val="it-IT"/>
+              </w:rPr>
+              <w:t>2</w:t>
+            </w:r>
+            <w:r>
+              <w:rPr>
+                <w:rFonts w:cs="Arial"/>
+                <w:b/>
+                <w:sz w:val="28"/>
+                <w:szCs w:val="28"/>
+                <w:lang w:val="it-IT"/>
+              </w:rPr>
+              <w:t>. - Kramam</w:t>
+            </w:r>
+          </w:p>
+          <w:p>
+            <w:pPr>
+              <w:widowControl w:val="0"/>
+              <w:autoSpaceDE w:val="0"/>
+              <w:autoSpaceDN w:val="0"/>
+              <w:adjustRightInd w:val="0"/>
+              <w:spacing w:before="0" w:line="240" w:lineRule="auto"/>
+              <w:rPr>
+                <w:rFonts w:cs="Arial"/>
+                <w:b/>
+                <w:sz w:val="28"/>
+                <w:szCs w:val="28"/>
+                <w:lang w:val="it-IT"/>
+              </w:rPr>
+            </w:pPr>
+            <w:r>
+              <w:rPr>
+                <w:rFonts w:cs="Arial"/>
+                <w:b/>
+                <w:sz w:val="28"/>
+                <w:szCs w:val="28"/>
+                <w:lang w:val="it-IT"/>
+              </w:rPr>
+              <w:t xml:space="preserve">Krama Vaakyam No. - </w:t>
+            </w:r>
+            <w:r>
+              <w:rPr>
+                <w:rFonts w:cs="Arial"/>
+                <w:b/>
+                <w:sz w:val="28"/>
+                <w:szCs w:val="28"/>
+                <w:lang w:val="it-IT"/>
+              </w:rPr>
+              <w:t>32</w:t>
+            </w:r>
+            <w:r>
+              <w:rPr>
+                <w:rFonts w:cs="Arial"/>
+                <w:b/>
+                <w:sz w:val="28"/>
+                <w:szCs w:val="28"/>
+                <w:lang w:val="it-IT"/>
+              </w:rPr>
+              <w:br/>
+              <w:t xml:space="preserve">Panchaati No. - </w:t>
+            </w:r>
+            <w:r>
+              <w:rPr>
+                <w:rFonts w:cs="Arial"/>
+                <w:b/>
+                <w:sz w:val="28"/>
+                <w:szCs w:val="28"/>
+                <w:lang w:val="it-IT"/>
+              </w:rPr>
+              <w:t>39</w:t>
+            </w:r>
+          </w:p>
+        </w:tc>
+        <w:tc>
+          <w:tcPr>
+            <w:tcW w:w="4738" w:type="dxa"/>
+          </w:tcPr>
+          <w:p>
+            <w:pPr>
+              <w:widowControl w:val="0"/>
+              <w:autoSpaceDE w:val="0"/>
+              <w:autoSpaceDN w:val="0"/>
+              <w:adjustRightInd w:val="0"/>
+              <w:spacing w:before="0" w:line="240" w:lineRule="auto"/>
+              <w:rPr>
+                <w:rFonts w:ascii="BRH Devanagari Extra" w:hAnsi="BRH Devanagari Extra" w:cs="BRH Devanagari Extra"/>
+                <w:color w:val="000000"/>
+                <w:sz w:val="40"/>
+                <w:szCs w:val="40"/>
+                <w:lang w:val="it-IT"/>
+              </w:rPr>
+            </w:pPr>
+            <w:r>
+              <w:rPr>
+                <w:rFonts w:ascii="BRH Devanagari Extra" w:hAnsi="BRH Devanagari Extra" w:cs="BRH Devanagari Extra"/>
+                <w:color w:val="000000"/>
+                <w:sz w:val="40"/>
+                <w:szCs w:val="40"/>
+                <w:lang w:val="it-IT"/>
+              </w:rPr>
+              <w:t>aÉÉ</w:t>
+            </w:r>
+            <w:r>
+              <w:rPr>
+                <w:rFonts w:ascii="BRH Malayalam Extra" w:hAnsi="BRH Malayalam Extra" w:cs="BRH Devanagari Extra"/>
+                <w:b/>
+                <w:color w:val="000000"/>
+                <w:sz w:val="32"/>
+                <w:szCs w:val="40"/>
+                <w:lang w:val="it-IT"/>
+              </w:rPr>
+              <w:t>–</w:t>
+            </w:r>
+            <w:r>
+              <w:rPr>
+                <w:rFonts w:ascii="BRH Devanagari Extra" w:hAnsi="BRH Devanagari Extra" w:cs="BRH Devanagari Extra"/>
+                <w:color w:val="000000"/>
+                <w:sz w:val="40"/>
+                <w:szCs w:val="40"/>
+                <w:lang w:val="it-IT"/>
+              </w:rPr>
+              <w:t>rÉ</w:t>
+            </w:r>
+            <w:r>
+              <w:rPr>
+                <w:rFonts w:ascii="BRH Malayalam Extra" w:hAnsi="BRH Malayalam Extra" w:cs="BRH Devanagari Extra"/>
+                <w:b/>
+                <w:color w:val="000000"/>
+                <w:sz w:val="32"/>
+                <w:szCs w:val="40"/>
+                <w:lang w:val="it-IT"/>
+              </w:rPr>
+              <w:t>–</w:t>
+            </w:r>
+            <w:r>
+              <w:rPr>
+                <w:rFonts w:ascii="BRH Devanagari Extra" w:hAnsi="BRH Devanagari Extra" w:cs="BRH Devanagari Extra"/>
+                <w:color w:val="000000"/>
+                <w:sz w:val="40"/>
+                <w:szCs w:val="40"/>
+                <w:lang w:val="it-IT"/>
+              </w:rPr>
+              <w:t>§ÉxrÉþ uÉiÉï</w:t>
+            </w:r>
+            <w:r>
+              <w:rPr>
+                <w:rFonts w:ascii="BRH Malayalam Extra" w:hAnsi="BRH Malayalam Extra" w:cs="BRH Devanagari Extra"/>
+                <w:b/>
+                <w:color w:val="000000"/>
+                <w:sz w:val="32"/>
+                <w:szCs w:val="40"/>
+                <w:lang w:val="it-IT"/>
+              </w:rPr>
+              <w:t>–</w:t>
+            </w:r>
+            <w:r>
+              <w:rPr>
+                <w:rFonts w:ascii="BRH Devanagari Extra" w:hAnsi="BRH Devanagari Extra" w:cs="BRH Devanagari Extra"/>
+                <w:color w:val="000000"/>
+                <w:sz w:val="40"/>
+                <w:szCs w:val="40"/>
+                <w:lang w:val="it-IT"/>
+              </w:rPr>
+              <w:t xml:space="preserve">lrÉÉ | </w:t>
+            </w:r>
+          </w:p>
+          <w:p>
+            <w:pPr>
+              <w:spacing w:before="0" w:line="240" w:lineRule="auto"/>
+              <w:rPr>
+                <w:rFonts w:ascii="BRH Malayalam Extra" w:hAnsi="BRH Malayalam Extra" w:cs="BRH Malayalam Extra"/>
+                <w:color w:val="000000"/>
+                <w:sz w:val="40"/>
+                <w:szCs w:val="40"/>
+                <w:highlight w:val="yellow"/>
+                <w:lang w:val="it-IT"/>
+              </w:rPr>
+            </w:pPr>
+            <w:r>
+              <w:rPr>
+                <w:rFonts w:ascii="BRH Devanagari Extra" w:hAnsi="BRH Devanagari Extra" w:cs="BRH Devanagari Extra"/>
+                <w:color w:val="000000"/>
+                <w:sz w:val="40"/>
+                <w:szCs w:val="40"/>
+                <w:lang w:val="it-IT"/>
+              </w:rPr>
+              <w:t>uÉ</w:t>
+            </w:r>
+            <w:r>
+              <w:rPr>
+                <w:rFonts w:ascii="BRH Malayalam Extra" w:hAnsi="BRH Malayalam Extra" w:cs="BRH Devanagari Extra"/>
+                <w:b/>
+                <w:color w:val="000000"/>
+                <w:sz w:val="32"/>
+                <w:szCs w:val="40"/>
+                <w:lang w:val="it-IT"/>
+              </w:rPr>
+              <w:t>–</w:t>
+            </w:r>
+            <w:r>
+              <w:rPr>
+                <w:rFonts w:ascii="BRH Devanagari Extra" w:hAnsi="BRH Devanagari Extra" w:cs="BRH Devanagari Extra"/>
+                <w:color w:val="000000"/>
+                <w:sz w:val="40"/>
+                <w:szCs w:val="40"/>
+                <w:lang w:val="it-IT"/>
+              </w:rPr>
+              <w:t>iÉï</w:t>
+            </w:r>
+            <w:r>
+              <w:rPr>
+                <w:rFonts w:ascii="BRH Malayalam Extra" w:hAnsi="BRH Malayalam Extra" w:cs="BRH Devanagari Extra"/>
+                <w:b/>
+                <w:color w:val="000000"/>
+                <w:sz w:val="32"/>
+                <w:szCs w:val="40"/>
+                <w:lang w:val="it-IT"/>
+              </w:rPr>
+              <w:t>–</w:t>
+            </w:r>
+            <w:r>
+              <w:rPr>
+                <w:rFonts w:ascii="BRH Devanagari Extra" w:hAnsi="BRH Devanagari Extra" w:cs="BRH Devanagari Extra"/>
+                <w:color w:val="000000"/>
+                <w:sz w:val="40"/>
+                <w:szCs w:val="40"/>
+                <w:highlight w:val="yellow"/>
+                <w:lang w:val="it-IT"/>
+              </w:rPr>
+              <w:t>lrÉÉ</w:t>
+            </w:r>
+            <w:r>
+              <w:rPr>
+                <w:rFonts w:ascii="BRH Malayalam Extra" w:hAnsi="BRH Malayalam Extra" w:cs="BRH Devanagari Extra"/>
+                <w:b/>
+                <w:color w:val="000000"/>
+                <w:sz w:val="32"/>
+                <w:szCs w:val="40"/>
+                <w:lang w:val="it-IT"/>
+              </w:rPr>
+              <w:t>–</w:t>
+            </w:r>
+            <w:r>
+              <w:rPr>
+                <w:rFonts w:ascii="BRH Devanagari Extra" w:hAnsi="BRH Devanagari Extra" w:cs="BRH Devanagari Extra"/>
+                <w:color w:val="000000"/>
+                <w:sz w:val="40"/>
+                <w:szCs w:val="40"/>
+                <w:lang w:val="it-IT"/>
+              </w:rPr>
+              <w:t>åmÉÉ</w:t>
+            </w:r>
+            <w:r>
+              <w:rPr>
+                <w:rFonts w:ascii="BRH Malayalam Extra" w:hAnsi="BRH Malayalam Extra" w:cs="BRH Devanagari Extra"/>
+                <w:b/>
+                <w:color w:val="000000"/>
+                <w:sz w:val="32"/>
+                <w:szCs w:val="40"/>
+                <w:lang w:val="it-IT"/>
+              </w:rPr>
+              <w:t>–</w:t>
+            </w:r>
+            <w:r>
+              <w:rPr>
+                <w:rFonts w:ascii="BRH Devanagari Extra" w:hAnsi="BRH Devanagari Extra" w:cs="BRH Devanagari Extra"/>
+                <w:color w:val="000000"/>
+                <w:sz w:val="36"/>
+                <w:szCs w:val="40"/>
+                <w:lang w:val="it-IT"/>
+              </w:rPr>
+              <w:t>óè</w:t>
+            </w:r>
+            <w:r>
+              <w:rPr>
+                <w:rFonts w:ascii="BRH Malayalam Extra" w:hAnsi="BRH Malayalam Extra" w:cs="BRH Devanagari Extra"/>
+                <w:b/>
+                <w:color w:val="000000"/>
+                <w:sz w:val="32"/>
+                <w:szCs w:val="40"/>
+                <w:lang w:val="it-IT"/>
+              </w:rPr>
+              <w:t>–</w:t>
+            </w:r>
+            <w:r>
+              <w:rPr>
+                <w:rFonts w:ascii="BRH Devanagari Extra" w:hAnsi="BRH Devanagari Extra" w:cs="BRH Devanagari Extra"/>
+                <w:color w:val="000000"/>
+                <w:sz w:val="40"/>
+                <w:szCs w:val="40"/>
+                <w:lang w:val="it-IT"/>
+              </w:rPr>
+              <w:t>zÉÉåÈ |</w:t>
+            </w:r>
+          </w:p>
+        </w:tc>
+        <w:tc>
+          <w:tcPr>
+            <w:tcW w:w="5220" w:type="dxa"/>
+          </w:tcPr>
+          <w:p>
+            <w:pPr>
+              <w:widowControl w:val="0"/>
+              <w:autoSpaceDE w:val="0"/>
+              <w:autoSpaceDN w:val="0"/>
+              <w:adjustRightInd w:val="0"/>
+              <w:spacing w:before="0" w:line="240" w:lineRule="auto"/>
+              <w:rPr>
+                <w:rFonts w:ascii="BRH Devanagari Extra" w:hAnsi="BRH Devanagari Extra" w:cs="BRH Devanagari Extra"/>
+                <w:color w:val="000000"/>
+                <w:sz w:val="40"/>
+                <w:szCs w:val="40"/>
+                <w:lang w:val="it-IT"/>
+              </w:rPr>
+            </w:pPr>
+            <w:r>
+              <w:rPr>
+                <w:rFonts w:ascii="BRH Devanagari Extra" w:hAnsi="BRH Devanagari Extra" w:cs="BRH Devanagari Extra"/>
+                <w:color w:val="000000"/>
+                <w:sz w:val="40"/>
+                <w:szCs w:val="40"/>
+                <w:lang w:val="it-IT"/>
+              </w:rPr>
+              <w:t>aÉÉ</w:t>
+            </w:r>
+            <w:r>
+              <w:rPr>
+                <w:rFonts w:ascii="BRH Malayalam Extra" w:hAnsi="BRH Malayalam Extra" w:cs="BRH Devanagari Extra"/>
+                <w:b/>
+                <w:color w:val="000000"/>
+                <w:sz w:val="32"/>
+                <w:szCs w:val="40"/>
+                <w:lang w:val="it-IT"/>
+              </w:rPr>
+              <w:t>–</w:t>
+            </w:r>
+            <w:r>
+              <w:rPr>
+                <w:rFonts w:ascii="BRH Devanagari Extra" w:hAnsi="BRH Devanagari Extra" w:cs="BRH Devanagari Extra"/>
+                <w:color w:val="000000"/>
+                <w:sz w:val="40"/>
+                <w:szCs w:val="40"/>
+                <w:lang w:val="it-IT"/>
+              </w:rPr>
+              <w:t>rÉ</w:t>
+            </w:r>
+            <w:r>
+              <w:rPr>
+                <w:rFonts w:ascii="BRH Malayalam Extra" w:hAnsi="BRH Malayalam Extra" w:cs="BRH Devanagari Extra"/>
+                <w:b/>
+                <w:color w:val="000000"/>
+                <w:sz w:val="32"/>
+                <w:szCs w:val="40"/>
+                <w:lang w:val="it-IT"/>
+              </w:rPr>
+              <w:t>–</w:t>
+            </w:r>
+            <w:r>
+              <w:rPr>
+                <w:rFonts w:ascii="BRH Devanagari Extra" w:hAnsi="BRH Devanagari Extra" w:cs="BRH Devanagari Extra"/>
+                <w:color w:val="000000"/>
+                <w:sz w:val="40"/>
+                <w:szCs w:val="40"/>
+                <w:lang w:val="it-IT"/>
+              </w:rPr>
+              <w:t>§ÉxrÉþ uÉiÉï</w:t>
+            </w:r>
+            <w:r>
+              <w:rPr>
+                <w:rFonts w:ascii="BRH Malayalam Extra" w:hAnsi="BRH Malayalam Extra" w:cs="BRH Devanagari Extra"/>
+                <w:b/>
+                <w:color w:val="000000"/>
+                <w:sz w:val="32"/>
+                <w:szCs w:val="40"/>
+                <w:lang w:val="it-IT"/>
+              </w:rPr>
+              <w:t>–</w:t>
+            </w:r>
+            <w:r>
+              <w:rPr>
+                <w:rFonts w:ascii="BRH Devanagari Extra" w:hAnsi="BRH Devanagari Extra" w:cs="BRH Devanagari Extra"/>
+                <w:color w:val="000000"/>
+                <w:sz w:val="40"/>
+                <w:szCs w:val="40"/>
+                <w:lang w:val="it-IT"/>
+              </w:rPr>
+              <w:t xml:space="preserve">lrÉÉ | </w:t>
+            </w:r>
+          </w:p>
+          <w:p>
+            <w:pPr>
+              <w:spacing w:before="0" w:line="240" w:lineRule="auto"/>
+              <w:rPr>
+                <w:rFonts w:ascii="BRH Malayalam Extra" w:hAnsi="BRH Malayalam Extra" w:cs="BRH Malayalam Extra"/>
+                <w:color w:val="000000"/>
+                <w:sz w:val="40"/>
+                <w:szCs w:val="40"/>
+                <w:highlight w:val="green"/>
+                <w:lang w:val="it-IT"/>
+              </w:rPr>
+            </w:pPr>
+            <w:r>
+              <w:rPr>
+                <w:rFonts w:ascii="BRH Devanagari Extra" w:hAnsi="BRH Devanagari Extra" w:cs="BRH Devanagari Extra"/>
+                <w:color w:val="000000"/>
+                <w:sz w:val="40"/>
+                <w:szCs w:val="40"/>
+                <w:lang w:val="it-IT"/>
+              </w:rPr>
+              <w:t>uÉ</w:t>
+            </w:r>
+            <w:r>
+              <w:rPr>
+                <w:rFonts w:ascii="BRH Malayalam Extra" w:hAnsi="BRH Malayalam Extra" w:cs="BRH Devanagari Extra"/>
+                <w:b/>
+                <w:color w:val="000000"/>
+                <w:sz w:val="32"/>
+                <w:szCs w:val="40"/>
+                <w:lang w:val="it-IT"/>
+              </w:rPr>
+              <w:t>–</w:t>
+            </w:r>
+            <w:r>
+              <w:rPr>
+                <w:rFonts w:ascii="BRH Devanagari Extra" w:hAnsi="BRH Devanagari Extra" w:cs="BRH Devanagari Extra"/>
+                <w:color w:val="000000"/>
+                <w:sz w:val="40"/>
+                <w:szCs w:val="40"/>
+                <w:lang w:val="it-IT"/>
+              </w:rPr>
+              <w:t>iÉï</w:t>
+            </w:r>
+            <w:r>
+              <w:rPr>
+                <w:rFonts w:ascii="BRH Malayalam Extra" w:hAnsi="BRH Malayalam Extra" w:cs="BRH Devanagari Extra"/>
+                <w:b/>
+                <w:color w:val="000000"/>
+                <w:sz w:val="32"/>
+                <w:szCs w:val="40"/>
+                <w:lang w:val="it-IT"/>
+              </w:rPr>
+              <w:t>–</w:t>
+            </w:r>
+            <w:r>
+              <w:rPr>
+                <w:rFonts w:ascii="BRH Devanagari Extra" w:hAnsi="BRH Devanagari Extra" w:cs="BRH Devanagari Extra"/>
+                <w:color w:val="000000"/>
+                <w:sz w:val="40"/>
+                <w:szCs w:val="40"/>
+                <w:highlight w:val="green"/>
+                <w:lang w:val="it-IT"/>
+              </w:rPr>
+              <w:t>lrÉÉ</w:t>
+            </w:r>
+            <w:r>
+              <w:rPr>
+                <w:rFonts w:ascii="BRH Devanagari Extra" w:hAnsi="BRH Devanagari Extra" w:cs="BRH Devanagari Extra"/>
+                <w:color w:val="000000"/>
+                <w:sz w:val="40"/>
+                <w:szCs w:val="40"/>
+                <w:lang w:val="it-IT"/>
+              </w:rPr>
+              <w:t>åmÉÉ</w:t>
+            </w:r>
+            <w:r>
+              <w:rPr>
+                <w:rFonts w:ascii="BRH Malayalam Extra" w:hAnsi="BRH Malayalam Extra" w:cs="BRH Devanagari Extra"/>
+                <w:b/>
+                <w:color w:val="000000"/>
+                <w:sz w:val="32"/>
+                <w:szCs w:val="40"/>
+                <w:lang w:val="it-IT"/>
+              </w:rPr>
+              <w:t>–</w:t>
+            </w:r>
+            <w:r>
+              <w:rPr>
+                <w:rFonts w:ascii="BRH Devanagari Extra" w:hAnsi="BRH Devanagari Extra" w:cs="BRH Devanagari Extra"/>
+                <w:color w:val="000000"/>
+                <w:sz w:val="36"/>
+                <w:szCs w:val="40"/>
+                <w:lang w:val="it-IT"/>
+              </w:rPr>
+              <w:t>óè</w:t>
+            </w:r>
+            <w:r>
+              <w:rPr>
+                <w:rFonts w:ascii="BRH Malayalam Extra" w:hAnsi="BRH Malayalam Extra" w:cs="BRH Devanagari Extra"/>
+                <w:b/>
+                <w:color w:val="000000"/>
+                <w:sz w:val="32"/>
+                <w:szCs w:val="40"/>
+                <w:lang w:val="it-IT"/>
+              </w:rPr>
+              <w:t>–</w:t>
+            </w:r>
+            <w:r>
+              <w:rPr>
+                <w:rFonts w:ascii="BRH Devanagari Extra" w:hAnsi="BRH Devanagari Extra" w:cs="BRH Devanagari Extra"/>
+                <w:color w:val="000000"/>
+                <w:sz w:val="40"/>
+                <w:szCs w:val="40"/>
+                <w:lang w:val="it-IT"/>
+              </w:rPr>
+              <w:t>zÉÉåÈ |</w:t>
+            </w:r>
+          </w:p>
+        </w:tc>
+      </w:tr>
+      <w:tr>
+        <w:trPr>
+          <w:trHeight w:val="841"/>
+        </w:trPr>
+        <w:tc>
+          <w:tcPr>
+            <w:tcW w:w="3877" w:type="dxa"/>
+          </w:tcPr>
+          <w:p>
+            <w:pPr>
+              <w:widowControl w:val="0"/>
+              <w:autoSpaceDE w:val="0"/>
+              <w:autoSpaceDN w:val="0"/>
+              <w:adjustRightInd w:val="0"/>
+              <w:spacing w:before="0" w:line="240" w:lineRule="auto"/>
+              <w:rPr>
+                <w:rFonts w:cs="Arial"/>
+                <w:b/>
+                <w:sz w:val="28"/>
+                <w:szCs w:val="28"/>
+                <w:lang w:val="it-IT"/>
+              </w:rPr>
+            </w:pPr>
+            <w:r>
+              <w:rPr>
+                <w:rFonts w:cs="Arial"/>
+                <w:b/>
+                <w:sz w:val="28"/>
+                <w:szCs w:val="28"/>
+                <w:lang w:val="it-IT"/>
+              </w:rPr>
+              <w:lastRenderedPageBreak/>
+              <w:t>TS 2.3.</w:t>
+            </w:r>
+            <w:r>
+              <w:rPr>
+                <w:rFonts w:cs="Arial"/>
+                <w:b/>
+                <w:sz w:val="28"/>
+                <w:szCs w:val="28"/>
+                <w:lang w:val="it-IT"/>
+              </w:rPr>
+              <w:t>10</w:t>
+            </w:r>
+            <w:r>
+              <w:rPr>
+                <w:rFonts w:cs="Arial"/>
+                <w:b/>
+                <w:sz w:val="28"/>
+                <w:szCs w:val="28"/>
+                <w:lang w:val="it-IT"/>
+              </w:rPr>
+              <w:t>.</w:t>
+            </w:r>
+            <w:r>
+              <w:rPr>
+                <w:rFonts w:cs="Arial"/>
+                <w:b/>
+                <w:sz w:val="28"/>
+                <w:szCs w:val="28"/>
+                <w:lang w:val="it-IT"/>
+              </w:rPr>
+              <w:t>3</w:t>
+            </w:r>
+            <w:r>
+              <w:rPr>
+                <w:rFonts w:cs="Arial"/>
+                <w:b/>
+                <w:sz w:val="28"/>
+                <w:szCs w:val="28"/>
+                <w:lang w:val="it-IT"/>
+              </w:rPr>
+              <w:t>. - Kramam</w:t>
+            </w:r>
+          </w:p>
+          <w:p>
+            <w:pPr>
+              <w:widowControl w:val="0"/>
+              <w:autoSpaceDE w:val="0"/>
+              <w:autoSpaceDN w:val="0"/>
+              <w:adjustRightInd w:val="0"/>
+              <w:spacing w:before="0" w:line="240" w:lineRule="auto"/>
+              <w:rPr>
+                <w:rFonts w:cs="Arial"/>
+                <w:b/>
+                <w:sz w:val="28"/>
+                <w:szCs w:val="28"/>
+                <w:lang w:val="it-IT"/>
+              </w:rPr>
+            </w:pPr>
+            <w:r>
+              <w:rPr>
+                <w:rFonts w:cs="Arial"/>
+                <w:b/>
+                <w:sz w:val="28"/>
+                <w:szCs w:val="28"/>
+                <w:lang w:val="it-IT"/>
+              </w:rPr>
+              <w:t xml:space="preserve">Krama Vaakyam No. - </w:t>
+            </w:r>
+            <w:r>
+              <w:rPr>
+                <w:rFonts w:cs="Arial"/>
+                <w:b/>
+                <w:sz w:val="28"/>
+                <w:szCs w:val="28"/>
+                <w:lang w:val="it-IT"/>
+              </w:rPr>
+              <w:t>40</w:t>
+            </w:r>
+            <w:r>
+              <w:rPr>
+                <w:rFonts w:cs="Arial"/>
+                <w:b/>
+                <w:sz w:val="28"/>
+                <w:szCs w:val="28"/>
+                <w:lang w:val="it-IT"/>
+              </w:rPr>
+              <w:br/>
+              <w:t xml:space="preserve">Panchaati No. - </w:t>
+            </w:r>
+            <w:r>
+              <w:rPr>
+                <w:rFonts w:cs="Arial"/>
+                <w:b/>
+                <w:sz w:val="28"/>
+                <w:szCs w:val="28"/>
+                <w:lang w:val="it-IT"/>
+              </w:rPr>
+              <w:t>40</w:t>
+            </w:r>
+          </w:p>
+        </w:tc>
+        <w:tc>
+          <w:tcPr>
+            <w:tcW w:w="4738" w:type="dxa"/>
+          </w:tcPr>
+          <w:p>
+            <w:pPr>
+              <w:spacing w:before="0" w:line="240" w:lineRule="auto"/>
+              <w:rPr>
+                <w:rFonts w:ascii="BRH Devanagari Extra" w:hAnsi="BRH Devanagari Extra" w:cs="BRH Devanagari Extra"/>
+                <w:color w:val="000000"/>
+                <w:sz w:val="40"/>
+                <w:szCs w:val="40"/>
+                <w:lang w:val="it-IT"/>
+              </w:rPr>
+            </w:pPr>
+            <w:r>
+              <w:rPr>
+                <w:rFonts w:ascii="BRH Devanagari Extra" w:hAnsi="BRH Devanagari Extra" w:cs="BRH Devanagari Extra"/>
+                <w:color w:val="000000"/>
+                <w:sz w:val="40"/>
+                <w:szCs w:val="40"/>
+                <w:lang w:val="it-IT"/>
+              </w:rPr>
+              <w:t>A</w:t>
+            </w:r>
+            <w:r>
+              <w:rPr>
+                <w:rFonts w:ascii="BRH Malayalam Extra" w:hAnsi="BRH Malayalam Extra" w:cs="BRH Devanagari Extra"/>
+                <w:b/>
+                <w:color w:val="000000"/>
+                <w:sz w:val="32"/>
+                <w:szCs w:val="40"/>
+                <w:lang w:val="it-IT"/>
+              </w:rPr>
+              <w:t>–</w:t>
+            </w:r>
+            <w:r>
+              <w:rPr>
+                <w:rFonts w:ascii="BRH Devanagari Extra" w:hAnsi="BRH Devanagari Extra" w:cs="BRH Devanagari Extra"/>
+                <w:color w:val="000000"/>
+                <w:sz w:val="40"/>
+                <w:szCs w:val="40"/>
+                <w:lang w:val="it-IT"/>
+              </w:rPr>
+              <w:t>ÎalÉ</w:t>
+            </w:r>
+            <w:r>
+              <w:rPr>
+                <w:rFonts w:ascii="BRH Devanagari Extra" w:hAnsi="BRH Devanagari Extra" w:cs="BRH Devanagari Extra"/>
+                <w:color w:val="000000"/>
+                <w:sz w:val="40"/>
+                <w:szCs w:val="40"/>
+                <w:highlight w:val="yellow"/>
+                <w:lang w:val="it-IT"/>
+              </w:rPr>
+              <w:t>Uç AÉ</w:t>
+            </w:r>
+            <w:r>
+              <w:rPr>
+                <w:rFonts w:ascii="BRH Devanagari Extra" w:hAnsi="BRH Devanagari Extra" w:cs="BRH Devanagari Extra"/>
+                <w:color w:val="000000"/>
+                <w:sz w:val="40"/>
+                <w:szCs w:val="40"/>
+                <w:lang w:val="it-IT"/>
+              </w:rPr>
+              <w:t xml:space="preserve">rÉÑþwqÉÉlÉç | </w:t>
+            </w:r>
+          </w:p>
+          <w:p>
+            <w:pPr>
+              <w:spacing w:before="0" w:line="240" w:lineRule="auto"/>
+              <w:rPr>
+                <w:rFonts w:ascii="BRH Malayalam Extra" w:hAnsi="BRH Malayalam Extra" w:cs="BRH Malayalam Extra"/>
+                <w:color w:val="000000"/>
+                <w:sz w:val="40"/>
+                <w:szCs w:val="40"/>
+                <w:highlight w:val="yellow"/>
+                <w:lang w:val="it-IT"/>
+              </w:rPr>
+            </w:pPr>
+            <w:r>
+              <w:rPr>
+                <w:rFonts w:ascii="BRH Devanagari Extra" w:hAnsi="BRH Devanagari Extra" w:cs="BRH Devanagari Extra"/>
+                <w:color w:val="000000"/>
+                <w:sz w:val="40"/>
+                <w:szCs w:val="40"/>
+                <w:lang w:val="it-IT"/>
+              </w:rPr>
+              <w:t>AÉrÉÑþwqÉÉ</w:t>
+            </w:r>
+            <w:r>
+              <w:rPr>
+                <w:rFonts w:ascii="BRH Malayalam Extra" w:hAnsi="BRH Malayalam Extra" w:cs="BRH Devanagari Extra"/>
+                <w:b/>
+                <w:color w:val="000000"/>
+                <w:sz w:val="32"/>
+                <w:szCs w:val="40"/>
+                <w:lang w:val="it-IT"/>
+              </w:rPr>
+              <w:t>–</w:t>
+            </w:r>
+            <w:r>
+              <w:rPr>
+                <w:rFonts w:ascii="BRH Devanagari Extra" w:hAnsi="BRH Devanagari Extra" w:cs="BRH Devanagari Extra"/>
+                <w:color w:val="000000"/>
+                <w:sz w:val="40"/>
+                <w:szCs w:val="40"/>
+                <w:lang w:val="it-IT"/>
+              </w:rPr>
+              <w:t>ljÉç xÉÈ |</w:t>
+            </w:r>
+          </w:p>
+        </w:tc>
+        <w:tc>
+          <w:tcPr>
+            <w:tcW w:w="5220" w:type="dxa"/>
+          </w:tcPr>
+          <w:p>
+            <w:pPr>
+              <w:spacing w:before="0" w:line="240" w:lineRule="auto"/>
+              <w:rPr>
+                <w:rFonts w:ascii="BRH Devanagari Extra" w:hAnsi="BRH Devanagari Extra" w:cs="BRH Devanagari Extra"/>
+                <w:color w:val="000000"/>
+                <w:sz w:val="40"/>
+                <w:szCs w:val="40"/>
+                <w:lang w:val="it-IT"/>
+              </w:rPr>
+            </w:pPr>
+            <w:r>
+              <w:rPr>
+                <w:rFonts w:ascii="BRH Devanagari Extra" w:hAnsi="BRH Devanagari Extra" w:cs="BRH Devanagari Extra"/>
+                <w:color w:val="000000"/>
+                <w:sz w:val="40"/>
+                <w:szCs w:val="40"/>
+                <w:lang w:val="it-IT"/>
+              </w:rPr>
+              <w:t>A</w:t>
+            </w:r>
+            <w:r>
+              <w:rPr>
+                <w:rFonts w:ascii="BRH Malayalam Extra" w:hAnsi="BRH Malayalam Extra" w:cs="BRH Devanagari Extra"/>
+                <w:b/>
+                <w:color w:val="000000"/>
+                <w:sz w:val="32"/>
+                <w:szCs w:val="40"/>
+                <w:lang w:val="it-IT"/>
+              </w:rPr>
+              <w:t>–</w:t>
+            </w:r>
+            <w:r>
+              <w:rPr>
+                <w:rFonts w:ascii="BRH Devanagari Extra" w:hAnsi="BRH Devanagari Extra" w:cs="BRH Devanagari Extra"/>
+                <w:color w:val="000000"/>
+                <w:sz w:val="40"/>
+                <w:szCs w:val="40"/>
+                <w:lang w:val="it-IT"/>
+              </w:rPr>
+              <w:t>ÎalÉ</w:t>
+            </w:r>
+            <w:r>
+              <w:rPr>
+                <w:rFonts w:ascii="BRH Devanagari Extra" w:hAnsi="BRH Devanagari Extra" w:cs="BRH Devanagari Extra"/>
+                <w:color w:val="000000"/>
+                <w:sz w:val="40"/>
+                <w:szCs w:val="40"/>
+                <w:highlight w:val="green"/>
+                <w:lang w:val="it-IT"/>
+              </w:rPr>
+              <w:t>UÉ</w:t>
+            </w:r>
+            <w:r>
+              <w:rPr>
+                <w:rFonts w:ascii="BRH Devanagari Extra" w:hAnsi="BRH Devanagari Extra" w:cs="BRH Devanagari Extra"/>
+                <w:color w:val="000000"/>
+                <w:sz w:val="40"/>
+                <w:szCs w:val="40"/>
+                <w:lang w:val="it-IT"/>
+              </w:rPr>
+              <w:t xml:space="preserve">rÉÑþwqÉÉlÉç | </w:t>
+            </w:r>
+          </w:p>
+          <w:p>
+            <w:pPr>
+              <w:spacing w:before="0" w:line="240" w:lineRule="auto"/>
+              <w:rPr>
+                <w:rFonts w:ascii="BRH Malayalam Extra" w:hAnsi="BRH Malayalam Extra" w:cs="BRH Malayalam Extra"/>
+                <w:color w:val="000000"/>
+                <w:sz w:val="40"/>
+                <w:szCs w:val="40"/>
+                <w:highlight w:val="green"/>
+                <w:lang w:val="it-IT"/>
+              </w:rPr>
+            </w:pPr>
+            <w:r>
+              <w:rPr>
+                <w:rFonts w:ascii="BRH Devanagari Extra" w:hAnsi="BRH Devanagari Extra" w:cs="BRH Devanagari Extra"/>
+                <w:color w:val="000000"/>
+                <w:sz w:val="40"/>
+                <w:szCs w:val="40"/>
+                <w:lang w:val="it-IT"/>
+              </w:rPr>
+              <w:t>AÉrÉÑþwqÉÉ</w:t>
+            </w:r>
+            <w:r>
+              <w:rPr>
+                <w:rFonts w:ascii="BRH Malayalam Extra" w:hAnsi="BRH Malayalam Extra" w:cs="BRH Devanagari Extra"/>
+                <w:b/>
+                <w:color w:val="000000"/>
+                <w:sz w:val="32"/>
+                <w:szCs w:val="40"/>
+                <w:lang w:val="it-IT"/>
+              </w:rPr>
+              <w:t>–</w:t>
+            </w:r>
+            <w:r>
+              <w:rPr>
+                <w:rFonts w:ascii="BRH Devanagari Extra" w:hAnsi="BRH Devanagari Extra" w:cs="BRH Devanagari Extra"/>
+                <w:color w:val="000000"/>
+                <w:sz w:val="40"/>
+                <w:szCs w:val="40"/>
+                <w:lang w:val="it-IT"/>
+              </w:rPr>
+              <w:t>ljÉç xÉÈ |</w:t>
+            </w:r>
+          </w:p>
+        </w:tc>
+      </w:tr>
+      <w:tr>
+        <w:trPr>
+          <w:trHeight w:val="680"/>
+        </w:trPr>
+        <w:tc>
+          <w:tcPr>
+            <w:tcW w:w="3877" w:type="dxa"/>
+          </w:tcPr>
+          <w:p>
+            <w:pPr>
+              <w:widowControl w:val="0"/>
+              <w:autoSpaceDE w:val="0"/>
+              <w:autoSpaceDN w:val="0"/>
+              <w:adjustRightInd w:val="0"/>
+              <w:spacing w:before="0" w:line="240" w:lineRule="auto"/>
+              <w:rPr>
+                <w:rFonts w:cs="Arial"/>
+                <w:b/>
+                <w:sz w:val="28"/>
+                <w:szCs w:val="28"/>
+                <w:lang w:val="it-IT"/>
+              </w:rPr>
+            </w:pPr>
+            <w:r>
+              <w:rPr>
+                <w:rFonts w:cs="Arial"/>
+                <w:b/>
+                <w:sz w:val="28"/>
+                <w:szCs w:val="28"/>
+                <w:lang w:val="it-IT"/>
+              </w:rPr>
+              <w:t>TS 2.3.</w:t>
+            </w:r>
+            <w:r>
+              <w:rPr>
+                <w:rFonts w:cs="Arial"/>
+                <w:b/>
+                <w:sz w:val="28"/>
+                <w:szCs w:val="28"/>
+                <w:lang w:val="it-IT"/>
+              </w:rPr>
+              <w:t>10</w:t>
+            </w:r>
+            <w:r>
+              <w:rPr>
+                <w:rFonts w:cs="Arial"/>
+                <w:b/>
+                <w:sz w:val="28"/>
+                <w:szCs w:val="28"/>
+                <w:lang w:val="it-IT"/>
+              </w:rPr>
+              <w:t>.</w:t>
+            </w:r>
+            <w:r>
+              <w:rPr>
+                <w:rFonts w:cs="Arial"/>
+                <w:b/>
+                <w:sz w:val="28"/>
+                <w:szCs w:val="28"/>
+                <w:lang w:val="it-IT"/>
+              </w:rPr>
+              <w:t>3</w:t>
+            </w:r>
+            <w:r>
+              <w:rPr>
+                <w:rFonts w:cs="Arial"/>
+                <w:b/>
+                <w:sz w:val="28"/>
+                <w:szCs w:val="28"/>
+                <w:lang w:val="it-IT"/>
+              </w:rPr>
+              <w:t>. - Kramam</w:t>
+            </w:r>
+          </w:p>
+          <w:p>
+            <w:pPr>
+              <w:widowControl w:val="0"/>
+              <w:autoSpaceDE w:val="0"/>
+              <w:autoSpaceDN w:val="0"/>
+              <w:adjustRightInd w:val="0"/>
+              <w:spacing w:before="0" w:line="240" w:lineRule="auto"/>
+              <w:rPr>
+                <w:rFonts w:cs="Arial"/>
+                <w:b/>
+                <w:sz w:val="28"/>
+                <w:szCs w:val="28"/>
+                <w:lang w:val="it-IT"/>
+              </w:rPr>
+            </w:pPr>
+            <w:r>
+              <w:rPr>
+                <w:rFonts w:cs="Arial"/>
+                <w:b/>
+                <w:sz w:val="28"/>
+                <w:szCs w:val="28"/>
+                <w:lang w:val="it-IT"/>
+              </w:rPr>
+              <w:t xml:space="preserve">Krama Vaakyam No. - </w:t>
+            </w:r>
+            <w:r>
+              <w:rPr>
+                <w:rFonts w:cs="Arial"/>
+                <w:b/>
+                <w:sz w:val="28"/>
+                <w:szCs w:val="28"/>
+                <w:lang w:val="it-IT"/>
+              </w:rPr>
+              <w:t>43</w:t>
+            </w:r>
+            <w:r>
+              <w:rPr>
+                <w:rFonts w:cs="Arial"/>
+                <w:b/>
+                <w:sz w:val="28"/>
+                <w:szCs w:val="28"/>
+                <w:lang w:val="it-IT"/>
+              </w:rPr>
+              <w:br/>
+              <w:t xml:space="preserve">Panchaati No. - </w:t>
+            </w:r>
+            <w:r>
+              <w:rPr>
+                <w:rFonts w:cs="Arial"/>
+                <w:b/>
+                <w:sz w:val="28"/>
+                <w:szCs w:val="28"/>
+                <w:lang w:val="it-IT"/>
+              </w:rPr>
+              <w:t>40</w:t>
+            </w:r>
+          </w:p>
+        </w:tc>
+        <w:tc>
+          <w:tcPr>
+            <w:tcW w:w="4738" w:type="dxa"/>
+          </w:tcPr>
+          <w:p>
+            <w:pPr>
+              <w:widowControl w:val="0"/>
+              <w:autoSpaceDE w:val="0"/>
+              <w:autoSpaceDN w:val="0"/>
+              <w:adjustRightInd w:val="0"/>
+              <w:spacing w:before="0" w:line="240" w:lineRule="auto"/>
+              <w:rPr>
+                <w:rFonts w:ascii="BRH Devanagari Extra" w:hAnsi="BRH Devanagari Extra" w:cs="BRH Devanagari Extra"/>
+                <w:color w:val="000000"/>
+                <w:sz w:val="40"/>
+                <w:szCs w:val="40"/>
+                <w:lang w:val="it-IT"/>
+              </w:rPr>
+            </w:pPr>
+            <w:r>
+              <w:rPr>
+                <w:rFonts w:ascii="BRH Devanagari Extra" w:hAnsi="BRH Devanagari Extra" w:cs="BRH Devanagari Extra"/>
+                <w:color w:val="000000"/>
+                <w:sz w:val="40"/>
+                <w:szCs w:val="40"/>
+                <w:lang w:val="it-IT"/>
+              </w:rPr>
+              <w:t>xÉ uÉlÉ</w:t>
+            </w:r>
+            <w:r>
+              <w:rPr>
+                <w:rFonts w:ascii="BRH Malayalam Extra" w:hAnsi="BRH Malayalam Extra" w:cs="BRH Devanagari Extra"/>
+                <w:b/>
+                <w:color w:val="000000"/>
+                <w:sz w:val="32"/>
+                <w:szCs w:val="40"/>
+                <w:lang w:val="it-IT"/>
+              </w:rPr>
+              <w:t>–</w:t>
+            </w:r>
+            <w:r>
+              <w:rPr>
+                <w:rFonts w:ascii="BRH Devanagari Extra" w:hAnsi="BRH Devanagari Extra" w:cs="BRH Devanagari Extra"/>
+                <w:color w:val="000000"/>
+                <w:sz w:val="40"/>
+                <w:szCs w:val="40"/>
+                <w:lang w:val="it-IT"/>
+              </w:rPr>
+              <w:t xml:space="preserve">xmÉÌiÉþÍpÉÈ | </w:t>
+            </w:r>
+          </w:p>
+          <w:p>
+            <w:pPr>
+              <w:spacing w:before="0" w:line="240" w:lineRule="auto"/>
+              <w:rPr>
+                <w:rFonts w:ascii="BRH Malayalam Extra" w:hAnsi="BRH Malayalam Extra" w:cs="BRH Malayalam Extra"/>
+                <w:color w:val="000000"/>
+                <w:sz w:val="40"/>
+                <w:szCs w:val="40"/>
+                <w:highlight w:val="yellow"/>
+                <w:lang w:val="it-IT"/>
+              </w:rPr>
+            </w:pPr>
+            <w:r>
+              <w:rPr>
+                <w:rFonts w:ascii="BRH Devanagari Extra" w:hAnsi="BRH Devanagari Extra" w:cs="BRH Devanagari Extra"/>
+                <w:color w:val="000000"/>
+                <w:sz w:val="40"/>
+                <w:szCs w:val="40"/>
+                <w:lang w:val="it-IT"/>
+              </w:rPr>
+              <w:t>uÉlÉ</w:t>
+            </w:r>
+            <w:r>
+              <w:rPr>
+                <w:rFonts w:ascii="BRH Malayalam Extra" w:hAnsi="BRH Malayalam Extra" w:cs="BRH Devanagari Extra"/>
+                <w:b/>
+                <w:color w:val="000000"/>
+                <w:sz w:val="32"/>
+                <w:szCs w:val="40"/>
+                <w:lang w:val="it-IT"/>
+              </w:rPr>
+              <w:t>–</w:t>
+            </w:r>
+            <w:r>
+              <w:rPr>
+                <w:rFonts w:ascii="BRH Devanagari Extra" w:hAnsi="BRH Devanagari Extra" w:cs="BRH Devanagari Extra"/>
+                <w:color w:val="000000"/>
+                <w:sz w:val="40"/>
+                <w:szCs w:val="40"/>
+                <w:lang w:val="it-IT"/>
+              </w:rPr>
+              <w:t>xmÉÌiÉþÍpÉ</w:t>
+            </w:r>
+            <w:r>
+              <w:rPr>
+                <w:rFonts w:ascii="BRH Malayalam Extra" w:hAnsi="BRH Malayalam Extra" w:cs="BRH Devanagari Extra"/>
+                <w:b/>
+                <w:color w:val="000000"/>
+                <w:sz w:val="32"/>
+                <w:szCs w:val="40"/>
+                <w:lang w:val="it-IT"/>
+              </w:rPr>
+              <w:t>–</w:t>
+            </w:r>
+            <w:r>
+              <w:rPr>
+                <w:rFonts w:ascii="BRH Devanagari Extra" w:hAnsi="BRH Devanagari Extra" w:cs="BRH Devanagari Extra"/>
+                <w:color w:val="000000"/>
+                <w:sz w:val="40"/>
+                <w:szCs w:val="40"/>
+                <w:highlight w:val="yellow"/>
+                <w:lang w:val="it-IT"/>
+              </w:rPr>
+              <w:t>Uç A</w:t>
+            </w:r>
+            <w:r>
+              <w:rPr>
+                <w:rFonts w:ascii="BRH Devanagari Extra" w:hAnsi="BRH Devanagari Extra" w:cs="BRH Devanagari Extra"/>
+                <w:color w:val="000000"/>
+                <w:sz w:val="40"/>
+                <w:szCs w:val="40"/>
+                <w:lang w:val="it-IT"/>
+              </w:rPr>
+              <w:t>ÉrÉÑþwqÉÉlÉç |</w:t>
+            </w:r>
+          </w:p>
+        </w:tc>
+        <w:tc>
+          <w:tcPr>
+            <w:tcW w:w="5220" w:type="dxa"/>
+          </w:tcPr>
+          <w:p>
+            <w:pPr>
+              <w:widowControl w:val="0"/>
+              <w:autoSpaceDE w:val="0"/>
+              <w:autoSpaceDN w:val="0"/>
+              <w:adjustRightInd w:val="0"/>
+              <w:spacing w:before="0" w:line="240" w:lineRule="auto"/>
+              <w:rPr>
+                <w:rFonts w:ascii="BRH Devanagari Extra" w:hAnsi="BRH Devanagari Extra" w:cs="BRH Devanagari Extra"/>
+                <w:color w:val="000000"/>
+                <w:sz w:val="40"/>
+                <w:szCs w:val="40"/>
+                <w:lang w:val="it-IT"/>
+              </w:rPr>
+            </w:pPr>
+            <w:r>
+              <w:rPr>
+                <w:rFonts w:ascii="BRH Devanagari Extra" w:hAnsi="BRH Devanagari Extra" w:cs="BRH Devanagari Extra"/>
+                <w:color w:val="000000"/>
+                <w:sz w:val="40"/>
+                <w:szCs w:val="40"/>
+                <w:lang w:val="it-IT"/>
+              </w:rPr>
+              <w:t>xÉ uÉlÉ</w:t>
+            </w:r>
+            <w:r>
+              <w:rPr>
+                <w:rFonts w:ascii="BRH Malayalam Extra" w:hAnsi="BRH Malayalam Extra" w:cs="BRH Devanagari Extra"/>
+                <w:b/>
+                <w:color w:val="000000"/>
+                <w:sz w:val="32"/>
+                <w:szCs w:val="40"/>
+                <w:lang w:val="it-IT"/>
+              </w:rPr>
+              <w:t>–</w:t>
+            </w:r>
+            <w:r>
+              <w:rPr>
+                <w:rFonts w:ascii="BRH Devanagari Extra" w:hAnsi="BRH Devanagari Extra" w:cs="BRH Devanagari Extra"/>
+                <w:color w:val="000000"/>
+                <w:sz w:val="40"/>
+                <w:szCs w:val="40"/>
+                <w:lang w:val="it-IT"/>
+              </w:rPr>
+              <w:t xml:space="preserve">xmÉÌiÉþÍpÉÈ | </w:t>
+            </w:r>
+          </w:p>
+          <w:p>
+            <w:pPr>
+              <w:spacing w:before="0" w:line="240" w:lineRule="auto"/>
+              <w:rPr>
+                <w:rFonts w:ascii="BRH Malayalam Extra" w:hAnsi="BRH Malayalam Extra" w:cs="BRH Malayalam Extra"/>
+                <w:color w:val="000000"/>
+                <w:sz w:val="40"/>
+                <w:szCs w:val="40"/>
+                <w:highlight w:val="green"/>
+                <w:lang w:val="it-IT"/>
+              </w:rPr>
+            </w:pPr>
+            <w:r>
+              <w:rPr>
+                <w:rFonts w:ascii="BRH Devanagari Extra" w:hAnsi="BRH Devanagari Extra" w:cs="BRH Devanagari Extra"/>
+                <w:color w:val="000000"/>
+                <w:sz w:val="40"/>
+                <w:szCs w:val="40"/>
+                <w:lang w:val="it-IT"/>
+              </w:rPr>
+              <w:t>uÉlÉ</w:t>
+            </w:r>
+            <w:r>
+              <w:rPr>
+                <w:rFonts w:ascii="BRH Malayalam Extra" w:hAnsi="BRH Malayalam Extra" w:cs="BRH Devanagari Extra"/>
+                <w:b/>
+                <w:color w:val="000000"/>
+                <w:sz w:val="32"/>
+                <w:szCs w:val="40"/>
+                <w:lang w:val="it-IT"/>
+              </w:rPr>
+              <w:t>–</w:t>
+            </w:r>
+            <w:r>
+              <w:rPr>
+                <w:rFonts w:ascii="BRH Devanagari Extra" w:hAnsi="BRH Devanagari Extra" w:cs="BRH Devanagari Extra"/>
+                <w:color w:val="000000"/>
+                <w:sz w:val="40"/>
+                <w:szCs w:val="40"/>
+                <w:lang w:val="it-IT"/>
+              </w:rPr>
+              <w:t>xmÉÌiÉþÍpÉ</w:t>
+            </w:r>
+            <w:r>
+              <w:rPr>
+                <w:rFonts w:ascii="BRH Malayalam Extra" w:hAnsi="BRH Malayalam Extra" w:cs="BRH Devanagari Extra"/>
+                <w:b/>
+                <w:color w:val="000000"/>
+                <w:sz w:val="32"/>
+                <w:szCs w:val="40"/>
+                <w:lang w:val="it-IT"/>
+              </w:rPr>
+              <w:t>–</w:t>
+            </w:r>
+            <w:r>
+              <w:rPr>
+                <w:rFonts w:ascii="BRH Devanagari Extra" w:hAnsi="BRH Devanagari Extra" w:cs="BRH Devanagari Extra"/>
+                <w:color w:val="000000"/>
+                <w:sz w:val="40"/>
+                <w:szCs w:val="40"/>
+                <w:highlight w:val="green"/>
+                <w:lang w:val="it-IT"/>
+              </w:rPr>
+              <w:t>UÉ</w:t>
+            </w:r>
+            <w:r>
+              <w:rPr>
+                <w:rFonts w:ascii="BRH Devanagari Extra" w:hAnsi="BRH Devanagari Extra" w:cs="BRH Devanagari Extra"/>
+                <w:color w:val="000000"/>
+                <w:sz w:val="40"/>
+                <w:szCs w:val="40"/>
+                <w:lang w:val="it-IT"/>
+              </w:rPr>
+              <w:t>rÉÑþwqÉÉlÉç |</w:t>
+            </w:r>
+          </w:p>
+        </w:tc>
+      </w:tr>
+      <w:tr>
+        <w:trPr>
+          <w:trHeight w:val="680"/>
+        </w:trPr>
+        <w:tc>
+          <w:tcPr>
+            <w:tcW w:w="3877" w:type="dxa"/>
+          </w:tcPr>
+          <w:p>
+            <w:pPr>
+              <w:widowControl w:val="0"/>
+              <w:autoSpaceDE w:val="0"/>
+              <w:autoSpaceDN w:val="0"/>
+              <w:adjustRightInd w:val="0"/>
+              <w:spacing w:before="0" w:line="240" w:lineRule="auto"/>
+              <w:rPr>
+                <w:rFonts w:cs="Arial"/>
+                <w:b/>
+                <w:sz w:val="28"/>
+                <w:szCs w:val="28"/>
+                <w:lang w:val="it-IT"/>
+              </w:rPr>
+            </w:pPr>
+          </w:p>
+        </w:tc>
+        <w:tc>
+          <w:tcPr>
+            <w:tcW w:w="4738" w:type="dxa"/>
+          </w:tcPr>
+          <w:p>
+            <w:pPr>
+              <w:spacing w:before="0" w:line="240" w:lineRule="auto"/>
+              <w:rPr>
+                <w:rFonts w:ascii="BRH Devanagari Extra" w:hAnsi="BRH Devanagari Extra" w:cs="BRH Devanagari Extra"/>
+                <w:sz w:val="40"/>
+                <w:szCs w:val="40"/>
+                <w:highlight w:val="yellow"/>
+                <w:lang w:val="it-IT"/>
+              </w:rPr>
+            </w:pPr>
+          </w:p>
+        </w:tc>
+        <w:tc>
+          <w:tcPr>
+            <w:tcW w:w="5220" w:type="dxa"/>
+          </w:tcPr>
+          <w:p>
+            <w:pPr>
+              <w:spacing w:before="0" w:line="240" w:lineRule="auto"/>
+              <w:rPr>
+                <w:rFonts w:ascii="BRH Devanagari Extra" w:hAnsi="BRH Devanagari Extra" w:cs="BRH Devanagari Extra"/>
+                <w:sz w:val="40"/>
+                <w:szCs w:val="40"/>
+                <w:highlight w:val="green"/>
+                <w:lang w:val="it-IT"/>
+              </w:rPr>
+            </w:pPr>
           </w:p>
         </w:tc>
       </w:tr>
@@ -1427,7 +3314,6 @@
                 <w:szCs w:val="28"/>
                 <w:lang w:val="it-IT"/>
               </w:rPr>
-              <w:lastRenderedPageBreak/>
               <w:t>TS 2.3.2.8 - Kramam</w:t>
             </w:r>
           </w:p>
@@ -1696,6 +3582,7 @@
                 <w:szCs w:val="28"/>
                 <w:lang w:val="it-IT"/>
               </w:rPr>
+              <w:lastRenderedPageBreak/>
               <w:t>TS 2.3.5.1 - Kramam</w:t>
             </w:r>
           </w:p>
@@ -3644,7 +5531,29 @@
           <w:szCs w:val="32"/>
           <w:u w:val="single"/>
         </w:rPr>
-        <w:t>31st  October 2021</w:t>
+        <w:t>31</w:t>
+      </w:r>
+      <w:proofErr w:type="gramStart"/>
+      <w:r>
+        <w:rPr>
+          <w:b/>
+          <w:bCs/>
+          <w:sz w:val="32"/>
+          <w:szCs w:val="32"/>
+          <w:u w:val="single"/>
+        </w:rPr>
+        <w:t>st  October</w:t>
+      </w:r>
+      <w:proofErr w:type="gramEnd"/>
+      <w:r>
+        <w:rPr>
+          <w:b/>
+          <w:bCs/>
+          <w:sz w:val="32"/>
+          <w:szCs w:val="32"/>
+          <w:u w:val="single"/>
+        </w:rPr>
+        <w:t xml:space="preserve"> 2021</w:t>
       </w:r>
     </w:p>
     <w:p>
@@ -3804,7 +5713,6 @@
                 <w:sz w:val="28"/>
                 <w:szCs w:val="32"/>
               </w:rPr>
-              <w:lastRenderedPageBreak/>
               <w:t>None</w:t>
             </w:r>
           </w:p>
@@ -3888,6 +5796,7 @@
           <w:szCs w:val="32"/>
           <w:u w:val="single"/>
         </w:rPr>
+        <w:lastRenderedPageBreak/>
         <w:t>====================</w:t>
       </w:r>
     </w:p>
@@ -5730,7 +7639,6 @@
                 <w:sz w:val="28"/>
                 <w:szCs w:val="32"/>
               </w:rPr>
-              <w:lastRenderedPageBreak/>
               <w:t>Panchaati No</w:t>
             </w:r>
             <w:r>
@@ -5800,7 +7708,6 @@
                 <w:sz w:val="40"/>
                 <w:szCs w:val="40"/>
               </w:rPr>
-              <w:lastRenderedPageBreak/>
               <w:t>lÉuÉ</w:t>
             </w:r>
             <w:r>
@@ -5955,6 +7862,7 @@
                 <w:sz w:val="28"/>
                 <w:szCs w:val="32"/>
               </w:rPr>
+              <w:lastRenderedPageBreak/>
               <w:t>T.S.2.3.</w:t>
             </w:r>
             <w:r>
@@ -10309,7 +12217,16 @@
           <w:bCs/>
           <w:sz w:val="32"/>
         </w:rPr>
-        <w:t>replaced with</w:t>
+        <w:t xml:space="preserve">replaced </w:t>
+      </w:r>
+      <w:proofErr w:type="gramStart"/>
+      <w:r>
+        <w:rPr>
+          <w:b/>
+          <w:bCs/>
+          <w:sz w:val="32"/>
+        </w:rPr>
+        <w:t>with</w:t>
       </w:r>
       <w:r>
         <w:rPr>
@@ -10331,6 +12248,7 @@
         </w:rPr>
         <w:t>"</w:t>
       </w:r>
+      <w:proofErr w:type="gramEnd"/>
       <w:r>
         <w:rPr>
           <w:rFonts w:ascii="BRH Devanagari" w:hAnsi="BRH Devanagari" w:cs="BRH Devanagari"/>
@@ -12166,6 +14084,18 @@
       <w:lang w:bidi="ar-SA"/>
     </w:rPr>
   </w:style>
+  <w:style w:type="paragraph" w:styleId="NoSpacing">
+    <w:name w:val="No Spacing"/>
+    <w:uiPriority w:val="1"/>
+    <w:qFormat/>
+    <w:rsid w:val="00176E1B"/>
+    <w:rPr>
+      <w:rFonts w:ascii="Arial" w:hAnsi="Arial"/>
+      <w:sz w:val="24"/>
+      <w:szCs w:val="22"/>
+      <w:lang w:val="en-US" w:eastAsia="en-US" w:bidi="ar-SA"/>
+    </w:rPr>
+  </w:style>
 </w:styles>
 </file>
 

--- a/TS-Kramam/TS-2.3/TS 2.3 Sanskrit Krama Paatam Corrections.docx
+++ b/TS-Kramam/TS-2.3/TS 2.3 Sanskrit Krama Paatam Corrections.docx
@@ -8,7 +8,6 @@
         <w:rPr>
           <w:b/>
           <w:bCs/>
-          <w:color w:val="EE0000"/>
           <w:sz w:val="32"/>
           <w:szCs w:val="32"/>
           <w:u w:val="single"/>
@@ -88,13 +87,11 @@
         <w:rPr>
           <w:b/>
           <w:bCs/>
-          <w:color w:val="EE0000"/>
           <w:sz w:val="32"/>
           <w:szCs w:val="32"/>
-          <w:highlight w:val="yellow"/>
           <w:u w:val="single"/>
         </w:rPr>
-        <w:t>xxxxxxxxx</w:t>
+        <w:t>31st July 2026</w:t>
       </w:r>
     </w:p>
     <w:p>
@@ -2794,66 +2791,6 @@
                 <w:lang w:val="it-IT"/>
               </w:rPr>
             </w:pPr>
-          </w:p>
-        </w:tc>
-        <w:tc>
-          <w:tcPr>
-            <w:tcW w:w="4738" w:type="dxa"/>
-          </w:tcPr>
-          <w:p>
-            <w:pPr>
-              <w:spacing w:before="0" w:line="240" w:lineRule="auto"/>
-              <w:rPr>
-                <w:rFonts w:ascii="BRH Devanagari Extra" w:hAnsi="BRH Devanagari Extra" w:cs="BRH Devanagari Extra"/>
-                <w:sz w:val="40"/>
-                <w:szCs w:val="40"/>
-                <w:highlight w:val="yellow"/>
-                <w:lang w:val="it-IT"/>
-              </w:rPr>
-            </w:pPr>
-          </w:p>
-        </w:tc>
-        <w:tc>
-          <w:tcPr>
-            <w:tcW w:w="5220" w:type="dxa"/>
-          </w:tcPr>
-          <w:p>
-            <w:pPr>
-              <w:spacing w:before="0" w:line="240" w:lineRule="auto"/>
-              <w:rPr>
-                <w:rFonts w:ascii="BRH Devanagari Extra" w:hAnsi="BRH Devanagari Extra" w:cs="BRH Devanagari Extra"/>
-                <w:sz w:val="40"/>
-                <w:szCs w:val="40"/>
-                <w:highlight w:val="green"/>
-                <w:lang w:val="it-IT"/>
-              </w:rPr>
-            </w:pPr>
-          </w:p>
-        </w:tc>
-      </w:tr>
-      <w:tr>
-        <w:trPr>
-          <w:trHeight w:val="680"/>
-        </w:trPr>
-        <w:tc>
-          <w:tcPr>
-            <w:tcW w:w="3877" w:type="dxa"/>
-          </w:tcPr>
-          <w:p>
-            <w:pPr>
-              <w:widowControl w:val="0"/>
-              <w:autoSpaceDE w:val="0"/>
-              <w:autoSpaceDN w:val="0"/>
-              <w:adjustRightInd w:val="0"/>
-              <w:spacing w:before="0" w:line="240" w:lineRule="auto"/>
-              <w:rPr>
-                <w:rFonts w:cs="Arial"/>
-                <w:b/>
-                <w:sz w:val="28"/>
-                <w:szCs w:val="28"/>
-                <w:lang w:val="it-IT"/>
-              </w:rPr>
-            </w:pPr>
             <w:r>
               <w:rPr>
                 <w:rFonts w:cs="Arial"/>
@@ -3049,6 +2986,16 @@
           <w:u w:val="single"/>
         </w:rPr>
       </w:pPr>
+      <w:r>
+        <w:rPr>
+          <w:b/>
+          <w:bCs/>
+          <w:sz w:val="32"/>
+          <w:szCs w:val="32"/>
+          <w:u w:val="single"/>
+        </w:rPr>
+        <w:t>==============</w:t>
+      </w:r>
     </w:p>
     <w:p>
       <w:pPr>
@@ -3582,7 +3529,6 @@
                 <w:szCs w:val="28"/>
                 <w:lang w:val="it-IT"/>
               </w:rPr>
-              <w:lastRenderedPageBreak/>
               <w:t>TS 2.3.5.1 - Kramam</w:t>
             </w:r>
           </w:p>
@@ -3958,6 +3904,7 @@
                 <w:szCs w:val="28"/>
                 <w:lang w:val="it-IT"/>
               </w:rPr>
+              <w:lastRenderedPageBreak/>
               <w:t>TS 2.3.9.2 - Kramam</w:t>
             </w:r>
           </w:p>
@@ -5442,6 +5389,28 @@
         </w:tc>
       </w:tr>
     </w:tbl>
+    <w:p>
+      <w:pPr>
+        <w:jc w:val="center"/>
+        <w:rPr>
+          <w:b/>
+          <w:bCs/>
+          <w:sz w:val="32"/>
+          <w:szCs w:val="32"/>
+          <w:u w:val="single"/>
+        </w:rPr>
+      </w:pPr>
+      <w:r>
+        <w:rPr>
+          <w:b/>
+          <w:bCs/>
+          <w:sz w:val="32"/>
+          <w:szCs w:val="32"/>
+          <w:u w:val="single"/>
+        </w:rPr>
+        <w:t>=============</w:t>
+      </w:r>
+    </w:p>
     <w:p>
       <w:pPr>
         <w:jc w:val="center"/>
@@ -5796,7 +5765,6 @@
           <w:szCs w:val="32"/>
           <w:u w:val="single"/>
         </w:rPr>
-        <w:lastRenderedPageBreak/>
         <w:t>====================</w:t>
       </w:r>
     </w:p>
@@ -5819,6 +5787,7 @@
           <w:szCs w:val="32"/>
           <w:u w:val="single"/>
         </w:rPr>
+        <w:lastRenderedPageBreak/>
         <w:t xml:space="preserve">TS </w:t>
       </w:r>
       <w:r>
@@ -7862,7 +7831,6 @@
                 <w:sz w:val="28"/>
                 <w:szCs w:val="32"/>
               </w:rPr>
-              <w:lastRenderedPageBreak/>
               <w:t>T.S.2.3.</w:t>
             </w:r>
             <w:r>
@@ -8215,6 +8183,7 @@
                 <w:sz w:val="28"/>
                 <w:szCs w:val="32"/>
               </w:rPr>
+              <w:lastRenderedPageBreak/>
               <w:t>T.S.2.3.</w:t>
             </w:r>
             <w:r>
@@ -10989,7 +10958,6 @@
                 <w:sz w:val="28"/>
                 <w:szCs w:val="32"/>
               </w:rPr>
-              <w:lastRenderedPageBreak/>
               <w:t>T.S.2.3.</w:t>
             </w:r>
             <w:r>
@@ -11262,6 +11230,7 @@
                 <w:sz w:val="28"/>
                 <w:szCs w:val="32"/>
               </w:rPr>
+              <w:lastRenderedPageBreak/>
               <w:t>T.S.2.3.</w:t>
             </w:r>
             <w:r>
@@ -12325,6 +12294,90 @@
           <w:u w:val="single"/>
         </w:rPr>
       </w:pPr>
+    </w:p>
+    <w:p>
+      <w:pPr>
+        <w:jc w:val="center"/>
+        <w:rPr>
+          <w:b/>
+          <w:bCs/>
+          <w:sz w:val="32"/>
+          <w:szCs w:val="32"/>
+          <w:u w:val="single"/>
+        </w:rPr>
+      </w:pPr>
+    </w:p>
+    <w:p>
+      <w:pPr>
+        <w:jc w:val="center"/>
+        <w:rPr>
+          <w:b/>
+          <w:bCs/>
+          <w:sz w:val="32"/>
+          <w:szCs w:val="32"/>
+          <w:u w:val="single"/>
+        </w:rPr>
+      </w:pPr>
+    </w:p>
+    <w:p>
+      <w:pPr>
+        <w:jc w:val="center"/>
+        <w:rPr>
+          <w:b/>
+          <w:bCs/>
+          <w:sz w:val="32"/>
+          <w:szCs w:val="32"/>
+          <w:u w:val="single"/>
+        </w:rPr>
+      </w:pPr>
+    </w:p>
+    <w:p>
+      <w:pPr>
+        <w:jc w:val="center"/>
+        <w:rPr>
+          <w:b/>
+          <w:bCs/>
+          <w:sz w:val="32"/>
+          <w:szCs w:val="32"/>
+          <w:u w:val="single"/>
+        </w:rPr>
+      </w:pPr>
+    </w:p>
+    <w:p>
+      <w:pPr>
+        <w:jc w:val="center"/>
+        <w:rPr>
+          <w:b/>
+          <w:bCs/>
+          <w:sz w:val="32"/>
+          <w:szCs w:val="32"/>
+          <w:u w:val="single"/>
+        </w:rPr>
+      </w:pPr>
+    </w:p>
+    <w:p>
+      <w:pPr>
+        <w:jc w:val="center"/>
+        <w:rPr>
+          <w:b/>
+          <w:bCs/>
+          <w:sz w:val="32"/>
+          <w:szCs w:val="32"/>
+          <w:u w:val="single"/>
+        </w:rPr>
+      </w:pPr>
+    </w:p>
+    <w:p>
+      <w:pPr>
+        <w:jc w:val="center"/>
+        <w:rPr>
+          <w:b/>
+          <w:bCs/>
+          <w:sz w:val="32"/>
+          <w:szCs w:val="32"/>
+          <w:u w:val="single"/>
+        </w:rPr>
+      </w:pPr>
       <w:r>
         <w:rPr>
           <w:b/>
@@ -12333,6 +12386,7 @@
           <w:szCs w:val="32"/>
           <w:u w:val="single"/>
         </w:rPr>
+        <w:lastRenderedPageBreak/>
         <w:t xml:space="preserve">TS </w:t>
       </w:r>
       <w:r>
@@ -12659,7 +12713,6 @@
                 <w:sz w:val="40"/>
                 <w:szCs w:val="40"/>
               </w:rPr>
-              <w:lastRenderedPageBreak/>
               <w:t>A</w:t>
             </w:r>
             <w:r>
@@ -12729,7 +12782,6 @@
                 <w:sz w:val="40"/>
                 <w:szCs w:val="40"/>
               </w:rPr>
-              <w:lastRenderedPageBreak/>
               <w:t>AÉ rÉÉþÌiÉ | rÉÉ</w:t>
             </w:r>
             <w:r>
@@ -12835,7 +12887,6 @@
                 <w:sz w:val="40"/>
                 <w:szCs w:val="40"/>
               </w:rPr>
-              <w:lastRenderedPageBreak/>
               <w:t>A</w:t>
             </w:r>
             <w:r>
@@ -12918,7 +12969,6 @@
                 <w:sz w:val="40"/>
                 <w:szCs w:val="40"/>
               </w:rPr>
-              <w:lastRenderedPageBreak/>
               <w:t>AÉ rÉÉþÌiÉ | rÉÉ</w:t>
             </w:r>
             <w:r>
@@ -13101,7 +13151,6 @@
           <w:b/>
           <w:sz w:val="36"/>
         </w:rPr>
-        <w:lastRenderedPageBreak/>
         <w:t>=======================</w:t>
       </w:r>
     </w:p>
